--- a/docs/Manual_de_Usuario.docx
+++ b/docs/Manual_de_Usuario.docx
@@ -2,23 +2,110 @@
 <file path=word/document.xml><?xml version="1.0" encoding="utf-8"?>
 <w:document xmlns:wpc="http://schemas.microsoft.com/office/word/2010/wordprocessingCanvas" xmlns:mo="http://schemas.microsoft.com/office/mac/office/2008/main" xmlns:mc="http://schemas.openxmlformats.org/markup-compatibility/2006" xmlns:mv="urn:schemas-microsoft-com:mac:vml" xmlns:o="urn:schemas-microsoft-com:office:office" xmlns:r="http://schemas.openxmlformats.org/officeDocument/2006/relationships" xmlns:m="http://schemas.openxmlformats.org/officeDocument/2006/math" xmlns:v="urn:schemas-microsoft-com:vml" xmlns:wp14="http://schemas.microsoft.com/office/word/2010/wordprocessingDrawing" xmlns:wp="http://schemas.openxmlformats.org/drawingml/2006/wordprocessingDrawing" xmlns:w10="urn:schemas-microsoft-com:office:word" xmlns:w="http://schemas.openxmlformats.org/wordprocessingml/2006/main" xmlns:w14="http://schemas.microsoft.com/office/word/2010/wordml" xmlns:wpg="http://schemas.microsoft.com/office/word/2010/wordprocessingGroup" xmlns:wpi="http://schemas.microsoft.com/office/word/2010/wordprocessingInk" xmlns:wne="http://schemas.microsoft.com/office/word/2006/wordml" xmlns:wps="http://schemas.microsoft.com/office/word/2010/wordprocessingShape" mc:Ignorable="w14 wp14">
   <w:body>
-    <w:p/>
-    <w:p/>
-    <w:p/>
-    <w:p/>
-    <w:p/>
-    <w:p/>
     <w:p>
       <w:pPr>
+        <w:spacing w:line="480" w:lineRule="auto"/>
+      </w:pPr>
+    </w:p>
+    <w:p>
+      <w:pPr>
+        <w:spacing w:line="480" w:lineRule="auto"/>
+      </w:pPr>
+    </w:p>
+    <w:p>
+      <w:pPr>
+        <w:spacing w:line="480" w:lineRule="auto"/>
+      </w:pPr>
+    </w:p>
+    <w:p>
+      <w:pPr>
+        <w:spacing w:line="480" w:lineRule="auto"/>
+      </w:pPr>
+    </w:p>
+    <w:p>
+      <w:pPr>
+        <w:spacing w:line="480" w:lineRule="auto"/>
         <w:jc w:val="center"/>
       </w:pPr>
       <w:r>
         <w:rPr>
+          <w:rFonts w:ascii="Times New Roman" w:hAnsi="Times New Roman"/>
           <w:b/>
-          <w:color w:val="E86C00"/>
-          <w:sz w:val="56"/>
+          <w:sz w:val="40"/>
         </w:rPr>
-        <w:t>Manual de Usuario</w:t>
+        <w:t>MANUAL DE USUARIO</w:t>
+      </w:r>
+    </w:p>
+    <w:p>
+      <w:pPr>
+        <w:spacing w:line="480" w:lineRule="auto"/>
+        <w:jc w:val="center"/>
+      </w:pPr>
+      <w:r>
+        <w:rPr>
+          <w:rFonts w:ascii="Times New Roman" w:hAnsi="Times New Roman"/>
+          <w:sz w:val="28"/>
+        </w:rPr>
+        <w:t>Plataforma TDA-SIMP</w:t>
+        <w:br/>
+        <w:t>Optimizacion Topologica y Homologia Persistente</w:t>
+      </w:r>
+    </w:p>
+    <w:p>
+      <w:pPr>
+        <w:spacing w:line="480" w:lineRule="auto"/>
+      </w:pPr>
+    </w:p>
+    <w:p>
+      <w:pPr>
+        <w:spacing w:line="480" w:lineRule="auto"/>
+      </w:pPr>
+    </w:p>
+    <w:p>
+      <w:pPr>
+        <w:spacing w:line="480" w:lineRule="auto"/>
+      </w:pPr>
+    </w:p>
+    <w:p>
+      <w:pPr>
+        <w:spacing w:line="480" w:lineRule="auto"/>
+        <w:jc w:val="center"/>
+      </w:pPr>
+      <w:r>
+        <w:rPr>
+          <w:rFonts w:ascii="Times New Roman" w:hAnsi="Times New Roman"/>
+          <w:b/>
+          <w:sz w:val="28"/>
+        </w:rPr>
+        <w:t>Jorge Larry Copa Cruz</w:t>
+      </w:r>
+    </w:p>
+    <w:p>
+      <w:pPr>
+        <w:spacing w:line="480" w:lineRule="auto"/>
+        <w:jc w:val="center"/>
+      </w:pPr>
+      <w:r>
+        <w:rPr>
+          <w:rFonts w:ascii="Times New Roman" w:hAnsi="Times New Roman"/>
+          <w:sz w:val="24"/>
+        </w:rPr>
+        <w:t>Maestria en Matematica — Universidad Autonoma Gabriel Rene Moreno</w:t>
+        <w:br/>
+        <w:t>2026</w:t>
+      </w:r>
+    </w:p>
+    <w:p>
+      <w:r>
+        <w:br w:type="page"/>
+      </w:r>
+    </w:p>
+    <w:p>
+      <w:pPr>
+        <w:pStyle w:val="Heading1"/>
+      </w:pPr>
+      <w:r>
+        <w:t>Tabla de Contenidos</w:t>
       </w:r>
     </w:p>
     <w:p>
@@ -27,48 +114,23 @@
       </w:pPr>
       <w:r>
         <w:rPr>
-          <w:color w:val="666666"/>
-          <w:sz w:val="28"/>
+          <w:rFonts w:ascii="Times New Roman" w:hAnsi="Times New Roman"/>
+          <w:i/>
+          <w:color w:val="999999"/>
+          <w:sz w:val="22"/>
         </w:rPr>
-        <w:t>Plataforma TDA-SIMP</w:t>
-        <w:br/>
-        <w:t>Optimizacion Topologica y Homologia Persistente</w:t>
-      </w:r>
-    </w:p>
-    <w:p/>
-    <w:p>
-      <w:pPr>
-        <w:jc w:val="center"/>
-      </w:pPr>
-      <w:r>
-        <w:rPr>
-          <w:color w:val="1A1A2E"/>
-          <w:sz w:val="24"/>
-        </w:rPr>
-        <w:t>Jorge Larry Copa Cruz</w:t>
+        <w:t>[Actualizar campo de tabla de contenidos en Word]</w:t>
       </w:r>
     </w:p>
     <w:p>
-      <w:pPr>
-        <w:jc w:val="center"/>
-      </w:pPr>
       <w:r>
-        <w:rPr>
-          <w:color w:val="1A1A2E"/>
-          <w:sz w:val="24"/>
-        </w:rPr>
-        <w:t>Maestria en Matematica — UAGRM — 2026</w:t>
+        <w:fldChar w:fldCharType="begin"/>
       </w:r>
-    </w:p>
-    <w:p>
-      <w:pPr>
-        <w:jc w:val="center"/>
-      </w:pPr>
       <w:r>
-        <w:rPr>
-          <w:color w:val="1A1A2E"/>
-          <w:sz w:val="24"/>
-        </w:rPr>
+        <w:instrText xml:space="preserve"> TOC \o "1-3" \h \z \u </w:instrText>
+      </w:r>
+      <w:r>
+        <w:fldChar w:fldCharType="end"/>
       </w:r>
     </w:p>
     <w:p>
@@ -86,12 +148,12 @@
     </w:p>
     <w:p>
       <w:r>
-        <w:t>La Plataforma TDA-SIMP es una herramienta interactiva de analisis topologico y optimizacion de estructuras mediante el metodo SIMP (Solid Isotropic Material with Penalization). Combina Teoria de Datos (TDA) con optimizacion topologica para validar hipotesis sobre robustez, eficiencia y comparacion de disenos estructurales.</w:t>
+        <w:t>La Plataforma TDA-SIMP es una herramienta interactiva de analisis topologico y optimizacion de estructuras mediante el metodo SIMP (Solid Isotropic Material with Penalization). Esta plataforma combina la Teoria de Datos (TDA) con la optimizacion topologica para validar hipotesis sobre robustez, eficiencia y comparacion de disenos estructurales.</w:t>
       </w:r>
     </w:p>
     <w:p>
       <w:r>
-        <w:t>Esta plataforma fue desarrollada como parte de la tesis de Maestria en Matematica de Jorge Larry Copa Cruz en la Universidad Autonoma Gabriel Rene Moreno (UAGRM), Bolivia, 2026.</w:t>
+        <w:t>El sistema fue desarrollado como herramienta complementaria de la tesis de Maestria en Matematica de Jorge Larry Copa Cruz en la Universidad Autonoma Gabriel Rene Moreno (UAGRM), Bolivia, 2026.</w:t>
       </w:r>
     </w:p>
     <w:p>
@@ -99,28 +161,48 @@
         <w:pStyle w:val="Heading2"/>
       </w:pPr>
       <w:r>
-        <w:t>1.1 Tecnologias</w:t>
+        <w:t>1.1 Objetivo del manual</w:t>
+      </w:r>
+    </w:p>
+    <w:p>
+      <w:r>
+        <w:t>Este manual tiene como proposito guiar al usuario en la instalacion, configuracion y uso de la plataforma. Se describe cada modulo de analisis, sus parametros configurables y los resultados esperados.</w:t>
+      </w:r>
+    </w:p>
+    <w:p>
+      <w:pPr>
+        <w:pStyle w:val="Heading2"/>
+      </w:pPr>
+      <w:r>
+        <w:t>1.2 Tecnologias utilizadas</w:t>
       </w:r>
     </w:p>
     <w:tbl>
       <w:tblPr>
-        <w:tblStyle w:val="LightGrid-Accent1"/>
+        <w:tblStyle w:val="TableGrid"/>
         <w:tblW w:type="auto" w:w="0"/>
         <w:jc w:val="center"/>
         <w:tblLook w:firstColumn="1" w:firstRow="1" w:lastColumn="0" w:lastRow="0" w:noHBand="0" w:noVBand="1" w:val="04A0"/>
       </w:tblPr>
       <w:tblGrid>
-        <w:gridCol w:w="4703"/>
-        <w:gridCol w:w="4703"/>
+        <w:gridCol w:w="2946"/>
+        <w:gridCol w:w="2946"/>
+        <w:gridCol w:w="2946"/>
       </w:tblGrid>
       <w:tr>
         <w:tc>
           <w:tcPr>
-            <w:tcW w:type="dxa" w:w="4703"/>
+            <w:tcW w:type="dxa" w:w="2946"/>
+            <w:shd w:fill="D9E2F3"/>
           </w:tcPr>
           <w:p>
+            <w:pPr>
+              <w:jc w:val="center"/>
+            </w:pPr>
+            <w:r/>
             <w:r>
               <w:rPr>
+                <w:rFonts w:ascii="Times New Roman" w:hAnsi="Times New Roman"/>
                 <w:b/>
                 <w:sz w:val="20"/>
               </w:rPr>
@@ -130,11 +212,17 @@
         </w:tc>
         <w:tc>
           <w:tcPr>
-            <w:tcW w:type="dxa" w:w="4703"/>
+            <w:tcW w:type="dxa" w:w="2946"/>
+            <w:shd w:fill="D9E2F3"/>
           </w:tcPr>
           <w:p>
+            <w:pPr>
+              <w:jc w:val="center"/>
+            </w:pPr>
+            <w:r/>
             <w:r>
               <w:rPr>
+                <w:rFonts w:ascii="Times New Roman" w:hAnsi="Times New Roman"/>
                 <w:b/>
                 <w:sz w:val="20"/>
               </w:rPr>
@@ -142,15 +230,37 @@
             </w:r>
           </w:p>
         </w:tc>
+        <w:tc>
+          <w:tcPr>
+            <w:tcW w:type="dxa" w:w="2946"/>
+            <w:shd w:fill="D9E2F3"/>
+          </w:tcPr>
+          <w:p>
+            <w:pPr>
+              <w:jc w:val="center"/>
+            </w:pPr>
+            <w:r/>
+            <w:r>
+              <w:rPr>
+                <w:rFonts w:ascii="Times New Roman" w:hAnsi="Times New Roman"/>
+                <w:b/>
+                <w:sz w:val="20"/>
+              </w:rPr>
+              <w:t>Funcion</w:t>
+            </w:r>
+          </w:p>
+        </w:tc>
       </w:tr>
       <w:tr>
         <w:tc>
           <w:tcPr>
-            <w:tcW w:type="dxa" w:w="4703"/>
+            <w:tcW w:type="dxa" w:w="2946"/>
           </w:tcPr>
           <w:p>
+            <w:r/>
             <w:r>
               <w:rPr>
+                <w:rFonts w:ascii="Times New Roman" w:hAnsi="Times New Roman"/>
                 <w:sz w:val="20"/>
               </w:rPr>
               <w:t>Framework</w:t>
@@ -159,14 +269,31 @@
         </w:tc>
         <w:tc>
           <w:tcPr>
-            <w:tcW w:type="dxa" w:w="4703"/>
+            <w:tcW w:type="dxa" w:w="2946"/>
           </w:tcPr>
           <w:p>
+            <w:r/>
             <w:r>
               <w:rPr>
+                <w:rFonts w:ascii="Times New Roman" w:hAnsi="Times New Roman"/>
                 <w:sz w:val="20"/>
               </w:rPr>
-              <w:t>Streamlit (Python)</w:t>
+              <w:t>Streamlit</w:t>
+            </w:r>
+          </w:p>
+        </w:tc>
+        <w:tc>
+          <w:tcPr>
+            <w:tcW w:type="dxa" w:w="2946"/>
+          </w:tcPr>
+          <w:p>
+            <w:r/>
+            <w:r>
+              <w:rPr>
+                <w:rFonts w:ascii="Times New Roman" w:hAnsi="Times New Roman"/>
+                <w:sz w:val="20"/>
+              </w:rPr>
+              <w:t>Interfaz web interactiva</w:t>
             </w:r>
           </w:p>
         </w:tc>
@@ -174,11 +301,60 @@
       <w:tr>
         <w:tc>
           <w:tcPr>
-            <w:tcW w:type="dxa" w:w="4703"/>
+            <w:tcW w:type="dxa" w:w="2946"/>
           </w:tcPr>
           <w:p>
+            <w:r/>
             <w:r>
               <w:rPr>
+                <w:rFonts w:ascii="Times New Roman" w:hAnsi="Times New Roman"/>
+                <w:sz w:val="20"/>
+              </w:rPr>
+              <w:t>Lenguaje</w:t>
+            </w:r>
+          </w:p>
+        </w:tc>
+        <w:tc>
+          <w:tcPr>
+            <w:tcW w:type="dxa" w:w="2946"/>
+          </w:tcPr>
+          <w:p>
+            <w:r/>
+            <w:r>
+              <w:rPr>
+                <w:rFonts w:ascii="Times New Roman" w:hAnsi="Times New Roman"/>
+                <w:sz w:val="20"/>
+              </w:rPr>
+              <w:t>Python 3.10+</w:t>
+            </w:r>
+          </w:p>
+        </w:tc>
+        <w:tc>
+          <w:tcPr>
+            <w:tcW w:type="dxa" w:w="2946"/>
+          </w:tcPr>
+          <w:p>
+            <w:r/>
+            <w:r>
+              <w:rPr>
+                <w:rFonts w:ascii="Times New Roman" w:hAnsi="Times New Roman"/>
+                <w:sz w:val="20"/>
+              </w:rPr>
+              <w:t>Logica de dominio y calculo</w:t>
+            </w:r>
+          </w:p>
+        </w:tc>
+      </w:tr>
+      <w:tr>
+        <w:tc>
+          <w:tcPr>
+            <w:tcW w:type="dxa" w:w="2946"/>
+          </w:tcPr>
+          <w:p>
+            <w:r/>
+            <w:r>
+              <w:rPr>
+                <w:rFonts w:ascii="Times New Roman" w:hAnsi="Times New Roman"/>
                 <w:sz w:val="20"/>
               </w:rPr>
               <w:t>Analisis topologico</w:t>
@@ -187,14 +363,31 @@
         </w:tc>
         <w:tc>
           <w:tcPr>
-            <w:tcW w:type="dxa" w:w="4703"/>
+            <w:tcW w:type="dxa" w:w="2946"/>
           </w:tcPr>
           <w:p>
+            <w:r/>
             <w:r>
               <w:rPr>
+                <w:rFonts w:ascii="Times New Roman" w:hAnsi="Times New Roman"/>
                 <w:sz w:val="20"/>
               </w:rPr>
-              <w:t>Ripser, GUDHI, scikit-tda</w:t>
+              <w:t>Ripser, GUDHI</w:t>
+            </w:r>
+          </w:p>
+        </w:tc>
+        <w:tc>
+          <w:tcPr>
+            <w:tcW w:type="dxa" w:w="2946"/>
+          </w:tcPr>
+          <w:p>
+            <w:r/>
+            <w:r>
+              <w:rPr>
+                <w:rFonts w:ascii="Times New Roman" w:hAnsi="Times New Roman"/>
+                <w:sz w:val="20"/>
+              </w:rPr>
+              <w:t>Homologia persistente</w:t>
             </w:r>
           </w:p>
         </w:tc>
@@ -202,11 +395,13 @@
       <w:tr>
         <w:tc>
           <w:tcPr>
-            <w:tcW w:type="dxa" w:w="4703"/>
+            <w:tcW w:type="dxa" w:w="2946"/>
           </w:tcPr>
           <w:p>
+            <w:r/>
             <w:r>
               <w:rPr>
+                <w:rFonts w:ascii="Times New Roman" w:hAnsi="Times New Roman"/>
                 <w:sz w:val="20"/>
               </w:rPr>
               <w:t>Optimizacion</w:t>
@@ -215,14 +410,31 @@
         </w:tc>
         <w:tc>
           <w:tcPr>
-            <w:tcW w:type="dxa" w:w="4703"/>
+            <w:tcW w:type="dxa" w:w="2946"/>
           </w:tcPr>
           <w:p>
+            <w:r/>
             <w:r>
               <w:rPr>
+                <w:rFonts w:ascii="Times New Roman" w:hAnsi="Times New Roman"/>
                 <w:sz w:val="20"/>
               </w:rPr>
-              <w:t>SIMP con MMA (Method of Moving Asymptotes)</w:t>
+              <w:t>SIMP + MMA</w:t>
+            </w:r>
+          </w:p>
+        </w:tc>
+        <w:tc>
+          <w:tcPr>
+            <w:tcW w:type="dxa" w:w="2946"/>
+          </w:tcPr>
+          <w:p>
+            <w:r/>
+            <w:r>
+              <w:rPr>
+                <w:rFonts w:ascii="Times New Roman" w:hAnsi="Times New Roman"/>
+                <w:sz w:val="20"/>
+              </w:rPr>
+              <w:t>Optimizacion topologica</w:t>
             </w:r>
           </w:p>
         </w:tc>
@@ -230,11 +442,13 @@
       <w:tr>
         <w:tc>
           <w:tcPr>
-            <w:tcW w:type="dxa" w:w="4703"/>
+            <w:tcW w:type="dxa" w:w="2946"/>
           </w:tcPr>
           <w:p>
+            <w:r/>
             <w:r>
               <w:rPr>
+                <w:rFonts w:ascii="Times New Roman" w:hAnsi="Times New Roman"/>
                 <w:sz w:val="20"/>
               </w:rPr>
               <w:t>FEM</w:t>
@@ -243,14 +457,31 @@
         </w:tc>
         <w:tc>
           <w:tcPr>
-            <w:tcW w:type="dxa" w:w="4703"/>
+            <w:tcW w:type="dxa" w:w="2946"/>
           </w:tcPr>
           <w:p>
+            <w:r/>
             <w:r>
               <w:rPr>
+                <w:rFonts w:ascii="Times New Roman" w:hAnsi="Times New Roman"/>
                 <w:sz w:val="20"/>
               </w:rPr>
-              <w:t>Elementos finitos 2D (Plane Stress)</w:t>
+              <w:t>Elementos finitos 2D</w:t>
+            </w:r>
+          </w:p>
+        </w:tc>
+        <w:tc>
+          <w:tcPr>
+            <w:tcW w:type="dxa" w:w="2946"/>
+          </w:tcPr>
+          <w:p>
+            <w:r/>
+            <w:r>
+              <w:rPr>
+                <w:rFonts w:ascii="Times New Roman" w:hAnsi="Times New Roman"/>
+                <w:sz w:val="20"/>
+              </w:rPr>
+              <w:t>Solver estructural</w:t>
             </w:r>
           </w:p>
         </w:tc>
@@ -258,11 +489,13 @@
       <w:tr>
         <w:tc>
           <w:tcPr>
-            <w:tcW w:type="dxa" w:w="4703"/>
+            <w:tcW w:type="dxa" w:w="2946"/>
           </w:tcPr>
           <w:p>
+            <w:r/>
             <w:r>
               <w:rPr>
+                <w:rFonts w:ascii="Times New Roman" w:hAnsi="Times New Roman"/>
                 <w:sz w:val="20"/>
               </w:rPr>
               <w:t>Visualizacion</w:t>
@@ -271,14 +504,31 @@
         </w:tc>
         <w:tc>
           <w:tcPr>
-            <w:tcW w:type="dxa" w:w="4703"/>
+            <w:tcW w:type="dxa" w:w="2946"/>
           </w:tcPr>
           <w:p>
+            <w:r/>
             <w:r>
               <w:rPr>
+                <w:rFonts w:ascii="Times New Roman" w:hAnsi="Times New Roman"/>
                 <w:sz w:val="20"/>
               </w:rPr>
               <w:t>Plotly, Matplotlib</w:t>
+            </w:r>
+          </w:p>
+        </w:tc>
+        <w:tc>
+          <w:tcPr>
+            <w:tcW w:type="dxa" w:w="2946"/>
+          </w:tcPr>
+          <w:p>
+            <w:r/>
+            <w:r>
+              <w:rPr>
+                <w:rFonts w:ascii="Times New Roman" w:hAnsi="Times New Roman"/>
+                <w:sz w:val="20"/>
+              </w:rPr>
+              <w:t>Graficas interactivas y estaticas</w:t>
             </w:r>
           </w:p>
         </w:tc>
@@ -286,11 +536,13 @@
       <w:tr>
         <w:tc>
           <w:tcPr>
-            <w:tcW w:type="dxa" w:w="4703"/>
+            <w:tcW w:type="dxa" w:w="2946"/>
           </w:tcPr>
           <w:p>
+            <w:r/>
             <w:r>
               <w:rPr>
+                <w:rFonts w:ascii="Times New Roman" w:hAnsi="Times New Roman"/>
                 <w:sz w:val="20"/>
               </w:rPr>
               <w:t>Empaquetado</w:t>
@@ -299,20 +551,50 @@
         </w:tc>
         <w:tc>
           <w:tcPr>
-            <w:tcW w:type="dxa" w:w="4703"/>
+            <w:tcW w:type="dxa" w:w="2946"/>
           </w:tcPr>
           <w:p>
+            <w:r/>
             <w:r>
               <w:rPr>
+                <w:rFonts w:ascii="Times New Roman" w:hAnsi="Times New Roman"/>
                 <w:sz w:val="20"/>
               </w:rPr>
-              <w:t>PyInstaller (.exe nativo Windows)</w:t>
+              <w:t>PyInstaller</w:t>
+            </w:r>
+          </w:p>
+        </w:tc>
+        <w:tc>
+          <w:tcPr>
+            <w:tcW w:type="dxa" w:w="2946"/>
+          </w:tcPr>
+          <w:p>
+            <w:r/>
+            <w:r>
+              <w:rPr>
+                <w:rFonts w:ascii="Times New Roman" w:hAnsi="Times New Roman"/>
+                <w:sz w:val="20"/>
+              </w:rPr>
+              <w:t>Ejecutable nativo Windows</w:t>
             </w:r>
           </w:p>
         </w:tc>
       </w:tr>
     </w:tbl>
     <w:p/>
+    <w:p>
+      <w:pPr>
+        <w:pStyle w:val="Heading2"/>
+      </w:pPr>
+      <w:r>
+        <w:t>1.3 Estructura del manual</w:t>
+      </w:r>
+    </w:p>
+    <w:p>
+      <w:r>
+        <w:t>El manual se organiza en los siguientes capitulos: (1) Introduccion, (2) Instalacion y Ejecucion, (3) Estructura de la Interfaz, (4) Modulo H.E.1, (5) Modulo H.E.2, (6) Modulo H.G., (7) Modulo Ejemplo Viga, (8) Solucion de Problemas y (9) Glosario.</w:t>
+      </w:r>
+    </w:p>
     <w:p>
       <w:pPr>
         <w:pStyle w:val="Heading1"/>
@@ -326,30 +608,50 @@
         <w:pStyle w:val="Heading2"/>
       </w:pPr>
       <w:r>
-        <w:t>2.1 Ejecutar en navegador (desarrollo)</w:t>
+        <w:t>2.1 Ejecucion en navegador (modo desarrollo)</w:t>
       </w:r>
     </w:p>
     <w:p>
       <w:r>
-        <w:t>1. Clonar el repositorio.</w:t>
+        <w:t>Para ejecutar la plataforma en un navegador web:</w:t>
       </w:r>
     </w:p>
     <w:p>
+      <w:pPr>
+        <w:pStyle w:val="ListNumber"/>
+      </w:pPr>
+      <w:r>
+        <w:t>1. Clonar el repositorio del proyecto.</w:t>
+      </w:r>
+    </w:p>
+    <w:p>
+      <w:pPr>
+        <w:pStyle w:val="ListNumber"/>
+      </w:pPr>
       <w:r>
         <w:t>2. Instalar dependencias: pip install -r requirements.txt</w:t>
       </w:r>
     </w:p>
     <w:p>
+      <w:pPr>
+        <w:pStyle w:val="ListNumber"/>
+      </w:pPr>
       <w:r>
         <w:t>3. Instalar ripser: pip install ripser --no-deps</w:t>
       </w:r>
     </w:p>
     <w:p>
+      <w:pPr>
+        <w:pStyle w:val="ListNumber"/>
+      </w:pPr>
       <w:r>
         <w:t>4. Ejecutar: streamlit run src/tda/app/plataforma_tda_simp.py</w:t>
       </w:r>
     </w:p>
     <w:p>
+      <w:pPr>
+        <w:pStyle w:val="ListNumber"/>
+      </w:pPr>
       <w:r>
         <w:t>5. Abrir http://localhost:8501 en el navegador.</w:t>
       </w:r>
@@ -359,47 +661,65 @@
         <w:pStyle w:val="Heading2"/>
       </w:pPr>
       <w:r>
-        <w:t>2.2 Ejecutar como .exe (Windows)</w:t>
+        <w:t>2.2 Ejecucion como ejecutable (.exe Windows)</w:t>
       </w:r>
     </w:p>
     <w:p>
       <w:r>
-        <w:t>Ejecutar build_exe.bat desde la raiz del proyecto. El script:</w:t>
+        <w:t>Para generar el ejecutable nativo de Windows, ejecutar build_exe.bat desde la raiz del proyecto. El script realiza automaticamente los siguientes pasos:</w:t>
       </w:r>
     </w:p>
     <w:p>
+      <w:pPr>
+        <w:pStyle w:val="ListBullet"/>
+      </w:pPr>
       <w:r>
-        <w:t xml:space="preserve">  - Crea un entorno virtual temporal con uv</w:t>
+        <w:t>Crea un entorno virtual temporal utilizando el gestor de paquetes uv.</w:t>
       </w:r>
     </w:p>
     <w:p>
+      <w:pPr>
+        <w:pStyle w:val="ListBullet"/>
+      </w:pPr>
       <w:r>
-        <w:t xml:space="preserve">  - Instala todas las dependencias</w:t>
+        <w:t>Instala todas las dependencias listadas en requirements.txt.</w:t>
       </w:r>
     </w:p>
     <w:p>
+      <w:pPr>
+        <w:pStyle w:val="ListBullet"/>
+      </w:pPr>
       <w:r>
-        <w:t xml:space="preserve">  - Genera EstructuraTopologica.exe con PyInstaller</w:t>
+        <w:t>Genera el archivo EstructuraTopologica.exe mediante PyInstaller.</w:t>
       </w:r>
     </w:p>
     <w:p>
+      <w:pPr>
+        <w:pStyle w:val="ListBullet"/>
+      </w:pPr>
       <w:r>
-        <w:t xml:space="preserve">  - Requiere: Windows 10+, Microsoft Edge WebView2 Runtime</w:t>
+        <w:t>El ejecutable resultante es un archivo unico de aproximadamente 200-300 MB que no requiere Python instalado en la computadora destino.</w:t>
       </w:r>
     </w:p>
     <w:p>
+      <w:pPr>
+        <w:spacing w:before="80" w:after="160"/>
+      </w:pPr>
       <w:r>
         <w:rPr>
+          <w:rFonts w:ascii="Times New Roman" w:hAnsi="Times New Roman"/>
           <w:b/>
-          <w:color w:val="2E7D32"/>
+          <w:sz w:val="20"/>
         </w:rPr>
-        <w:t xml:space="preserve">  [*]  </w:t>
+        <w:t xml:space="preserve">Nota: </w:t>
       </w:r>
       <w:r>
         <w:rPr>
+          <w:rFonts w:ascii="Times New Roman" w:hAnsi="Times New Roman"/>
+          <w:i/>
           <w:sz w:val="20"/>
         </w:rPr>
-        <w:t>El .exe es un archivo unico (~200-300 MB) que no requiere Python instalado.</w:t>
+        <w:t>Se requiere Microsoft Edge WebView2 Runtime instalado en el sistema destino. Compatible con Windows 10 y 11.</w:t>
       </w:r>
     </w:p>
     <w:p>
@@ -412,24 +732,30 @@
     </w:p>
     <w:tbl>
       <w:tblPr>
-        <w:tblStyle w:val="LightGrid-Accent1"/>
+        <w:tblStyle w:val="TableGrid"/>
         <w:tblW w:type="auto" w:w="0"/>
         <w:jc w:val="center"/>
         <w:tblLook w:firstColumn="1" w:firstRow="1" w:lastColumn="0" w:lastRow="0" w:noHBand="0" w:noVBand="1" w:val="04A0"/>
       </w:tblPr>
       <w:tblGrid>
-        <w:gridCol w:w="3135"/>
-        <w:gridCol w:w="3135"/>
-        <w:gridCol w:w="3135"/>
+        <w:gridCol w:w="2946"/>
+        <w:gridCol w:w="2946"/>
+        <w:gridCol w:w="2946"/>
       </w:tblGrid>
       <w:tr>
         <w:tc>
           <w:tcPr>
-            <w:tcW w:type="dxa" w:w="3135"/>
+            <w:tcW w:type="dxa" w:w="2946"/>
+            <w:shd w:fill="D9E2F3"/>
           </w:tcPr>
           <w:p>
+            <w:pPr>
+              <w:jc w:val="center"/>
+            </w:pPr>
+            <w:r/>
             <w:r>
               <w:rPr>
+                <w:rFonts w:ascii="Times New Roman" w:hAnsi="Times New Roman"/>
                 <w:b/>
                 <w:sz w:val="20"/>
               </w:rPr>
@@ -439,11 +765,17 @@
         </w:tc>
         <w:tc>
           <w:tcPr>
-            <w:tcW w:type="dxa" w:w="3135"/>
+            <w:tcW w:type="dxa" w:w="2946"/>
+            <w:shd w:fill="D9E2F3"/>
           </w:tcPr>
           <w:p>
+            <w:pPr>
+              <w:jc w:val="center"/>
+            </w:pPr>
+            <w:r/>
             <w:r>
               <w:rPr>
+                <w:rFonts w:ascii="Times New Roman" w:hAnsi="Times New Roman"/>
                 <w:b/>
                 <w:sz w:val="20"/>
               </w:rPr>
@@ -453,11 +785,17 @@
         </w:tc>
         <w:tc>
           <w:tcPr>
-            <w:tcW w:type="dxa" w:w="3135"/>
+            <w:tcW w:type="dxa" w:w="2946"/>
+            <w:shd w:fill="D9E2F3"/>
           </w:tcPr>
           <w:p>
+            <w:pPr>
+              <w:jc w:val="center"/>
+            </w:pPr>
+            <w:r/>
             <w:r>
               <w:rPr>
+                <w:rFonts w:ascii="Times New Roman" w:hAnsi="Times New Roman"/>
                 <w:b/>
                 <w:sz w:val="20"/>
               </w:rPr>
@@ -469,11 +807,13 @@
       <w:tr>
         <w:tc>
           <w:tcPr>
-            <w:tcW w:type="dxa" w:w="3135"/>
+            <w:tcW w:type="dxa" w:w="2946"/>
           </w:tcPr>
           <w:p>
+            <w:r/>
             <w:r>
               <w:rPr>
+                <w:rFonts w:ascii="Times New Roman" w:hAnsi="Times New Roman"/>
                 <w:sz w:val="20"/>
               </w:rPr>
               <w:t>Sistema operativo</w:t>
@@ -482,11 +822,13 @@
         </w:tc>
         <w:tc>
           <w:tcPr>
-            <w:tcW w:type="dxa" w:w="3135"/>
+            <w:tcW w:type="dxa" w:w="2946"/>
           </w:tcPr>
           <w:p>
+            <w:r/>
             <w:r>
               <w:rPr>
+                <w:rFonts w:ascii="Times New Roman" w:hAnsi="Times New Roman"/>
                 <w:sz w:val="20"/>
               </w:rPr>
               <w:t>Windows 10 / Linux / macOS</w:t>
@@ -495,11 +837,13 @@
         </w:tc>
         <w:tc>
           <w:tcPr>
-            <w:tcW w:type="dxa" w:w="3135"/>
+            <w:tcW w:type="dxa" w:w="2946"/>
           </w:tcPr>
           <w:p>
+            <w:r/>
             <w:r>
               <w:rPr>
+                <w:rFonts w:ascii="Times New Roman" w:hAnsi="Times New Roman"/>
                 <w:sz w:val="20"/>
               </w:rPr>
               <w:t>Windows 11</w:t>
@@ -510,11 +854,13 @@
       <w:tr>
         <w:tc>
           <w:tcPr>
-            <w:tcW w:type="dxa" w:w="3135"/>
+            <w:tcW w:type="dxa" w:w="2946"/>
           </w:tcPr>
           <w:p>
+            <w:r/>
             <w:r>
               <w:rPr>
+                <w:rFonts w:ascii="Times New Roman" w:hAnsi="Times New Roman"/>
                 <w:sz w:val="20"/>
               </w:rPr>
               <w:t>RAM</w:t>
@@ -523,11 +869,13 @@
         </w:tc>
         <w:tc>
           <w:tcPr>
-            <w:tcW w:type="dxa" w:w="3135"/>
+            <w:tcW w:type="dxa" w:w="2946"/>
           </w:tcPr>
           <w:p>
+            <w:r/>
             <w:r>
               <w:rPr>
+                <w:rFonts w:ascii="Times New Roman" w:hAnsi="Times New Roman"/>
                 <w:sz w:val="20"/>
               </w:rPr>
               <w:t>4 GB</w:t>
@@ -536,14 +884,16 @@
         </w:tc>
         <w:tc>
           <w:tcPr>
-            <w:tcW w:type="dxa" w:w="3135"/>
+            <w:tcW w:type="dxa" w:w="2946"/>
           </w:tcPr>
           <w:p>
+            <w:r/>
             <w:r>
               <w:rPr>
+                <w:rFonts w:ascii="Times New Roman" w:hAnsi="Times New Roman"/>
                 <w:sz w:val="20"/>
               </w:rPr>
-              <w:t>8 GB+</w:t>
+              <w:t>8 GB o mas</w:t>
             </w:r>
           </w:p>
         </w:tc>
@@ -551,40 +901,46 @@
       <w:tr>
         <w:tc>
           <w:tcPr>
-            <w:tcW w:type="dxa" w:w="3135"/>
+            <w:tcW w:type="dxa" w:w="2946"/>
           </w:tcPr>
           <w:p>
+            <w:r/>
             <w:r>
               <w:rPr>
+                <w:rFonts w:ascii="Times New Roman" w:hAnsi="Times New Roman"/>
                 <w:sz w:val="20"/>
               </w:rPr>
-              <w:t>Disco</w:t>
+              <w:t>Espacio en disco</w:t>
             </w:r>
           </w:p>
         </w:tc>
         <w:tc>
           <w:tcPr>
-            <w:tcW w:type="dxa" w:w="3135"/>
+            <w:tcW w:type="dxa" w:w="2946"/>
           </w:tcPr>
           <w:p>
+            <w:r/>
             <w:r>
               <w:rPr>
+                <w:rFonts w:ascii="Times New Roman" w:hAnsi="Times New Roman"/>
                 <w:sz w:val="20"/>
               </w:rPr>
-              <w:t>500 MB (libre)</w:t>
+              <w:t>500 MB libres</w:t>
             </w:r>
           </w:p>
         </w:tc>
         <w:tc>
           <w:tcPr>
-            <w:tcW w:type="dxa" w:w="3135"/>
+            <w:tcW w:type="dxa" w:w="2946"/>
           </w:tcPr>
           <w:p>
+            <w:r/>
             <w:r>
               <w:rPr>
+                <w:rFonts w:ascii="Times New Roman" w:hAnsi="Times New Roman"/>
                 <w:sz w:val="20"/>
               </w:rPr>
-              <w:t>1 GB+</w:t>
+              <w:t>1 GB o mas</w:t>
             </w:r>
           </w:p>
         </w:tc>
@@ -592,40 +948,46 @@
       <w:tr>
         <w:tc>
           <w:tcPr>
-            <w:tcW w:type="dxa" w:w="3135"/>
+            <w:tcW w:type="dxa" w:w="2946"/>
           </w:tcPr>
           <w:p>
+            <w:r/>
             <w:r>
               <w:rPr>
+                <w:rFonts w:ascii="Times New Roman" w:hAnsi="Times New Roman"/>
                 <w:sz w:val="20"/>
               </w:rPr>
-              <w:t>Python (solo dev)</w:t>
+              <w:t>Python (solo desarrollo)</w:t>
             </w:r>
           </w:p>
         </w:tc>
         <w:tc>
           <w:tcPr>
-            <w:tcW w:type="dxa" w:w="3135"/>
+            <w:tcW w:type="dxa" w:w="2946"/>
           </w:tcPr>
           <w:p>
+            <w:r/>
             <w:r>
               <w:rPr>
+                <w:rFonts w:ascii="Times New Roman" w:hAnsi="Times New Roman"/>
                 <w:sz w:val="20"/>
               </w:rPr>
-              <w:t>3.10+</w:t>
+              <w:t>3.10 o superior</w:t>
             </w:r>
           </w:p>
         </w:tc>
         <w:tc>
           <w:tcPr>
-            <w:tcW w:type="dxa" w:w="3135"/>
+            <w:tcW w:type="dxa" w:w="2946"/>
           </w:tcPr>
           <w:p>
+            <w:r/>
             <w:r>
               <w:rPr>
+                <w:rFonts w:ascii="Times New Roman" w:hAnsi="Times New Roman"/>
                 <w:sz w:val="20"/>
               </w:rPr>
-              <w:t>3.12+</w:t>
+              <w:t>3.12 o superior</w:t>
             </w:r>
           </w:p>
         </w:tc>
@@ -633,11 +995,13 @@
       <w:tr>
         <w:tc>
           <w:tcPr>
-            <w:tcW w:type="dxa" w:w="3135"/>
+            <w:tcW w:type="dxa" w:w="2946"/>
           </w:tcPr>
           <w:p>
+            <w:r/>
             <w:r>
               <w:rPr>
+                <w:rFonts w:ascii="Times New Roman" w:hAnsi="Times New Roman"/>
                 <w:sz w:val="20"/>
               </w:rPr>
               <w:t>WebView2 (solo .exe)</w:t>
@@ -646,11 +1010,13 @@
         </w:tc>
         <w:tc>
           <w:tcPr>
-            <w:tcW w:type="dxa" w:w="3135"/>
+            <w:tcW w:type="dxa" w:w="2946"/>
           </w:tcPr>
           <w:p>
+            <w:r/>
             <w:r>
               <w:rPr>
+                <w:rFonts w:ascii="Times New Roman" w:hAnsi="Times New Roman"/>
                 <w:sz w:val="20"/>
               </w:rPr>
               <w:t>Instalado</w:t>
@@ -659,20 +1025,27 @@
         </w:tc>
         <w:tc>
           <w:tcPr>
-            <w:tcW w:type="dxa" w:w="3135"/>
+            <w:tcW w:type="dxa" w:w="2946"/>
           </w:tcPr>
           <w:p>
+            <w:r/>
             <w:r>
               <w:rPr>
+                <w:rFonts w:ascii="Times New Roman" w:hAnsi="Times New Roman"/>
                 <w:sz w:val="20"/>
               </w:rPr>
-              <w:t>Ultima version</w:t>
+              <w:t>Ultima version disponible</w:t>
             </w:r>
           </w:p>
         </w:tc>
       </w:tr>
     </w:tbl>
     <w:p/>
+    <w:p>
+      <w:r>
+        <w:br w:type="page"/>
+      </w:r>
+    </w:p>
     <w:p>
       <w:pPr>
         <w:pStyle w:val="Heading1"/>
@@ -683,17 +1056,18 @@
     </w:p>
     <w:p>
       <w:r>
-        <w:t>La plataforma se organiza en una pagina principal (landing) con 4 modulos accesibles desde la barra lateral izquierda.</w:t>
+        <w:t>La plataforma se compone de una pagina principal (landing) y cuatro modulos de analisis accesibles desde la barra lateral izquierda. Cada modulo corresponde a una hipotesis o experimento del documento de tesis.</w:t>
       </w:r>
     </w:p>
     <w:p>
       <w:pPr>
+        <w:spacing w:before="240" w:after="120"/>
         <w:jc w:val="center"/>
       </w:pPr>
       <w:r>
         <w:drawing>
           <wp:inline xmlns:a="http://schemas.openxmlformats.org/drawingml/2006/main" xmlns:pic="http://schemas.openxmlformats.org/drawingml/2006/picture">
-            <wp:extent cx="5486400" cy="3084849"/>
+            <wp:extent cx="5029200" cy="2827778"/>
             <wp:docPr id="1" name="Picture 1"/>
             <wp:cNvGraphicFramePr>
               <a:graphicFrameLocks noChangeAspect="1"/>
@@ -706,7 +1080,7 @@
                     <pic:cNvPicPr/>
                   </pic:nvPicPr>
                   <pic:blipFill>
-                    <a:blip r:embed="rId9"/>
+                    <a:blip r:embed="rId10"/>
                     <a:stretch>
                       <a:fillRect/>
                     </a:stretch>
@@ -714,7 +1088,7 @@
                   <pic:spPr>
                     <a:xfrm>
                       <a:off x="0" y="0"/>
-                      <a:ext cx="5486400" cy="3084849"/>
+                      <a:ext cx="5029200" cy="2827778"/>
                     </a:xfrm>
                     <a:prstGeom prst="rect"/>
                   </pic:spPr>
@@ -727,65 +1101,113 @@
     </w:p>
     <w:p>
       <w:pPr>
+        <w:spacing w:after="240"/>
         <w:jc w:val="center"/>
       </w:pPr>
       <w:r>
         <w:rPr>
+          <w:rFonts w:ascii="Times New Roman" w:hAnsi="Times New Roman"/>
           <w:i/>
-          <w:color w:val="666666"/>
-          <w:sz w:val="18"/>
+          <w:sz w:val="20"/>
         </w:rPr>
-        <w:t>Figura 1. Pagina principal — Plataforma TDA-SIMP</w:t>
+        <w:t>Figura 1. Pagina principal de la Plataforma TDA-SIMP.</w:t>
+      </w:r>
+    </w:p>
+    <w:p>
+      <w:pPr>
+        <w:pStyle w:val="Heading2"/>
+      </w:pPr>
+      <w:r>
+        <w:t>3.1 Modulos disponibles</w:t>
       </w:r>
     </w:p>
     <w:tbl>
       <w:tblPr>
-        <w:tblStyle w:val="LightGrid-Accent1"/>
+        <w:tblStyle w:val="TableGrid"/>
         <w:tblW w:type="auto" w:w="0"/>
         <w:jc w:val="center"/>
         <w:tblLook w:firstColumn="1" w:firstRow="1" w:lastColumn="0" w:lastRow="0" w:noHBand="0" w:noVBand="1" w:val="04A0"/>
       </w:tblPr>
       <w:tblGrid>
-        <w:gridCol w:w="3135"/>
-        <w:gridCol w:w="3135"/>
-        <w:gridCol w:w="3135"/>
+        <w:gridCol w:w="2209"/>
+        <w:gridCol w:w="2209"/>
+        <w:gridCol w:w="2209"/>
+        <w:gridCol w:w="2209"/>
       </w:tblGrid>
       <w:tr>
         <w:tc>
           <w:tcPr>
-            <w:tcW w:type="dxa" w:w="3135"/>
+            <w:tcW w:type="dxa" w:w="2209"/>
+            <w:shd w:fill="D9E2F3"/>
           </w:tcPr>
           <w:p>
+            <w:pPr>
+              <w:jc w:val="center"/>
+            </w:pPr>
+            <w:r/>
             <w:r>
               <w:rPr>
+                <w:rFonts w:ascii="Times New Roman" w:hAnsi="Times New Roman"/>
                 <w:b/>
                 <w:sz w:val="20"/>
               </w:rPr>
-              <w:t>Pagina</w:t>
+              <w:t>N.</w:t>
             </w:r>
           </w:p>
         </w:tc>
         <w:tc>
           <w:tcPr>
-            <w:tcW w:type="dxa" w:w="3135"/>
+            <w:tcW w:type="dxa" w:w="2209"/>
+            <w:shd w:fill="D9E2F3"/>
           </w:tcPr>
           <w:p>
+            <w:pPr>
+              <w:jc w:val="center"/>
+            </w:pPr>
+            <w:r/>
             <w:r>
               <w:rPr>
+                <w:rFonts w:ascii="Times New Roman" w:hAnsi="Times New Roman"/>
                 <w:b/>
                 <w:sz w:val="20"/>
               </w:rPr>
-              <w:t>Nombre</w:t>
+              <w:t>Modulo</w:t>
             </w:r>
           </w:p>
         </w:tc>
         <w:tc>
           <w:tcPr>
-            <w:tcW w:type="dxa" w:w="3135"/>
+            <w:tcW w:type="dxa" w:w="2209"/>
+            <w:shd w:fill="D9E2F3"/>
           </w:tcPr>
           <w:p>
+            <w:pPr>
+              <w:jc w:val="center"/>
+            </w:pPr>
+            <w:r/>
             <w:r>
               <w:rPr>
+                <w:rFonts w:ascii="Times New Roman" w:hAnsi="Times New Roman"/>
+                <w:b/>
+                <w:sz w:val="20"/>
+              </w:rPr>
+              <w:t>Hipotesis</w:t>
+            </w:r>
+          </w:p>
+        </w:tc>
+        <w:tc>
+          <w:tcPr>
+            <w:tcW w:type="dxa" w:w="2209"/>
+            <w:shd w:fill="D9E2F3"/>
+          </w:tcPr>
+          <w:p>
+            <w:pPr>
+              <w:jc w:val="center"/>
+            </w:pPr>
+            <w:r/>
+            <w:r>
+              <w:rPr>
+                <w:rFonts w:ascii="Times New Roman" w:hAnsi="Times New Roman"/>
                 <w:b/>
                 <w:sz w:val="20"/>
               </w:rPr>
@@ -797,11 +1219,13 @@
       <w:tr>
         <w:tc>
           <w:tcPr>
-            <w:tcW w:type="dxa" w:w="3135"/>
+            <w:tcW w:type="dxa" w:w="2209"/>
           </w:tcPr>
           <w:p>
+            <w:r/>
             <w:r>
               <w:rPr>
+                <w:rFonts w:ascii="Times New Roman" w:hAnsi="Times New Roman"/>
                 <w:sz w:val="20"/>
               </w:rPr>
               <w:t>1</w:t>
@@ -810,24 +1234,43 @@
         </w:tc>
         <w:tc>
           <w:tcPr>
-            <w:tcW w:type="dxa" w:w="3135"/>
+            <w:tcW w:type="dxa" w:w="2209"/>
           </w:tcPr>
           <w:p>
+            <w:r/>
             <w:r>
               <w:rPr>
+                <w:rFonts w:ascii="Times New Roman" w:hAnsi="Times New Roman"/>
                 <w:sz w:val="20"/>
               </w:rPr>
-              <w:t>H.E.1 Robustez TDA vs Euclidianos</w:t>
+              <w:t>H.E.1 Robustez TDA</w:t>
             </w:r>
           </w:p>
         </w:tc>
         <w:tc>
           <w:tcPr>
-            <w:tcW w:type="dxa" w:w="3135"/>
+            <w:tcW w:type="dxa" w:w="2209"/>
           </w:tcPr>
           <w:p>
+            <w:r/>
             <w:r>
               <w:rPr>
+                <w:rFonts w:ascii="Times New Roman" w:hAnsi="Times New Roman"/>
+                <w:sz w:val="20"/>
+              </w:rPr>
+              <w:t>H.E.1a', H.E.1b, H.E.1c</w:t>
+            </w:r>
+          </w:p>
+        </w:tc>
+        <w:tc>
+          <w:tcPr>
+            <w:tcW w:type="dxa" w:w="2209"/>
+          </w:tcPr>
+          <w:p>
+            <w:r/>
+            <w:r>
+              <w:rPr>
+                <w:rFonts w:ascii="Times New Roman" w:hAnsi="Times New Roman"/>
                 <w:sz w:val="20"/>
               </w:rPr>
               <w:t>Validacion de invariantes topologicos bajo ruido gaussiano</w:t>
@@ -838,11 +1281,13 @@
       <w:tr>
         <w:tc>
           <w:tcPr>
-            <w:tcW w:type="dxa" w:w="3135"/>
+            <w:tcW w:type="dxa" w:w="2209"/>
           </w:tcPr>
           <w:p>
+            <w:r/>
             <w:r>
               <w:rPr>
+                <w:rFonts w:ascii="Times New Roman" w:hAnsi="Times New Roman"/>
                 <w:sz w:val="20"/>
               </w:rPr>
               <w:t>2</w:t>
@@ -851,27 +1296,46 @@
         </w:tc>
         <w:tc>
           <w:tcPr>
-            <w:tcW w:type="dxa" w:w="3135"/>
+            <w:tcW w:type="dxa" w:w="2209"/>
           </w:tcPr>
           <w:p>
+            <w:r/>
             <w:r>
               <w:rPr>
+                <w:rFonts w:ascii="Times New Roman" w:hAnsi="Times New Roman"/>
                 <w:sz w:val="20"/>
               </w:rPr>
-              <w:t>H.E.2 Optimizacion SIMP Metrica Compuesta</w:t>
+              <w:t>H.E.2 Optimizacion SIMP</w:t>
             </w:r>
           </w:p>
         </w:tc>
         <w:tc>
           <w:tcPr>
-            <w:tcW w:type="dxa" w:w="3135"/>
+            <w:tcW w:type="dxa" w:w="2209"/>
           </w:tcPr>
           <w:p>
+            <w:r/>
             <w:r>
               <w:rPr>
+                <w:rFonts w:ascii="Times New Roman" w:hAnsi="Times New Roman"/>
                 <w:sz w:val="20"/>
               </w:rPr>
-              <w:t>Implementacion de SIMP con metrica compuesta mu_alpha</w:t>
+              <w:t>H.E.2a', H.E.2b'</w:t>
+            </w:r>
+          </w:p>
+        </w:tc>
+        <w:tc>
+          <w:tcPr>
+            <w:tcW w:type="dxa" w:w="2209"/>
+          </w:tcPr>
+          <w:p>
+            <w:r/>
+            <w:r>
+              <w:rPr>
+                <w:rFonts w:ascii="Times New Roman" w:hAnsi="Times New Roman"/>
+                <w:sz w:val="20"/>
+              </w:rPr>
+              <w:t>Optimizacion con metrica compuesta mu_alpha</w:t>
             </w:r>
           </w:p>
         </w:tc>
@@ -879,11 +1343,13 @@
       <w:tr>
         <w:tc>
           <w:tcPr>
-            <w:tcW w:type="dxa" w:w="3135"/>
+            <w:tcW w:type="dxa" w:w="2209"/>
           </w:tcPr>
           <w:p>
+            <w:r/>
             <w:r>
               <w:rPr>
+                <w:rFonts w:ascii="Times New Roman" w:hAnsi="Times New Roman"/>
                 <w:sz w:val="20"/>
               </w:rPr>
               <w:t>3</w:t>
@@ -892,27 +1358,46 @@
         </w:tc>
         <w:tc>
           <w:tcPr>
-            <w:tcW w:type="dxa" w:w="3135"/>
+            <w:tcW w:type="dxa" w:w="2209"/>
           </w:tcPr>
           <w:p>
+            <w:r/>
             <w:r>
               <w:rPr>
+                <w:rFonts w:ascii="Times New Roman" w:hAnsi="Times New Roman"/>
                 <w:sz w:val="20"/>
               </w:rPr>
-              <w:t>H.G. Comparacion Integrada TDA-SIMP</w:t>
+              <w:t>H.G. Comparacion Integrada</w:t>
             </w:r>
           </w:p>
         </w:tc>
         <w:tc>
           <w:tcPr>
-            <w:tcW w:type="dxa" w:w="3135"/>
+            <w:tcW w:type="dxa" w:w="2209"/>
           </w:tcPr>
           <w:p>
+            <w:r/>
             <w:r>
               <w:rPr>
+                <w:rFonts w:ascii="Times New Roman" w:hAnsi="Times New Roman"/>
                 <w:sz w:val="20"/>
               </w:rPr>
-              <w:t>Sintesis integral: validacion de la Hipotesis General</w:t>
+              <w:t>Hipotesis General</w:t>
+            </w:r>
+          </w:p>
+        </w:tc>
+        <w:tc>
+          <w:tcPr>
+            <w:tcW w:type="dxa" w:w="2209"/>
+          </w:tcPr>
+          <w:p>
+            <w:r/>
+            <w:r>
+              <w:rPr>
+                <w:rFonts w:ascii="Times New Roman" w:hAnsi="Times New Roman"/>
+                <w:sz w:val="20"/>
+              </w:rPr>
+              <w:t>Sintesis integral y orden Pareto</w:t>
             </w:r>
           </w:p>
         </w:tc>
@@ -920,11 +1405,13 @@
       <w:tr>
         <w:tc>
           <w:tcPr>
-            <w:tcW w:type="dxa" w:w="3135"/>
+            <w:tcW w:type="dxa" w:w="2209"/>
           </w:tcPr>
           <w:p>
+            <w:r/>
             <w:r>
               <w:rPr>
+                <w:rFonts w:ascii="Times New Roman" w:hAnsi="Times New Roman"/>
                 <w:sz w:val="20"/>
               </w:rPr>
               <w:t>4</w:t>
@@ -933,11 +1420,13 @@
         </w:tc>
         <w:tc>
           <w:tcPr>
-            <w:tcW w:type="dxa" w:w="3135"/>
+            <w:tcW w:type="dxa" w:w="2209"/>
           </w:tcPr>
           <w:p>
+            <w:r/>
             <w:r>
               <w:rPr>
+                <w:rFonts w:ascii="Times New Roman" w:hAnsi="Times New Roman"/>
                 <w:sz w:val="20"/>
               </w:rPr>
               <w:t>Ejemplo Viga 1D vs 2D</w:t>
@@ -946,20 +1435,55 @@
         </w:tc>
         <w:tc>
           <w:tcPr>
-            <w:tcW w:type="dxa" w:w="3135"/>
+            <w:tcW w:type="dxa" w:w="2209"/>
           </w:tcPr>
           <w:p>
+            <w:r/>
             <w:r>
               <w:rPr>
+                <w:rFonts w:ascii="Times New Roman" w:hAnsi="Times New Roman"/>
                 <w:sz w:val="20"/>
               </w:rPr>
-              <w:t>Laboratorio interactivo: comparacion 1D analitica vs SIMP 2D</w:t>
+              <w:t>Ejemplo ilustrativo</w:t>
+            </w:r>
+          </w:p>
+        </w:tc>
+        <w:tc>
+          <w:tcPr>
+            <w:tcW w:type="dxa" w:w="2209"/>
+          </w:tcPr>
+          <w:p>
+            <w:r/>
+            <w:r>
+              <w:rPr>
+                <w:rFonts w:ascii="Times New Roman" w:hAnsi="Times New Roman"/>
+                <w:sz w:val="20"/>
+              </w:rPr>
+              <w:t>Comparacion de optimizacion analitica 1D vs SIMP 2D</w:t>
             </w:r>
           </w:p>
         </w:tc>
       </w:tr>
     </w:tbl>
     <w:p/>
+    <w:p>
+      <w:pPr>
+        <w:pStyle w:val="Heading2"/>
+      </w:pPr>
+      <w:r>
+        <w:t>3.2 Navegacion</w:t>
+      </w:r>
+    </w:p>
+    <w:p>
+      <w:r>
+        <w:t>La barra lateral izquierda contiene los enlaces a cada modulo. La pagina principal muestra tarjetas descriptivas con acceso rapido a cada experimento. Los parametros de cada modulo se configuran tambien desde la barra lateral.</w:t>
+      </w:r>
+    </w:p>
+    <w:p>
+      <w:r>
+        <w:br w:type="page"/>
+      </w:r>
+    </w:p>
     <w:p>
       <w:pPr>
         <w:pStyle w:val="Heading1"/>
@@ -970,11 +1494,12 @@
     </w:p>
     <w:p>
       <w:r>
-        <w:t>Este modulo valida la hipotesis H.E.1: los descriptores topologicos (numeros de Betti) son mas robustos que los descriptores euclidianos bajo ruido gaussiano.</w:t>
+        <w:t>Este modulo valida la hipotesis H.E.1: los descriptores topologicos (numeros de Betti) son mas robustos que los descriptores euclidianos bajo ruido gaussiano. La validacion se realiza en tres partes: cota bottleneck (H.E.1a'), clasificacion (H.E.1b) y cota de estabilidad (H.E.1c).</w:t>
       </w:r>
     </w:p>
     <w:p>
       <w:pPr>
+        <w:spacing w:before="240" w:after="120"/>
         <w:jc w:val="center"/>
       </w:pPr>
       <w:r>
@@ -993,7 +1518,7 @@
                     <pic:cNvPicPr/>
                   </pic:nvPicPr>
                   <pic:blipFill>
-                    <a:blip r:embed="rId10"/>
+                    <a:blip r:embed="rId11"/>
                     <a:stretch>
                       <a:fillRect/>
                     </a:stretch>
@@ -1014,15 +1539,16 @@
     </w:p>
     <w:p>
       <w:pPr>
+        <w:spacing w:after="240"/>
         <w:jc w:val="center"/>
       </w:pPr>
       <w:r>
         <w:rPr>
+          <w:rFonts w:ascii="Times New Roman" w:hAnsi="Times New Roman"/>
           <w:i/>
-          <w:color w:val="666666"/>
-          <w:sz w:val="18"/>
+          <w:sz w:val="20"/>
         </w:rPr>
-        <w:t>Figura 2. Modulo H.E.1 — Parametros y objetivos de validacion</w:t>
+        <w:t>Figura 2. Modulo H.E.1 — Panel de configuracion y objetivos de validacion.</w:t>
       </w:r>
     </w:p>
     <w:p>
@@ -1035,24 +1561,31 @@
     </w:p>
     <w:tbl>
       <w:tblPr>
-        <w:tblStyle w:val="LightGrid-Accent1"/>
+        <w:tblStyle w:val="TableGrid"/>
         <w:tblW w:type="auto" w:w="0"/>
         <w:jc w:val="center"/>
         <w:tblLook w:firstColumn="1" w:firstRow="1" w:lastColumn="0" w:lastRow="0" w:noHBand="0" w:noVBand="1" w:val="04A0"/>
       </w:tblPr>
       <w:tblGrid>
-        <w:gridCol w:w="3135"/>
-        <w:gridCol w:w="3135"/>
-        <w:gridCol w:w="3135"/>
+        <w:gridCol w:w="2209"/>
+        <w:gridCol w:w="2209"/>
+        <w:gridCol w:w="2209"/>
+        <w:gridCol w:w="2209"/>
       </w:tblGrid>
       <w:tr>
         <w:tc>
           <w:tcPr>
-            <w:tcW w:type="dxa" w:w="3135"/>
+            <w:tcW w:type="dxa" w:w="2209"/>
+            <w:shd w:fill="D9E2F3"/>
           </w:tcPr>
           <w:p>
+            <w:pPr>
+              <w:jc w:val="center"/>
+            </w:pPr>
+            <w:r/>
             <w:r>
               <w:rPr>
+                <w:rFonts w:ascii="Times New Roman" w:hAnsi="Times New Roman"/>
                 <w:b/>
                 <w:sz w:val="20"/>
               </w:rPr>
@@ -1062,11 +1595,17 @@
         </w:tc>
         <w:tc>
           <w:tcPr>
-            <w:tcW w:type="dxa" w:w="3135"/>
+            <w:tcW w:type="dxa" w:w="2209"/>
+            <w:shd w:fill="D9E2F3"/>
           </w:tcPr>
           <w:p>
+            <w:pPr>
+              <w:jc w:val="center"/>
+            </w:pPr>
+            <w:r/>
             <w:r>
               <w:rPr>
+                <w:rFonts w:ascii="Times New Roman" w:hAnsi="Times New Roman"/>
                 <w:b/>
                 <w:sz w:val="20"/>
               </w:rPr>
@@ -1076,11 +1615,37 @@
         </w:tc>
         <w:tc>
           <w:tcPr>
-            <w:tcW w:type="dxa" w:w="3135"/>
+            <w:tcW w:type="dxa" w:w="2209"/>
+            <w:shd w:fill="D9E2F3"/>
           </w:tcPr>
           <w:p>
+            <w:pPr>
+              <w:jc w:val="center"/>
+            </w:pPr>
+            <w:r/>
             <w:r>
               <w:rPr>
+                <w:rFonts w:ascii="Times New Roman" w:hAnsi="Times New Roman"/>
+                <w:b/>
+                <w:sz w:val="20"/>
+              </w:rPr>
+              <w:t>Valor por defecto</w:t>
+            </w:r>
+          </w:p>
+        </w:tc>
+        <w:tc>
+          <w:tcPr>
+            <w:tcW w:type="dxa" w:w="2209"/>
+            <w:shd w:fill="D9E2F3"/>
+          </w:tcPr>
+          <w:p>
+            <w:pPr>
+              <w:jc w:val="center"/>
+            </w:pPr>
+            <w:r/>
+            <w:r>
+              <w:rPr>
+                <w:rFonts w:ascii="Times New Roman" w:hAnsi="Times New Roman"/>
                 <w:b/>
                 <w:sz w:val="20"/>
               </w:rPr>
@@ -1092,11 +1657,13 @@
       <w:tr>
         <w:tc>
           <w:tcPr>
-            <w:tcW w:type="dxa" w:w="3135"/>
+            <w:tcW w:type="dxa" w:w="2209"/>
           </w:tcPr>
           <w:p>
+            <w:r/>
             <w:r>
               <w:rPr>
+                <w:rFonts w:ascii="Times New Roman" w:hAnsi="Times New Roman"/>
                 <w:sz w:val="20"/>
               </w:rPr>
               <w:t>Puntos por forma</w:t>
@@ -1105,11 +1672,13 @@
         </w:tc>
         <w:tc>
           <w:tcPr>
-            <w:tcW w:type="dxa" w:w="3135"/>
+            <w:tcW w:type="dxa" w:w="2209"/>
           </w:tcPr>
           <w:p>
+            <w:r/>
             <w:r>
               <w:rPr>
+                <w:rFonts w:ascii="Times New Roman" w:hAnsi="Times New Roman"/>
                 <w:sz w:val="20"/>
               </w:rPr>
               <w:t>100 — 1000</w:t>
@@ -1118,11 +1687,28 @@
         </w:tc>
         <w:tc>
           <w:tcPr>
-            <w:tcW w:type="dxa" w:w="3135"/>
+            <w:tcW w:type="dxa" w:w="2209"/>
           </w:tcPr>
           <w:p>
+            <w:r/>
             <w:r>
               <w:rPr>
+                <w:rFonts w:ascii="Times New Roman" w:hAnsi="Times New Roman"/>
+                <w:sz w:val="20"/>
+              </w:rPr>
+              <w:t>400</w:t>
+            </w:r>
+          </w:p>
+        </w:tc>
+        <w:tc>
+          <w:tcPr>
+            <w:tcW w:type="dxa" w:w="2209"/>
+          </w:tcPr>
+          <w:p>
+            <w:r/>
+            <w:r>
+              <w:rPr>
+                <w:rFonts w:ascii="Times New Roman" w:hAnsi="Times New Roman"/>
                 <w:sz w:val="20"/>
               </w:rPr>
               <w:t>Numero de puntos en cada nube (esfera, toro)</w:t>
@@ -1133,11 +1719,13 @@
       <w:tr>
         <w:tc>
           <w:tcPr>
-            <w:tcW w:type="dxa" w:w="3135"/>
+            <w:tcW w:type="dxa" w:w="2209"/>
           </w:tcPr>
           <w:p>
+            <w:r/>
             <w:r>
               <w:rPr>
+                <w:rFonts w:ascii="Times New Roman" w:hAnsi="Times New Roman"/>
                 <w:sz w:val="20"/>
               </w:rPr>
               <w:t>Ruido Gaussiano (%)</w:t>
@@ -1146,11 +1734,13 @@
         </w:tc>
         <w:tc>
           <w:tcPr>
-            <w:tcW w:type="dxa" w:w="3135"/>
+            <w:tcW w:type="dxa" w:w="2209"/>
           </w:tcPr>
           <w:p>
+            <w:r/>
             <w:r>
               <w:rPr>
+                <w:rFonts w:ascii="Times New Roman" w:hAnsi="Times New Roman"/>
                 <w:sz w:val="20"/>
               </w:rPr>
               <w:t>0 — 0.30</w:t>
@@ -1159,11 +1749,28 @@
         </w:tc>
         <w:tc>
           <w:tcPr>
-            <w:tcW w:type="dxa" w:w="3135"/>
+            <w:tcW w:type="dxa" w:w="2209"/>
           </w:tcPr>
           <w:p>
+            <w:r/>
             <w:r>
               <w:rPr>
+                <w:rFonts w:ascii="Times New Roman" w:hAnsi="Times New Roman"/>
+                <w:sz w:val="20"/>
+              </w:rPr>
+              <w:t>0.15</w:t>
+            </w:r>
+          </w:p>
+        </w:tc>
+        <w:tc>
+          <w:tcPr>
+            <w:tcW w:type="dxa" w:w="2209"/>
+          </w:tcPr>
+          <w:p>
+            <w:r/>
+            <w:r>
+              <w:rPr>
+                <w:rFonts w:ascii="Times New Roman" w:hAnsi="Times New Roman"/>
                 <w:sz w:val="20"/>
               </w:rPr>
               <w:t>Intensidad del ruido aditivo</w:t>
@@ -1174,11 +1781,13 @@
       <w:tr>
         <w:tc>
           <w:tcPr>
-            <w:tcW w:type="dxa" w:w="3135"/>
+            <w:tcW w:type="dxa" w:w="2209"/>
           </w:tcPr>
           <w:p>
+            <w:r/>
             <w:r>
               <w:rPr>
+                <w:rFonts w:ascii="Times New Roman" w:hAnsi="Times New Roman"/>
                 <w:sz w:val="20"/>
               </w:rPr>
               <w:t>Clusteres (K-medias)</w:t>
@@ -1187,11 +1796,13 @@
         </w:tc>
         <w:tc>
           <w:tcPr>
-            <w:tcW w:type="dxa" w:w="3135"/>
+            <w:tcW w:type="dxa" w:w="2209"/>
           </w:tcPr>
           <w:p>
+            <w:r/>
             <w:r>
               <w:rPr>
+                <w:rFonts w:ascii="Times New Roman" w:hAnsi="Times New Roman"/>
                 <w:sz w:val="20"/>
               </w:rPr>
               <w:t>2 — 10</w:t>
@@ -1200,14 +1811,31 @@
         </w:tc>
         <w:tc>
           <w:tcPr>
-            <w:tcW w:type="dxa" w:w="3135"/>
+            <w:tcW w:type="dxa" w:w="2209"/>
           </w:tcPr>
           <w:p>
+            <w:r/>
             <w:r>
               <w:rPr>
+                <w:rFonts w:ascii="Times New Roman" w:hAnsi="Times New Roman"/>
                 <w:sz w:val="20"/>
               </w:rPr>
-              <w:t>Numero de clusteres para clasificacion</w:t>
+              <w:t>2</w:t>
+            </w:r>
+          </w:p>
+        </w:tc>
+        <w:tc>
+          <w:tcPr>
+            <w:tcW w:type="dxa" w:w="2209"/>
+          </w:tcPr>
+          <w:p>
+            <w:r/>
+            <w:r>
+              <w:rPr>
+                <w:rFonts w:ascii="Times New Roman" w:hAnsi="Times New Roman"/>
+                <w:sz w:val="20"/>
+              </w:rPr>
+              <w:t>Numero de clusteres para clasificacion euclidiana</w:t>
             </w:r>
           </w:p>
         </w:tc>
@@ -1215,11 +1843,13 @@
       <w:tr>
         <w:tc>
           <w:tcPr>
-            <w:tcW w:type="dxa" w:w="3135"/>
+            <w:tcW w:type="dxa" w:w="2209"/>
           </w:tcPr>
           <w:p>
+            <w:r/>
             <w:r>
               <w:rPr>
+                <w:rFonts w:ascii="Times New Roman" w:hAnsi="Times New Roman"/>
                 <w:sz w:val="20"/>
               </w:rPr>
               <w:t>Repeticiones (n_rep)</w:t>
@@ -1228,11 +1858,13 @@
         </w:tc>
         <w:tc>
           <w:tcPr>
-            <w:tcW w:type="dxa" w:w="3135"/>
+            <w:tcW w:type="dxa" w:w="2209"/>
           </w:tcPr>
           <w:p>
+            <w:r/>
             <w:r>
               <w:rPr>
+                <w:rFonts w:ascii="Times New Roman" w:hAnsi="Times New Roman"/>
                 <w:sz w:val="20"/>
               </w:rPr>
               <w:t>5 — 50</w:t>
@@ -1241,11 +1873,28 @@
         </w:tc>
         <w:tc>
           <w:tcPr>
-            <w:tcW w:type="dxa" w:w="3135"/>
+            <w:tcW w:type="dxa" w:w="2209"/>
           </w:tcPr>
           <w:p>
+            <w:r/>
             <w:r>
               <w:rPr>
+                <w:rFonts w:ascii="Times New Roman" w:hAnsi="Times New Roman"/>
+                <w:sz w:val="20"/>
+              </w:rPr>
+              <w:t>10</w:t>
+            </w:r>
+          </w:p>
+        </w:tc>
+        <w:tc>
+          <w:tcPr>
+            <w:tcW w:type="dxa" w:w="2209"/>
+          </w:tcPr>
+          <w:p>
+            <w:r/>
+            <w:r>
+              <w:rPr>
+                <w:rFonts w:ascii="Times New Roman" w:hAnsi="Times New Roman"/>
                 <w:sz w:val="20"/>
               </w:rPr>
               <w:t>Numero de replicas por nivel de ruido</w:t>
@@ -1260,42 +1909,59 @@
         <w:pStyle w:val="Heading2"/>
       </w:pPr>
       <w:r>
-        <w:t>4.2 Flujo de ejecucion</w:t>
+        <w:t>4.2 Procedimiento de ejecucion</w:t>
       </w:r>
     </w:p>
     <w:p>
       <w:r>
-        <w:t>1. Configurar los parametros en la barra lateral.</w:t>
+        <w:t>1. Configurar los parametros en la barra lateral izquierda.</w:t>
       </w:r>
     </w:p>
     <w:p>
       <w:r>
-        <w:t>2. Presionar 'Ejecutar H.E.1 Completo'.</w:t>
+        <w:t>2. Presionar el boton 'Ejecutar H.E.1 Completo'.</w:t>
       </w:r>
     </w:p>
     <w:p>
       <w:r>
-        <w:t>3. Revisar los resultados en 4 secciones:</w:t>
+        <w:t>3. Esperar a que se completen todas las iteraciones.</w:t>
       </w:r>
     </w:p>
     <w:p>
       <w:r>
-        <w:t xml:space="preserve">     a) Evidencia del Hallazgo 1: estabilidad de Bk bajo ruido</w:t>
+        <w:t>4. Revisar los resultados en las cuatro secciones:</w:t>
       </w:r>
     </w:p>
     <w:p>
+      <w:pPr>
+        <w:pStyle w:val="ListBullet"/>
+      </w:pPr>
       <w:r>
-        <w:t xml:space="preserve">     b) Validacion H.E.1a': cota bottleneck (exitoso)</w:t>
+        <w:t xml:space="preserve">     a) Evidencia del Hallazgo 1: estabilidad de Bk bajo ruido.</w:t>
       </w:r>
     </w:p>
     <w:p>
+      <w:pPr>
+        <w:pStyle w:val="ListBullet"/>
+      </w:pPr>
       <w:r>
-        <w:t xml:space="preserve">     c) Validacion H.E.1b: superioridad TDA vs euclidianos</w:t>
+        <w:t xml:space="preserve">     b) Validacion H.E.1a': cota bottleneck (exitoso).</w:t>
       </w:r>
     </w:p>
     <w:p>
+      <w:pPr>
+        <w:pStyle w:val="ListBullet"/>
+      </w:pPr>
       <w:r>
-        <w:t xml:space="preserve">     d) Validacion H.E.1c: cota de estabilidad dB &lt;= 2*dH</w:t>
+        <w:t xml:space="preserve">     c) Validacion H.E.1b: superioridad TDA vs euclidianos.</w:t>
+      </w:r>
+    </w:p>
+    <w:p>
+      <w:pPr>
+        <w:pStyle w:val="ListBullet"/>
+      </w:pPr>
+      <w:r>
+        <w:t xml:space="preserve">     d) Validacion H.E.1c: cota de estabilidad dB &lt;= 2*dH.</w:t>
       </w:r>
     </w:p>
     <w:p>
@@ -1308,6 +1974,7 @@
     </w:p>
     <w:p>
       <w:pPr>
+        <w:spacing w:before="240" w:after="120"/>
         <w:jc w:val="center"/>
       </w:pPr>
       <w:r>
@@ -1326,7 +1993,7 @@
                     <pic:cNvPicPr/>
                   </pic:nvPicPr>
                   <pic:blipFill>
-                    <a:blip r:embed="rId11"/>
+                    <a:blip r:embed="rId12"/>
                     <a:stretch>
                       <a:fillRect/>
                     </a:stretch>
@@ -1347,35 +2014,47 @@
     </w:p>
     <w:p>
       <w:pPr>
+        <w:spacing w:after="240"/>
         <w:jc w:val="center"/>
       </w:pPr>
       <w:r>
         <w:rPr>
+          <w:rFonts w:ascii="Times New Roman" w:hAnsi="Times New Roman"/>
           <w:i/>
-          <w:color w:val="666666"/>
-          <w:sz w:val="18"/>
+          <w:sz w:val="20"/>
         </w:rPr>
-        <w:t>Figura 3. Resultados H.E.1 — Cuadro 4 y validacion H.E.1a'</w:t>
+        <w:t>Figura 3. Resultados H.E.1 — Cuadro 4 (tasa de acierto) y validacion H.E.1a'.</w:t>
       </w:r>
     </w:p>
     <w:p>
       <w:r>
-        <w:t>El Cuadro 4 muestra la tasa de acierto de Bk por nivel de ruido. La hipotesis original H.E.1 (Bk invariante bajo ruido) se FALSIFICA: la tasa de acierto cae a 0 para ruido &gt; 0.03. Sin embargo, la version reformulada H.E.1a' (cota bottleneck) se VALIDA con exito.</w:t>
+        <w:t>El Cuadro 4 muestra la tasa de acierto de Bk por nivel de ruido. La hipotesis original H.E.1 (Bk invariante bajo ruido) se falsifica: la tasa de acierto disminuye significativamente para niveles de ruido superiores a 0.03. Sin embargo, la version reformulada H.E.1a' (cota bottleneck) se valida exitosamente, verificando que la ratio dB/diam(X) se mantiene dentro del limite teorico.</w:t>
+      </w:r>
+    </w:p>
+    <w:p>
+      <w:pPr>
+        <w:spacing w:before="80" w:after="160"/>
+      </w:pPr>
+      <w:r>
+        <w:rPr>
+          <w:rFonts w:ascii="Times New Roman" w:hAnsi="Times New Roman"/>
+          <w:b/>
+          <w:sz w:val="20"/>
+        </w:rPr>
+        <w:t xml:space="preserve">Nota: </w:t>
+      </w:r>
+      <w:r>
+        <w:rPr>
+          <w:rFonts w:ascii="Times New Roman" w:hAnsi="Times New Roman"/>
+          <w:i/>
+          <w:sz w:val="20"/>
+        </w:rPr>
+        <w:t>Hallazgo clave: el teorema de estabilidad (Cohen-Steiner) no protege Bk directamente, pero la cota bottleneck si garantiza que disenos geometricamente similares tienen diagramas de persistencia similares.</w:t>
       </w:r>
     </w:p>
     <w:p>
       <w:r>
-        <w:rPr>
-          <w:b/>
-          <w:color w:val="2E7D32"/>
-        </w:rPr>
-        <w:t xml:space="preserve">  [*]  </w:t>
-      </w:r>
-      <w:r>
-        <w:rPr>
-          <w:sz w:val="20"/>
-        </w:rPr>
-        <w:t>Hallazgo clave: la estabilidad topologica NO protege Bk directamente, pero la cota bottleneck si garantiza que disenos similares tienen diagramas de persistencia similares.</w:t>
+        <w:br w:type="page"/>
       </w:r>
     </w:p>
     <w:p>
@@ -1388,11 +2067,12 @@
     </w:p>
     <w:p>
       <w:r>
-        <w:t>Este modulo implementa la optimizacion topologica SIMP y valida la hipotesis H.E.2a' (reduccion &gt;= 40% vs diseno uniforme) y H.E.2b' (invariancia de B1).</w:t>
+        <w:t>Este modulo implementa la optimizacion topologica SIMP y valida la hipotesis H.E.2a' (reduccion de compliance mayor o igual a 40% respecto al diseno uniforme) y H.E.2b' (invariancia de B1 bajo variacion de malla, radio de filtro y factor de penalizacion).</w:t>
       </w:r>
     </w:p>
     <w:p>
       <w:pPr>
+        <w:spacing w:before="240" w:after="120"/>
         <w:jc w:val="center"/>
       </w:pPr>
       <w:r>
@@ -1411,7 +2091,7 @@
                     <pic:cNvPicPr/>
                   </pic:nvPicPr>
                   <pic:blipFill>
-                    <a:blip r:embed="rId12"/>
+                    <a:blip r:embed="rId13"/>
                     <a:stretch>
                       <a:fillRect/>
                     </a:stretch>
@@ -1432,15 +2112,16 @@
     </w:p>
     <w:p>
       <w:pPr>
+        <w:spacing w:after="240"/>
         <w:jc w:val="center"/>
       </w:pPr>
       <w:r>
         <w:rPr>
+          <w:rFonts w:ascii="Times New Roman" w:hAnsi="Times New Roman"/>
           <w:i/>
-          <w:color w:val="666666"/>
-          <w:sz w:val="18"/>
+          <w:sz w:val="20"/>
         </w:rPr>
-        <w:t>Figura 4. Modulo H.E.2 — Optimizacion SIMP en ejecucion</w:t>
+        <w:t>Figura 4. Modulo H.E.2 — Optimizacion SIMP en ejecucion.</w:t>
       </w:r>
     </w:p>
     <w:p>
@@ -1453,24 +2134,30 @@
     </w:p>
     <w:tbl>
       <w:tblPr>
-        <w:tblStyle w:val="LightGrid-Accent1"/>
+        <w:tblStyle w:val="TableGrid"/>
         <w:tblW w:type="auto" w:w="0"/>
         <w:jc w:val="center"/>
         <w:tblLook w:firstColumn="1" w:firstRow="1" w:lastColumn="0" w:lastRow="0" w:noHBand="0" w:noVBand="1" w:val="04A0"/>
       </w:tblPr>
       <w:tblGrid>
-        <w:gridCol w:w="3135"/>
-        <w:gridCol w:w="3135"/>
-        <w:gridCol w:w="3135"/>
+        <w:gridCol w:w="2946"/>
+        <w:gridCol w:w="2946"/>
+        <w:gridCol w:w="2946"/>
       </w:tblGrid>
       <w:tr>
         <w:tc>
           <w:tcPr>
-            <w:tcW w:type="dxa" w:w="3135"/>
+            <w:tcW w:type="dxa" w:w="2946"/>
+            <w:shd w:fill="D9E2F3"/>
           </w:tcPr>
           <w:p>
+            <w:pPr>
+              <w:jc w:val="center"/>
+            </w:pPr>
+            <w:r/>
             <w:r>
               <w:rPr>
+                <w:rFonts w:ascii="Times New Roman" w:hAnsi="Times New Roman"/>
                 <w:b/>
                 <w:sz w:val="20"/>
               </w:rPr>
@@ -1480,11 +2167,17 @@
         </w:tc>
         <w:tc>
           <w:tcPr>
-            <w:tcW w:type="dxa" w:w="3135"/>
+            <w:tcW w:type="dxa" w:w="2946"/>
+            <w:shd w:fill="D9E2F3"/>
           </w:tcPr>
           <w:p>
+            <w:pPr>
+              <w:jc w:val="center"/>
+            </w:pPr>
+            <w:r/>
             <w:r>
               <w:rPr>
+                <w:rFonts w:ascii="Times New Roman" w:hAnsi="Times New Roman"/>
                 <w:b/>
                 <w:sz w:val="20"/>
               </w:rPr>
@@ -1494,11 +2187,17 @@
         </w:tc>
         <w:tc>
           <w:tcPr>
-            <w:tcW w:type="dxa" w:w="3135"/>
+            <w:tcW w:type="dxa" w:w="2946"/>
+            <w:shd w:fill="D9E2F3"/>
           </w:tcPr>
           <w:p>
+            <w:pPr>
+              <w:jc w:val="center"/>
+            </w:pPr>
+            <w:r/>
             <w:r>
               <w:rPr>
+                <w:rFonts w:ascii="Times New Roman" w:hAnsi="Times New Roman"/>
                 <w:b/>
                 <w:sz w:val="20"/>
               </w:rPr>
@@ -1510,11 +2209,13 @@
       <w:tr>
         <w:tc>
           <w:tcPr>
-            <w:tcW w:type="dxa" w:w="3135"/>
+            <w:tcW w:type="dxa" w:w="2946"/>
           </w:tcPr>
           <w:p>
+            <w:r/>
             <w:r>
               <w:rPr>
+                <w:rFonts w:ascii="Times New Roman" w:hAnsi="Times New Roman"/>
                 <w:sz w:val="20"/>
               </w:rPr>
               <w:t>Dominio</w:t>
@@ -1523,11 +2224,13 @@
         </w:tc>
         <w:tc>
           <w:tcPr>
-            <w:tcW w:type="dxa" w:w="3135"/>
+            <w:tcW w:type="dxa" w:w="2946"/>
           </w:tcPr>
           <w:p>
+            <w:r/>
             <w:r>
               <w:rPr>
+                <w:rFonts w:ascii="Times New Roman" w:hAnsi="Times New Roman"/>
                 <w:sz w:val="20"/>
               </w:rPr>
               <w:t>Rectangular (2:1) / Cuadrado</w:t>
@@ -1536,11 +2239,13 @@
         </w:tc>
         <w:tc>
           <w:tcPr>
-            <w:tcW w:type="dxa" w:w="3135"/>
+            <w:tcW w:type="dxa" w:w="2946"/>
           </w:tcPr>
           <w:p>
+            <w:r/>
             <w:r>
               <w:rPr>
+                <w:rFonts w:ascii="Times New Roman" w:hAnsi="Times New Roman"/>
                 <w:sz w:val="20"/>
               </w:rPr>
               <w:t>Geometria del dominio FEM</w:t>
@@ -1551,11 +2256,13 @@
       <w:tr>
         <w:tc>
           <w:tcPr>
-            <w:tcW w:type="dxa" w:w="3135"/>
+            <w:tcW w:type="dxa" w:w="2946"/>
           </w:tcPr>
           <w:p>
+            <w:r/>
             <w:r>
               <w:rPr>
+                <w:rFonts w:ascii="Times New Roman" w:hAnsi="Times New Roman"/>
                 <w:sz w:val="20"/>
               </w:rPr>
               <w:t>Resolucion de Malla</w:t>
@@ -1564,11 +2271,13 @@
         </w:tc>
         <w:tc>
           <w:tcPr>
-            <w:tcW w:type="dxa" w:w="3135"/>
+            <w:tcW w:type="dxa" w:w="2946"/>
           </w:tcPr>
           <w:p>
+            <w:r/>
             <w:r>
               <w:rPr>
+                <w:rFonts w:ascii="Times New Roman" w:hAnsi="Times New Roman"/>
                 <w:sz w:val="20"/>
               </w:rPr>
               <w:t>40x20 a 120x60</w:t>
@@ -1577,11 +2286,13 @@
         </w:tc>
         <w:tc>
           <w:tcPr>
-            <w:tcW w:type="dxa" w:w="3135"/>
+            <w:tcW w:type="dxa" w:w="2946"/>
           </w:tcPr>
           <w:p>
+            <w:r/>
             <w:r>
               <w:rPr>
+                <w:rFonts w:ascii="Times New Roman" w:hAnsi="Times New Roman"/>
                 <w:sz w:val="20"/>
               </w:rPr>
               <w:t>Numero de elementos finitos</w:t>
@@ -1592,24 +2303,28 @@
       <w:tr>
         <w:tc>
           <w:tcPr>
-            <w:tcW w:type="dxa" w:w="3135"/>
+            <w:tcW w:type="dxa" w:w="2946"/>
           </w:tcPr>
           <w:p>
+            <w:r/>
             <w:r>
               <w:rPr>
+                <w:rFonts w:ascii="Times New Roman" w:hAnsi="Times New Roman"/>
                 <w:sz w:val="20"/>
               </w:rPr>
-              <w:t>f_V</w:t>
+              <w:t>fV (fraccion de volumen)</w:t>
             </w:r>
           </w:p>
         </w:tc>
         <w:tc>
           <w:tcPr>
-            <w:tcW w:type="dxa" w:w="3135"/>
+            <w:tcW w:type="dxa" w:w="2946"/>
           </w:tcPr>
           <w:p>
+            <w:r/>
             <w:r>
               <w:rPr>
+                <w:rFonts w:ascii="Times New Roman" w:hAnsi="Times New Roman"/>
                 <w:sz w:val="20"/>
               </w:rPr>
               <w:t>0.5 (fijo)</w:t>
@@ -1618,11 +2333,13 @@
         </w:tc>
         <w:tc>
           <w:tcPr>
-            <w:tcW w:type="dxa" w:w="3135"/>
+            <w:tcW w:type="dxa" w:w="2946"/>
           </w:tcPr>
           <w:p>
+            <w:r/>
             <w:r>
               <w:rPr>
+                <w:rFonts w:ascii="Times New Roman" w:hAnsi="Times New Roman"/>
                 <w:sz w:val="20"/>
               </w:rPr>
               <w:t>Fraccion de volumen objetivo</w:t>
@@ -1633,11 +2350,13 @@
       <w:tr>
         <w:tc>
           <w:tcPr>
-            <w:tcW w:type="dxa" w:w="3135"/>
+            <w:tcW w:type="dxa" w:w="2946"/>
           </w:tcPr>
           <w:p>
+            <w:r/>
             <w:r>
               <w:rPr>
+                <w:rFonts w:ascii="Times New Roman" w:hAnsi="Times New Roman"/>
                 <w:sz w:val="20"/>
               </w:rPr>
               <w:t>Factor Penalizacion (p)</w:t>
@@ -1646,11 +2365,13 @@
         </w:tc>
         <w:tc>
           <w:tcPr>
-            <w:tcW w:type="dxa" w:w="3135"/>
+            <w:tcW w:type="dxa" w:w="2946"/>
           </w:tcPr>
           <w:p>
+            <w:r/>
             <w:r>
               <w:rPr>
+                <w:rFonts w:ascii="Times New Roman" w:hAnsi="Times New Roman"/>
                 <w:sz w:val="20"/>
               </w:rPr>
               <w:t>1 — 4</w:t>
@@ -1659,11 +2380,13 @@
         </w:tc>
         <w:tc>
           <w:tcPr>
-            <w:tcW w:type="dxa" w:w="3135"/>
+            <w:tcW w:type="dxa" w:w="2946"/>
           </w:tcPr>
           <w:p>
+            <w:r/>
             <w:r>
               <w:rPr>
+                <w:rFonts w:ascii="Times New Roman" w:hAnsi="Times New Roman"/>
                 <w:sz w:val="20"/>
               </w:rPr>
               <w:t>Exponente de penalizacion SIMP</w:t>
@@ -1674,11 +2397,13 @@
       <w:tr>
         <w:tc>
           <w:tcPr>
-            <w:tcW w:type="dxa" w:w="3135"/>
+            <w:tcW w:type="dxa" w:w="2946"/>
           </w:tcPr>
           <w:p>
+            <w:r/>
             <w:r>
               <w:rPr>
+                <w:rFonts w:ascii="Times New Roman" w:hAnsi="Times New Roman"/>
                 <w:sz w:val="20"/>
               </w:rPr>
               <w:t>Radio Filtro (r_min)</w:t>
@@ -1687,24 +2412,28 @@
         </w:tc>
         <w:tc>
           <w:tcPr>
-            <w:tcW w:type="dxa" w:w="3135"/>
+            <w:tcW w:type="dxa" w:w="2946"/>
           </w:tcPr>
           <w:p>
+            <w:r/>
             <w:r>
               <w:rPr>
+                <w:rFonts w:ascii="Times New Roman" w:hAnsi="Times New Roman"/>
                 <w:sz w:val="20"/>
               </w:rPr>
-              <w:t>1.5 — 4.0</w:t>
+              <w:t>1.5 — 4.0 (elementos)</w:t>
             </w:r>
           </w:p>
         </w:tc>
         <w:tc>
           <w:tcPr>
-            <w:tcW w:type="dxa" w:w="3135"/>
+            <w:tcW w:type="dxa" w:w="2946"/>
           </w:tcPr>
           <w:p>
+            <w:r/>
             <w:r>
               <w:rPr>
+                <w:rFonts w:ascii="Times New Roman" w:hAnsi="Times New Roman"/>
                 <w:sz w:val="20"/>
               </w:rPr>
               <w:t>Radio de filtrado de densidad</w:t>
@@ -1719,22 +2448,22 @@
         <w:pStyle w:val="Heading2"/>
       </w:pPr>
       <w:r>
-        <w:t>5.2 Flujo de ejecucion</w:t>
+        <w:t>5.2 Procedimiento de ejecucion</w:t>
       </w:r>
     </w:p>
     <w:p>
       <w:r>
-        <w:t>1. Seleccionar dominio y resolucion de malla.</w:t>
+        <w:t>1. Seleccionar el dominio y la resolucion de malla.</w:t>
       </w:r>
     </w:p>
     <w:p>
       <w:r>
-        <w:t>2. Ajustar factor de penalizacion p y radio de filtro r_min.</w:t>
+        <w:t>2. Ajustar el factor de penalizacion p y el radio de filtro r_min.</w:t>
       </w:r>
     </w:p>
     <w:p>
       <w:r>
-        <w:t>3. Presionar 'Iniciar Optimizacion SIMP'.</w:t>
+        <w:t>3. Presionar el boton 'Iniciar Optimizacion SIMP'.</w:t>
       </w:r>
     </w:p>
     <w:p>
@@ -1744,7 +2473,7 @@
     </w:p>
     <w:p>
       <w:r>
-        <w:t>5. Revisar metricas: reduccion, B1, mu_alpha, convergencia.</w:t>
+        <w:t>5. Revisar las metricas: reduccion, B1, mu_alpha y convergencia.</w:t>
       </w:r>
     </w:p>
     <w:p>
@@ -1757,6 +2486,7 @@
     </w:p>
     <w:p>
       <w:pPr>
+        <w:spacing w:before="240" w:after="120"/>
         <w:jc w:val="center"/>
       </w:pPr>
       <w:r>
@@ -1775,7 +2505,7 @@
                     <pic:cNvPicPr/>
                   </pic:nvPicPr>
                   <pic:blipFill>
-                    <a:blip r:embed="rId13"/>
+                    <a:blip r:embed="rId14"/>
                     <a:stretch>
                       <a:fillRect/>
                     </a:stretch>
@@ -1796,20 +2526,26 @@
     </w:p>
     <w:p>
       <w:pPr>
+        <w:spacing w:after="240"/>
         <w:jc w:val="center"/>
       </w:pPr>
       <w:r>
         <w:rPr>
+          <w:rFonts w:ascii="Times New Roman" w:hAnsi="Times New Roman"/>
           <w:i/>
-          <w:color w:val="666666"/>
-          <w:sz w:val="18"/>
+          <w:sz w:val="20"/>
         </w:rPr>
-        <w:t>Figura 5. H.E.2 — Evolucion del diseno y metricas de control</w:t>
+        <w:t>Figura 5. H.E.2 — Evolucion del diseno y metricas de control.</w:t>
       </w:r>
     </w:p>
     <w:p>
       <w:r>
-        <w:t>El Cuadro 1 muestra que la reduccion de compliance supera el 40% en todas las configuraciones, validando H.E.2a'. El Cuadro 7 (barrido de p) y Cuadro 8 (barrido de malla) verifican la invariancia de B1, validando H.E.2b'.</w:t>
+        <w:t>El Cuadro 1 muestra que la reduccion de compliance supera el 40% en todas las configuraciones evaluadas, validando la hipotesis H.E.2a'. El Cuadro 7 (barrido de penalizacion p) y el Cuadro 8 (barrido de malla) verifican la invariancia de B1, validando la hipotesis H.E.2b'.</w:t>
+      </w:r>
+    </w:p>
+    <w:p>
+      <w:r>
+        <w:br w:type="page"/>
       </w:r>
     </w:p>
     <w:p>
@@ -1822,11 +2558,12 @@
     </w:p>
     <w:p>
       <w:r>
-        <w:t>Este modulo ejecuta la sintesis integral de la Hipotesis General: la metrica compuesta mu_alpha = c + alpha * B1 resuelve el orden parcial entre configuraciones SIMP.</w:t>
+        <w:t>Este modulo ejecuta la sintesis integral de la Hipotesis General: la metrica compuesta mu_alpha = c + alpha * B1 resuelve el orden parcial entre configuraciones SIMP, identificando las soluciones mas robustas, eficientes y globalmente consistentes.</w:t>
       </w:r>
     </w:p>
     <w:p>
       <w:pPr>
+        <w:spacing w:before="240" w:after="120"/>
         <w:jc w:val="center"/>
       </w:pPr>
       <w:r>
@@ -1845,7 +2582,7 @@
                     <pic:cNvPicPr/>
                   </pic:nvPicPr>
                   <pic:blipFill>
-                    <a:blip r:embed="rId14"/>
+                    <a:blip r:embed="rId15"/>
                     <a:stretch>
                       <a:fillRect/>
                     </a:stretch>
@@ -1866,15 +2603,16 @@
     </w:p>
     <w:p>
       <w:pPr>
+        <w:spacing w:after="240"/>
         <w:jc w:val="center"/>
       </w:pPr>
       <w:r>
         <w:rPr>
+          <w:rFonts w:ascii="Times New Roman" w:hAnsi="Times New Roman"/>
           <w:i/>
-          <w:color w:val="666666"/>
-          <w:sz w:val="18"/>
+          <w:sz w:val="20"/>
         </w:rPr>
-        <w:t>Figura 6. Modulo H.G. — Comparacion Integrada</w:t>
+        <w:t>Figura 6. Modulo H.G. — Comparacion Integrada TDA-SIMP.</w:t>
       </w:r>
     </w:p>
     <w:p>
@@ -1887,24 +2625,30 @@
     </w:p>
     <w:tbl>
       <w:tblPr>
-        <w:tblStyle w:val="LightGrid-Accent1"/>
+        <w:tblStyle w:val="TableGrid"/>
         <w:tblW w:type="auto" w:w="0"/>
         <w:jc w:val="center"/>
         <w:tblLook w:firstColumn="1" w:firstRow="1" w:lastColumn="0" w:lastRow="0" w:noHBand="0" w:noVBand="1" w:val="04A0"/>
       </w:tblPr>
       <w:tblGrid>
-        <w:gridCol w:w="3135"/>
-        <w:gridCol w:w="3135"/>
-        <w:gridCol w:w="3135"/>
+        <w:gridCol w:w="2946"/>
+        <w:gridCol w:w="2946"/>
+        <w:gridCol w:w="2946"/>
       </w:tblGrid>
       <w:tr>
         <w:tc>
           <w:tcPr>
-            <w:tcW w:type="dxa" w:w="3135"/>
+            <w:tcW w:type="dxa" w:w="2946"/>
+            <w:shd w:fill="D9E2F3"/>
           </w:tcPr>
           <w:p>
+            <w:pPr>
+              <w:jc w:val="center"/>
+            </w:pPr>
+            <w:r/>
             <w:r>
               <w:rPr>
+                <w:rFonts w:ascii="Times New Roman" w:hAnsi="Times New Roman"/>
                 <w:b/>
                 <w:sz w:val="20"/>
               </w:rPr>
@@ -1914,11 +2658,17 @@
         </w:tc>
         <w:tc>
           <w:tcPr>
-            <w:tcW w:type="dxa" w:w="3135"/>
+            <w:tcW w:type="dxa" w:w="2946"/>
+            <w:shd w:fill="D9E2F3"/>
           </w:tcPr>
           <w:p>
+            <w:pPr>
+              <w:jc w:val="center"/>
+            </w:pPr>
+            <w:r/>
             <w:r>
               <w:rPr>
+                <w:rFonts w:ascii="Times New Roman" w:hAnsi="Times New Roman"/>
                 <w:b/>
                 <w:sz w:val="20"/>
               </w:rPr>
@@ -1928,11 +2678,17 @@
         </w:tc>
         <w:tc>
           <w:tcPr>
-            <w:tcW w:type="dxa" w:w="3135"/>
+            <w:tcW w:type="dxa" w:w="2946"/>
+            <w:shd w:fill="D9E2F3"/>
           </w:tcPr>
           <w:p>
+            <w:pPr>
+              <w:jc w:val="center"/>
+            </w:pPr>
+            <w:r/>
             <w:r>
               <w:rPr>
+                <w:rFonts w:ascii="Times New Roman" w:hAnsi="Times New Roman"/>
                 <w:b/>
                 <w:sz w:val="20"/>
               </w:rPr>
@@ -1944,11 +2700,13 @@
       <w:tr>
         <w:tc>
           <w:tcPr>
-            <w:tcW w:type="dxa" w:w="3135"/>
+            <w:tcW w:type="dxa" w:w="2946"/>
           </w:tcPr>
           <w:p>
+            <w:r/>
             <w:r>
               <w:rPr>
+                <w:rFonts w:ascii="Times New Roman" w:hAnsi="Times New Roman"/>
                 <w:sz w:val="20"/>
               </w:rPr>
               <w:t>Elementos en x/y</w:t>
@@ -1957,11 +2715,13 @@
         </w:tc>
         <w:tc>
           <w:tcPr>
-            <w:tcW w:type="dxa" w:w="3135"/>
+            <w:tcW w:type="dxa" w:w="2946"/>
           </w:tcPr>
           <w:p>
+            <w:r/>
             <w:r>
               <w:rPr>
+                <w:rFonts w:ascii="Times New Roman" w:hAnsi="Times New Roman"/>
                 <w:sz w:val="20"/>
               </w:rPr>
               <w:t>30 — 120</w:t>
@@ -1970,11 +2730,13 @@
         </w:tc>
         <w:tc>
           <w:tcPr>
-            <w:tcW w:type="dxa" w:w="3135"/>
+            <w:tcW w:type="dxa" w:w="2946"/>
           </w:tcPr>
           <w:p>
+            <w:r/>
             <w:r>
               <w:rPr>
+                <w:rFonts w:ascii="Times New Roman" w:hAnsi="Times New Roman"/>
                 <w:sz w:val="20"/>
               </w:rPr>
               <w:t>Resolucion de la malla FEM</w:t>
@@ -1985,11 +2747,13 @@
       <w:tr>
         <w:tc>
           <w:tcPr>
-            <w:tcW w:type="dxa" w:w="3135"/>
+            <w:tcW w:type="dxa" w:w="2946"/>
           </w:tcPr>
           <w:p>
+            <w:r/>
             <w:r>
               <w:rPr>
+                <w:rFonts w:ascii="Times New Roman" w:hAnsi="Times New Roman"/>
                 <w:sz w:val="20"/>
               </w:rPr>
               <w:t>Fraccion de volumen (fV)</w:t>
@@ -1998,11 +2762,13 @@
         </w:tc>
         <w:tc>
           <w:tcPr>
-            <w:tcW w:type="dxa" w:w="3135"/>
+            <w:tcW w:type="dxa" w:w="2946"/>
           </w:tcPr>
           <w:p>
+            <w:r/>
             <w:r>
               <w:rPr>
+                <w:rFonts w:ascii="Times New Roman" w:hAnsi="Times New Roman"/>
                 <w:sz w:val="20"/>
               </w:rPr>
               <w:t>0.30 — 0.70</w:t>
@@ -2011,11 +2777,13 @@
         </w:tc>
         <w:tc>
           <w:tcPr>
-            <w:tcW w:type="dxa" w:w="3135"/>
+            <w:tcW w:type="dxa" w:w="2946"/>
           </w:tcPr>
           <w:p>
+            <w:r/>
             <w:r>
               <w:rPr>
+                <w:rFonts w:ascii="Times New Roman" w:hAnsi="Times New Roman"/>
                 <w:sz w:val="20"/>
               </w:rPr>
               <w:t>Fraccion de volumen objetivo</w:t>
@@ -2026,11 +2794,13 @@
       <w:tr>
         <w:tc>
           <w:tcPr>
-            <w:tcW w:type="dxa" w:w="3135"/>
+            <w:tcW w:type="dxa" w:w="2946"/>
           </w:tcPr>
           <w:p>
+            <w:r/>
             <w:r>
               <w:rPr>
+                <w:rFonts w:ascii="Times New Roman" w:hAnsi="Times New Roman"/>
                 <w:sz w:val="20"/>
               </w:rPr>
               <w:t>Radio filtro (r_min)</w:t>
@@ -2039,11 +2809,13 @@
         </w:tc>
         <w:tc>
           <w:tcPr>
-            <w:tcW w:type="dxa" w:w="3135"/>
+            <w:tcW w:type="dxa" w:w="2946"/>
           </w:tcPr>
           <w:p>
+            <w:r/>
             <w:r>
               <w:rPr>
+                <w:rFonts w:ascii="Times New Roman" w:hAnsi="Times New Roman"/>
                 <w:sz w:val="20"/>
               </w:rPr>
               <w:t>1.5 — 4.0</w:t>
@@ -2052,14 +2824,16 @@
         </w:tc>
         <w:tc>
           <w:tcPr>
-            <w:tcW w:type="dxa" w:w="3135"/>
+            <w:tcW w:type="dxa" w:w="2946"/>
           </w:tcPr>
           <w:p>
+            <w:r/>
             <w:r>
               <w:rPr>
+                <w:rFonts w:ascii="Times New Roman" w:hAnsi="Times New Roman"/>
                 <w:sz w:val="20"/>
               </w:rPr>
-              <w:t>Radio de filtrado</w:t>
+              <w:t>Radio de filtrado de densidad</w:t>
             </w:r>
           </w:p>
         </w:tc>
@@ -2067,11 +2841,13 @@
       <w:tr>
         <w:tc>
           <w:tcPr>
-            <w:tcW w:type="dxa" w:w="3135"/>
+            <w:tcW w:type="dxa" w:w="2946"/>
           </w:tcPr>
           <w:p>
+            <w:r/>
             <w:r>
               <w:rPr>
+                <w:rFonts w:ascii="Times New Roman" w:hAnsi="Times New Roman"/>
                 <w:sz w:val="20"/>
               </w:rPr>
               <w:t>Max. iteraciones SIMP</w:t>
@@ -2080,11 +2856,13 @@
         </w:tc>
         <w:tc>
           <w:tcPr>
-            <w:tcW w:type="dxa" w:w="3135"/>
+            <w:tcW w:type="dxa" w:w="2946"/>
           </w:tcPr>
           <w:p>
+            <w:r/>
             <w:r>
               <w:rPr>
+                <w:rFonts w:ascii="Times New Roman" w:hAnsi="Times New Roman"/>
                 <w:sz w:val="20"/>
               </w:rPr>
               <w:t>50 — 300</w:t>
@@ -2093,11 +2871,13 @@
         </w:tc>
         <w:tc>
           <w:tcPr>
-            <w:tcW w:type="dxa" w:w="3135"/>
+            <w:tcW w:type="dxa" w:w="2946"/>
           </w:tcPr>
           <w:p>
+            <w:r/>
             <w:r>
               <w:rPr>
+                <w:rFonts w:ascii="Times New Roman" w:hAnsi="Times New Roman"/>
                 <w:sz w:val="20"/>
               </w:rPr>
               <w:t>Limite de iteraciones del optimizador</w:t>
@@ -2108,11 +2888,13 @@
       <w:tr>
         <w:tc>
           <w:tcPr>
-            <w:tcW w:type="dxa" w:w="3135"/>
+            <w:tcW w:type="dxa" w:w="2946"/>
           </w:tcPr>
           <w:p>
+            <w:r/>
             <w:r>
               <w:rPr>
+                <w:rFonts w:ascii="Times New Roman" w:hAnsi="Times New Roman"/>
                 <w:sz w:val="20"/>
               </w:rPr>
               <w:t>Modulo Young E0 (MPa)</w:t>
@@ -2121,11 +2903,13 @@
         </w:tc>
         <w:tc>
           <w:tcPr>
-            <w:tcW w:type="dxa" w:w="3135"/>
+            <w:tcW w:type="dxa" w:w="2946"/>
           </w:tcPr>
           <w:p>
+            <w:r/>
             <w:r>
               <w:rPr>
+                <w:rFonts w:ascii="Times New Roman" w:hAnsi="Times New Roman"/>
                 <w:sz w:val="20"/>
               </w:rPr>
               <w:t>100000 — 400000</w:t>
@@ -2134,11 +2918,13 @@
         </w:tc>
         <w:tc>
           <w:tcPr>
-            <w:tcW w:type="dxa" w:w="3135"/>
+            <w:tcW w:type="dxa" w:w="2946"/>
           </w:tcPr>
           <w:p>
+            <w:r/>
             <w:r>
               <w:rPr>
+                <w:rFonts w:ascii="Times New Roman" w:hAnsi="Times New Roman"/>
                 <w:sz w:val="20"/>
               </w:rPr>
               <w:t>Modulo de elasticidad del material</w:t>
@@ -2149,11 +2935,13 @@
       <w:tr>
         <w:tc>
           <w:tcPr>
-            <w:tcW w:type="dxa" w:w="3135"/>
+            <w:tcW w:type="dxa" w:w="2946"/>
           </w:tcPr>
           <w:p>
+            <w:r/>
             <w:r>
               <w:rPr>
+                <w:rFonts w:ascii="Times New Roman" w:hAnsi="Times New Roman"/>
                 <w:sz w:val="20"/>
               </w:rPr>
               <w:t>Carga F (N)</w:t>
@@ -2162,11 +2950,13 @@
         </w:tc>
         <w:tc>
           <w:tcPr>
-            <w:tcW w:type="dxa" w:w="3135"/>
+            <w:tcW w:type="dxa" w:w="2946"/>
           </w:tcPr>
           <w:p>
+            <w:r/>
             <w:r>
               <w:rPr>
+                <w:rFonts w:ascii="Times New Roman" w:hAnsi="Times New Roman"/>
                 <w:sz w:val="20"/>
               </w:rPr>
               <w:t>100 — 10000</w:t>
@@ -2175,14 +2965,16 @@
         </w:tc>
         <w:tc>
           <w:tcPr>
-            <w:tcW w:type="dxa" w:w="3135"/>
+            <w:tcW w:type="dxa" w:w="2946"/>
           </w:tcPr>
           <w:p>
+            <w:r/>
             <w:r>
               <w:rPr>
+                <w:rFonts w:ascii="Times New Roman" w:hAnsi="Times New Roman"/>
                 <w:sz w:val="20"/>
               </w:rPr>
-              <w:t>Fuerza aplicada</w:t>
+              <w:t>Fuerza aplicada en el dominio</w:t>
             </w:r>
           </w:p>
         </w:tc>
@@ -2194,22 +2986,22 @@
         <w:pStyle w:val="Heading2"/>
       </w:pPr>
       <w:r>
-        <w:t>6.2 Flujo de ejecucion</w:t>
+        <w:t>6.2 Procedimiento de ejecucion</w:t>
       </w:r>
     </w:p>
     <w:p>
       <w:r>
-        <w:t>1. Configurar parametros FEM y fisicos en la barra lateral.</w:t>
+        <w:t>1. Configurar los parametros FEM y fisicos en la barra lateral.</w:t>
       </w:r>
     </w:p>
     <w:p>
       <w:r>
-        <w:t>2. Presionar 'Ejecutar Comparacion Integrada'.</w:t>
+        <w:t>2. Presionar el boton 'Ejecutar Comparacion Integrada'.</w:t>
       </w:r>
     </w:p>
     <w:p>
       <w:r>
-        <w:t>3. Revisar: distribucion de material, metricas, ranking Pareto.</w:t>
+        <w:t>3. Revisar los resultados: distribucion de material, metricas y ranking Pareto.</w:t>
       </w:r>
     </w:p>
     <w:p>
@@ -2222,6 +3014,7 @@
     </w:p>
     <w:p>
       <w:pPr>
+        <w:spacing w:before="240" w:after="120"/>
         <w:jc w:val="center"/>
       </w:pPr>
       <w:r>
@@ -2240,7 +3033,7 @@
                     <pic:cNvPicPr/>
                   </pic:nvPicPr>
                   <pic:blipFill>
-                    <a:blip r:embed="rId15"/>
+                    <a:blip r:embed="rId16"/>
                     <a:stretch>
                       <a:fillRect/>
                     </a:stretch>
@@ -2261,20 +3054,26 @@
     </w:p>
     <w:p>
       <w:pPr>
+        <w:spacing w:after="240"/>
         <w:jc w:val="center"/>
       </w:pPr>
       <w:r>
         <w:rPr>
+          <w:rFonts w:ascii="Times New Roman" w:hAnsi="Times New Roman"/>
           <w:i/>
-          <w:color w:val="666666"/>
-          <w:sz w:val="18"/>
+          <w:sz w:val="20"/>
         </w:rPr>
-        <w:t>Figura 7. H.G. — Distribucion de material por configuracion</w:t>
+        <w:t>Figura 7. H.G. — Distribucion de material por configuracion (p=2, p=3, p=4).</w:t>
       </w:r>
     </w:p>
     <w:p>
       <w:r>
-        <w:t>El modulo compara configuraciones con p=2, p=3 y p=4, mostrando que p=3 es Pareto-optimo: minimiza compliance manteniendo B1=2 (topologia robusta). La metrica mu_alpha identifica correctamente la mejor configuracion.</w:t>
+        <w:t>El modulo compara configuraciones con p=2, p=3 y p=4. Los resultados muestran que p=3 es Pareto-optimo: minimiza compliance manteniendo B1=2 (topologia robusta). La metrica mu_alpha identifica correctamente la mejor configuracion entre las alternatives evaluadas.</w:t>
+      </w:r>
+    </w:p>
+    <w:p>
+      <w:r>
+        <w:br w:type="page"/>
       </w:r>
     </w:p>
     <w:p>
@@ -2287,11 +3086,12 @@
     </w:p>
     <w:p>
       <w:r>
-        <w:t>Este modulo es un laboratorio interactivo que compara la optimizacion analitica 1D (perfil de altura) con la optimizacion topologica SIMP 2D.</w:t>
+        <w:t>Este modulo es un laboratorio interactivo que compara la optimizacion analitica 1D (perfil de altura) con la optimizacion topologica SIMP 2D. Permite al usuario experimentar con diferentes casos de carga y observar las diferencias entre ambos enfoques de optimizacion.</w:t>
       </w:r>
     </w:p>
     <w:p>
       <w:pPr>
+        <w:spacing w:before="240" w:after="120"/>
         <w:jc w:val="center"/>
       </w:pPr>
       <w:r>
@@ -2310,7 +3110,7 @@
                     <pic:cNvPicPr/>
                   </pic:nvPicPr>
                   <pic:blipFill>
-                    <a:blip r:embed="rId16"/>
+                    <a:blip r:embed="rId17"/>
                     <a:stretch>
                       <a:fillRect/>
                     </a:stretch>
@@ -2331,15 +3131,16 @@
     </w:p>
     <w:p>
       <w:pPr>
+        <w:spacing w:after="240"/>
         <w:jc w:val="center"/>
       </w:pPr>
       <w:r>
         <w:rPr>
+          <w:rFonts w:ascii="Times New Roman" w:hAnsi="Times New Roman"/>
           <w:i/>
-          <w:color w:val="666666"/>
-          <w:sz w:val="18"/>
+          <w:sz w:val="20"/>
         </w:rPr>
-        <w:t>Figura 8. Modulo Ejemplo Viga — Modo 1D</w:t>
+        <w:t>Figura 8. Modulo Ejemplo Viga — Modo de optimizacion 1D.</w:t>
       </w:r>
     </w:p>
     <w:p>
@@ -2352,23 +3153,29 @@
     </w:p>
     <w:tbl>
       <w:tblPr>
-        <w:tblStyle w:val="LightGrid-Accent1"/>
+        <w:tblStyle w:val="TableGrid"/>
         <w:tblW w:type="auto" w:w="0"/>
         <w:jc w:val="center"/>
         <w:tblLook w:firstColumn="1" w:firstRow="1" w:lastColumn="0" w:lastRow="0" w:noHBand="0" w:noVBand="1" w:val="04A0"/>
       </w:tblPr>
       <w:tblGrid>
-        <w:gridCol w:w="4703"/>
-        <w:gridCol w:w="4703"/>
+        <w:gridCol w:w="4419"/>
+        <w:gridCol w:w="4419"/>
       </w:tblGrid>
       <w:tr>
         <w:tc>
           <w:tcPr>
-            <w:tcW w:type="dxa" w:w="4703"/>
+            <w:tcW w:type="dxa" w:w="4419"/>
+            <w:shd w:fill="D9E2F3"/>
           </w:tcPr>
           <w:p>
+            <w:pPr>
+              <w:jc w:val="center"/>
+            </w:pPr>
+            <w:r/>
             <w:r>
               <w:rPr>
+                <w:rFonts w:ascii="Times New Roman" w:hAnsi="Times New Roman"/>
                 <w:b/>
                 <w:sz w:val="20"/>
               </w:rPr>
@@ -2378,11 +3185,17 @@
         </w:tc>
         <w:tc>
           <w:tcPr>
-            <w:tcW w:type="dxa" w:w="4703"/>
+            <w:tcW w:type="dxa" w:w="4419"/>
+            <w:shd w:fill="D9E2F3"/>
           </w:tcPr>
           <w:p>
+            <w:pPr>
+              <w:jc w:val="center"/>
+            </w:pPr>
+            <w:r/>
             <w:r>
               <w:rPr>
+                <w:rFonts w:ascii="Times New Roman" w:hAnsi="Times New Roman"/>
                 <w:b/>
                 <w:sz w:val="20"/>
               </w:rPr>
@@ -2394,11 +3207,13 @@
       <w:tr>
         <w:tc>
           <w:tcPr>
-            <w:tcW w:type="dxa" w:w="4703"/>
+            <w:tcW w:type="dxa" w:w="4419"/>
           </w:tcPr>
           <w:p>
+            <w:r/>
             <w:r>
               <w:rPr>
+                <w:rFonts w:ascii="Times New Roman" w:hAnsi="Times New Roman"/>
                 <w:sz w:val="20"/>
               </w:rPr>
               <w:t>1D — Perfil de Altura</w:t>
@@ -2407,11 +3222,13 @@
         </w:tc>
         <w:tc>
           <w:tcPr>
-            <w:tcW w:type="dxa" w:w="4703"/>
+            <w:tcW w:type="dxa" w:w="4419"/>
           </w:tcPr>
           <w:p>
+            <w:r/>
             <w:r>
               <w:rPr>
+                <w:rFonts w:ascii="Times New Roman" w:hAnsi="Times New Roman"/>
                 <w:sz w:val="20"/>
               </w:rPr>
               <w:t>Optimizacion analitica: ajusta h(x) para minimizar volumen</w:t>
@@ -2422,11 +3239,13 @@
       <w:tr>
         <w:tc>
           <w:tcPr>
-            <w:tcW w:type="dxa" w:w="4703"/>
+            <w:tcW w:type="dxa" w:w="4419"/>
           </w:tcPr>
           <w:p>
+            <w:r/>
             <w:r>
               <w:rPr>
+                <w:rFonts w:ascii="Times New Roman" w:hAnsi="Times New Roman"/>
                 <w:sz w:val="20"/>
               </w:rPr>
               <w:t>2D — SIMP Topologico</w:t>
@@ -2435,11 +3254,13 @@
         </w:tc>
         <w:tc>
           <w:tcPr>
-            <w:tcW w:type="dxa" w:w="4703"/>
+            <w:tcW w:type="dxa" w:w="4419"/>
           </w:tcPr>
           <w:p>
+            <w:r/>
             <w:r>
               <w:rPr>
+                <w:rFonts w:ascii="Times New Roman" w:hAnsi="Times New Roman"/>
                 <w:sz w:val="20"/>
               </w:rPr>
               <w:t>Optimizacion topologica 2D con densidades de material</w:t>
@@ -2450,24 +3271,28 @@
       <w:tr>
         <w:tc>
           <w:tcPr>
-            <w:tcW w:type="dxa" w:w="4703"/>
+            <w:tcW w:type="dxa" w:w="4419"/>
           </w:tcPr>
           <w:p>
+            <w:r/>
             <w:r>
               <w:rPr>
+                <w:rFonts w:ascii="Times New Roman" w:hAnsi="Times New Roman"/>
                 <w:sz w:val="20"/>
               </w:rPr>
-              <w:t>Barrido p (2,3,4)</w:t>
+              <w:t>Barrido p (2, 3, 4)</w:t>
             </w:r>
           </w:p>
         </w:tc>
         <w:tc>
           <w:tcPr>
-            <w:tcW w:type="dxa" w:w="4703"/>
+            <w:tcW w:type="dxa" w:w="4419"/>
           </w:tcPr>
           <w:p>
+            <w:r/>
             <w:r>
               <w:rPr>
+                <w:rFonts w:ascii="Times New Roman" w:hAnsi="Times New Roman"/>
                 <w:sz w:val="20"/>
               </w:rPr>
               <w:t>Compara configuraciones con diferentes factores de penalizacion</w:t>
@@ -2478,11 +3303,13 @@
       <w:tr>
         <w:tc>
           <w:tcPr>
-            <w:tcW w:type="dxa" w:w="4703"/>
+            <w:tcW w:type="dxa" w:w="4419"/>
           </w:tcPr>
           <w:p>
+            <w:r/>
             <w:r>
               <w:rPr>
+                <w:rFonts w:ascii="Times New Roman" w:hAnsi="Times New Roman"/>
                 <w:sz w:val="20"/>
               </w:rPr>
               <w:t>Comparacion 1D vs 2D</w:t>
@@ -2491,14 +3318,16 @@
         </w:tc>
         <w:tc>
           <w:tcPr>
-            <w:tcW w:type="dxa" w:w="4703"/>
+            <w:tcW w:type="dxa" w:w="4419"/>
           </w:tcPr>
           <w:p>
+            <w:r/>
             <w:r>
               <w:rPr>
+                <w:rFonts w:ascii="Times New Roman" w:hAnsi="Times New Roman"/>
                 <w:sz w:val="20"/>
               </w:rPr>
-              <w:t>Lado a lado: perfil analitico vs diseno topologico</w:t>
+              <w:t>Vista lado a lado: perfil analitico vs diseno topologico</w:t>
             </w:r>
           </w:p>
         </w:tc>
@@ -2515,24 +3344,30 @@
     </w:p>
     <w:tbl>
       <w:tblPr>
-        <w:tblStyle w:val="LightGrid-Accent1"/>
+        <w:tblStyle w:val="TableGrid"/>
         <w:tblW w:type="auto" w:w="0"/>
         <w:jc w:val="center"/>
         <w:tblLook w:firstColumn="1" w:firstRow="1" w:lastColumn="0" w:lastRow="0" w:noHBand="0" w:noVBand="1" w:val="04A0"/>
       </w:tblPr>
       <w:tblGrid>
-        <w:gridCol w:w="3135"/>
-        <w:gridCol w:w="3135"/>
-        <w:gridCol w:w="3135"/>
+        <w:gridCol w:w="2946"/>
+        <w:gridCol w:w="2946"/>
+        <w:gridCol w:w="2946"/>
       </w:tblGrid>
       <w:tr>
         <w:tc>
           <w:tcPr>
-            <w:tcW w:type="dxa" w:w="3135"/>
+            <w:tcW w:type="dxa" w:w="2946"/>
+            <w:shd w:fill="D9E2F3"/>
           </w:tcPr>
           <w:p>
+            <w:pPr>
+              <w:jc w:val="center"/>
+            </w:pPr>
+            <w:r/>
             <w:r>
               <w:rPr>
+                <w:rFonts w:ascii="Times New Roman" w:hAnsi="Times New Roman"/>
                 <w:b/>
                 <w:sz w:val="20"/>
               </w:rPr>
@@ -2542,25 +3377,37 @@
         </w:tc>
         <w:tc>
           <w:tcPr>
-            <w:tcW w:type="dxa" w:w="3135"/>
+            <w:tcW w:type="dxa" w:w="2946"/>
+            <w:shd w:fill="D9E2F3"/>
           </w:tcPr>
           <w:p>
+            <w:pPr>
+              <w:jc w:val="center"/>
+            </w:pPr>
+            <w:r/>
             <w:r>
               <w:rPr>
+                <w:rFonts w:ascii="Times New Roman" w:hAnsi="Times New Roman"/>
                 <w:b/>
                 <w:sz w:val="20"/>
               </w:rPr>
-              <w:t>Tipo</w:t>
+              <w:t>Tipo de viga</w:t>
             </w:r>
           </w:p>
         </w:tc>
         <w:tc>
           <w:tcPr>
-            <w:tcW w:type="dxa" w:w="3135"/>
+            <w:tcW w:type="dxa" w:w="2946"/>
+            <w:shd w:fill="D9E2F3"/>
           </w:tcPr>
           <w:p>
+            <w:pPr>
+              <w:jc w:val="center"/>
+            </w:pPr>
+            <w:r/>
             <w:r>
               <w:rPr>
+                <w:rFonts w:ascii="Times New Roman" w:hAnsi="Times New Roman"/>
                 <w:b/>
                 <w:sz w:val="20"/>
               </w:rPr>
@@ -2572,11 +3419,13 @@
       <w:tr>
         <w:tc>
           <w:tcPr>
-            <w:tcW w:type="dxa" w:w="3135"/>
+            <w:tcW w:type="dxa" w:w="2946"/>
           </w:tcPr>
           <w:p>
+            <w:r/>
             <w:r>
               <w:rPr>
+                <w:rFonts w:ascii="Times New Roman" w:hAnsi="Times New Roman"/>
                 <w:sz w:val="20"/>
               </w:rPr>
               <w:t>Voladizo-Puntual</w:t>
@@ -2585,27 +3434,31 @@
         </w:tc>
         <w:tc>
           <w:tcPr>
-            <w:tcW w:type="dxa" w:w="3135"/>
+            <w:tcW w:type="dxa" w:w="2946"/>
           </w:tcPr>
           <w:p>
+            <w:r/>
             <w:r>
               <w:rPr>
+                <w:rFonts w:ascii="Times New Roman" w:hAnsi="Times New Roman"/>
                 <w:sz w:val="20"/>
               </w:rPr>
-              <w:t>Cantilever</w:t>
+              <w:t>Viga en voladizo</w:t>
             </w:r>
           </w:p>
         </w:tc>
         <w:tc>
           <w:tcPr>
-            <w:tcW w:type="dxa" w:w="3135"/>
+            <w:tcW w:type="dxa" w:w="2946"/>
           </w:tcPr>
           <w:p>
+            <w:r/>
             <w:r>
               <w:rPr>
+                <w:rFonts w:ascii="Times New Roman" w:hAnsi="Times New Roman"/>
                 <w:sz w:val="20"/>
               </w:rPr>
-              <w:t>Viga en voladizo con carga puntual en el extremo</w:t>
+              <w:t>Carga puntual aplicada en el extremo libre</w:t>
             </w:r>
           </w:p>
         </w:tc>
@@ -2613,11 +3466,13 @@
       <w:tr>
         <w:tc>
           <w:tcPr>
-            <w:tcW w:type="dxa" w:w="3135"/>
+            <w:tcW w:type="dxa" w:w="2946"/>
           </w:tcPr>
           <w:p>
+            <w:r/>
             <w:r>
               <w:rPr>
+                <w:rFonts w:ascii="Times New Roman" w:hAnsi="Times New Roman"/>
                 <w:sz w:val="20"/>
               </w:rPr>
               <w:t>Articulado-Central</w:t>
@@ -2626,27 +3481,31 @@
         </w:tc>
         <w:tc>
           <w:tcPr>
-            <w:tcW w:type="dxa" w:w="3135"/>
+            <w:tcW w:type="dxa" w:w="2946"/>
           </w:tcPr>
           <w:p>
+            <w:r/>
             <w:r>
               <w:rPr>
+                <w:rFonts w:ascii="Times New Roman" w:hAnsi="Times New Roman"/>
                 <w:sz w:val="20"/>
               </w:rPr>
-              <w:t>Simply Supported</w:t>
+              <w:t>Viga articulada</w:t>
             </w:r>
           </w:p>
         </w:tc>
         <w:tc>
           <w:tcPr>
-            <w:tcW w:type="dxa" w:w="3135"/>
+            <w:tcW w:type="dxa" w:w="2946"/>
           </w:tcPr>
           <w:p>
+            <w:r/>
             <w:r>
               <w:rPr>
+                <w:rFonts w:ascii="Times New Roman" w:hAnsi="Times New Roman"/>
                 <w:sz w:val="20"/>
               </w:rPr>
-              <w:t>Viga articulada con carga central</w:t>
+              <w:t>Carga puntual en el centro de la viga</w:t>
             </w:r>
           </w:p>
         </w:tc>
@@ -2654,11 +3513,13 @@
       <w:tr>
         <w:tc>
           <w:tcPr>
-            <w:tcW w:type="dxa" w:w="3135"/>
+            <w:tcW w:type="dxa" w:w="2946"/>
           </w:tcPr>
           <w:p>
+            <w:r/>
             <w:r>
               <w:rPr>
+                <w:rFonts w:ascii="Times New Roman" w:hAnsi="Times New Roman"/>
                 <w:sz w:val="20"/>
               </w:rPr>
               <w:t>Voladizo-Distribuida</w:t>
@@ -2667,27 +3528,31 @@
         </w:tc>
         <w:tc>
           <w:tcPr>
-            <w:tcW w:type="dxa" w:w="3135"/>
+            <w:tcW w:type="dxa" w:w="2946"/>
           </w:tcPr>
           <w:p>
+            <w:r/>
             <w:r>
               <w:rPr>
+                <w:rFonts w:ascii="Times New Roman" w:hAnsi="Times New Roman"/>
                 <w:sz w:val="20"/>
               </w:rPr>
-              <w:t>Cantilever</w:t>
+              <w:t>Viga en voladizo</w:t>
             </w:r>
           </w:p>
         </w:tc>
         <w:tc>
           <w:tcPr>
-            <w:tcW w:type="dxa" w:w="3135"/>
+            <w:tcW w:type="dxa" w:w="2946"/>
           </w:tcPr>
           <w:p>
+            <w:r/>
             <w:r>
               <w:rPr>
+                <w:rFonts w:ascii="Times New Roman" w:hAnsi="Times New Roman"/>
                 <w:sz w:val="20"/>
               </w:rPr>
-              <w:t>Viga en voladizo con carga distribuida</w:t>
+              <w:t>Carga distribuida a lo largo de toda la viga</w:t>
             </w:r>
           </w:p>
         </w:tc>
@@ -2704,37 +3569,60 @@
     </w:p>
     <w:p>
       <w:r>
-        <w:t>Cada modo muestra metricas en tiempo real:</w:t>
+        <w:t>Cada modo de experimentacion muestra las siguientes metricas en tiempo real:</w:t>
+      </w:r>
+    </w:p>
+    <w:p>
+      <w:pPr>
+        <w:pStyle w:val="ListBullet"/>
+      </w:pPr>
+      <w:r>
+        <w:t>Compliance: rigidez global del diseno estructural.</w:t>
+      </w:r>
+    </w:p>
+    <w:p>
+      <w:pPr>
+        <w:pStyle w:val="ListBullet"/>
+      </w:pPr>
+      <w:r>
+        <w:t>mu_alpha: metrica compuesta que combina compliance y topologia.</w:t>
+      </w:r>
+    </w:p>
+    <w:p>
+      <w:pPr>
+        <w:pStyle w:val="ListBullet"/>
+      </w:pPr>
+      <w:r>
+        <w:t>B0 y B1: numeros de Betti que describen la topologia del diseno.</w:t>
+      </w:r>
+    </w:p>
+    <w:p>
+      <w:pPr>
+        <w:pStyle w:val="ListBullet"/>
+      </w:pPr>
+      <w:r>
+        <w:t>Iteraciones y convergencia: progreso del algoritmo de optimizacion.</w:t>
+      </w:r>
+    </w:p>
+    <w:p>
+      <w:pPr>
+        <w:pStyle w:val="ListBullet"/>
+      </w:pPr>
+      <w:r>
+        <w:t>Factor de seguridad: estimacion post-hoc de la seguridad estructural.</w:t>
+      </w:r>
+    </w:p>
+    <w:p>
+      <w:pPr>
+        <w:pStyle w:val="ListBullet"/>
+      </w:pPr>
+      <w:r>
+        <w:t>Exportacion STL: generacion de archivo 3D para impresion (modo Comparacion).</w:t>
       </w:r>
     </w:p>
     <w:p>
       <w:r>
-        <w:t xml:space="preserve">  - Compliance (rigidez del diseno)</w:t>
-      </w:r>
-    </w:p>
-    <w:p>
-      <w:r>
-        <w:t xml:space="preserve">  - mu_alpha (metrica compuesta)</w:t>
-      </w:r>
-    </w:p>
-    <w:p>
-      <w:r>
-        <w:t xml:space="preserve">  - B0, B1 (numeros de Betti)</w:t>
-      </w:r>
-    </w:p>
-    <w:p>
-      <w:r>
-        <w:t xml:space="preserve">  - Iteraciones y convergencia</w:t>
-      </w:r>
-    </w:p>
-    <w:p>
-      <w:r>
-        <w:t xml:space="preserve">  - Factor de seguridad (estimacion post-hoc)</w:t>
-      </w:r>
-    </w:p>
-    <w:p>
-      <w:r>
-        <w:t xml:space="preserve">  - Exportacion STL (modo Comparacion)</w:t>
+        <w:br w:type="page"/>
       </w:r>
     </w:p>
     <w:p>
@@ -2745,26 +3633,37 @@
         <w:t>8. Solucion de Problemas</w:t>
       </w:r>
     </w:p>
+    <w:p>
+      <w:r>
+        <w:t>A continuacion se describen los problemas mas comunes y sus soluciones.</w:t>
+      </w:r>
+    </w:p>
     <w:tbl>
       <w:tblPr>
-        <w:tblStyle w:val="LightGrid-Accent1"/>
+        <w:tblStyle w:val="TableGrid"/>
         <w:tblW w:type="auto" w:w="0"/>
         <w:jc w:val="center"/>
         <w:tblLook w:firstColumn="1" w:firstRow="1" w:lastColumn="0" w:lastRow="0" w:noHBand="0" w:noVBand="1" w:val="04A0"/>
       </w:tblPr>
       <w:tblGrid>
-        <w:gridCol w:w="3135"/>
-        <w:gridCol w:w="3135"/>
-        <w:gridCol w:w="3135"/>
+        <w:gridCol w:w="2946"/>
+        <w:gridCol w:w="2946"/>
+        <w:gridCol w:w="2946"/>
       </w:tblGrid>
       <w:tr>
         <w:tc>
           <w:tcPr>
-            <w:tcW w:type="dxa" w:w="3135"/>
+            <w:tcW w:type="dxa" w:w="2946"/>
+            <w:shd w:fill="D9E2F3"/>
           </w:tcPr>
           <w:p>
+            <w:pPr>
+              <w:jc w:val="center"/>
+            </w:pPr>
+            <w:r/>
             <w:r>
               <w:rPr>
+                <w:rFonts w:ascii="Times New Roman" w:hAnsi="Times New Roman"/>
                 <w:b/>
                 <w:sz w:val="20"/>
               </w:rPr>
@@ -2774,25 +3673,37 @@
         </w:tc>
         <w:tc>
           <w:tcPr>
-            <w:tcW w:type="dxa" w:w="3135"/>
+            <w:tcW w:type="dxa" w:w="2946"/>
+            <w:shd w:fill="D9E2F3"/>
           </w:tcPr>
           <w:p>
+            <w:pPr>
+              <w:jc w:val="center"/>
+            </w:pPr>
+            <w:r/>
             <w:r>
               <w:rPr>
+                <w:rFonts w:ascii="Times New Roman" w:hAnsi="Times New Roman"/>
                 <w:b/>
                 <w:sz w:val="20"/>
               </w:rPr>
-              <w:t>Causa</w:t>
+              <w:t>Causa probable</w:t>
             </w:r>
           </w:p>
         </w:tc>
         <w:tc>
           <w:tcPr>
-            <w:tcW w:type="dxa" w:w="3135"/>
+            <w:tcW w:type="dxa" w:w="2946"/>
+            <w:shd w:fill="D9E2F3"/>
           </w:tcPr>
           <w:p>
+            <w:pPr>
+              <w:jc w:val="center"/>
+            </w:pPr>
+            <w:r/>
             <w:r>
               <w:rPr>
+                <w:rFonts w:ascii="Times New Roman" w:hAnsi="Times New Roman"/>
                 <w:b/>
                 <w:sz w:val="20"/>
               </w:rPr>
@@ -2804,24 +3715,28 @@
       <w:tr>
         <w:tc>
           <w:tcPr>
-            <w:tcW w:type="dxa" w:w="3135"/>
+            <w:tcW w:type="dxa" w:w="2946"/>
           </w:tcPr>
           <w:p>
+            <w:r/>
             <w:r>
               <w:rPr>
+                <w:rFonts w:ascii="Times New Roman" w:hAnsi="Times New Roman"/>
                 <w:sz w:val="20"/>
               </w:rPr>
-              <w:t>La app no inicia</w:t>
+              <w:t>La aplicacion no inicia</w:t>
             </w:r>
           </w:p>
         </w:tc>
         <w:tc>
           <w:tcPr>
-            <w:tcW w:type="dxa" w:w="3135"/>
+            <w:tcW w:type="dxa" w:w="2946"/>
           </w:tcPr>
           <w:p>
+            <w:r/>
             <w:r>
               <w:rPr>
+                <w:rFonts w:ascii="Times New Roman" w:hAnsi="Times New Roman"/>
                 <w:sz w:val="20"/>
               </w:rPr>
               <w:t>Puerto 8501 ocupado</w:t>
@@ -2830,11 +3745,13 @@
         </w:tc>
         <w:tc>
           <w:tcPr>
-            <w:tcW w:type="dxa" w:w="3135"/>
+            <w:tcW w:type="dxa" w:w="2946"/>
           </w:tcPr>
           <w:p>
+            <w:r/>
             <w:r>
               <w:rPr>
+                <w:rFonts w:ascii="Times New Roman" w:hAnsi="Times New Roman"/>
                 <w:sz w:val="20"/>
               </w:rPr>
               <w:t>Cerrar otros procesos de Streamlit o usar --server.port 8502</w:t>
@@ -2845,24 +3762,28 @@
       <w:tr>
         <w:tc>
           <w:tcPr>
-            <w:tcW w:type="dxa" w:w="3135"/>
+            <w:tcW w:type="dxa" w:w="2946"/>
           </w:tcPr>
           <w:p>
+            <w:r/>
             <w:r>
               <w:rPr>
+                <w:rFonts w:ascii="Times New Roman" w:hAnsi="Times New Roman"/>
                 <w:sz w:val="20"/>
               </w:rPr>
-              <w:t>Graficas no aparecen</w:t>
+              <w:t>Las graficas no aparecen</w:t>
             </w:r>
           </w:p>
         </w:tc>
         <w:tc>
           <w:tcPr>
-            <w:tcW w:type="dxa" w:w="3135"/>
+            <w:tcW w:type="dxa" w:w="2946"/>
           </w:tcPr>
           <w:p>
+            <w:r/>
             <w:r>
               <w:rPr>
+                <w:rFonts w:ascii="Times New Roman" w:hAnsi="Times New Roman"/>
                 <w:sz w:val="20"/>
               </w:rPr>
               <w:t>Dependencia faltante</w:t>
@@ -2871,14 +3792,16 @@
         </w:tc>
         <w:tc>
           <w:tcPr>
-            <w:tcW w:type="dxa" w:w="3135"/>
+            <w:tcW w:type="dxa" w:w="2946"/>
           </w:tcPr>
           <w:p>
+            <w:r/>
             <w:r>
               <w:rPr>
+                <w:rFonts w:ascii="Times New Roman" w:hAnsi="Times New Roman"/>
                 <w:sz w:val="20"/>
               </w:rPr>
-              <w:t>Verificar: pip install plotly matplotlib</w:t>
+              <w:t>Verificar instalacion: pip install plotly matplotlib</w:t>
             </w:r>
           </w:p>
         </w:tc>
@@ -2886,24 +3809,28 @@
       <w:tr>
         <w:tc>
           <w:tcPr>
-            <w:tcW w:type="dxa" w:w="3135"/>
+            <w:tcW w:type="dxa" w:w="2946"/>
           </w:tcPr>
           <w:p>
+            <w:r/>
             <w:r>
               <w:rPr>
+                <w:rFonts w:ascii="Times New Roman" w:hAnsi="Times New Roman"/>
                 <w:sz w:val="20"/>
               </w:rPr>
-              <w:t>Error en TDA</w:t>
+              <w:t>Error en calculos TDA</w:t>
             </w:r>
           </w:p>
         </w:tc>
         <w:tc>
           <w:tcPr>
-            <w:tcW w:type="dxa" w:w="3135"/>
+            <w:tcW w:type="dxa" w:w="2946"/>
           </w:tcPr>
           <w:p>
+            <w:r/>
             <w:r>
               <w:rPr>
+                <w:rFonts w:ascii="Times New Roman" w:hAnsi="Times New Roman"/>
                 <w:sz w:val="20"/>
               </w:rPr>
               <w:t>Ripser no instalado</w:t>
@@ -2912,11 +3839,13 @@
         </w:tc>
         <w:tc>
           <w:tcPr>
-            <w:tcW w:type="dxa" w:w="3135"/>
+            <w:tcW w:type="dxa" w:w="2946"/>
           </w:tcPr>
           <w:p>
+            <w:r/>
             <w:r>
               <w:rPr>
+                <w:rFonts w:ascii="Times New Roman" w:hAnsi="Times New Roman"/>
                 <w:sz w:val="20"/>
               </w:rPr>
               <w:t>Ejecutar: pip install ripser --no-deps</w:t>
@@ -2927,11 +3856,13 @@
       <w:tr>
         <w:tc>
           <w:tcPr>
-            <w:tcW w:type="dxa" w:w="3135"/>
+            <w:tcW w:type="dxa" w:w="2946"/>
           </w:tcPr>
           <w:p>
+            <w:r/>
             <w:r>
               <w:rPr>
+                <w:rFonts w:ascii="Times New Roman" w:hAnsi="Times New Roman"/>
                 <w:sz w:val="20"/>
               </w:rPr>
               <w:t>.exe no encuentra logos</w:t>
@@ -2940,11 +3871,13 @@
         </w:tc>
         <w:tc>
           <w:tcPr>
-            <w:tcW w:type="dxa" w:w="3135"/>
+            <w:tcW w:type="dxa" w:w="2946"/>
           </w:tcPr>
           <w:p>
+            <w:r/>
             <w:r>
               <w:rPr>
+                <w:rFonts w:ascii="Times New Roman" w:hAnsi="Times New Roman"/>
                 <w:sz w:val="20"/>
               </w:rPr>
               <w:t>PyInstaller no incluyo img/</w:t>
@@ -2953,14 +3886,16 @@
         </w:tc>
         <w:tc>
           <w:tcPr>
-            <w:tcW w:type="dxa" w:w="3135"/>
+            <w:tcW w:type="dxa" w:w="2946"/>
           </w:tcPr>
           <w:p>
+            <w:r/>
             <w:r>
               <w:rPr>
+                <w:rFonts w:ascii="Times New Roman" w:hAnsi="Times New Roman"/>
                 <w:sz w:val="20"/>
               </w:rPr>
-              <w:t>Re-ejecutar build_exe.bat (corregido)</w:t>
+              <w:t>Re-ejecutar build_exe.bat con las correcciones aplicadas</w:t>
             </w:r>
           </w:p>
         </w:tc>
@@ -2968,40 +3903,46 @@
       <w:tr>
         <w:tc>
           <w:tcPr>
-            <w:tcW w:type="dxa" w:w="3135"/>
+            <w:tcW w:type="dxa" w:w="2946"/>
           </w:tcPr>
           <w:p>
+            <w:r/>
             <w:r>
               <w:rPr>
+                <w:rFonts w:ascii="Times New Roman" w:hAnsi="Times New Roman"/>
                 <w:sz w:val="20"/>
               </w:rPr>
-              <w:t>Columnas desbordadas en mobile</w:t>
+              <w:t>Columnas desbordadas en movil</w:t>
             </w:r>
           </w:p>
         </w:tc>
         <w:tc>
           <w:tcPr>
-            <w:tcW w:type="dxa" w:w="3135"/>
+            <w:tcW w:type="dxa" w:w="2946"/>
           </w:tcPr>
           <w:p>
+            <w:r/>
             <w:r>
               <w:rPr>
+                <w:rFonts w:ascii="Times New Roman" w:hAnsi="Times New Roman"/>
                 <w:sz w:val="20"/>
               </w:rPr>
-              <w:t>CSS responsive limitado</w:t>
+              <w:t>Limitaciones de CSS responsive</w:t>
             </w:r>
           </w:p>
         </w:tc>
         <w:tc>
           <w:tcPr>
-            <w:tcW w:type="dxa" w:w="3135"/>
+            <w:tcW w:type="dxa" w:w="2946"/>
           </w:tcPr>
           <w:p>
+            <w:r/>
             <w:r>
               <w:rPr>
+                <w:rFonts w:ascii="Times New Roman" w:hAnsi="Times New Roman"/>
                 <w:sz w:val="20"/>
               </w:rPr>
-              <w:t>Usar en pantalla &gt;= 768px o desktop</w:t>
+              <w:t>Utilizar en pantalla con ancho mayor a 768px</w:t>
             </w:r>
           </w:p>
         </w:tc>
@@ -3009,46 +3950,57 @@
       <w:tr>
         <w:tc>
           <w:tcPr>
-            <w:tcW w:type="dxa" w:w="3135"/>
+            <w:tcW w:type="dxa" w:w="2946"/>
           </w:tcPr>
           <w:p>
+            <w:r/>
             <w:r>
               <w:rPr>
+                <w:rFonts w:ascii="Times New Roman" w:hAnsi="Times New Roman"/>
                 <w:sz w:val="20"/>
               </w:rPr>
-              <w:t>Numeros no renderizan LaTeX</w:t>
+              <w:t>Formula LaTeX no renderiza</w:t>
             </w:r>
           </w:p>
         </w:tc>
         <w:tc>
           <w:tcPr>
-            <w:tcW w:type="dxa" w:w="3135"/>
+            <w:tcW w:type="dxa" w:w="2946"/>
           </w:tcPr>
           <w:p>
+            <w:r/>
             <w:r>
               <w:rPr>
+                <w:rFonts w:ascii="Times New Roman" w:hAnsi="Times New Roman"/>
                 <w:sz w:val="20"/>
               </w:rPr>
-              <w:t>Escape incorrecto</w:t>
+              <w:t>Escape incorrecto en codigo</w:t>
             </w:r>
           </w:p>
         </w:tc>
         <w:tc>
           <w:tcPr>
-            <w:tcW w:type="dxa" w:w="3135"/>
+            <w:tcW w:type="dxa" w:w="2946"/>
           </w:tcPr>
           <w:p>
+            <w:r/>
             <w:r>
               <w:rPr>
+                <w:rFonts w:ascii="Times New Roman" w:hAnsi="Times New Roman"/>
                 <w:sz w:val="20"/>
               </w:rPr>
-              <w:t>Verificar que formulas usan r-strings en codigo</w:t>
+              <w:t>Verificar que las formulas utilizan raw strings (r-strings)</w:t>
             </w:r>
           </w:p>
         </w:tc>
       </w:tr>
     </w:tbl>
     <w:p/>
+    <w:p>
+      <w:r>
+        <w:br w:type="page"/>
+      </w:r>
+    </w:p>
     <w:p>
       <w:pPr>
         <w:pStyle w:val="Heading1"/>
@@ -3057,25 +4009,36 @@
         <w:t>9. Glosario</w:t>
       </w:r>
     </w:p>
+    <w:p>
+      <w:r>
+        <w:t>A continuacion se definen los terminos tecnicos utilizados en esta plataforma.</w:t>
+      </w:r>
+    </w:p>
     <w:tbl>
       <w:tblPr>
-        <w:tblStyle w:val="LightGrid-Accent1"/>
+        <w:tblStyle w:val="TableGrid"/>
         <w:tblW w:type="auto" w:w="0"/>
         <w:jc w:val="center"/>
         <w:tblLook w:firstColumn="1" w:firstRow="1" w:lastColumn="0" w:lastRow="0" w:noHBand="0" w:noVBand="1" w:val="04A0"/>
       </w:tblPr>
       <w:tblGrid>
-        <w:gridCol w:w="4703"/>
-        <w:gridCol w:w="4703"/>
+        <w:gridCol w:w="4419"/>
+        <w:gridCol w:w="4419"/>
       </w:tblGrid>
       <w:tr>
         <w:tc>
           <w:tcPr>
-            <w:tcW w:type="dxa" w:w="4703"/>
+            <w:tcW w:type="dxa" w:w="4419"/>
+            <w:shd w:fill="D9E2F3"/>
           </w:tcPr>
           <w:p>
+            <w:pPr>
+              <w:jc w:val="center"/>
+            </w:pPr>
+            <w:r/>
             <w:r>
               <w:rPr>
+                <w:rFonts w:ascii="Times New Roman" w:hAnsi="Times New Roman"/>
                 <w:b/>
                 <w:sz w:val="20"/>
               </w:rPr>
@@ -3085,11 +4048,17 @@
         </w:tc>
         <w:tc>
           <w:tcPr>
-            <w:tcW w:type="dxa" w:w="4703"/>
+            <w:tcW w:type="dxa" w:w="4419"/>
+            <w:shd w:fill="D9E2F3"/>
           </w:tcPr>
           <w:p>
+            <w:pPr>
+              <w:jc w:val="center"/>
+            </w:pPr>
+            <w:r/>
             <w:r>
               <w:rPr>
+                <w:rFonts w:ascii="Times New Roman" w:hAnsi="Times New Roman"/>
                 <w:b/>
                 <w:sz w:val="20"/>
               </w:rPr>
@@ -3101,11 +4070,13 @@
       <w:tr>
         <w:tc>
           <w:tcPr>
-            <w:tcW w:type="dxa" w:w="4703"/>
+            <w:tcW w:type="dxa" w:w="4419"/>
           </w:tcPr>
           <w:p>
+            <w:r/>
             <w:r>
               <w:rPr>
+                <w:rFonts w:ascii="Times New Roman" w:hAnsi="Times New Roman"/>
                 <w:sz w:val="20"/>
               </w:rPr>
               <w:t>TDA</w:t>
@@ -3114,11 +4085,13 @@
         </w:tc>
         <w:tc>
           <w:tcPr>
-            <w:tcW w:type="dxa" w:w="4703"/>
+            <w:tcW w:type="dxa" w:w="4419"/>
           </w:tcPr>
           <w:p>
+            <w:r/>
             <w:r>
               <w:rPr>
+                <w:rFonts w:ascii="Times New Roman" w:hAnsi="Times New Roman"/>
                 <w:sz w:val="20"/>
               </w:rPr>
               <w:t>Topological Data Analysis — analisis de forma via homologia persistente</w:t>
@@ -3129,11 +4102,13 @@
       <w:tr>
         <w:tc>
           <w:tcPr>
-            <w:tcW w:type="dxa" w:w="4703"/>
+            <w:tcW w:type="dxa" w:w="4419"/>
           </w:tcPr>
           <w:p>
+            <w:r/>
             <w:r>
               <w:rPr>
+                <w:rFonts w:ascii="Times New Roman" w:hAnsi="Times New Roman"/>
                 <w:sz w:val="20"/>
               </w:rPr>
               <w:t>SIMP</w:t>
@@ -3142,11 +4117,13 @@
         </w:tc>
         <w:tc>
           <w:tcPr>
-            <w:tcW w:type="dxa" w:w="4703"/>
+            <w:tcW w:type="dxa" w:w="4419"/>
           </w:tcPr>
           <w:p>
+            <w:r/>
             <w:r>
               <w:rPr>
+                <w:rFonts w:ascii="Times New Roman" w:hAnsi="Times New Roman"/>
                 <w:sz w:val="20"/>
               </w:rPr>
               <w:t>Solid Isotropic Material with Penalization — metodo de optimizacion topologica</w:t>
@@ -3157,27 +4134,31 @@
       <w:tr>
         <w:tc>
           <w:tcPr>
-            <w:tcW w:type="dxa" w:w="4703"/>
+            <w:tcW w:type="dxa" w:w="4419"/>
           </w:tcPr>
           <w:p>
+            <w:r/>
             <w:r>
               <w:rPr>
+                <w:rFonts w:ascii="Times New Roman" w:hAnsi="Times New Roman"/>
                 <w:sz w:val="20"/>
               </w:rPr>
-              <w:t>Bk (Betti number)</w:t>
+              <w:t>Bk (numero de Betti)</w:t>
             </w:r>
           </w:p>
         </w:tc>
         <w:tc>
           <w:tcPr>
-            <w:tcW w:type="dxa" w:w="4703"/>
+            <w:tcW w:type="dxa" w:w="4419"/>
           </w:tcPr>
           <w:p>
+            <w:r/>
             <w:r>
               <w:rPr>
+                <w:rFonts w:ascii="Times New Roman" w:hAnsi="Times New Roman"/>
                 <w:sz w:val="20"/>
               </w:rPr>
-              <w:t>Numero de Betti k: componentes conexas (k=0), agujeros (k=1), cavidades (k=2)</w:t>
+              <w:t>Invariantes topologicos: componentes conexas (k=0), agujeros (k=1), cavidades (k=2)</w:t>
             </w:r>
           </w:p>
         </w:tc>
@@ -3185,24 +4166,28 @@
       <w:tr>
         <w:tc>
           <w:tcPr>
-            <w:tcW w:type="dxa" w:w="4703"/>
+            <w:tcW w:type="dxa" w:w="4419"/>
           </w:tcPr>
           <w:p>
+            <w:r/>
             <w:r>
               <w:rPr>
+                <w:rFonts w:ascii="Times New Roman" w:hAnsi="Times New Roman"/>
                 <w:sz w:val="20"/>
               </w:rPr>
-              <w:t>dB (bottleneck)</w:t>
+              <w:t>dB (distancia bottleneck)</w:t>
             </w:r>
           </w:p>
         </w:tc>
         <w:tc>
           <w:tcPr>
-            <w:tcW w:type="dxa" w:w="4703"/>
+            <w:tcW w:type="dxa" w:w="4419"/>
           </w:tcPr>
           <w:p>
+            <w:r/>
             <w:r>
               <w:rPr>
+                <w:rFonts w:ascii="Times New Roman" w:hAnsi="Times New Roman"/>
                 <w:sz w:val="20"/>
               </w:rPr>
               <w:t>Distancia bottleneck entre diagramas de persistencia</w:t>
@@ -3213,24 +4198,28 @@
       <w:tr>
         <w:tc>
           <w:tcPr>
-            <w:tcW w:type="dxa" w:w="4703"/>
+            <w:tcW w:type="dxa" w:w="4419"/>
           </w:tcPr>
           <w:p>
+            <w:r/>
             <w:r>
               <w:rPr>
+                <w:rFonts w:ascii="Times New Roman" w:hAnsi="Times New Roman"/>
                 <w:sz w:val="20"/>
               </w:rPr>
-              <w:t>dH (Hausdorff)</w:t>
+              <w:t>dH (distancia Hausdorff)</w:t>
             </w:r>
           </w:p>
         </w:tc>
         <w:tc>
           <w:tcPr>
-            <w:tcW w:type="dxa" w:w="4703"/>
+            <w:tcW w:type="dxa" w:w="4419"/>
           </w:tcPr>
           <w:p>
+            <w:r/>
             <w:r>
               <w:rPr>
+                <w:rFonts w:ascii="Times New Roman" w:hAnsi="Times New Roman"/>
                 <w:sz w:val="20"/>
               </w:rPr>
               <w:t>Distancia Hausdorff entre nubes de puntos</w:t>
@@ -3241,11 +4230,13 @@
       <w:tr>
         <w:tc>
           <w:tcPr>
-            <w:tcW w:type="dxa" w:w="4703"/>
+            <w:tcW w:type="dxa" w:w="4419"/>
           </w:tcPr>
           <w:p>
+            <w:r/>
             <w:r>
               <w:rPr>
+                <w:rFonts w:ascii="Times New Roman" w:hAnsi="Times New Roman"/>
                 <w:sz w:val="20"/>
               </w:rPr>
               <w:t>mu_alpha</w:t>
@@ -3254,11 +4245,13 @@
         </w:tc>
         <w:tc>
           <w:tcPr>
-            <w:tcW w:type="dxa" w:w="4703"/>
+            <w:tcW w:type="dxa" w:w="4419"/>
           </w:tcPr>
           <w:p>
+            <w:r/>
             <w:r>
               <w:rPr>
+                <w:rFonts w:ascii="Times New Roman" w:hAnsi="Times New Roman"/>
                 <w:sz w:val="20"/>
               </w:rPr>
               <w:t>Metrica compuesta: mu = c + alpha * B1</w:t>
@@ -3269,11 +4262,13 @@
       <w:tr>
         <w:tc>
           <w:tcPr>
-            <w:tcW w:type="dxa" w:w="4703"/>
+            <w:tcW w:type="dxa" w:w="4419"/>
           </w:tcPr>
           <w:p>
+            <w:r/>
             <w:r>
               <w:rPr>
+                <w:rFonts w:ascii="Times New Roman" w:hAnsi="Times New Roman"/>
                 <w:sz w:val="20"/>
               </w:rPr>
               <w:t>FEM</w:t>
@@ -3282,11 +4277,13 @@
         </w:tc>
         <w:tc>
           <w:tcPr>
-            <w:tcW w:type="dxa" w:w="4703"/>
+            <w:tcW w:type="dxa" w:w="4419"/>
           </w:tcPr>
           <w:p>
+            <w:r/>
             <w:r>
               <w:rPr>
+                <w:rFonts w:ascii="Times New Roman" w:hAnsi="Times New Roman"/>
                 <w:sz w:val="20"/>
               </w:rPr>
               <w:t>Finite Element Method — metodo de elementos finitos</w:t>
@@ -3297,11 +4294,13 @@
       <w:tr>
         <w:tc>
           <w:tcPr>
-            <w:tcW w:type="dxa" w:w="4703"/>
+            <w:tcW w:type="dxa" w:w="4419"/>
           </w:tcPr>
           <w:p>
+            <w:r/>
             <w:r>
               <w:rPr>
+                <w:rFonts w:ascii="Times New Roman" w:hAnsi="Times New Roman"/>
                 <w:sz w:val="20"/>
               </w:rPr>
               <w:t>Pareto-optimo</w:t>
@@ -3310,11 +4309,13 @@
         </w:tc>
         <w:tc>
           <w:tcPr>
-            <w:tcW w:type="dxa" w:w="4703"/>
+            <w:tcW w:type="dxa" w:w="4419"/>
           </w:tcPr>
           <w:p>
+            <w:r/>
             <w:r>
               <w:rPr>
+                <w:rFonts w:ascii="Times New Roman" w:hAnsi="Times New Roman"/>
                 <w:sz w:val="20"/>
               </w:rPr>
               <w:t>Diseno que minimiza un objetivo sin empeorar el otro</w:t>
@@ -3325,11 +4326,13 @@
       <w:tr>
         <w:tc>
           <w:tcPr>
-            <w:tcW w:type="dxa" w:w="4703"/>
+            <w:tcW w:type="dxa" w:w="4419"/>
           </w:tcPr>
           <w:p>
+            <w:r/>
             <w:r>
               <w:rPr>
+                <w:rFonts w:ascii="Times New Roman" w:hAnsi="Times New Roman"/>
                 <w:sz w:val="20"/>
               </w:rPr>
               <w:t>Compliance</w:t>
@@ -3338,14 +4341,16 @@
         </w:tc>
         <w:tc>
           <w:tcPr>
-            <w:tcW w:type="dxa" w:w="4703"/>
+            <w:tcW w:type="dxa" w:w="4419"/>
           </w:tcPr>
           <w:p>
+            <w:r/>
             <w:r>
               <w:rPr>
+                <w:rFonts w:ascii="Times New Roman" w:hAnsi="Times New Roman"/>
                 <w:sz w:val="20"/>
               </w:rPr>
-              <w:t>Trabajo de la fuerza externa — inverso de la rigidez</w:t>
+              <w:t>Trabajo de la fuerza externa; inverso de la rigidez estructural</w:t>
             </w:r>
           </w:p>
         </w:tc>
@@ -3353,11 +4358,13 @@
       <w:tr>
         <w:tc>
           <w:tcPr>
-            <w:tcW w:type="dxa" w:w="4703"/>
+            <w:tcW w:type="dxa" w:w="4419"/>
           </w:tcPr>
           <w:p>
+            <w:r/>
             <w:r>
               <w:rPr>
+                <w:rFonts w:ascii="Times New Roman" w:hAnsi="Times New Roman"/>
                 <w:sz w:val="20"/>
               </w:rPr>
               <w:t>fV</w:t>
@@ -3366,14 +4373,80 @@
         </w:tc>
         <w:tc>
           <w:tcPr>
-            <w:tcW w:type="dxa" w:w="4703"/>
+            <w:tcW w:type="dxa" w:w="4419"/>
           </w:tcPr>
           <w:p>
+            <w:r/>
             <w:r>
               <w:rPr>
+                <w:rFonts w:ascii="Times New Roman" w:hAnsi="Times New Roman"/>
                 <w:sz w:val="20"/>
               </w:rPr>
-              <w:t>Fraccion de volumen de material solido</w:t>
+              <w:t>Fraccion de volumen de material solido en el dominio</w:t>
+            </w:r>
+          </w:p>
+        </w:tc>
+      </w:tr>
+      <w:tr>
+        <w:tc>
+          <w:tcPr>
+            <w:tcW w:type="dxa" w:w="4419"/>
+          </w:tcPr>
+          <w:p>
+            <w:r/>
+            <w:r>
+              <w:rPr>
+                <w:rFonts w:ascii="Times New Roman" w:hAnsi="Times New Roman"/>
+                <w:sz w:val="20"/>
+              </w:rPr>
+              <w:t>MMA</w:t>
+            </w:r>
+          </w:p>
+        </w:tc>
+        <w:tc>
+          <w:tcPr>
+            <w:tcW w:type="dxa" w:w="4419"/>
+          </w:tcPr>
+          <w:p>
+            <w:r/>
+            <w:r>
+              <w:rPr>
+                <w:rFonts w:ascii="Times New Roman" w:hAnsi="Times New Roman"/>
+                <w:sz w:val="20"/>
+              </w:rPr>
+              <w:t>Method of Moving Asymptotes — algoritmo de optimizacion utilizado</w:t>
+            </w:r>
+          </w:p>
+        </w:tc>
+      </w:tr>
+      <w:tr>
+        <w:tc>
+          <w:tcPr>
+            <w:tcW w:type="dxa" w:w="4419"/>
+          </w:tcPr>
+          <w:p>
+            <w:r/>
+            <w:r>
+              <w:rPr>
+                <w:rFonts w:ascii="Times New Roman" w:hAnsi="Times New Roman"/>
+                <w:sz w:val="20"/>
+              </w:rPr>
+              <w:t>r_min</w:t>
+            </w:r>
+          </w:p>
+        </w:tc>
+        <w:tc>
+          <w:tcPr>
+            <w:tcW w:type="dxa" w:w="4419"/>
+          </w:tcPr>
+          <w:p>
+            <w:r/>
+            <w:r>
+              <w:rPr>
+                <w:rFonts w:ascii="Times New Roman" w:hAnsi="Times New Roman"/>
+                <w:sz w:val="20"/>
+              </w:rPr>
+              <w:t>Radio de filtrado de densidad para evitar checkerboarding</w:t>
             </w:r>
           </w:p>
         </w:tc>
@@ -3381,13 +4454,35 @@
     </w:tbl>
     <w:p/>
     <w:sectPr>
+      <w:footerReference w:type="default" r:id="rId9"/>
       <w:pgSz w:w="12240" w:h="15840"/>
-      <w:pgMar w:top="1417" w:right="1417" w:bottom="1417" w:left="1417" w:header="720" w:footer="720" w:gutter="0"/>
+      <w:pgMar w:top="1701" w:right="1701" w:bottom="1701" w:left="1701" w:header="1417" w:footer="1417" w:gutter="0"/>
       <w:cols w:space="720"/>
       <w:docGrid w:linePitch="360"/>
     </w:sectPr>
   </w:body>
 </w:document>
+</file>
+
+<file path=word/footer1.xml><?xml version="1.0" encoding="utf-8"?>
+<w:ftr xmlns:m="http://schemas.openxmlformats.org/officeDocument/2006/math" xmlns:mc="http://schemas.openxmlformats.org/markup-compatibility/2006" xmlns:mo="http://schemas.microsoft.com/office/mac/office/2008/main" xmlns:mv="urn:schemas-microsoft-com:mac:vml" xmlns:o="urn:schemas-microsoft-com:office:office" xmlns:r="http://schemas.openxmlformats.org/officeDocument/2006/relationships" xmlns:v="urn:schemas-microsoft-com:vml" xmlns:w10="urn:schemas-microsoft-com:office:word" xmlns:w14="http://schemas.microsoft.com/office/word/2010/wordml" xmlns:w="http://schemas.openxmlformats.org/wordprocessingml/2006/main" xmlns:wne="http://schemas.microsoft.com/office/word/2006/wordml" xmlns:wp14="http://schemas.microsoft.com/office/word/2010/wordprocessingDrawing" xmlns:wp="http://schemas.openxmlformats.org/drawingml/2006/wordprocessingDrawing" xmlns:wpc="http://schemas.microsoft.com/office/word/2010/wordprocessingCanvas" xmlns:wpg="http://schemas.microsoft.com/office/word/2010/wordprocessingGroup" xmlns:wpi="http://schemas.microsoft.com/office/word/2010/wordprocessingInk" xmlns:wps="http://schemas.microsoft.com/office/word/2010/wordprocessingShape" mc:Ignorable="w14 wp14">
+  <w:p>
+    <w:pPr>
+      <w:pStyle w:val="Footer"/>
+      <w:jc w:val="center"/>
+    </w:pPr>
+    <w:r>
+      <w:fldChar w:fldCharType="begin"/>
+    </w:r>
+    <w:r>
+      <w:t xml:space="preserve"> PAGE </w:t>
+      <w:instrText xml:space="preserve"> PAGE </w:instrText>
+    </w:r>
+    <w:r>
+      <w:fldChar w:fldCharType="end"/>
+    </w:r>
+  </w:p>
+</w:ftr>
 </file>
 
 <file path=word/numbering.xml><?xml version="1.0" encoding="utf-8"?>
@@ -3753,10 +4848,14 @@
     <w:name w:val="Normal"/>
     <w:qFormat/>
     <w:rsid w:val="00FC693F"/>
+    <w:pPr>
+      <w:spacing w:line="360" w:lineRule="auto" w:before="120" w:after="120"/>
+      <w:jc w:val="both"/>
+    </w:pPr>
     <w:rPr>
-      <w:rFonts w:ascii="Calibri" w:hAnsi="Calibri"/>
-      <w:color w:val="1A1A2E"/>
-      <w:sz w:val="22"/>
+      <w:rFonts w:ascii="Times New Roman" w:hAnsi="Times New Roman"/>
+      <w:color w:val="000000"/>
+      <w:sz w:val="24"/>
     </w:rPr>
   </w:style>
   <w:style w:type="paragraph" w:styleId="Header">
@@ -3814,15 +4913,15 @@
     <w:pPr>
       <w:keepNext/>
       <w:keepLines/>
-      <w:spacing w:before="480" w:after="0"/>
+      <w:spacing w:before="360" w:after="240" w:line="360" w:lineRule="auto"/>
       <w:outlineLvl w:val="0"/>
     </w:pPr>
     <w:rPr>
-      <w:rFonts w:asciiTheme="majorHAnsi" w:eastAsiaTheme="majorEastAsia" w:hAnsiTheme="majorHAnsi" w:cstheme="majorBidi"/>
+      <w:rFonts w:asciiTheme="majorHAnsi" w:eastAsiaTheme="majorEastAsia" w:hAnsiTheme="majorHAnsi" w:cstheme="majorBidi" w:ascii="Times New Roman" w:hAnsi="Times New Roman"/>
       <w:b/>
       <w:bCs/>
-      <w:color w:val="E86C00"/>
-      <w:sz w:val="28"/>
+      <w:color w:val="000000"/>
+      <w:sz w:val="32"/>
       <w:szCs w:val="28"/>
     </w:rPr>
   </w:style>
@@ -3838,15 +4937,15 @@
     <w:pPr>
       <w:keepNext/>
       <w:keepLines/>
-      <w:spacing w:before="200" w:after="0"/>
+      <w:spacing w:before="240" w:after="120" w:line="360" w:lineRule="auto"/>
       <w:outlineLvl w:val="1"/>
     </w:pPr>
     <w:rPr>
-      <w:rFonts w:asciiTheme="majorHAnsi" w:eastAsiaTheme="majorEastAsia" w:hAnsiTheme="majorHAnsi" w:cstheme="majorBidi"/>
+      <w:rFonts w:asciiTheme="majorHAnsi" w:eastAsiaTheme="majorEastAsia" w:hAnsiTheme="majorHAnsi" w:cstheme="majorBidi" w:ascii="Times New Roman" w:hAnsi="Times New Roman"/>
       <w:b/>
       <w:bCs/>
-      <w:color w:val="E86C00"/>
-      <w:sz w:val="26"/>
+      <w:color w:val="000000"/>
+      <w:sz w:val="28"/>
       <w:szCs w:val="26"/>
     </w:rPr>
   </w:style>
@@ -3862,14 +4961,15 @@
     <w:pPr>
       <w:keepNext/>
       <w:keepLines/>
-      <w:spacing w:before="200" w:after="0"/>
+      <w:spacing w:before="240" w:after="120" w:line="360" w:lineRule="auto"/>
       <w:outlineLvl w:val="2"/>
     </w:pPr>
     <w:rPr>
-      <w:rFonts w:asciiTheme="majorHAnsi" w:eastAsiaTheme="majorEastAsia" w:hAnsiTheme="majorHAnsi" w:cstheme="majorBidi"/>
+      <w:rFonts w:asciiTheme="majorHAnsi" w:eastAsiaTheme="majorEastAsia" w:hAnsiTheme="majorHAnsi" w:cstheme="majorBidi" w:ascii="Times New Roman" w:hAnsi="Times New Roman"/>
       <w:b/>
       <w:bCs/>
-      <w:color w:val="E86C00"/>
+      <w:color w:val="000000"/>
+      <w:sz w:val="24"/>
     </w:rPr>
   </w:style>
   <w:style w:type="paragraph" w:styleId="Heading4">
@@ -4287,6 +5387,10 @@
       </w:numPr>
       <w:contextualSpacing/>
     </w:pPr>
+    <w:rPr>
+      <w:rFonts w:ascii="Times New Roman" w:hAnsi="Times New Roman"/>
+      <w:sz w:val="24"/>
+    </w:rPr>
   </w:style>
   <w:style w:type="paragraph" w:styleId="ListBullet2">
     <w:name w:val="List Bullet 2"/>
@@ -4590,15 +5694,17 @@
       <w:pBdr>
         <w:bottom w:val="single" w:sz="4" w:space="4" w:color="4F81BD" w:themeColor="accent1"/>
       </w:pBdr>
-      <w:spacing w:before="200" w:after="280"/>
-      <w:ind w:left="936" w:right="936"/>
+      <w:spacing w:before="120" w:after="120"/>
+      <w:ind w:left="1134" w:right="1134"/>
     </w:pPr>
     <w:rPr>
+      <w:rFonts w:ascii="Times New Roman" w:hAnsi="Times New Roman"/>
       <w:b/>
       <w:bCs/>
       <w:i/>
       <w:iCs/>
       <w:color w:val="4F81BD" w:themeColor="accent1"/>
+      <w:sz w:val="22"/>
     </w:rPr>
   </w:style>
   <w:style w:type="character" w:customStyle="1" w:styleId="IntenseQuoteChar">

--- a/docs/Manual_de_Usuario.docx
+++ b/docs/Manual_de_Usuario.docx
@@ -47,8 +47,6 @@
           <w:sz w:val="28"/>
         </w:rPr>
         <w:t>Plataforma TDA-SIMP</w:t>
-        <w:br/>
-        <w:t>Optimizacion Topologica y Homologia Persistente</w:t>
       </w:r>
     </w:p>
     <w:p>
@@ -90,7 +88,7 @@
           <w:rFonts w:ascii="Times New Roman" w:hAnsi="Times New Roman"/>
           <w:sz w:val="24"/>
         </w:rPr>
-        <w:t>Maestria en Matematica — Universidad Autonoma Gabriel Rene Moreno</w:t>
+        <w:t>Maestría en Matemática · UAGRM</w:t>
         <w:br/>
         <w:t>2026</w:t>
       </w:r>
@@ -105,32 +103,444 @@
         <w:pStyle w:val="Heading1"/>
       </w:pPr>
       <w:r>
-        <w:t>Tabla de Contenidos</w:t>
+        <w:t>1. Introducción</w:t>
       </w:r>
     </w:p>
     <w:p>
       <w:pPr>
+        <w:pStyle w:val="Heading2"/>
+      </w:pPr>
+      <w:r>
+        <w:t>1.1 Objetivo del manual</w:t>
+      </w:r>
+    </w:p>
+    <w:p>
+      <w:r>
+        <w:t>Este manual describe el uso de la Plataforma TDA-SIMP: una aplicación interactiva (Streamlit) que valida hipótesis sobre robustez topológica (H.E.1), optimización estructural SIMP (H.E.2), su comparación integrada (H.G.) y un laboratorio de viga 1D vs 2D. Cada módulo ejecuta simulaciones reales, muestra las Figuras 5.1 a 5.7 del Capítulo 5 y permite descargar todos los gráficos como PNG dentro de un ZIP.</w:t>
+      </w:r>
+    </w:p>
+    <w:p>
+      <w:pPr>
+        <w:pStyle w:val="Heading2"/>
+      </w:pPr>
+      <w:r>
+        <w:t>1.2 Tecnologías utilizadas</w:t>
+      </w:r>
+    </w:p>
+    <w:tbl>
+      <w:tblPr>
+        <w:tblStyle w:val="TableGrid"/>
+        <w:tblW w:type="auto" w:w="0"/>
+        <w:jc w:val="center"/>
+        <w:tblLook w:firstColumn="1" w:firstRow="1" w:lastColumn="0" w:lastRow="0" w:noHBand="0" w:noVBand="1" w:val="04A0"/>
+      </w:tblPr>
+      <w:tblGrid>
+        <w:gridCol w:w="4419"/>
+        <w:gridCol w:w="4419"/>
+      </w:tblGrid>
+      <w:tr>
+        <w:tc>
+          <w:tcPr>
+            <w:tcW w:type="dxa" w:w="4419"/>
+            <w:shd w:fill="D9E2F3"/>
+          </w:tcPr>
+          <w:p>
+            <w:pPr>
+              <w:jc w:val="center"/>
+            </w:pPr>
+            <w:r/>
+            <w:r>
+              <w:rPr>
+                <w:rFonts w:ascii="Times New Roman" w:hAnsi="Times New Roman"/>
+                <w:b/>
+                <w:sz w:val="20"/>
+              </w:rPr>
+              <w:t>Componente</w:t>
+            </w:r>
+          </w:p>
+        </w:tc>
+        <w:tc>
+          <w:tcPr>
+            <w:tcW w:type="dxa" w:w="4419"/>
+            <w:shd w:fill="D9E2F3"/>
+          </w:tcPr>
+          <w:p>
+            <w:pPr>
+              <w:jc w:val="center"/>
+            </w:pPr>
+            <w:r/>
+            <w:r>
+              <w:rPr>
+                <w:rFonts w:ascii="Times New Roman" w:hAnsi="Times New Roman"/>
+                <w:b/>
+                <w:sz w:val="20"/>
+              </w:rPr>
+              <w:t>Tecnología</w:t>
+            </w:r>
+          </w:p>
+        </w:tc>
+      </w:tr>
+      <w:tr>
+        <w:tc>
+          <w:tcPr>
+            <w:tcW w:type="dxa" w:w="4419"/>
+          </w:tcPr>
+          <w:p>
+            <w:r/>
+            <w:r>
+              <w:rPr>
+                <w:rFonts w:ascii="Times New Roman" w:hAnsi="Times New Roman"/>
+                <w:sz w:val="20"/>
+              </w:rPr>
+              <w:t>Interfaz</w:t>
+            </w:r>
+          </w:p>
+        </w:tc>
+        <w:tc>
+          <w:tcPr>
+            <w:tcW w:type="dxa" w:w="4419"/>
+          </w:tcPr>
+          <w:p>
+            <w:r/>
+            <w:r>
+              <w:rPr>
+                <w:rFonts w:ascii="Times New Roman" w:hAnsi="Times New Roman"/>
+                <w:sz w:val="20"/>
+              </w:rPr>
+              <w:t>Streamlit</w:t>
+            </w:r>
+          </w:p>
+        </w:tc>
+      </w:tr>
+      <w:tr>
+        <w:tc>
+          <w:tcPr>
+            <w:tcW w:type="dxa" w:w="4419"/>
+          </w:tcPr>
+          <w:p>
+            <w:r/>
+            <w:r>
+              <w:rPr>
+                <w:rFonts w:ascii="Times New Roman" w:hAnsi="Times New Roman"/>
+                <w:sz w:val="20"/>
+              </w:rPr>
+              <w:t>Cómputo numérico</w:t>
+            </w:r>
+          </w:p>
+        </w:tc>
+        <w:tc>
+          <w:tcPr>
+            <w:tcW w:type="dxa" w:w="4419"/>
+          </w:tcPr>
+          <w:p>
+            <w:r/>
+            <w:r>
+              <w:rPr>
+                <w:rFonts w:ascii="Times New Roman" w:hAnsi="Times New Roman"/>
+                <w:sz w:val="20"/>
+              </w:rPr>
+              <w:t>NumPy, SciPy, scikit-learn</w:t>
+            </w:r>
+          </w:p>
+        </w:tc>
+      </w:tr>
+      <w:tr>
+        <w:tc>
+          <w:tcPr>
+            <w:tcW w:type="dxa" w:w="4419"/>
+          </w:tcPr>
+          <w:p>
+            <w:r/>
+            <w:r>
+              <w:rPr>
+                <w:rFonts w:ascii="Times New Roman" w:hAnsi="Times New Roman"/>
+                <w:sz w:val="20"/>
+              </w:rPr>
+              <w:t>Homología persistente</w:t>
+            </w:r>
+          </w:p>
+        </w:tc>
+        <w:tc>
+          <w:tcPr>
+            <w:tcW w:type="dxa" w:w="4419"/>
+          </w:tcPr>
+          <w:p>
+            <w:r/>
+            <w:r>
+              <w:rPr>
+                <w:rFonts w:ascii="Times New Roman" w:hAnsi="Times New Roman"/>
+                <w:sz w:val="20"/>
+              </w:rPr>
+              <w:t>Ripser (nubes), GUDHI (mallas)</w:t>
+            </w:r>
+          </w:p>
+        </w:tc>
+      </w:tr>
+      <w:tr>
+        <w:tc>
+          <w:tcPr>
+            <w:tcW w:type="dxa" w:w="4419"/>
+          </w:tcPr>
+          <w:p>
+            <w:r/>
+            <w:r>
+              <w:rPr>
+                <w:rFonts w:ascii="Times New Roman" w:hAnsi="Times New Roman"/>
+                <w:sz w:val="20"/>
+              </w:rPr>
+              <w:t>Gráficos</w:t>
+            </w:r>
+          </w:p>
+        </w:tc>
+        <w:tc>
+          <w:tcPr>
+            <w:tcW w:type="dxa" w:w="4419"/>
+          </w:tcPr>
+          <w:p>
+            <w:r/>
+            <w:r>
+              <w:rPr>
+                <w:rFonts w:ascii="Times New Roman" w:hAnsi="Times New Roman"/>
+                <w:sz w:val="20"/>
+              </w:rPr>
+              <w:t>Plotly (interactivo) + Matplotlib (PDF)</w:t>
+            </w:r>
+          </w:p>
+        </w:tc>
+      </w:tr>
+      <w:tr>
+        <w:tc>
+          <w:tcPr>
+            <w:tcW w:type="dxa" w:w="4419"/>
+          </w:tcPr>
+          <w:p>
+            <w:r/>
+            <w:r>
+              <w:rPr>
+                <w:rFonts w:ascii="Times New Roman" w:hAnsi="Times New Roman"/>
+                <w:sz w:val="20"/>
+              </w:rPr>
+              <w:t>Exportación de figuras</w:t>
+            </w:r>
+          </w:p>
+        </w:tc>
+        <w:tc>
+          <w:tcPr>
+            <w:tcW w:type="dxa" w:w="4419"/>
+          </w:tcPr>
+          <w:p>
+            <w:r/>
+            <w:r>
+              <w:rPr>
+                <w:rFonts w:ascii="Times New Roman" w:hAnsi="Times New Roman"/>
+                <w:sz w:val="20"/>
+              </w:rPr>
+              <w:t>kaleido + Chrome (PNG en ZIP)</w:t>
+            </w:r>
+          </w:p>
+        </w:tc>
+      </w:tr>
+      <w:tr>
+        <w:tc>
+          <w:tcPr>
+            <w:tcW w:type="dxa" w:w="4419"/>
+          </w:tcPr>
+          <w:p>
+            <w:r/>
+            <w:r>
+              <w:rPr>
+                <w:rFonts w:ascii="Times New Roman" w:hAnsi="Times New Roman"/>
+                <w:sz w:val="20"/>
+              </w:rPr>
+              <w:t>Gestor de paquetes</w:t>
+            </w:r>
+          </w:p>
+        </w:tc>
+        <w:tc>
+          <w:tcPr>
+            <w:tcW w:type="dxa" w:w="4419"/>
+          </w:tcPr>
+          <w:p>
+            <w:r/>
+            <w:r>
+              <w:rPr>
+                <w:rFonts w:ascii="Times New Roman" w:hAnsi="Times New Roman"/>
+                <w:sz w:val="20"/>
+              </w:rPr>
+              <w:t>uv</w:t>
+            </w:r>
+          </w:p>
+        </w:tc>
+      </w:tr>
+      <w:tr>
+        <w:tc>
+          <w:tcPr>
+            <w:tcW w:type="dxa" w:w="4419"/>
+          </w:tcPr>
+          <w:p>
+            <w:r/>
+            <w:r>
+              <w:rPr>
+                <w:rFonts w:ascii="Times New Roman" w:hAnsi="Times New Roman"/>
+                <w:sz w:val="20"/>
+              </w:rPr>
+              <w:t>Lenguaje</w:t>
+            </w:r>
+          </w:p>
+        </w:tc>
+        <w:tc>
+          <w:tcPr>
+            <w:tcW w:type="dxa" w:w="4419"/>
+          </w:tcPr>
+          <w:p>
+            <w:r/>
+            <w:r>
+              <w:rPr>
+                <w:rFonts w:ascii="Times New Roman" w:hAnsi="Times New Roman"/>
+                <w:sz w:val="20"/>
+              </w:rPr>
+              <w:t>Python 3.12</w:t>
+            </w:r>
+          </w:p>
+        </w:tc>
+      </w:tr>
+    </w:tbl>
+    <w:p/>
+    <w:p>
+      <w:pPr>
+        <w:pStyle w:val="Heading2"/>
+      </w:pPr>
+      <w:r>
+        <w:t>1.3 Estructura del manual</w:t>
+      </w:r>
+    </w:p>
+    <w:p>
+      <w:r>
+        <w:t>Capítulo 2: instalación y ejecución. Capítulo 3: pantalla principal. Capítulos 4 a 7: un capítulo por módulo, en el orden de la pantalla (H.E.1, H.E.2, H.G., Ejemplo Viga). Capítulo 8: exportación y problemas.</w:t>
+      </w:r>
+    </w:p>
+    <w:p>
+      <w:pPr>
+        <w:pStyle w:val="Heading1"/>
+      </w:pPr>
+      <w:r>
+        <w:t>2. Instalación y Ejecución</w:t>
+      </w:r>
+    </w:p>
+    <w:p>
+      <w:pPr>
+        <w:pStyle w:val="Heading2"/>
+      </w:pPr>
+      <w:r>
+        <w:t>2.1 Instalación con uv</w:t>
+      </w:r>
+    </w:p>
+    <w:p>
+      <w:r>
+        <w:t>1. Instalar uv (https://docs.astral.sh/uv/).</w:t>
+      </w:r>
+    </w:p>
+    <w:p>
+      <w:r>
+        <w:t>2. uv venv .venv &amp;&amp; uv pip install -r requirements.txt</w:t>
+      </w:r>
+    </w:p>
+    <w:p>
+      <w:r>
+        <w:t>3. uv pip install ripser --no-deps &amp;&amp; uv pip install -e .</w:t>
+      </w:r>
+    </w:p>
+    <w:p>
+      <w:pPr>
+        <w:pStyle w:val="Heading2"/>
+      </w:pPr>
+      <w:r>
+        <w:t>2.2 Ejecución</w:t>
+      </w:r>
+    </w:p>
+    <w:p>
+      <w:r>
+        <w:t>uv run streamlit run src/tda/app/plataforma_tda_simp.py y abrir http://localhost:8501. También existe install_package.sh.</w:t>
+      </w:r>
+    </w:p>
+    <w:p>
+      <w:pPr>
+        <w:pStyle w:val="Heading2"/>
+      </w:pPr>
+      <w:r>
+        <w:t>2.3 Requisitos del sistema</w:t>
+      </w:r>
+    </w:p>
+    <w:p>
+      <w:r>
+        <w:t>Linux/macOS/Windows, Python ≥ 3.10 (validado 3.12). Para exportar PNG: Chrome vía .venv/bin/plotly_get_chrome (una sola vez).</w:t>
+      </w:r>
+    </w:p>
+    <w:p>
+      <w:pPr>
+        <w:pStyle w:val="Heading1"/>
+      </w:pPr>
+      <w:r>
+        <w:t>3. Pantalla Principal — Plataforma TDA-SIMP</w:t>
+      </w:r>
+    </w:p>
+    <w:p>
+      <w:r>
+        <w:t>La pantalla principal (plataforma tda simp) presenta los cuatro módulos con tarjetas de navegación: H.E.1 (robustez TDA), H.E.2 (optimización SIMP), H.G. (comparación integrada) y Ejemplo Viga 1D vs 2D.</w:t>
+      </w:r>
+    </w:p>
+    <w:p>
+      <w:pPr>
+        <w:spacing w:before="240" w:after="120"/>
+        <w:jc w:val="center"/>
+      </w:pPr>
+      <w:r>
+        <w:drawing>
+          <wp:inline xmlns:a="http://schemas.openxmlformats.org/drawingml/2006/main" xmlns:pic="http://schemas.openxmlformats.org/drawingml/2006/picture">
+            <wp:extent cx="5303520" cy="2982021"/>
+            <wp:docPr id="1" name="Picture 1"/>
+            <wp:cNvGraphicFramePr>
+              <a:graphicFrameLocks noChangeAspect="1"/>
+            </wp:cNvGraphicFramePr>
+            <a:graphic>
+              <a:graphicData uri="http://schemas.openxmlformats.org/drawingml/2006/picture">
+                <pic:pic>
+                  <pic:nvPicPr>
+                    <pic:cNvPr id="0" name="plataforma tda simp.png"/>
+                    <pic:cNvPicPr/>
+                  </pic:nvPicPr>
+                  <pic:blipFill>
+                    <a:blip r:embed="rId10"/>
+                    <a:stretch>
+                      <a:fillRect/>
+                    </a:stretch>
+                  </pic:blipFill>
+                  <pic:spPr>
+                    <a:xfrm>
+                      <a:off x="0" y="0"/>
+                      <a:ext cx="5303520" cy="2982021"/>
+                    </a:xfrm>
+                    <a:prstGeom prst="rect"/>
+                  </pic:spPr>
+                </pic:pic>
+              </a:graphicData>
+            </a:graphic>
+          </wp:inline>
+        </w:drawing>
+      </w:r>
+    </w:p>
+    <w:p>
+      <w:pPr>
+        <w:spacing w:after="240"/>
         <w:jc w:val="center"/>
       </w:pPr>
       <w:r>
         <w:rPr>
           <w:rFonts w:ascii="Times New Roman" w:hAnsi="Times New Roman"/>
           <w:i/>
-          <w:color w:val="999999"/>
-          <w:sz w:val="22"/>
+          <w:sz w:val="20"/>
         </w:rPr>
-        <w:t>[Actualizar campo de tabla de contenidos en Word]</w:t>
-      </w:r>
-    </w:p>
-    <w:p>
-      <w:r>
-        <w:fldChar w:fldCharType="begin"/>
-      </w:r>
-      <w:r>
-        <w:instrText xml:space="preserve"> TOC \o "1-3" \h \z \u </w:instrText>
-      </w:r>
-      <w:r>
-        <w:fldChar w:fldCharType="end"/>
+        <w:t>Figura 1. Pantalla principal — Plataforma TDA-SIMP.</w:t>
       </w:r>
     </w:p>
     <w:p>
@@ -143,17 +553,66 @@
         <w:pStyle w:val="Heading1"/>
       </w:pPr>
       <w:r>
-        <w:t>1. Introduccion</w:t>
+        <w:t>4. Módulo H.E.1 — Robustez TDA vs Euclidianos</w:t>
       </w:r>
     </w:p>
     <w:p>
       <w:r>
-        <w:t>La Plataforma TDA-SIMP es una herramienta interactiva de analisis topologico y optimizacion de estructuras mediante el metodo SIMP (Solid Isotropic Material with Penalization). Esta plataforma combina la Teoria de Datos (TDA) con la optimizacion topologica para validar hipotesis sobre robustez, eficiencia y comparacion de disenos estructurales.</w:t>
+        <w:t>Valida la H.E.1: los números de Betti son más robustos que los descriptores euclidianos bajo ruido gaussiano. Flujo: calibración de τ (Fig. 5.1, paso previo), tasa de acierto y cotas (Figs. 5.2–5.3), clasificación y McNemar (H.E.1b), cota réplica por réplica con q* (H.E.1c) y Tabla 5.5 del Caso 1.</w:t>
       </w:r>
     </w:p>
     <w:p>
+      <w:pPr>
+        <w:spacing w:before="240" w:after="120"/>
+        <w:jc w:val="center"/>
+      </w:pPr>
       <w:r>
-        <w:t>El sistema fue desarrollado como herramienta complementaria de la tesis de Maestria en Matematica de Jorge Larry Copa Cruz en la Universidad Autonoma Gabriel Rene Moreno (UAGRM), Bolivia, 2026.</w:t>
+        <w:drawing>
+          <wp:inline xmlns:a="http://schemas.openxmlformats.org/drawingml/2006/main" xmlns:pic="http://schemas.openxmlformats.org/drawingml/2006/picture">
+            <wp:extent cx="5303520" cy="2131998"/>
+            <wp:docPr id="2" name="Picture 2"/>
+            <wp:cNvGraphicFramePr>
+              <a:graphicFrameLocks noChangeAspect="1"/>
+            </wp:cNvGraphicFramePr>
+            <a:graphic>
+              <a:graphicData uri="http://schemas.openxmlformats.org/drawingml/2006/picture">
+                <pic:pic>
+                  <pic:nvPicPr>
+                    <pic:cNvPr id="0" name="H_E_1_0.png"/>
+                    <pic:cNvPicPr/>
+                  </pic:nvPicPr>
+                  <pic:blipFill>
+                    <a:blip r:embed="rId11"/>
+                    <a:stretch>
+                      <a:fillRect/>
+                    </a:stretch>
+                  </pic:blipFill>
+                  <pic:spPr>
+                    <a:xfrm>
+                      <a:off x="0" y="0"/>
+                      <a:ext cx="5303520" cy="2131998"/>
+                    </a:xfrm>
+                    <a:prstGeom prst="rect"/>
+                  </pic:spPr>
+                </pic:pic>
+              </a:graphicData>
+            </a:graphic>
+          </wp:inline>
+        </w:drawing>
+      </w:r>
+    </w:p>
+    <w:p>
+      <w:pPr>
+        <w:spacing w:after="240"/>
+        <w:jc w:val="center"/>
+      </w:pPr>
+      <w:r>
+        <w:rPr>
+          <w:rFonts w:ascii="Times New Roman" w:hAnsi="Times New Roman"/>
+          <w:i/>
+          <w:sz w:val="20"/>
+        </w:rPr>
+        <w:t>Figura 2. H.E.1 — Encabezado, objetivo y parámetros laterales.</w:t>
       </w:r>
     </w:p>
     <w:p>
@@ -161,12 +620,66 @@
         <w:pStyle w:val="Heading2"/>
       </w:pPr>
       <w:r>
-        <w:t>1.1 Objetivo del manual</w:t>
+        <w:t>4.1 Calibración del umbral τ (Figura 5.1)</w:t>
       </w:r>
     </w:p>
     <w:p>
       <w:r>
-        <w:t>Este manual tiene como proposito guiar al usuario en la instalacion, configuracion y uso de la plataforma. Se describe cada modulo de analisis, sus parametros configurables y los resultados esperados.</w:t>
+        <w:t>El botón «Calibrar τ» computa los 7 diagramas del patrón de oro una sola vez y evalúa 20 valores de τ: cuenta cuántas nubes reciben la lectura β₁ correcta. La franja verde marca la ventana de acierto total 7/7; τ = 0.15 (valor usado en todo el sistema) cae dentro de ella.</w:t>
+      </w:r>
+    </w:p>
+    <w:p>
+      <w:pPr>
+        <w:spacing w:before="240" w:after="120"/>
+        <w:jc w:val="center"/>
+      </w:pPr>
+      <w:r>
+        <w:drawing>
+          <wp:inline xmlns:a="http://schemas.openxmlformats.org/drawingml/2006/main" xmlns:pic="http://schemas.openxmlformats.org/drawingml/2006/picture">
+            <wp:extent cx="5303520" cy="2946400"/>
+            <wp:docPr id="3" name="Picture 3"/>
+            <wp:cNvGraphicFramePr>
+              <a:graphicFrameLocks noChangeAspect="1"/>
+            </wp:cNvGraphicFramePr>
+            <a:graphic>
+              <a:graphicData uri="http://schemas.openxmlformats.org/drawingml/2006/picture">
+                <pic:pic>
+                  <pic:nvPicPr>
+                    <pic:cNvPr id="0" name="H_E_1_1.png"/>
+                    <pic:cNvPicPr/>
+                  </pic:nvPicPr>
+                  <pic:blipFill>
+                    <a:blip r:embed="rId12"/>
+                    <a:stretch>
+                      <a:fillRect/>
+                    </a:stretch>
+                  </pic:blipFill>
+                  <pic:spPr>
+                    <a:xfrm>
+                      <a:off x="0" y="0"/>
+                      <a:ext cx="5303520" cy="2946400"/>
+                    </a:xfrm>
+                    <a:prstGeom prst="rect"/>
+                  </pic:spPr>
+                </pic:pic>
+              </a:graphicData>
+            </a:graphic>
+          </wp:inline>
+        </w:drawing>
+      </w:r>
+    </w:p>
+    <w:p>
+      <w:pPr>
+        <w:spacing w:after="240"/>
+        <w:jc w:val="center"/>
+      </w:pPr>
+      <w:r>
+        <w:rPr>
+          <w:rFonts w:ascii="Times New Roman" w:hAnsi="Times New Roman"/>
+          <w:i/>
+          <w:sz w:val="20"/>
+        </w:rPr>
+        <w:t>Figura 3. Figura 5.1 — Curva de calibración de τ con ventana 7/7.</w:t>
       </w:r>
     </w:p>
     <w:p>
@@ -174,7 +687,2261 @@
         <w:pStyle w:val="Heading2"/>
       </w:pPr>
       <w:r>
-        <w:t>1.2 Tecnologias utilizadas</w:t>
+        <w:t>4.2 Tasa de acierto y cotas (Figuras 5.2–5.3)</w:t>
+      </w:r>
+    </w:p>
+    <w:p>
+      <w:r>
+        <w:t>La Figura 5.2(a) muestra la tasa de acierto de βₖ por nivel de ruido: la lectura escalar deja de ser fiable fuera de su régimen de validez (H.E.1c). La Figura 5.3 contrasta la distancia bottleneck normalizada contra la cota 2q por nube y nivel; la Figura 5.2(b) verifica la cota dB = 2dH réplica por réplica con su región prohibida.</w:t>
+      </w:r>
+    </w:p>
+    <w:p>
+      <w:pPr>
+        <w:spacing w:before="240" w:after="120"/>
+        <w:jc w:val="center"/>
+      </w:pPr>
+      <w:r>
+        <w:drawing>
+          <wp:inline xmlns:a="http://schemas.openxmlformats.org/drawingml/2006/main" xmlns:pic="http://schemas.openxmlformats.org/drawingml/2006/picture">
+            <wp:extent cx="5303520" cy="2543487"/>
+            <wp:docPr id="4" name="Picture 4"/>
+            <wp:cNvGraphicFramePr>
+              <a:graphicFrameLocks noChangeAspect="1"/>
+            </wp:cNvGraphicFramePr>
+            <a:graphic>
+              <a:graphicData uri="http://schemas.openxmlformats.org/drawingml/2006/picture">
+                <pic:pic>
+                  <pic:nvPicPr>
+                    <pic:cNvPr id="0" name="H_E_1_2_1.png"/>
+                    <pic:cNvPicPr/>
+                  </pic:nvPicPr>
+                  <pic:blipFill>
+                    <a:blip r:embed="rId13"/>
+                    <a:stretch>
+                      <a:fillRect/>
+                    </a:stretch>
+                  </pic:blipFill>
+                  <pic:spPr>
+                    <a:xfrm>
+                      <a:off x="0" y="0"/>
+                      <a:ext cx="5303520" cy="2543487"/>
+                    </a:xfrm>
+                    <a:prstGeom prst="rect"/>
+                  </pic:spPr>
+                </pic:pic>
+              </a:graphicData>
+            </a:graphic>
+          </wp:inline>
+        </w:drawing>
+      </w:r>
+    </w:p>
+    <w:p>
+      <w:pPr>
+        <w:spacing w:after="240"/>
+        <w:jc w:val="center"/>
+      </w:pPr>
+      <w:r>
+        <w:rPr>
+          <w:rFonts w:ascii="Times New Roman" w:hAnsi="Times New Roman"/>
+          <w:i/>
+          <w:sz w:val="20"/>
+        </w:rPr>
+        <w:t>Figura 4. Figura 5.2(a) — Tasa de acierto de βₖ por ruido.</w:t>
+      </w:r>
+    </w:p>
+    <w:p>
+      <w:pPr>
+        <w:spacing w:before="240" w:after="120"/>
+        <w:jc w:val="center"/>
+      </w:pPr>
+      <w:r>
+        <w:drawing>
+          <wp:inline xmlns:a="http://schemas.openxmlformats.org/drawingml/2006/main" xmlns:pic="http://schemas.openxmlformats.org/drawingml/2006/picture">
+            <wp:extent cx="5303520" cy="2438738"/>
+            <wp:docPr id="5" name="Picture 5"/>
+            <wp:cNvGraphicFramePr>
+              <a:graphicFrameLocks noChangeAspect="1"/>
+            </wp:cNvGraphicFramePr>
+            <a:graphic>
+              <a:graphicData uri="http://schemas.openxmlformats.org/drawingml/2006/picture">
+                <pic:pic>
+                  <pic:nvPicPr>
+                    <pic:cNvPr id="0" name="H_E_1_2_2.png"/>
+                    <pic:cNvPicPr/>
+                  </pic:nvPicPr>
+                  <pic:blipFill>
+                    <a:blip r:embed="rId14"/>
+                    <a:stretch>
+                      <a:fillRect/>
+                    </a:stretch>
+                  </pic:blipFill>
+                  <pic:spPr>
+                    <a:xfrm>
+                      <a:off x="0" y="0"/>
+                      <a:ext cx="5303520" cy="2438738"/>
+                    </a:xfrm>
+                    <a:prstGeom prst="rect"/>
+                  </pic:spPr>
+                </pic:pic>
+              </a:graphicData>
+            </a:graphic>
+          </wp:inline>
+        </w:drawing>
+      </w:r>
+    </w:p>
+    <w:p>
+      <w:pPr>
+        <w:spacing w:after="240"/>
+        <w:jc w:val="center"/>
+      </w:pPr>
+      <w:r>
+        <w:rPr>
+          <w:rFonts w:ascii="Times New Roman" w:hAnsi="Times New Roman"/>
+          <w:i/>
+          <w:sz w:val="20"/>
+        </w:rPr>
+        <w:t>Figura 5. Datos para la Figura 5.2(a) y hallazgo del régimen de validez.</w:t>
+      </w:r>
+    </w:p>
+    <w:p>
+      <w:pPr>
+        <w:spacing w:before="240" w:after="120"/>
+        <w:jc w:val="center"/>
+      </w:pPr>
+      <w:r>
+        <w:drawing>
+          <wp:inline xmlns:a="http://schemas.openxmlformats.org/drawingml/2006/main" xmlns:pic="http://schemas.openxmlformats.org/drawingml/2006/picture">
+            <wp:extent cx="5303520" cy="1710100"/>
+            <wp:docPr id="6" name="Picture 6"/>
+            <wp:cNvGraphicFramePr>
+              <a:graphicFrameLocks noChangeAspect="1"/>
+            </wp:cNvGraphicFramePr>
+            <a:graphic>
+              <a:graphicData uri="http://schemas.openxmlformats.org/drawingml/2006/picture">
+                <pic:pic>
+                  <pic:nvPicPr>
+                    <pic:cNvPr id="0" name="H_E_1_3_1.png"/>
+                    <pic:cNvPicPr/>
+                  </pic:nvPicPr>
+                  <pic:blipFill>
+                    <a:blip r:embed="rId15"/>
+                    <a:stretch>
+                      <a:fillRect/>
+                    </a:stretch>
+                  </pic:blipFill>
+                  <pic:spPr>
+                    <a:xfrm>
+                      <a:off x="0" y="0"/>
+                      <a:ext cx="5303520" cy="1710100"/>
+                    </a:xfrm>
+                    <a:prstGeom prst="rect"/>
+                  </pic:spPr>
+                </pic:pic>
+              </a:graphicData>
+            </a:graphic>
+          </wp:inline>
+        </w:drawing>
+      </w:r>
+    </w:p>
+    <w:p>
+      <w:pPr>
+        <w:spacing w:after="240"/>
+        <w:jc w:val="center"/>
+      </w:pPr>
+      <w:r>
+        <w:rPr>
+          <w:rFonts w:ascii="Times New Roman" w:hAnsi="Times New Roman"/>
+          <w:i/>
+          <w:sz w:val="20"/>
+        </w:rPr>
+        <w:t>Figura 6. Figura 5.3 — Bottleneck normalizada vs cota 2q.</w:t>
+      </w:r>
+    </w:p>
+    <w:p>
+      <w:pPr>
+        <w:spacing w:before="240" w:after="120"/>
+        <w:jc w:val="center"/>
+      </w:pPr>
+      <w:r>
+        <w:drawing>
+          <wp:inline xmlns:a="http://schemas.openxmlformats.org/drawingml/2006/main" xmlns:pic="http://schemas.openxmlformats.org/drawingml/2006/picture">
+            <wp:extent cx="5303520" cy="2159738"/>
+            <wp:docPr id="7" name="Picture 7"/>
+            <wp:cNvGraphicFramePr>
+              <a:graphicFrameLocks noChangeAspect="1"/>
+            </wp:cNvGraphicFramePr>
+            <a:graphic>
+              <a:graphicData uri="http://schemas.openxmlformats.org/drawingml/2006/picture">
+                <pic:pic>
+                  <pic:nvPicPr>
+                    <pic:cNvPr id="0" name="H_E_1_3_2.png"/>
+                    <pic:cNvPicPr/>
+                  </pic:nvPicPr>
+                  <pic:blipFill>
+                    <a:blip r:embed="rId16"/>
+                    <a:stretch>
+                      <a:fillRect/>
+                    </a:stretch>
+                  </pic:blipFill>
+                  <pic:spPr>
+                    <a:xfrm>
+                      <a:off x="0" y="0"/>
+                      <a:ext cx="5303520" cy="2159738"/>
+                    </a:xfrm>
+                    <a:prstGeom prst="rect"/>
+                  </pic:spPr>
+                </pic:pic>
+              </a:graphicData>
+            </a:graphic>
+          </wp:inline>
+        </w:drawing>
+      </w:r>
+    </w:p>
+    <w:p>
+      <w:pPr>
+        <w:spacing w:after="240"/>
+        <w:jc w:val="center"/>
+      </w:pPr>
+      <w:r>
+        <w:rPr>
+          <w:rFonts w:ascii="Times New Roman" w:hAnsi="Times New Roman"/>
+          <w:i/>
+          <w:sz w:val="20"/>
+        </w:rPr>
+        <w:t>Figura 7. Veredicto H.E.1a' y datos de la Figura 5.3.</w:t>
+      </w:r>
+    </w:p>
+    <w:p>
+      <w:pPr>
+        <w:pStyle w:val="Heading2"/>
+      </w:pPr>
+      <w:r>
+        <w:t>4.3 Clasificación, McNemar y Tabla 5.5</w:t>
+      </w:r>
+    </w:p>
+    <w:p>
+      <w:r>
+        <w:t>La sección H.E.1b compara exactitud TDA vs euclidiana y aplica el test de McNemar: la tabla cruza aciertos de ambos clasificadores y solo importan las celdas discordantes (n01 = TDA acierta donde Eucl falla, n10 = al revés); se reportan χ² y valor p (p &lt; 0.001 si es ínfimo). La Tabla 5.5 consolida indicador, criterio, valor esperado y medido del Caso 1, incluido q* estimado.</w:t>
+      </w:r>
+    </w:p>
+    <w:p>
+      <w:pPr>
+        <w:spacing w:before="240" w:after="120"/>
+        <w:jc w:val="center"/>
+      </w:pPr>
+      <w:r>
+        <w:drawing>
+          <wp:inline xmlns:a="http://schemas.openxmlformats.org/drawingml/2006/main" xmlns:pic="http://schemas.openxmlformats.org/drawingml/2006/picture">
+            <wp:extent cx="5303520" cy="2825409"/>
+            <wp:docPr id="8" name="Picture 8"/>
+            <wp:cNvGraphicFramePr>
+              <a:graphicFrameLocks noChangeAspect="1"/>
+            </wp:cNvGraphicFramePr>
+            <a:graphic>
+              <a:graphicData uri="http://schemas.openxmlformats.org/drawingml/2006/picture">
+                <pic:pic>
+                  <pic:nvPicPr>
+                    <pic:cNvPr id="0" name="H_E_1_4_1.png"/>
+                    <pic:cNvPicPr/>
+                  </pic:nvPicPr>
+                  <pic:blipFill>
+                    <a:blip r:embed="rId17"/>
+                    <a:stretch>
+                      <a:fillRect/>
+                    </a:stretch>
+                  </pic:blipFill>
+                  <pic:spPr>
+                    <a:xfrm>
+                      <a:off x="0" y="0"/>
+                      <a:ext cx="5303520" cy="2825409"/>
+                    </a:xfrm>
+                    <a:prstGeom prst="rect"/>
+                  </pic:spPr>
+                </pic:pic>
+              </a:graphicData>
+            </a:graphic>
+          </wp:inline>
+        </w:drawing>
+      </w:r>
+    </w:p>
+    <w:p>
+      <w:pPr>
+        <w:spacing w:after="240"/>
+        <w:jc w:val="center"/>
+      </w:pPr>
+      <w:r>
+        <w:rPr>
+          <w:rFonts w:ascii="Times New Roman" w:hAnsi="Times New Roman"/>
+          <w:i/>
+          <w:sz w:val="20"/>
+        </w:rPr>
+        <w:t>Figura 8. H.E.1b — Clasificación 3D y exactitud complementaria.</w:t>
+      </w:r>
+    </w:p>
+    <w:p>
+      <w:pPr>
+        <w:spacing w:before="240" w:after="120"/>
+        <w:jc w:val="center"/>
+      </w:pPr>
+      <w:r>
+        <w:drawing>
+          <wp:inline xmlns:a="http://schemas.openxmlformats.org/drawingml/2006/main" xmlns:pic="http://schemas.openxmlformats.org/drawingml/2006/picture">
+            <wp:extent cx="5303520" cy="3394108"/>
+            <wp:docPr id="9" name="Picture 9"/>
+            <wp:cNvGraphicFramePr>
+              <a:graphicFrameLocks noChangeAspect="1"/>
+            </wp:cNvGraphicFramePr>
+            <a:graphic>
+              <a:graphicData uri="http://schemas.openxmlformats.org/drawingml/2006/picture">
+                <pic:pic>
+                  <pic:nvPicPr>
+                    <pic:cNvPr id="0" name="H_E_1_4_2.png"/>
+                    <pic:cNvPicPr/>
+                  </pic:nvPicPr>
+                  <pic:blipFill>
+                    <a:blip r:embed="rId18"/>
+                    <a:stretch>
+                      <a:fillRect/>
+                    </a:stretch>
+                  </pic:blipFill>
+                  <pic:spPr>
+                    <a:xfrm>
+                      <a:off x="0" y="0"/>
+                      <a:ext cx="5303520" cy="3394108"/>
+                    </a:xfrm>
+                    <a:prstGeom prst="rect"/>
+                  </pic:spPr>
+                </pic:pic>
+              </a:graphicData>
+            </a:graphic>
+          </wp:inline>
+        </w:drawing>
+      </w:r>
+    </w:p>
+    <w:p>
+      <w:pPr>
+        <w:spacing w:after="240"/>
+        <w:jc w:val="center"/>
+      </w:pPr>
+      <w:r>
+        <w:rPr>
+          <w:rFonts w:ascii="Times New Roman" w:hAnsi="Times New Roman"/>
+          <w:i/>
+          <w:sz w:val="20"/>
+        </w:rPr>
+        <w:t>Figura 9. Test de McNemar y Figura 5.2(b) con región prohibida.</w:t>
+      </w:r>
+    </w:p>
+    <w:p>
+      <w:pPr>
+        <w:spacing w:before="240" w:after="120"/>
+        <w:jc w:val="center"/>
+      </w:pPr>
+      <w:r>
+        <w:drawing>
+          <wp:inline xmlns:a="http://schemas.openxmlformats.org/drawingml/2006/main" xmlns:pic="http://schemas.openxmlformats.org/drawingml/2006/picture">
+            <wp:extent cx="5303520" cy="3477837"/>
+            <wp:docPr id="10" name="Picture 10"/>
+            <wp:cNvGraphicFramePr>
+              <a:graphicFrameLocks noChangeAspect="1"/>
+            </wp:cNvGraphicFramePr>
+            <a:graphic>
+              <a:graphicData uri="http://schemas.openxmlformats.org/drawingml/2006/picture">
+                <pic:pic>
+                  <pic:nvPicPr>
+                    <pic:cNvPr id="0" name="H_E_1_4_3.png"/>
+                    <pic:cNvPicPr/>
+                  </pic:nvPicPr>
+                  <pic:blipFill>
+                    <a:blip r:embed="rId19"/>
+                    <a:stretch>
+                      <a:fillRect/>
+                    </a:stretch>
+                  </pic:blipFill>
+                  <pic:spPr>
+                    <a:xfrm>
+                      <a:off x="0" y="0"/>
+                      <a:ext cx="5303520" cy="3477837"/>
+                    </a:xfrm>
+                    <a:prstGeom prst="rect"/>
+                  </pic:spPr>
+                </pic:pic>
+              </a:graphicData>
+            </a:graphic>
+          </wp:inline>
+        </w:drawing>
+      </w:r>
+    </w:p>
+    <w:p>
+      <w:pPr>
+        <w:spacing w:after="240"/>
+        <w:jc w:val="center"/>
+      </w:pPr>
+      <w:r>
+        <w:rPr>
+          <w:rFonts w:ascii="Times New Roman" w:hAnsi="Times New Roman"/>
+          <w:i/>
+          <w:sz w:val="20"/>
+        </w:rPr>
+        <w:t>Figura 10. Veredicto H.E.1c, q* estimado y Tabla 5.5 del Caso 1.</w:t>
+      </w:r>
+    </w:p>
+    <w:p>
+      <w:r>
+        <w:br w:type="page"/>
+      </w:r>
+    </w:p>
+    <w:p>
+      <w:pPr>
+        <w:pStyle w:val="Heading1"/>
+      </w:pPr>
+      <w:r>
+        <w:t>5. Módulo H.E.2 — Optimización SIMP + Métrica Compuesta</w:t>
+      </w:r>
+    </w:p>
+    <w:p>
+      <w:r>
+        <w:t>Optimización topológica 2D con SIMP y métrica compuesta μ(α). Valida H.E.2a' (reducción ≥ 40 % vs diseño uniforme) y H.E.2b' (β₁ invariante, descriptivo). Incluye Figuras 5.4 a 5.7 con epígrafes del documento, Tabla 5.6 dinámica y doble cómputo de Betti: característica de Euler del complejo cúbico (χ = V−E+F, β₁ = β₀−χ) vs homología cúbica persistente (GUDHI).</w:t>
+      </w:r>
+    </w:p>
+    <w:p>
+      <w:pPr>
+        <w:spacing w:before="240" w:after="120"/>
+        <w:jc w:val="center"/>
+      </w:pPr>
+      <w:r>
+        <w:drawing>
+          <wp:inline xmlns:a="http://schemas.openxmlformats.org/drawingml/2006/main" xmlns:pic="http://schemas.openxmlformats.org/drawingml/2006/picture">
+            <wp:extent cx="5303520" cy="1407886"/>
+            <wp:docPr id="11" name="Picture 11"/>
+            <wp:cNvGraphicFramePr>
+              <a:graphicFrameLocks noChangeAspect="1"/>
+            </wp:cNvGraphicFramePr>
+            <a:graphic>
+              <a:graphicData uri="http://schemas.openxmlformats.org/drawingml/2006/picture">
+                <pic:pic>
+                  <pic:nvPicPr>
+                    <pic:cNvPr id="0" name="H_E_2_0.png"/>
+                    <pic:cNvPicPr/>
+                  </pic:nvPicPr>
+                  <pic:blipFill>
+                    <a:blip r:embed="rId20"/>
+                    <a:stretch>
+                      <a:fillRect/>
+                    </a:stretch>
+                  </pic:blipFill>
+                  <pic:spPr>
+                    <a:xfrm>
+                      <a:off x="0" y="0"/>
+                      <a:ext cx="5303520" cy="1407886"/>
+                    </a:xfrm>
+                    <a:prstGeom prst="rect"/>
+                  </pic:spPr>
+                </pic:pic>
+              </a:graphicData>
+            </a:graphic>
+          </wp:inline>
+        </w:drawing>
+      </w:r>
+    </w:p>
+    <w:p>
+      <w:pPr>
+        <w:spacing w:after="240"/>
+        <w:jc w:val="center"/>
+      </w:pPr>
+      <w:r>
+        <w:rPr>
+          <w:rFonts w:ascii="Times New Roman" w:hAnsi="Times New Roman"/>
+          <w:i/>
+          <w:sz w:val="20"/>
+        </w:rPr>
+        <w:t>Figura 11. H.E.2 — Encabezado, objetivo y parámetros SIMP.</w:t>
+      </w:r>
+    </w:p>
+    <w:p>
+      <w:pPr>
+        <w:pStyle w:val="Heading2"/>
+      </w:pPr>
+      <w:r>
+        <w:t>5.1 Diseño convergido (Figuras 5.4–5.7)</w:t>
+      </w:r>
+    </w:p>
+    <w:p>
+      <w:r>
+        <w:t>La Figura 5.4(b) muestra el historial de compliance en escala logarítmica con los referentes marcados; la 5.4(a) compara el campo continuo ρ* con el sólido binarizado Ω donde se cuentan β₀ y β₁. La Figura 5.7 barre el umbral u con β₀, β₁ y la fracción de volumen (línea gris).</w:t>
+      </w:r>
+    </w:p>
+    <w:p>
+      <w:pPr>
+        <w:spacing w:before="240" w:after="120"/>
+        <w:jc w:val="center"/>
+      </w:pPr>
+      <w:r>
+        <w:drawing>
+          <wp:inline xmlns:a="http://schemas.openxmlformats.org/drawingml/2006/main" xmlns:pic="http://schemas.openxmlformats.org/drawingml/2006/picture">
+            <wp:extent cx="5303520" cy="3104678"/>
+            <wp:docPr id="12" name="Picture 12"/>
+            <wp:cNvGraphicFramePr>
+              <a:graphicFrameLocks noChangeAspect="1"/>
+            </wp:cNvGraphicFramePr>
+            <a:graphic>
+              <a:graphicData uri="http://schemas.openxmlformats.org/drawingml/2006/picture">
+                <pic:pic>
+                  <pic:nvPicPr>
+                    <pic:cNvPr id="0" name="H_E_2_1_1.png"/>
+                    <pic:cNvPicPr/>
+                  </pic:nvPicPr>
+                  <pic:blipFill>
+                    <a:blip r:embed="rId21"/>
+                    <a:stretch>
+                      <a:fillRect/>
+                    </a:stretch>
+                  </pic:blipFill>
+                  <pic:spPr>
+                    <a:xfrm>
+                      <a:off x="0" y="0"/>
+                      <a:ext cx="5303520" cy="3104678"/>
+                    </a:xfrm>
+                    <a:prstGeom prst="rect"/>
+                  </pic:spPr>
+                </pic:pic>
+              </a:graphicData>
+            </a:graphic>
+          </wp:inline>
+        </w:drawing>
+      </w:r>
+    </w:p>
+    <w:p>
+      <w:pPr>
+        <w:spacing w:after="240"/>
+        <w:jc w:val="center"/>
+      </w:pPr>
+      <w:r>
+        <w:rPr>
+          <w:rFonts w:ascii="Times New Roman" w:hAnsi="Times New Roman"/>
+          <w:i/>
+          <w:sz w:val="20"/>
+        </w:rPr>
+        <w:t>Figura 12. H.E.2a' cumplida y Tabla 5.6 — Compliance vs referentes.</w:t>
+      </w:r>
+    </w:p>
+    <w:p>
+      <w:pPr>
+        <w:spacing w:before="240" w:after="120"/>
+        <w:jc w:val="center"/>
+      </w:pPr>
+      <w:r>
+        <w:drawing>
+          <wp:inline xmlns:a="http://schemas.openxmlformats.org/drawingml/2006/main" xmlns:pic="http://schemas.openxmlformats.org/drawingml/2006/picture">
+            <wp:extent cx="5303520" cy="1807262"/>
+            <wp:docPr id="13" name="Picture 13"/>
+            <wp:cNvGraphicFramePr>
+              <a:graphicFrameLocks noChangeAspect="1"/>
+            </wp:cNvGraphicFramePr>
+            <a:graphic>
+              <a:graphicData uri="http://schemas.openxmlformats.org/drawingml/2006/picture">
+                <pic:pic>
+                  <pic:nvPicPr>
+                    <pic:cNvPr id="0" name="H_E_2_1_2.png"/>
+                    <pic:cNvPicPr/>
+                  </pic:nvPicPr>
+                  <pic:blipFill>
+                    <a:blip r:embed="rId22"/>
+                    <a:stretch>
+                      <a:fillRect/>
+                    </a:stretch>
+                  </pic:blipFill>
+                  <pic:spPr>
+                    <a:xfrm>
+                      <a:off x="0" y="0"/>
+                      <a:ext cx="5303520" cy="1807262"/>
+                    </a:xfrm>
+                    <a:prstGeom prst="rect"/>
+                  </pic:spPr>
+                </pic:pic>
+              </a:graphicData>
+            </a:graphic>
+          </wp:inline>
+        </w:drawing>
+      </w:r>
+    </w:p>
+    <w:p>
+      <w:pPr>
+        <w:spacing w:after="240"/>
+        <w:jc w:val="center"/>
+      </w:pPr>
+      <w:r>
+        <w:rPr>
+          <w:rFonts w:ascii="Times New Roman" w:hAnsi="Times New Roman"/>
+          <w:i/>
+          <w:sz w:val="20"/>
+        </w:rPr>
+        <w:t>Figura 13. Figura 5.4(b) — Historial de compliance (escala log).</w:t>
+      </w:r>
+    </w:p>
+    <w:p>
+      <w:pPr>
+        <w:spacing w:before="240" w:after="120"/>
+        <w:jc w:val="center"/>
+      </w:pPr>
+      <w:r>
+        <w:drawing>
+          <wp:inline xmlns:a="http://schemas.openxmlformats.org/drawingml/2006/main" xmlns:pic="http://schemas.openxmlformats.org/drawingml/2006/picture">
+            <wp:extent cx="5303520" cy="2510284"/>
+            <wp:docPr id="14" name="Picture 14"/>
+            <wp:cNvGraphicFramePr>
+              <a:graphicFrameLocks noChangeAspect="1"/>
+            </wp:cNvGraphicFramePr>
+            <a:graphic>
+              <a:graphicData uri="http://schemas.openxmlformats.org/drawingml/2006/picture">
+                <pic:pic>
+                  <pic:nvPicPr>
+                    <pic:cNvPr id="0" name="H_E_2_1_3.png"/>
+                    <pic:cNvPicPr/>
+                  </pic:nvPicPr>
+                  <pic:blipFill>
+                    <a:blip r:embed="rId23"/>
+                    <a:stretch>
+                      <a:fillRect/>
+                    </a:stretch>
+                  </pic:blipFill>
+                  <pic:spPr>
+                    <a:xfrm>
+                      <a:off x="0" y="0"/>
+                      <a:ext cx="5303520" cy="2510284"/>
+                    </a:xfrm>
+                    <a:prstGeom prst="rect"/>
+                  </pic:spPr>
+                </pic:pic>
+              </a:graphicData>
+            </a:graphic>
+          </wp:inline>
+        </w:drawing>
+      </w:r>
+    </w:p>
+    <w:p>
+      <w:pPr>
+        <w:spacing w:after="240"/>
+        <w:jc w:val="center"/>
+      </w:pPr>
+      <w:r>
+        <w:rPr>
+          <w:rFonts w:ascii="Times New Roman" w:hAnsi="Times New Roman"/>
+          <w:i/>
+          <w:sz w:val="20"/>
+        </w:rPr>
+        <w:t>Figura 14. Figura 5.7 — Betti vs umbral u con fracción de volumen.</w:t>
+      </w:r>
+    </w:p>
+    <w:p>
+      <w:pPr>
+        <w:spacing w:before="240" w:after="120"/>
+        <w:jc w:val="center"/>
+      </w:pPr>
+      <w:r>
+        <w:drawing>
+          <wp:inline xmlns:a="http://schemas.openxmlformats.org/drawingml/2006/main" xmlns:pic="http://schemas.openxmlformats.org/drawingml/2006/picture">
+            <wp:extent cx="5303520" cy="3108452"/>
+            <wp:docPr id="15" name="Picture 15"/>
+            <wp:cNvGraphicFramePr>
+              <a:graphicFrameLocks noChangeAspect="1"/>
+            </wp:cNvGraphicFramePr>
+            <a:graphic>
+              <a:graphicData uri="http://schemas.openxmlformats.org/drawingml/2006/picture">
+                <pic:pic>
+                  <pic:nvPicPr>
+                    <pic:cNvPr id="0" name="H_E_2_2_1.png"/>
+                    <pic:cNvPicPr/>
+                  </pic:nvPicPr>
+                  <pic:blipFill>
+                    <a:blip r:embed="rId24"/>
+                    <a:stretch>
+                      <a:fillRect/>
+                    </a:stretch>
+                  </pic:blipFill>
+                  <pic:spPr>
+                    <a:xfrm>
+                      <a:off x="0" y="0"/>
+                      <a:ext cx="5303520" cy="3108452"/>
+                    </a:xfrm>
+                    <a:prstGeom prst="rect"/>
+                  </pic:spPr>
+                </pic:pic>
+              </a:graphicData>
+            </a:graphic>
+          </wp:inline>
+        </w:drawing>
+      </w:r>
+    </w:p>
+    <w:p>
+      <w:pPr>
+        <w:spacing w:after="240"/>
+        <w:jc w:val="center"/>
+      </w:pPr>
+      <w:r>
+        <w:rPr>
+          <w:rFonts w:ascii="Times New Roman" w:hAnsi="Times New Roman"/>
+          <w:i/>
+          <w:sz w:val="20"/>
+        </w:rPr>
+        <w:t>Figura 15. H.E.2b' — Métricas, concordancia χ-GUDHI y persistencia H₁.</w:t>
+      </w:r>
+    </w:p>
+    <w:p>
+      <w:pPr>
+        <w:spacing w:before="240" w:after="120"/>
+        <w:jc w:val="center"/>
+      </w:pPr>
+      <w:r>
+        <w:drawing>
+          <wp:inline xmlns:a="http://schemas.openxmlformats.org/drawingml/2006/main" xmlns:pic="http://schemas.openxmlformats.org/drawingml/2006/picture">
+            <wp:extent cx="5303520" cy="2437156"/>
+            <wp:docPr id="16" name="Picture 16"/>
+            <wp:cNvGraphicFramePr>
+              <a:graphicFrameLocks noChangeAspect="1"/>
+            </wp:cNvGraphicFramePr>
+            <a:graphic>
+              <a:graphicData uri="http://schemas.openxmlformats.org/drawingml/2006/picture">
+                <pic:pic>
+                  <pic:nvPicPr>
+                    <pic:cNvPr id="0" name="H_E_2_2_2.png"/>
+                    <pic:cNvPicPr/>
+                  </pic:nvPicPr>
+                  <pic:blipFill>
+                    <a:blip r:embed="rId25"/>
+                    <a:stretch>
+                      <a:fillRect/>
+                    </a:stretch>
+                  </pic:blipFill>
+                  <pic:spPr>
+                    <a:xfrm>
+                      <a:off x="0" y="0"/>
+                      <a:ext cx="5303520" cy="2437156"/>
+                    </a:xfrm>
+                    <a:prstGeom prst="rect"/>
+                  </pic:spPr>
+                </pic:pic>
+              </a:graphicData>
+            </a:graphic>
+          </wp:inline>
+        </w:drawing>
+      </w:r>
+    </w:p>
+    <w:p>
+      <w:pPr>
+        <w:spacing w:after="240"/>
+        <w:jc w:val="center"/>
+      </w:pPr>
+      <w:r>
+        <w:rPr>
+          <w:rFonts w:ascii="Times New Roman" w:hAnsi="Times New Roman"/>
+          <w:i/>
+          <w:sz w:val="20"/>
+        </w:rPr>
+        <w:t>Figura 16. Figura 5.4(a) — Densidad continua vs diseño binarizado.</w:t>
+      </w:r>
+    </w:p>
+    <w:p>
+      <w:pPr>
+        <w:pStyle w:val="Heading2"/>
+      </w:pPr>
+      <w:r>
+        <w:t>5.2 Barrido multi-configuración (H.E.2b)</w:t>
+      </w:r>
+    </w:p>
+    <w:p>
+      <w:r>
+        <w:t>El barrido corre 12–13 configuraciones (malla, p, rmin). Las Figuras 5.5 y 5.6 verifican invariancia: compliance y grisura vs p (con β₁ anotado por punto), compliance y β₁ vs número de elementos. El veredicto final combina H.E.2a' y H.E.2b'.</w:t>
+      </w:r>
+    </w:p>
+    <w:p>
+      <w:pPr>
+        <w:spacing w:before="240" w:after="120"/>
+        <w:jc w:val="center"/>
+      </w:pPr>
+      <w:r>
+        <w:drawing>
+          <wp:inline xmlns:a="http://schemas.openxmlformats.org/drawingml/2006/main" xmlns:pic="http://schemas.openxmlformats.org/drawingml/2006/picture">
+            <wp:extent cx="5303520" cy="2143899"/>
+            <wp:docPr id="17" name="Picture 17"/>
+            <wp:cNvGraphicFramePr>
+              <a:graphicFrameLocks noChangeAspect="1"/>
+            </wp:cNvGraphicFramePr>
+            <a:graphic>
+              <a:graphicData uri="http://schemas.openxmlformats.org/drawingml/2006/picture">
+                <pic:pic>
+                  <pic:nvPicPr>
+                    <pic:cNvPr id="0" name="H_E_2_3.png"/>
+                    <pic:cNvPicPr/>
+                  </pic:nvPicPr>
+                  <pic:blipFill>
+                    <a:blip r:embed="rId26"/>
+                    <a:stretch>
+                      <a:fillRect/>
+                    </a:stretch>
+                  </pic:blipFill>
+                  <pic:spPr>
+                    <a:xfrm>
+                      <a:off x="0" y="0"/>
+                      <a:ext cx="5303520" cy="2143899"/>
+                    </a:xfrm>
+                    <a:prstGeom prst="rect"/>
+                  </pic:spPr>
+                </pic:pic>
+              </a:graphicData>
+            </a:graphic>
+          </wp:inline>
+        </w:drawing>
+      </w:r>
+    </w:p>
+    <w:p>
+      <w:pPr>
+        <w:spacing w:after="240"/>
+        <w:jc w:val="center"/>
+      </w:pPr>
+      <w:r>
+        <w:rPr>
+          <w:rFonts w:ascii="Times New Roman" w:hAnsi="Times New Roman"/>
+          <w:i/>
+          <w:sz w:val="20"/>
+        </w:rPr>
+        <w:t>Figura 17. Métricas, exportación y barrido multi-configuración.</w:t>
+      </w:r>
+    </w:p>
+    <w:p>
+      <w:pPr>
+        <w:spacing w:before="240" w:after="120"/>
+        <w:jc w:val="center"/>
+      </w:pPr>
+      <w:r>
+        <w:drawing>
+          <wp:inline xmlns:a="http://schemas.openxmlformats.org/drawingml/2006/main" xmlns:pic="http://schemas.openxmlformats.org/drawingml/2006/picture">
+            <wp:extent cx="5303520" cy="2974073"/>
+            <wp:docPr id="18" name="Picture 18"/>
+            <wp:cNvGraphicFramePr>
+              <a:graphicFrameLocks noChangeAspect="1"/>
+            </wp:cNvGraphicFramePr>
+            <a:graphic>
+              <a:graphicData uri="http://schemas.openxmlformats.org/drawingml/2006/picture">
+                <pic:pic>
+                  <pic:nvPicPr>
+                    <pic:cNvPr id="0" name="H_E_2_4_1.png"/>
+                    <pic:cNvPicPr/>
+                  </pic:nvPicPr>
+                  <pic:blipFill>
+                    <a:blip r:embed="rId27"/>
+                    <a:stretch>
+                      <a:fillRect/>
+                    </a:stretch>
+                  </pic:blipFill>
+                  <pic:spPr>
+                    <a:xfrm>
+                      <a:off x="0" y="0"/>
+                      <a:ext cx="5303520" cy="2974073"/>
+                    </a:xfrm>
+                    <a:prstGeom prst="rect"/>
+                  </pic:spPr>
+                </pic:pic>
+              </a:graphicData>
+            </a:graphic>
+          </wp:inline>
+        </w:drawing>
+      </w:r>
+    </w:p>
+    <w:p>
+      <w:pPr>
+        <w:spacing w:after="240"/>
+        <w:jc w:val="center"/>
+      </w:pPr>
+      <w:r>
+        <w:rPr>
+          <w:rFonts w:ascii="Times New Roman" w:hAnsi="Times New Roman"/>
+          <w:i/>
+          <w:sz w:val="20"/>
+        </w:rPr>
+        <w:t>Figura 18. Datos y Figura 5.5 — Barrido del factor de penalización.</w:t>
+      </w:r>
+    </w:p>
+    <w:p>
+      <w:pPr>
+        <w:spacing w:before="240" w:after="120"/>
+        <w:jc w:val="center"/>
+      </w:pPr>
+      <w:r>
+        <w:drawing>
+          <wp:inline xmlns:a="http://schemas.openxmlformats.org/drawingml/2006/main" xmlns:pic="http://schemas.openxmlformats.org/drawingml/2006/picture">
+            <wp:extent cx="5303520" cy="3621736"/>
+            <wp:docPr id="19" name="Picture 19"/>
+            <wp:cNvGraphicFramePr>
+              <a:graphicFrameLocks noChangeAspect="1"/>
+            </wp:cNvGraphicFramePr>
+            <a:graphic>
+              <a:graphicData uri="http://schemas.openxmlformats.org/drawingml/2006/picture">
+                <pic:pic>
+                  <pic:nvPicPr>
+                    <pic:cNvPr id="0" name="H_E_2_4_2.png"/>
+                    <pic:cNvPicPr/>
+                  </pic:nvPicPr>
+                  <pic:blipFill>
+                    <a:blip r:embed="rId28"/>
+                    <a:stretch>
+                      <a:fillRect/>
+                    </a:stretch>
+                  </pic:blipFill>
+                  <pic:spPr>
+                    <a:xfrm>
+                      <a:off x="0" y="0"/>
+                      <a:ext cx="5303520" cy="3621736"/>
+                    </a:xfrm>
+                    <a:prstGeom prst="rect"/>
+                  </pic:spPr>
+                </pic:pic>
+              </a:graphicData>
+            </a:graphic>
+          </wp:inline>
+        </w:drawing>
+      </w:r>
+    </w:p>
+    <w:p>
+      <w:pPr>
+        <w:spacing w:after="240"/>
+        <w:jc w:val="center"/>
+      </w:pPr>
+      <w:r>
+        <w:rPr>
+          <w:rFonts w:ascii="Times New Roman" w:hAnsi="Times New Roman"/>
+          <w:i/>
+          <w:sz w:val="20"/>
+        </w:rPr>
+        <w:t>Figura 19. Datos y Figura 5.6 — Barrido de malla.</w:t>
+      </w:r>
+    </w:p>
+    <w:p>
+      <w:pPr>
+        <w:spacing w:before="240" w:after="120"/>
+        <w:jc w:val="center"/>
+      </w:pPr>
+      <w:r>
+        <w:drawing>
+          <wp:inline xmlns:a="http://schemas.openxmlformats.org/drawingml/2006/main" xmlns:pic="http://schemas.openxmlformats.org/drawingml/2006/picture">
+            <wp:extent cx="5303520" cy="3511041"/>
+            <wp:docPr id="20" name="Picture 20"/>
+            <wp:cNvGraphicFramePr>
+              <a:graphicFrameLocks noChangeAspect="1"/>
+            </wp:cNvGraphicFramePr>
+            <a:graphic>
+              <a:graphicData uri="http://schemas.openxmlformats.org/drawingml/2006/picture">
+                <pic:pic>
+                  <pic:nvPicPr>
+                    <pic:cNvPr id="0" name="H_E_2_4_3.png"/>
+                    <pic:cNvPicPr/>
+                  </pic:nvPicPr>
+                  <pic:blipFill>
+                    <a:blip r:embed="rId29"/>
+                    <a:stretch>
+                      <a:fillRect/>
+                    </a:stretch>
+                  </pic:blipFill>
+                  <pic:spPr>
+                    <a:xfrm>
+                      <a:off x="0" y="0"/>
+                      <a:ext cx="5303520" cy="3511041"/>
+                    </a:xfrm>
+                    <a:prstGeom prst="rect"/>
+                  </pic:spPr>
+                </pic:pic>
+              </a:graphicData>
+            </a:graphic>
+          </wp:inline>
+        </w:drawing>
+      </w:r>
+    </w:p>
+    <w:p>
+      <w:pPr>
+        <w:spacing w:after="240"/>
+        <w:jc w:val="center"/>
+      </w:pPr>
+      <w:r>
+        <w:rPr>
+          <w:rFonts w:ascii="Times New Roman" w:hAnsi="Times New Roman"/>
+          <w:i/>
+          <w:sz w:val="20"/>
+        </w:rPr>
+        <w:t>Figura 20. Barrido de rmin (5 valores).</w:t>
+      </w:r>
+    </w:p>
+    <w:p>
+      <w:pPr>
+        <w:spacing w:before="240" w:after="120"/>
+        <w:jc w:val="center"/>
+      </w:pPr>
+      <w:r>
+        <w:drawing>
+          <wp:inline xmlns:a="http://schemas.openxmlformats.org/drawingml/2006/main" xmlns:pic="http://schemas.openxmlformats.org/drawingml/2006/picture">
+            <wp:extent cx="5303520" cy="2309538"/>
+            <wp:docPr id="21" name="Picture 21"/>
+            <wp:cNvGraphicFramePr>
+              <a:graphicFrameLocks noChangeAspect="1"/>
+            </wp:cNvGraphicFramePr>
+            <a:graphic>
+              <a:graphicData uri="http://schemas.openxmlformats.org/drawingml/2006/picture">
+                <pic:pic>
+                  <pic:nvPicPr>
+                    <pic:cNvPr id="0" name="H_E_2_4_4.png"/>
+                    <pic:cNvPicPr/>
+                  </pic:nvPicPr>
+                  <pic:blipFill>
+                    <a:blip r:embed="rId30"/>
+                    <a:stretch>
+                      <a:fillRect/>
+                    </a:stretch>
+                  </pic:blipFill>
+                  <pic:spPr>
+                    <a:xfrm>
+                      <a:off x="0" y="0"/>
+                      <a:ext cx="5303520" cy="2309538"/>
+                    </a:xfrm>
+                    <a:prstGeom prst="rect"/>
+                  </pic:spPr>
+                </pic:pic>
+              </a:graphicData>
+            </a:graphic>
+          </wp:inline>
+        </w:drawing>
+      </w:r>
+    </w:p>
+    <w:p>
+      <w:pPr>
+        <w:spacing w:after="240"/>
+        <w:jc w:val="center"/>
+      </w:pPr>
+      <w:r>
+        <w:rPr>
+          <w:rFonts w:ascii="Times New Roman" w:hAnsi="Times New Roman"/>
+          <w:i/>
+          <w:sz w:val="20"/>
+        </w:rPr>
+        <w:t>Figura 21. Veredicto H.E.2 y plan de acción del módulo.</w:t>
+      </w:r>
+    </w:p>
+    <w:p>
+      <w:r>
+        <w:br w:type="page"/>
+      </w:r>
+    </w:p>
+    <w:p>
+      <w:pPr>
+        <w:pStyle w:val="Heading1"/>
+      </w:pPr>
+      <w:r>
+        <w:t>6. Módulo H.G. — Comparación Integrada TDA-SIMP</w:t>
+      </w:r>
+    </w:p>
+    <w:p>
+      <w:r>
+        <w:t>Síntesis integral: corre SIMP con p = 2, 3, 4, valida H.G. (μ(α) identifica p = 3 como Pareto-óptimo), analiza sensibilidad a α, compara ambos casos lado a lado (5.2), muestra diagramas de persistencia por configuración y consolida la Tabla 5.9 de veredictos con su evidencia (sección 5.8 del documento).</w:t>
+      </w:r>
+    </w:p>
+    <w:p>
+      <w:pPr>
+        <w:spacing w:before="240" w:after="120"/>
+        <w:jc w:val="center"/>
+      </w:pPr>
+      <w:r>
+        <w:drawing>
+          <wp:inline xmlns:a="http://schemas.openxmlformats.org/drawingml/2006/main" xmlns:pic="http://schemas.openxmlformats.org/drawingml/2006/picture">
+            <wp:extent cx="5303520" cy="1420431"/>
+            <wp:docPr id="22" name="Picture 22"/>
+            <wp:cNvGraphicFramePr>
+              <a:graphicFrameLocks noChangeAspect="1"/>
+            </wp:cNvGraphicFramePr>
+            <a:graphic>
+              <a:graphicData uri="http://schemas.openxmlformats.org/drawingml/2006/picture">
+                <pic:pic>
+                  <pic:nvPicPr>
+                    <pic:cNvPr id="0" name="H_G_0.png"/>
+                    <pic:cNvPicPr/>
+                  </pic:nvPicPr>
+                  <pic:blipFill>
+                    <a:blip r:embed="rId31"/>
+                    <a:stretch>
+                      <a:fillRect/>
+                    </a:stretch>
+                  </pic:blipFill>
+                  <pic:spPr>
+                    <a:xfrm>
+                      <a:off x="0" y="0"/>
+                      <a:ext cx="5303520" cy="1420431"/>
+                    </a:xfrm>
+                    <a:prstGeom prst="rect"/>
+                  </pic:spPr>
+                </pic:pic>
+              </a:graphicData>
+            </a:graphic>
+          </wp:inline>
+        </w:drawing>
+      </w:r>
+    </w:p>
+    <w:p>
+      <w:pPr>
+        <w:spacing w:after="240"/>
+        <w:jc w:val="center"/>
+      </w:pPr>
+      <w:r>
+        <w:rPr>
+          <w:rFonts w:ascii="Times New Roman" w:hAnsi="Times New Roman"/>
+          <w:i/>
+          <w:sz w:val="20"/>
+        </w:rPr>
+        <w:t>Figura 22. H.G. — Encabezado y parámetros FEM.</w:t>
+      </w:r>
+    </w:p>
+    <w:p>
+      <w:pPr>
+        <w:spacing w:before="240" w:after="120"/>
+        <w:jc w:val="center"/>
+      </w:pPr>
+      <w:r>
+        <w:drawing>
+          <wp:inline xmlns:a="http://schemas.openxmlformats.org/drawingml/2006/main" xmlns:pic="http://schemas.openxmlformats.org/drawingml/2006/picture">
+            <wp:extent cx="5303520" cy="1616522"/>
+            <wp:docPr id="23" name="Picture 23"/>
+            <wp:cNvGraphicFramePr>
+              <a:graphicFrameLocks noChangeAspect="1"/>
+            </wp:cNvGraphicFramePr>
+            <a:graphic>
+              <a:graphicData uri="http://schemas.openxmlformats.org/drawingml/2006/picture">
+                <pic:pic>
+                  <pic:nvPicPr>
+                    <pic:cNvPr id="0" name="H_G_1.png"/>
+                    <pic:cNvPicPr/>
+                  </pic:nvPicPr>
+                  <pic:blipFill>
+                    <a:blip r:embed="rId32"/>
+                    <a:stretch>
+                      <a:fillRect/>
+                    </a:stretch>
+                  </pic:blipFill>
+                  <pic:spPr>
+                    <a:xfrm>
+                      <a:off x="0" y="0"/>
+                      <a:ext cx="5303520" cy="1616522"/>
+                    </a:xfrm>
+                    <a:prstGeom prst="rect"/>
+                  </pic:spPr>
+                </pic:pic>
+              </a:graphicData>
+            </a:graphic>
+          </wp:inline>
+        </w:drawing>
+      </w:r>
+    </w:p>
+    <w:p>
+      <w:pPr>
+        <w:spacing w:after="240"/>
+        <w:jc w:val="center"/>
+      </w:pPr>
+      <w:r>
+        <w:rPr>
+          <w:rFonts w:ascii="Times New Roman" w:hAnsi="Times New Roman"/>
+          <w:i/>
+          <w:sz w:val="20"/>
+        </w:rPr>
+        <w:t>Figura 23. Diseño convergido (5.5.1) y validación Pareto H.G.</w:t>
+      </w:r>
+    </w:p>
+    <w:p>
+      <w:pPr>
+        <w:spacing w:before="240" w:after="120"/>
+        <w:jc w:val="center"/>
+      </w:pPr>
+      <w:r>
+        <w:drawing>
+          <wp:inline xmlns:a="http://schemas.openxmlformats.org/drawingml/2006/main" xmlns:pic="http://schemas.openxmlformats.org/drawingml/2006/picture">
+            <wp:extent cx="5303520" cy="1998481"/>
+            <wp:docPr id="24" name="Picture 24"/>
+            <wp:cNvGraphicFramePr>
+              <a:graphicFrameLocks noChangeAspect="1"/>
+            </wp:cNvGraphicFramePr>
+            <a:graphic>
+              <a:graphicData uri="http://schemas.openxmlformats.org/drawingml/2006/picture">
+                <pic:pic>
+                  <pic:nvPicPr>
+                    <pic:cNvPr id="0" name="H_G_2.png"/>
+                    <pic:cNvPicPr/>
+                  </pic:nvPicPr>
+                  <pic:blipFill>
+                    <a:blip r:embed="rId33"/>
+                    <a:stretch>
+                      <a:fillRect/>
+                    </a:stretch>
+                  </pic:blipFill>
+                  <pic:spPr>
+                    <a:xfrm>
+                      <a:off x="0" y="0"/>
+                      <a:ext cx="5303520" cy="1998481"/>
+                    </a:xfrm>
+                    <a:prstGeom prst="rect"/>
+                  </pic:spPr>
+                </pic:pic>
+              </a:graphicData>
+            </a:graphic>
+          </wp:inline>
+        </w:drawing>
+      </w:r>
+    </w:p>
+    <w:p>
+      <w:pPr>
+        <w:spacing w:after="240"/>
+        <w:jc w:val="center"/>
+      </w:pPr>
+      <w:r>
+        <w:rPr>
+          <w:rFonts w:ascii="Times New Roman" w:hAnsi="Times New Roman"/>
+          <w:i/>
+          <w:sz w:val="20"/>
+        </w:rPr>
+        <w:t>Figura 24. Sensibilidad de μ(α) al peso α.</w:t>
+      </w:r>
+    </w:p>
+    <w:p>
+      <w:pPr>
+        <w:spacing w:before="240" w:after="120"/>
+        <w:jc w:val="center"/>
+      </w:pPr>
+      <w:r>
+        <w:drawing>
+          <wp:inline xmlns:a="http://schemas.openxmlformats.org/drawingml/2006/main" xmlns:pic="http://schemas.openxmlformats.org/drawingml/2006/picture">
+            <wp:extent cx="5303520" cy="2978439"/>
+            <wp:docPr id="25" name="Picture 25"/>
+            <wp:cNvGraphicFramePr>
+              <a:graphicFrameLocks noChangeAspect="1"/>
+            </wp:cNvGraphicFramePr>
+            <a:graphic>
+              <a:graphicData uri="http://schemas.openxmlformats.org/drawingml/2006/picture">
+                <pic:pic>
+                  <pic:nvPicPr>
+                    <pic:cNvPr id="0" name="H_G_3.png"/>
+                    <pic:cNvPicPr/>
+                  </pic:nvPicPr>
+                  <pic:blipFill>
+                    <a:blip r:embed="rId34"/>
+                    <a:stretch>
+                      <a:fillRect/>
+                    </a:stretch>
+                  </pic:blipFill>
+                  <pic:spPr>
+                    <a:xfrm>
+                      <a:off x="0" y="0"/>
+                      <a:ext cx="5303520" cy="2978439"/>
+                    </a:xfrm>
+                    <a:prstGeom prst="rect"/>
+                  </pic:spPr>
+                </pic:pic>
+              </a:graphicData>
+            </a:graphic>
+          </wp:inline>
+        </w:drawing>
+      </w:r>
+    </w:p>
+    <w:p>
+      <w:pPr>
+        <w:spacing w:after="240"/>
+        <w:jc w:val="center"/>
+      </w:pPr>
+      <w:r>
+        <w:rPr>
+          <w:rFonts w:ascii="Times New Roman" w:hAnsi="Times New Roman"/>
+          <w:i/>
+          <w:sz w:val="20"/>
+        </w:rPr>
+        <w:t>Figura 25. Efecto del factor de penalización (5.5.2).</w:t>
+      </w:r>
+    </w:p>
+    <w:p>
+      <w:pPr>
+        <w:spacing w:before="240" w:after="120"/>
+        <w:jc w:val="center"/>
+      </w:pPr>
+      <w:r>
+        <w:drawing>
+          <wp:inline xmlns:a="http://schemas.openxmlformats.org/drawingml/2006/main" xmlns:pic="http://schemas.openxmlformats.org/drawingml/2006/picture">
+            <wp:extent cx="5303520" cy="3273641"/>
+            <wp:docPr id="26" name="Picture 26"/>
+            <wp:cNvGraphicFramePr>
+              <a:graphicFrameLocks noChangeAspect="1"/>
+            </wp:cNvGraphicFramePr>
+            <a:graphic>
+              <a:graphicData uri="http://schemas.openxmlformats.org/drawingml/2006/picture">
+                <pic:pic>
+                  <pic:nvPicPr>
+                    <pic:cNvPr id="0" name="H_G_4.png"/>
+                    <pic:cNvPicPr/>
+                  </pic:nvPicPr>
+                  <pic:blipFill>
+                    <a:blip r:embed="rId35"/>
+                    <a:stretch>
+                      <a:fillRect/>
+                    </a:stretch>
+                  </pic:blipFill>
+                  <pic:spPr>
+                    <a:xfrm>
+                      <a:off x="0" y="0"/>
+                      <a:ext cx="5303520" cy="3273641"/>
+                    </a:xfrm>
+                    <a:prstGeom prst="rect"/>
+                  </pic:spPr>
+                </pic:pic>
+              </a:graphicData>
+            </a:graphic>
+          </wp:inline>
+        </w:drawing>
+      </w:r>
+    </w:p>
+    <w:p>
+      <w:pPr>
+        <w:spacing w:after="240"/>
+        <w:jc w:val="center"/>
+      </w:pPr>
+      <w:r>
+        <w:rPr>
+          <w:rFonts w:ascii="Times New Roman" w:hAnsi="Times New Roman"/>
+          <w:i/>
+          <w:sz w:val="20"/>
+        </w:rPr>
+        <w:t>Figura 26. Convergencia del diseño y comparativa de casos (5.2).</w:t>
+      </w:r>
+    </w:p>
+    <w:p>
+      <w:pPr>
+        <w:spacing w:before="240" w:after="120"/>
+        <w:jc w:val="center"/>
+      </w:pPr>
+      <w:r>
+        <w:drawing>
+          <wp:inline xmlns:a="http://schemas.openxmlformats.org/drawingml/2006/main" xmlns:pic="http://schemas.openxmlformats.org/drawingml/2006/picture">
+            <wp:extent cx="5303520" cy="3050989"/>
+            <wp:docPr id="27" name="Picture 27"/>
+            <wp:cNvGraphicFramePr>
+              <a:graphicFrameLocks noChangeAspect="1"/>
+            </wp:cNvGraphicFramePr>
+            <a:graphic>
+              <a:graphicData uri="http://schemas.openxmlformats.org/drawingml/2006/picture">
+                <pic:pic>
+                  <pic:nvPicPr>
+                    <pic:cNvPr id="0" name="H_G_5.png"/>
+                    <pic:cNvPicPr/>
+                  </pic:nvPicPr>
+                  <pic:blipFill>
+                    <a:blip r:embed="rId36"/>
+                    <a:stretch>
+                      <a:fillRect/>
+                    </a:stretch>
+                  </pic:blipFill>
+                  <pic:spPr>
+                    <a:xfrm>
+                      <a:off x="0" y="0"/>
+                      <a:ext cx="5303520" cy="3050989"/>
+                    </a:xfrm>
+                    <a:prstGeom prst="rect"/>
+                  </pic:spPr>
+                </pic:pic>
+              </a:graphicData>
+            </a:graphic>
+          </wp:inline>
+        </w:drawing>
+      </w:r>
+    </w:p>
+    <w:p>
+      <w:pPr>
+        <w:spacing w:after="240"/>
+        <w:jc w:val="center"/>
+      </w:pPr>
+      <w:r>
+        <w:rPr>
+          <w:rFonts w:ascii="Times New Roman" w:hAnsi="Times New Roman"/>
+          <w:i/>
+          <w:sz w:val="20"/>
+        </w:rPr>
+        <w:t>Figura 27. Diagramas de persistencia por configuración.</w:t>
+      </w:r>
+    </w:p>
+    <w:p>
+      <w:pPr>
+        <w:spacing w:before="240" w:after="120"/>
+        <w:jc w:val="center"/>
+      </w:pPr>
+      <w:r>
+        <w:drawing>
+          <wp:inline xmlns:a="http://schemas.openxmlformats.org/drawingml/2006/main" xmlns:pic="http://schemas.openxmlformats.org/drawingml/2006/picture">
+            <wp:extent cx="5303520" cy="1656888"/>
+            <wp:docPr id="28" name="Picture 28"/>
+            <wp:cNvGraphicFramePr>
+              <a:graphicFrameLocks noChangeAspect="1"/>
+            </wp:cNvGraphicFramePr>
+            <a:graphic>
+              <a:graphicData uri="http://schemas.openxmlformats.org/drawingml/2006/picture">
+                <pic:pic>
+                  <pic:nvPicPr>
+                    <pic:cNvPr id="0" name="H_G_6.png"/>
+                    <pic:cNvPicPr/>
+                  </pic:nvPicPr>
+                  <pic:blipFill>
+                    <a:blip r:embed="rId37"/>
+                    <a:stretch>
+                      <a:fillRect/>
+                    </a:stretch>
+                  </pic:blipFill>
+                  <pic:spPr>
+                    <a:xfrm>
+                      <a:off x="0" y="0"/>
+                      <a:ext cx="5303520" cy="1656888"/>
+                    </a:xfrm>
+                    <a:prstGeom prst="rect"/>
+                  </pic:spPr>
+                </pic:pic>
+              </a:graphicData>
+            </a:graphic>
+          </wp:inline>
+        </w:drawing>
+      </w:r>
+    </w:p>
+    <w:p>
+      <w:pPr>
+        <w:spacing w:after="240"/>
+        <w:jc w:val="center"/>
+      </w:pPr>
+      <w:r>
+        <w:rPr>
+          <w:rFonts w:ascii="Times New Roman" w:hAnsi="Times New Roman"/>
+          <w:i/>
+          <w:sz w:val="20"/>
+        </w:rPr>
+        <w:t>Figura 28. Tabla 5.9 — Veredicto sobre cada hipótesis.</w:t>
+      </w:r>
+    </w:p>
+    <w:p>
+      <w:pPr>
+        <w:spacing w:before="240" w:after="120"/>
+        <w:jc w:val="center"/>
+      </w:pPr>
+      <w:r>
+        <w:drawing>
+          <wp:inline xmlns:a="http://schemas.openxmlformats.org/drawingml/2006/main" xmlns:pic="http://schemas.openxmlformats.org/drawingml/2006/picture">
+            <wp:extent cx="5303520" cy="1316660"/>
+            <wp:docPr id="29" name="Picture 29"/>
+            <wp:cNvGraphicFramePr>
+              <a:graphicFrameLocks noChangeAspect="1"/>
+            </wp:cNvGraphicFramePr>
+            <a:graphic>
+              <a:graphicData uri="http://schemas.openxmlformats.org/drawingml/2006/picture">
+                <pic:pic>
+                  <pic:nvPicPr>
+                    <pic:cNvPr id="0" name="H_G_7.png"/>
+                    <pic:cNvPicPr/>
+                  </pic:nvPicPr>
+                  <pic:blipFill>
+                    <a:blip r:embed="rId38"/>
+                    <a:stretch>
+                      <a:fillRect/>
+                    </a:stretch>
+                  </pic:blipFill>
+                  <pic:spPr>
+                    <a:xfrm>
+                      <a:off x="0" y="0"/>
+                      <a:ext cx="5303520" cy="1316660"/>
+                    </a:xfrm>
+                    <a:prstGeom prst="rect"/>
+                  </pic:spPr>
+                </pic:pic>
+              </a:graphicData>
+            </a:graphic>
+          </wp:inline>
+        </w:drawing>
+      </w:r>
+    </w:p>
+    <w:p>
+      <w:pPr>
+        <w:spacing w:after="240"/>
+        <w:jc w:val="center"/>
+      </w:pPr>
+      <w:r>
+        <w:rPr>
+          <w:rFonts w:ascii="Times New Roman" w:hAnsi="Times New Roman"/>
+          <w:i/>
+          <w:sz w:val="20"/>
+        </w:rPr>
+        <w:t>Figura 29. Síntesis de veredictos (5.8) y exportación.</w:t>
+      </w:r>
+    </w:p>
+    <w:p>
+      <w:pPr>
+        <w:spacing w:before="240" w:after="120"/>
+        <w:jc w:val="center"/>
+      </w:pPr>
+      <w:r>
+        <w:drawing>
+          <wp:inline xmlns:a="http://schemas.openxmlformats.org/drawingml/2006/main" xmlns:pic="http://schemas.openxmlformats.org/drawingml/2006/picture">
+            <wp:extent cx="5303520" cy="2498352"/>
+            <wp:docPr id="30" name="Picture 30"/>
+            <wp:cNvGraphicFramePr>
+              <a:graphicFrameLocks noChangeAspect="1"/>
+            </wp:cNvGraphicFramePr>
+            <a:graphic>
+              <a:graphicData uri="http://schemas.openxmlformats.org/drawingml/2006/picture">
+                <pic:pic>
+                  <pic:nvPicPr>
+                    <pic:cNvPr id="0" name="H_G_8.png"/>
+                    <pic:cNvPicPr/>
+                  </pic:nvPicPr>
+                  <pic:blipFill>
+                    <a:blip r:embed="rId39"/>
+                    <a:stretch>
+                      <a:fillRect/>
+                    </a:stretch>
+                  </pic:blipFill>
+                  <pic:spPr>
+                    <a:xfrm>
+                      <a:off x="0" y="0"/>
+                      <a:ext cx="5303520" cy="2498352"/>
+                    </a:xfrm>
+                    <a:prstGeom prst="rect"/>
+                  </pic:spPr>
+                </pic:pic>
+              </a:graphicData>
+            </a:graphic>
+          </wp:inline>
+        </w:drawing>
+      </w:r>
+    </w:p>
+    <w:p>
+      <w:pPr>
+        <w:spacing w:after="240"/>
+        <w:jc w:val="center"/>
+      </w:pPr>
+      <w:r>
+        <w:rPr>
+          <w:rFonts w:ascii="Times New Roman" w:hAnsi="Times New Roman"/>
+          <w:i/>
+          <w:sz w:val="20"/>
+        </w:rPr>
+        <w:t>Figura 30. Plan de acción del módulo H.G.</w:t>
+      </w:r>
+    </w:p>
+    <w:p>
+      <w:r>
+        <w:br w:type="page"/>
+      </w:r>
+    </w:p>
+    <w:p>
+      <w:pPr>
+        <w:pStyle w:val="Heading1"/>
+      </w:pPr>
+      <w:r>
+        <w:t>7. Módulo Ejemplo Viga 1D vs 2D</w:t>
+      </w:r>
+    </w:p>
+    <w:p>
+      <w:r>
+        <w:t>Laboratorio de viga en voladizo con cuatro modos: perfil de altura 1D (analítico), SIMP 2D con animación y TDA post-hoc (GUDHI), barrido de penalización p = 2, 3, 4 y comparación 1D vs 2D con resumen, exportación STL y ZIP de figuras.</w:t>
+      </w:r>
+    </w:p>
+    <w:p>
+      <w:pPr>
+        <w:pStyle w:val="Heading2"/>
+      </w:pPr>
+      <w:r>
+        <w:t>7.1 Modo 1D — Perfil de altura</w:t>
+      </w:r>
+    </w:p>
+    <w:p>
+      <w:pPr>
+        <w:spacing w:before="240" w:after="120"/>
+        <w:jc w:val="center"/>
+      </w:pPr>
+      <w:r>
+        <w:drawing>
+          <wp:inline xmlns:a="http://schemas.openxmlformats.org/drawingml/2006/main" xmlns:pic="http://schemas.openxmlformats.org/drawingml/2006/picture">
+            <wp:extent cx="5303520" cy="2646224"/>
+            <wp:docPr id="31" name="Picture 31"/>
+            <wp:cNvGraphicFramePr>
+              <a:graphicFrameLocks noChangeAspect="1"/>
+            </wp:cNvGraphicFramePr>
+            <a:graphic>
+              <a:graphicData uri="http://schemas.openxmlformats.org/drawingml/2006/picture">
+                <pic:pic>
+                  <pic:nvPicPr>
+                    <pic:cNvPr id="0" name="E_1_1.png"/>
+                    <pic:cNvPicPr/>
+                  </pic:nvPicPr>
+                  <pic:blipFill>
+                    <a:blip r:embed="rId40"/>
+                    <a:stretch>
+                      <a:fillRect/>
+                    </a:stretch>
+                  </pic:blipFill>
+                  <pic:spPr>
+                    <a:xfrm>
+                      <a:off x="0" y="0"/>
+                      <a:ext cx="5303520" cy="2646224"/>
+                    </a:xfrm>
+                    <a:prstGeom prst="rect"/>
+                  </pic:spPr>
+                </pic:pic>
+              </a:graphicData>
+            </a:graphic>
+          </wp:inline>
+        </w:drawing>
+      </w:r>
+    </w:p>
+    <w:p>
+      <w:pPr>
+        <w:spacing w:after="240"/>
+        <w:jc w:val="center"/>
+      </w:pPr>
+      <w:r>
+        <w:rPr>
+          <w:rFonts w:ascii="Times New Roman" w:hAnsi="Times New Roman"/>
+          <w:i/>
+          <w:sz w:val="20"/>
+        </w:rPr>
+        <w:t>Figura 31. Modo 1D — Configuración y perfil de altura.</w:t>
+      </w:r>
+    </w:p>
+    <w:p>
+      <w:pPr>
+        <w:spacing w:before="240" w:after="120"/>
+        <w:jc w:val="center"/>
+      </w:pPr>
+      <w:r>
+        <w:drawing>
+          <wp:inline xmlns:a="http://schemas.openxmlformats.org/drawingml/2006/main" xmlns:pic="http://schemas.openxmlformats.org/drawingml/2006/picture">
+            <wp:extent cx="5303520" cy="2985522"/>
+            <wp:docPr id="32" name="Picture 32"/>
+            <wp:cNvGraphicFramePr>
+              <a:graphicFrameLocks noChangeAspect="1"/>
+            </wp:cNvGraphicFramePr>
+            <a:graphic>
+              <a:graphicData uri="http://schemas.openxmlformats.org/drawingml/2006/picture">
+                <pic:pic>
+                  <pic:nvPicPr>
+                    <pic:cNvPr id="0" name="E_1_2.png"/>
+                    <pic:cNvPicPr/>
+                  </pic:nvPicPr>
+                  <pic:blipFill>
+                    <a:blip r:embed="rId41"/>
+                    <a:stretch>
+                      <a:fillRect/>
+                    </a:stretch>
+                  </pic:blipFill>
+                  <pic:spPr>
+                    <a:xfrm>
+                      <a:off x="0" y="0"/>
+                      <a:ext cx="5303520" cy="2985522"/>
+                    </a:xfrm>
+                    <a:prstGeom prst="rect"/>
+                  </pic:spPr>
+                </pic:pic>
+              </a:graphicData>
+            </a:graphic>
+          </wp:inline>
+        </w:drawing>
+      </w:r>
+    </w:p>
+    <w:p>
+      <w:pPr>
+        <w:spacing w:after="240"/>
+        <w:jc w:val="center"/>
+      </w:pPr>
+      <w:r>
+        <w:rPr>
+          <w:rFonts w:ascii="Times New Roman" w:hAnsi="Times New Roman"/>
+          <w:i/>
+          <w:sz w:val="20"/>
+        </w:rPr>
+        <w:t>Figura 32. Perfil de altura óptimo y momento flector.</w:t>
+      </w:r>
+    </w:p>
+    <w:p>
+      <w:pPr>
+        <w:spacing w:before="240" w:after="120"/>
+        <w:jc w:val="center"/>
+      </w:pPr>
+      <w:r>
+        <w:drawing>
+          <wp:inline xmlns:a="http://schemas.openxmlformats.org/drawingml/2006/main" xmlns:pic="http://schemas.openxmlformats.org/drawingml/2006/picture">
+            <wp:extent cx="5303520" cy="1567965"/>
+            <wp:docPr id="33" name="Picture 33"/>
+            <wp:cNvGraphicFramePr>
+              <a:graphicFrameLocks noChangeAspect="1"/>
+            </wp:cNvGraphicFramePr>
+            <a:graphic>
+              <a:graphicData uri="http://schemas.openxmlformats.org/drawingml/2006/picture">
+                <pic:pic>
+                  <pic:nvPicPr>
+                    <pic:cNvPr id="0" name="E_1_3.png"/>
+                    <pic:cNvPicPr/>
+                  </pic:nvPicPr>
+                  <pic:blipFill>
+                    <a:blip r:embed="rId42"/>
+                    <a:stretch>
+                      <a:fillRect/>
+                    </a:stretch>
+                  </pic:blipFill>
+                  <pic:spPr>
+                    <a:xfrm>
+                      <a:off x="0" y="0"/>
+                      <a:ext cx="5303520" cy="1567965"/>
+                    </a:xfrm>
+                    <a:prstGeom prst="rect"/>
+                  </pic:spPr>
+                </pic:pic>
+              </a:graphicData>
+            </a:graphic>
+          </wp:inline>
+        </w:drawing>
+      </w:r>
+    </w:p>
+    <w:p>
+      <w:pPr>
+        <w:spacing w:after="240"/>
+        <w:jc w:val="center"/>
+      </w:pPr>
+      <w:r>
+        <w:rPr>
+          <w:rFonts w:ascii="Times New Roman" w:hAnsi="Times New Roman"/>
+          <w:i/>
+          <w:sz w:val="20"/>
+        </w:rPr>
+        <w:t>Figura 33. Tensión máxima y completitud de la optimización.</w:t>
+      </w:r>
+    </w:p>
+    <w:p>
+      <w:pPr>
+        <w:pStyle w:val="Heading2"/>
+      </w:pPr>
+      <w:r>
+        <w:t>7.2 Modo 2D — SIMP topológico</w:t>
+      </w:r>
+    </w:p>
+    <w:p>
+      <w:pPr>
+        <w:spacing w:before="240" w:after="120"/>
+        <w:jc w:val="center"/>
+      </w:pPr>
+      <w:r>
+        <w:drawing>
+          <wp:inline xmlns:a="http://schemas.openxmlformats.org/drawingml/2006/main" xmlns:pic="http://schemas.openxmlformats.org/drawingml/2006/picture">
+            <wp:extent cx="5303520" cy="1946825"/>
+            <wp:docPr id="34" name="Picture 34"/>
+            <wp:cNvGraphicFramePr>
+              <a:graphicFrameLocks noChangeAspect="1"/>
+            </wp:cNvGraphicFramePr>
+            <a:graphic>
+              <a:graphicData uri="http://schemas.openxmlformats.org/drawingml/2006/picture">
+                <pic:pic>
+                  <pic:nvPicPr>
+                    <pic:cNvPr id="0" name="E_2_0.png"/>
+                    <pic:cNvPicPr/>
+                  </pic:nvPicPr>
+                  <pic:blipFill>
+                    <a:blip r:embed="rId43"/>
+                    <a:stretch>
+                      <a:fillRect/>
+                    </a:stretch>
+                  </pic:blipFill>
+                  <pic:spPr>
+                    <a:xfrm>
+                      <a:off x="0" y="0"/>
+                      <a:ext cx="5303520" cy="1946825"/>
+                    </a:xfrm>
+                    <a:prstGeom prst="rect"/>
+                  </pic:spPr>
+                </pic:pic>
+              </a:graphicData>
+            </a:graphic>
+          </wp:inline>
+        </w:drawing>
+      </w:r>
+    </w:p>
+    <w:p>
+      <w:pPr>
+        <w:spacing w:after="240"/>
+        <w:jc w:val="center"/>
+      </w:pPr>
+      <w:r>
+        <w:rPr>
+          <w:rFonts w:ascii="Times New Roman" w:hAnsi="Times New Roman"/>
+          <w:i/>
+          <w:sz w:val="20"/>
+        </w:rPr>
+        <w:t>Figura 34. Modo 2D — Configuración SIMP 60×30.</w:t>
+      </w:r>
+    </w:p>
+    <w:p>
+      <w:pPr>
+        <w:spacing w:before="240" w:after="120"/>
+        <w:jc w:val="center"/>
+      </w:pPr>
+      <w:r>
+        <w:drawing>
+          <wp:inline xmlns:a="http://schemas.openxmlformats.org/drawingml/2006/main" xmlns:pic="http://schemas.openxmlformats.org/drawingml/2006/picture">
+            <wp:extent cx="5303520" cy="2845156"/>
+            <wp:docPr id="35" name="Picture 35"/>
+            <wp:cNvGraphicFramePr>
+              <a:graphicFrameLocks noChangeAspect="1"/>
+            </wp:cNvGraphicFramePr>
+            <a:graphic>
+              <a:graphicData uri="http://schemas.openxmlformats.org/drawingml/2006/picture">
+                <pic:pic>
+                  <pic:nvPicPr>
+                    <pic:cNvPr id="0" name="E_2_1.png"/>
+                    <pic:cNvPicPr/>
+                  </pic:nvPicPr>
+                  <pic:blipFill>
+                    <a:blip r:embed="rId44"/>
+                    <a:stretch>
+                      <a:fillRect/>
+                    </a:stretch>
+                  </pic:blipFill>
+                  <pic:spPr>
+                    <a:xfrm>
+                      <a:off x="0" y="0"/>
+                      <a:ext cx="5303520" cy="2845156"/>
+                    </a:xfrm>
+                    <a:prstGeom prst="rect"/>
+                  </pic:spPr>
+                </pic:pic>
+              </a:graphicData>
+            </a:graphic>
+          </wp:inline>
+        </w:drawing>
+      </w:r>
+    </w:p>
+    <w:p>
+      <w:pPr>
+        <w:spacing w:after="240"/>
+        <w:jc w:val="center"/>
+      </w:pPr>
+      <w:r>
+        <w:rPr>
+          <w:rFonts w:ascii="Times New Roman" w:hAnsi="Times New Roman"/>
+          <w:i/>
+          <w:sz w:val="20"/>
+        </w:rPr>
+        <w:t>Figura 35. Animación de la optimización (iteración 45).</w:t>
+      </w:r>
+    </w:p>
+    <w:p>
+      <w:pPr>
+        <w:spacing w:before="240" w:after="120"/>
+        <w:jc w:val="center"/>
+      </w:pPr>
+      <w:r>
+        <w:drawing>
+          <wp:inline xmlns:a="http://schemas.openxmlformats.org/drawingml/2006/main" xmlns:pic="http://schemas.openxmlformats.org/drawingml/2006/picture">
+            <wp:extent cx="5303520" cy="3699618"/>
+            <wp:docPr id="36" name="Picture 36"/>
+            <wp:cNvGraphicFramePr>
+              <a:graphicFrameLocks noChangeAspect="1"/>
+            </wp:cNvGraphicFramePr>
+            <a:graphic>
+              <a:graphicData uri="http://schemas.openxmlformats.org/drawingml/2006/picture">
+                <pic:pic>
+                  <pic:nvPicPr>
+                    <pic:cNvPr id="0" name="E_2_2.png"/>
+                    <pic:cNvPicPr/>
+                  </pic:nvPicPr>
+                  <pic:blipFill>
+                    <a:blip r:embed="rId45"/>
+                    <a:stretch>
+                      <a:fillRect/>
+                    </a:stretch>
+                  </pic:blipFill>
+                  <pic:spPr>
+                    <a:xfrm>
+                      <a:off x="0" y="0"/>
+                      <a:ext cx="5303520" cy="3699618"/>
+                    </a:xfrm>
+                    <a:prstGeom prst="rect"/>
+                  </pic:spPr>
+                </pic:pic>
+              </a:graphicData>
+            </a:graphic>
+          </wp:inline>
+        </w:drawing>
+      </w:r>
+    </w:p>
+    <w:p>
+      <w:pPr>
+        <w:spacing w:after="240"/>
+        <w:jc w:val="center"/>
+      </w:pPr>
+      <w:r>
+        <w:rPr>
+          <w:rFonts w:ascii="Times New Roman" w:hAnsi="Times New Roman"/>
+          <w:i/>
+          <w:sz w:val="20"/>
+        </w:rPr>
+        <w:t>Figura 36. Diseño convergido, métricas y convergencia.</w:t>
+      </w:r>
+    </w:p>
+    <w:p>
+      <w:pPr>
+        <w:spacing w:before="240" w:after="120"/>
+        <w:jc w:val="center"/>
+      </w:pPr>
+      <w:r>
+        <w:drawing>
+          <wp:inline xmlns:a="http://schemas.openxmlformats.org/drawingml/2006/main" xmlns:pic="http://schemas.openxmlformats.org/drawingml/2006/picture">
+            <wp:extent cx="5303520" cy="2274499"/>
+            <wp:docPr id="37" name="Picture 37"/>
+            <wp:cNvGraphicFramePr>
+              <a:graphicFrameLocks noChangeAspect="1"/>
+            </wp:cNvGraphicFramePr>
+            <a:graphic>
+              <a:graphicData uri="http://schemas.openxmlformats.org/drawingml/2006/picture">
+                <pic:pic>
+                  <pic:nvPicPr>
+                    <pic:cNvPr id="0" name="E_2_3.png"/>
+                    <pic:cNvPicPr/>
+                  </pic:nvPicPr>
+                  <pic:blipFill>
+                    <a:blip r:embed="rId46"/>
+                    <a:stretch>
+                      <a:fillRect/>
+                    </a:stretch>
+                  </pic:blipFill>
+                  <pic:spPr>
+                    <a:xfrm>
+                      <a:off x="0" y="0"/>
+                      <a:ext cx="5303520" cy="2274499"/>
+                    </a:xfrm>
+                    <a:prstGeom prst="rect"/>
+                  </pic:spPr>
+                </pic:pic>
+              </a:graphicData>
+            </a:graphic>
+          </wp:inline>
+        </w:drawing>
+      </w:r>
+    </w:p>
+    <w:p>
+      <w:pPr>
+        <w:spacing w:after="240"/>
+        <w:jc w:val="center"/>
+      </w:pPr>
+      <w:r>
+        <w:rPr>
+          <w:rFonts w:ascii="Times New Roman" w:hAnsi="Times New Roman"/>
+          <w:i/>
+          <w:sz w:val="20"/>
+        </w:rPr>
+        <w:t>Figura 37. Diagramas de persistencia (GUDHI) del diseño.</w:t>
+      </w:r>
+    </w:p>
+    <w:p>
+      <w:pPr>
+        <w:pStyle w:val="Heading2"/>
+      </w:pPr>
+      <w:r>
+        <w:t>7.3 Barrido y comparación</w:t>
+      </w:r>
+    </w:p>
+    <w:p>
+      <w:pPr>
+        <w:spacing w:before="240" w:after="120"/>
+        <w:jc w:val="center"/>
+      </w:pPr>
+      <w:r>
+        <w:drawing>
+          <wp:inline xmlns:a="http://schemas.openxmlformats.org/drawingml/2006/main" xmlns:pic="http://schemas.openxmlformats.org/drawingml/2006/picture">
+            <wp:extent cx="5303520" cy="1453493"/>
+            <wp:docPr id="38" name="Picture 38"/>
+            <wp:cNvGraphicFramePr>
+              <a:graphicFrameLocks noChangeAspect="1"/>
+            </wp:cNvGraphicFramePr>
+            <a:graphic>
+              <a:graphicData uri="http://schemas.openxmlformats.org/drawingml/2006/picture">
+                <pic:pic>
+                  <pic:nvPicPr>
+                    <pic:cNvPr id="0" name="E_3_0.png"/>
+                    <pic:cNvPicPr/>
+                  </pic:nvPicPr>
+                  <pic:blipFill>
+                    <a:blip r:embed="rId47"/>
+                    <a:stretch>
+                      <a:fillRect/>
+                    </a:stretch>
+                  </pic:blipFill>
+                  <pic:spPr>
+                    <a:xfrm>
+                      <a:off x="0" y="0"/>
+                      <a:ext cx="5303520" cy="1453493"/>
+                    </a:xfrm>
+                    <a:prstGeom prst="rect"/>
+                  </pic:spPr>
+                </pic:pic>
+              </a:graphicData>
+            </a:graphic>
+          </wp:inline>
+        </w:drawing>
+      </w:r>
+    </w:p>
+    <w:p>
+      <w:pPr>
+        <w:spacing w:after="240"/>
+        <w:jc w:val="center"/>
+      </w:pPr>
+      <w:r>
+        <w:rPr>
+          <w:rFonts w:ascii="Times New Roman" w:hAnsi="Times New Roman"/>
+          <w:i/>
+          <w:sz w:val="20"/>
+        </w:rPr>
+        <w:t>Figura 38. Barrido de penalización p = 2, 3, 4.</w:t>
+      </w:r>
+    </w:p>
+    <w:p>
+      <w:pPr>
+        <w:spacing w:before="240" w:after="120"/>
+        <w:jc w:val="center"/>
+      </w:pPr>
+      <w:r>
+        <w:drawing>
+          <wp:inline xmlns:a="http://schemas.openxmlformats.org/drawingml/2006/main" xmlns:pic="http://schemas.openxmlformats.org/drawingml/2006/picture">
+            <wp:extent cx="5303520" cy="3490601"/>
+            <wp:docPr id="39" name="Picture 39"/>
+            <wp:cNvGraphicFramePr>
+              <a:graphicFrameLocks noChangeAspect="1"/>
+            </wp:cNvGraphicFramePr>
+            <a:graphic>
+              <a:graphicData uri="http://schemas.openxmlformats.org/drawingml/2006/picture">
+                <pic:pic>
+                  <pic:nvPicPr>
+                    <pic:cNvPr id="0" name="E_3_1.png"/>
+                    <pic:cNvPicPr/>
+                  </pic:nvPicPr>
+                  <pic:blipFill>
+                    <a:blip r:embed="rId48"/>
+                    <a:stretch>
+                      <a:fillRect/>
+                    </a:stretch>
+                  </pic:blipFill>
+                  <pic:spPr>
+                    <a:xfrm>
+                      <a:off x="0" y="0"/>
+                      <a:ext cx="5303520" cy="3490601"/>
+                    </a:xfrm>
+                    <a:prstGeom prst="rect"/>
+                  </pic:spPr>
+                </pic:pic>
+              </a:graphicData>
+            </a:graphic>
+          </wp:inline>
+        </w:drawing>
+      </w:r>
+    </w:p>
+    <w:p>
+      <w:pPr>
+        <w:spacing w:after="240"/>
+        <w:jc w:val="center"/>
+      </w:pPr>
+      <w:r>
+        <w:rPr>
+          <w:rFonts w:ascii="Times New Roman" w:hAnsi="Times New Roman"/>
+          <w:i/>
+          <w:sz w:val="20"/>
+        </w:rPr>
+        <w:t>Figura 39. Resultados comparativos del barrido.</w:t>
+      </w:r>
+    </w:p>
+    <w:p>
+      <w:pPr>
+        <w:spacing w:before="240" w:after="120"/>
+        <w:jc w:val="center"/>
+      </w:pPr>
+      <w:r>
+        <w:drawing>
+          <wp:inline xmlns:a="http://schemas.openxmlformats.org/drawingml/2006/main" xmlns:pic="http://schemas.openxmlformats.org/drawingml/2006/picture">
+            <wp:extent cx="5303520" cy="1428762"/>
+            <wp:docPr id="40" name="Picture 40"/>
+            <wp:cNvGraphicFramePr>
+              <a:graphicFrameLocks noChangeAspect="1"/>
+            </wp:cNvGraphicFramePr>
+            <a:graphic>
+              <a:graphicData uri="http://schemas.openxmlformats.org/drawingml/2006/picture">
+                <pic:pic>
+                  <pic:nvPicPr>
+                    <pic:cNvPr id="0" name="E_4_0.png"/>
+                    <pic:cNvPicPr/>
+                  </pic:nvPicPr>
+                  <pic:blipFill>
+                    <a:blip r:embed="rId49"/>
+                    <a:stretch>
+                      <a:fillRect/>
+                    </a:stretch>
+                  </pic:blipFill>
+                  <pic:spPr>
+                    <a:xfrm>
+                      <a:off x="0" y="0"/>
+                      <a:ext cx="5303520" cy="1428762"/>
+                    </a:xfrm>
+                    <a:prstGeom prst="rect"/>
+                  </pic:spPr>
+                </pic:pic>
+              </a:graphicData>
+            </a:graphic>
+          </wp:inline>
+        </w:drawing>
+      </w:r>
+    </w:p>
+    <w:p>
+      <w:pPr>
+        <w:spacing w:after="240"/>
+        <w:jc w:val="center"/>
+      </w:pPr>
+      <w:r>
+        <w:rPr>
+          <w:rFonts w:ascii="Times New Roman" w:hAnsi="Times New Roman"/>
+          <w:i/>
+          <w:sz w:val="20"/>
+        </w:rPr>
+        <w:t>Figura 40. Comparación lado a lado 1D vs 2D.</w:t>
+      </w:r>
+    </w:p>
+    <w:p>
+      <w:pPr>
+        <w:spacing w:before="240" w:after="120"/>
+        <w:jc w:val="center"/>
+      </w:pPr>
+      <w:r>
+        <w:drawing>
+          <wp:inline xmlns:a="http://schemas.openxmlformats.org/drawingml/2006/main" xmlns:pic="http://schemas.openxmlformats.org/drawingml/2006/picture">
+            <wp:extent cx="5303520" cy="2363904"/>
+            <wp:docPr id="41" name="Picture 41"/>
+            <wp:cNvGraphicFramePr>
+              <a:graphicFrameLocks noChangeAspect="1"/>
+            </wp:cNvGraphicFramePr>
+            <a:graphic>
+              <a:graphicData uri="http://schemas.openxmlformats.org/drawingml/2006/picture">
+                <pic:pic>
+                  <pic:nvPicPr>
+                    <pic:cNvPr id="0" name="E_4_1.png"/>
+                    <pic:cNvPicPr/>
+                  </pic:nvPicPr>
+                  <pic:blipFill>
+                    <a:blip r:embed="rId50"/>
+                    <a:stretch>
+                      <a:fillRect/>
+                    </a:stretch>
+                  </pic:blipFill>
+                  <pic:spPr>
+                    <a:xfrm>
+                      <a:off x="0" y="0"/>
+                      <a:ext cx="5303520" cy="2363904"/>
+                    </a:xfrm>
+                    <a:prstGeom prst="rect"/>
+                  </pic:spPr>
+                </pic:pic>
+              </a:graphicData>
+            </a:graphic>
+          </wp:inline>
+        </w:drawing>
+      </w:r>
+    </w:p>
+    <w:p>
+      <w:pPr>
+        <w:spacing w:after="240"/>
+        <w:jc w:val="center"/>
+      </w:pPr>
+      <w:r>
+        <w:rPr>
+          <w:rFonts w:ascii="Times New Roman" w:hAnsi="Times New Roman"/>
+          <w:i/>
+          <w:sz w:val="20"/>
+        </w:rPr>
+        <w:t>Figura 41. Resumen comparativo y exportación STL.</w:t>
+      </w:r>
+    </w:p>
+    <w:p>
+      <w:pPr>
+        <w:spacing w:before="240" w:after="120"/>
+        <w:jc w:val="center"/>
+      </w:pPr>
+      <w:r>
+        <w:drawing>
+          <wp:inline xmlns:a="http://schemas.openxmlformats.org/drawingml/2006/main" xmlns:pic="http://schemas.openxmlformats.org/drawingml/2006/picture">
+            <wp:extent cx="5303520" cy="3112936"/>
+            <wp:docPr id="42" name="Picture 42"/>
+            <wp:cNvGraphicFramePr>
+              <a:graphicFrameLocks noChangeAspect="1"/>
+            </wp:cNvGraphicFramePr>
+            <a:graphic>
+              <a:graphicData uri="http://schemas.openxmlformats.org/drawingml/2006/picture">
+                <pic:pic>
+                  <pic:nvPicPr>
+                    <pic:cNvPr id="0" name="E_4_2.png"/>
+                    <pic:cNvPicPr/>
+                  </pic:nvPicPr>
+                  <pic:blipFill>
+                    <a:blip r:embed="rId51"/>
+                    <a:stretch>
+                      <a:fillRect/>
+                    </a:stretch>
+                  </pic:blipFill>
+                  <pic:spPr>
+                    <a:xfrm>
+                      <a:off x="0" y="0"/>
+                      <a:ext cx="5303520" cy="3112936"/>
+                    </a:xfrm>
+                    <a:prstGeom prst="rect"/>
+                  </pic:spPr>
+                </pic:pic>
+              </a:graphicData>
+            </a:graphic>
+          </wp:inline>
+        </w:drawing>
+      </w:r>
+    </w:p>
+    <w:p>
+      <w:pPr>
+        <w:spacing w:after="240"/>
+        <w:jc w:val="center"/>
+      </w:pPr>
+      <w:r>
+        <w:rPr>
+          <w:rFonts w:ascii="Times New Roman" w:hAnsi="Times New Roman"/>
+          <w:i/>
+          <w:sz w:val="20"/>
+        </w:rPr>
+        <w:t>Figura 42. Exportación de figuras en ZIP.</w:t>
+      </w:r>
+    </w:p>
+    <w:p>
+      <w:r>
+        <w:br w:type="page"/>
+      </w:r>
+    </w:p>
+    <w:p>
+      <w:pPr>
+        <w:pStyle w:val="Heading1"/>
+      </w:pPr>
+      <w:r>
+        <w:t>8. Exportación y Solución de Problemas</w:t>
+      </w:r>
+    </w:p>
+    <w:p>
+      <w:r>
+        <w:t>Cada módulo ofrece «Descargar TODO (ZIP)»: CSV de datos, PDF de reporte y PNG de cada gráfico (Plotly vía kaleido + Chrome, Matplotlib directo). Si un PNG falla, el ZIP incluye un .txt de error en su lugar para no omitirlo en silencio.</w:t>
+      </w:r>
+    </w:p>
+    <w:p>
+      <w:pPr>
+        <w:pStyle w:val="Heading2"/>
+      </w:pPr>
+      <w:r>
+        <w:t>8.1 Problemas frecuentes</w:t>
       </w:r>
     </w:p>
     <w:tbl>
@@ -206,7 +2973,7 @@
                 <w:b/>
                 <w:sz w:val="20"/>
               </w:rPr>
-              <w:t>Componente</w:t>
+              <w:t>Síntoma</w:t>
             </w:r>
           </w:p>
         </w:tc>
@@ -226,7 +2993,7 @@
                 <w:b/>
                 <w:sz w:val="20"/>
               </w:rPr>
-              <w:t>Tecnologia</w:t>
+              <w:t>Causa</w:t>
             </w:r>
           </w:p>
         </w:tc>
@@ -246,7 +3013,7 @@
                 <w:b/>
                 <w:sz w:val="20"/>
               </w:rPr>
-              <w:t>Funcion</w:t>
+              <w:t>Solución</w:t>
             </w:r>
           </w:p>
         </w:tc>
@@ -263,7 +3030,7 @@
                 <w:rFonts w:ascii="Times New Roman" w:hAnsi="Times New Roman"/>
                 <w:sz w:val="20"/>
               </w:rPr>
-              <w:t>Framework</w:t>
+              <w:t>PNG ausente / .txt de error</w:t>
             </w:r>
           </w:p>
         </w:tc>
@@ -278,7 +3045,7 @@
                 <w:rFonts w:ascii="Times New Roman" w:hAnsi="Times New Roman"/>
                 <w:sz w:val="20"/>
               </w:rPr>
-              <w:t>Streamlit</w:t>
+              <w:t>Falta Chrome para kaleido</w:t>
             </w:r>
           </w:p>
         </w:tc>
@@ -293,7 +3060,7 @@
                 <w:rFonts w:ascii="Times New Roman" w:hAnsi="Times New Roman"/>
                 <w:sz w:val="20"/>
               </w:rPr>
-              <w:t>Interfaz web interactiva</w:t>
+              <w:t>Ejecutar .venv/bin/plotly_get_chrome</w:t>
             </w:r>
           </w:p>
         </w:tc>
@@ -310,7 +3077,7 @@
                 <w:rFonts w:ascii="Times New Roman" w:hAnsi="Times New Roman"/>
                 <w:sz w:val="20"/>
               </w:rPr>
-              <w:t>Lenguaje</w:t>
+              <w:t>GUDHI ausente</w:t>
             </w:r>
           </w:p>
         </w:tc>
@@ -325,7 +3092,7 @@
                 <w:rFonts w:ascii="Times New Roman" w:hAnsi="Times New Roman"/>
                 <w:sz w:val="20"/>
               </w:rPr>
-              <w:t>Python 3.10+</w:t>
+              <w:t>Paquete opcional no instalado</w:t>
             </w:r>
           </w:p>
         </w:tc>
@@ -340,7 +3107,7 @@
                 <w:rFonts w:ascii="Times New Roman" w:hAnsi="Times New Roman"/>
                 <w:sz w:val="20"/>
               </w:rPr>
-              <w:t>Logica de dominio y calculo</w:t>
+              <w:t>uv pip install gudhi (o veredicto sin verificar)</w:t>
             </w:r>
           </w:p>
         </w:tc>
@@ -357,7 +3124,7 @@
                 <w:rFonts w:ascii="Times New Roman" w:hAnsi="Times New Roman"/>
                 <w:sz w:val="20"/>
               </w:rPr>
-              <w:t>Analisis topologico</w:t>
+              <w:t>App lenta en barridos</w:t>
             </w:r>
           </w:p>
         </w:tc>
@@ -372,7 +3139,7 @@
                 <w:rFonts w:ascii="Times New Roman" w:hAnsi="Times New Roman"/>
                 <w:sz w:val="20"/>
               </w:rPr>
-              <w:t>Ripser, GUDHI</w:t>
+              <w:t>Ripser/SIMP intensivos</w:t>
             </w:r>
           </w:p>
         </w:tc>
@@ -387,195 +3154,7 @@
                 <w:rFonts w:ascii="Times New Roman" w:hAnsi="Times New Roman"/>
                 <w:sz w:val="20"/>
               </w:rPr>
-              <w:t>Homologia persistente</w:t>
-            </w:r>
-          </w:p>
-        </w:tc>
-      </w:tr>
-      <w:tr>
-        <w:tc>
-          <w:tcPr>
-            <w:tcW w:type="dxa" w:w="2946"/>
-          </w:tcPr>
-          <w:p>
-            <w:r/>
-            <w:r>
-              <w:rPr>
-                <w:rFonts w:ascii="Times New Roman" w:hAnsi="Times New Roman"/>
-                <w:sz w:val="20"/>
-              </w:rPr>
-              <w:t>Optimizacion</w:t>
-            </w:r>
-          </w:p>
-        </w:tc>
-        <w:tc>
-          <w:tcPr>
-            <w:tcW w:type="dxa" w:w="2946"/>
-          </w:tcPr>
-          <w:p>
-            <w:r/>
-            <w:r>
-              <w:rPr>
-                <w:rFonts w:ascii="Times New Roman" w:hAnsi="Times New Roman"/>
-                <w:sz w:val="20"/>
-              </w:rPr>
-              <w:t>SIMP + MMA</w:t>
-            </w:r>
-          </w:p>
-        </w:tc>
-        <w:tc>
-          <w:tcPr>
-            <w:tcW w:type="dxa" w:w="2946"/>
-          </w:tcPr>
-          <w:p>
-            <w:r/>
-            <w:r>
-              <w:rPr>
-                <w:rFonts w:ascii="Times New Roman" w:hAnsi="Times New Roman"/>
-                <w:sz w:val="20"/>
-              </w:rPr>
-              <w:t>Optimizacion topologica</w:t>
-            </w:r>
-          </w:p>
-        </w:tc>
-      </w:tr>
-      <w:tr>
-        <w:tc>
-          <w:tcPr>
-            <w:tcW w:type="dxa" w:w="2946"/>
-          </w:tcPr>
-          <w:p>
-            <w:r/>
-            <w:r>
-              <w:rPr>
-                <w:rFonts w:ascii="Times New Roman" w:hAnsi="Times New Roman"/>
-                <w:sz w:val="20"/>
-              </w:rPr>
-              <w:t>FEM</w:t>
-            </w:r>
-          </w:p>
-        </w:tc>
-        <w:tc>
-          <w:tcPr>
-            <w:tcW w:type="dxa" w:w="2946"/>
-          </w:tcPr>
-          <w:p>
-            <w:r/>
-            <w:r>
-              <w:rPr>
-                <w:rFonts w:ascii="Times New Roman" w:hAnsi="Times New Roman"/>
-                <w:sz w:val="20"/>
-              </w:rPr>
-              <w:t>Elementos finitos 2D</w:t>
-            </w:r>
-          </w:p>
-        </w:tc>
-        <w:tc>
-          <w:tcPr>
-            <w:tcW w:type="dxa" w:w="2946"/>
-          </w:tcPr>
-          <w:p>
-            <w:r/>
-            <w:r>
-              <w:rPr>
-                <w:rFonts w:ascii="Times New Roman" w:hAnsi="Times New Roman"/>
-                <w:sz w:val="20"/>
-              </w:rPr>
-              <w:t>Solver estructural</w:t>
-            </w:r>
-          </w:p>
-        </w:tc>
-      </w:tr>
-      <w:tr>
-        <w:tc>
-          <w:tcPr>
-            <w:tcW w:type="dxa" w:w="2946"/>
-          </w:tcPr>
-          <w:p>
-            <w:r/>
-            <w:r>
-              <w:rPr>
-                <w:rFonts w:ascii="Times New Roman" w:hAnsi="Times New Roman"/>
-                <w:sz w:val="20"/>
-              </w:rPr>
-              <w:t>Visualizacion</w:t>
-            </w:r>
-          </w:p>
-        </w:tc>
-        <w:tc>
-          <w:tcPr>
-            <w:tcW w:type="dxa" w:w="2946"/>
-          </w:tcPr>
-          <w:p>
-            <w:r/>
-            <w:r>
-              <w:rPr>
-                <w:rFonts w:ascii="Times New Roman" w:hAnsi="Times New Roman"/>
-                <w:sz w:val="20"/>
-              </w:rPr>
-              <w:t>Plotly, Matplotlib</w:t>
-            </w:r>
-          </w:p>
-        </w:tc>
-        <w:tc>
-          <w:tcPr>
-            <w:tcW w:type="dxa" w:w="2946"/>
-          </w:tcPr>
-          <w:p>
-            <w:r/>
-            <w:r>
-              <w:rPr>
-                <w:rFonts w:ascii="Times New Roman" w:hAnsi="Times New Roman"/>
-                <w:sz w:val="20"/>
-              </w:rPr>
-              <w:t>Graficas interactivas y estaticas</w:t>
-            </w:r>
-          </w:p>
-        </w:tc>
-      </w:tr>
-      <w:tr>
-        <w:tc>
-          <w:tcPr>
-            <w:tcW w:type="dxa" w:w="2946"/>
-          </w:tcPr>
-          <w:p>
-            <w:r/>
-            <w:r>
-              <w:rPr>
-                <w:rFonts w:ascii="Times New Roman" w:hAnsi="Times New Roman"/>
-                <w:sz w:val="20"/>
-              </w:rPr>
-              <w:t>Empaquetado</w:t>
-            </w:r>
-          </w:p>
-        </w:tc>
-        <w:tc>
-          <w:tcPr>
-            <w:tcW w:type="dxa" w:w="2946"/>
-          </w:tcPr>
-          <w:p>
-            <w:r/>
-            <w:r>
-              <w:rPr>
-                <w:rFonts w:ascii="Times New Roman" w:hAnsi="Times New Roman"/>
-                <w:sz w:val="20"/>
-              </w:rPr>
-              <w:t>PyInstaller</w:t>
-            </w:r>
-          </w:p>
-        </w:tc>
-        <w:tc>
-          <w:tcPr>
-            <w:tcW w:type="dxa" w:w="2946"/>
-          </w:tcPr>
-          <w:p>
-            <w:r/>
-            <w:r>
-              <w:rPr>
-                <w:rFonts w:ascii="Times New Roman" w:hAnsi="Times New Roman"/>
-                <w:sz w:val="20"/>
-              </w:rPr>
-              <w:t>Ejecutable nativo Windows</w:t>
+              <w:t>Reducir puntos, malla o iteraciones</w:t>
             </w:r>
           </w:p>
         </w:tc>
@@ -584,2571 +3163,10 @@
     <w:p/>
     <w:p>
       <w:pPr>
-        <w:pStyle w:val="Heading2"/>
-      </w:pPr>
-      <w:r>
-        <w:t>1.3 Estructura del manual</w:t>
-      </w:r>
-    </w:p>
-    <w:p>
-      <w:r>
-        <w:t>El manual se organiza en los siguientes capitulos: (1) Introduccion, (2) Instalacion y Ejecucion, (3) Estructura de la Interfaz, (4) Modulo H.E.1, (5) Modulo H.E.2, (6) Modulo H.G., (7) Modulo Ejemplo Viga, (8) Solucion de Problemas y (9) Glosario.</w:t>
-      </w:r>
-    </w:p>
-    <w:p>
-      <w:pPr>
         <w:pStyle w:val="Heading1"/>
       </w:pPr>
       <w:r>
-        <w:t>2. Instalacion y Ejecucion</w:t>
-      </w:r>
-    </w:p>
-    <w:p>
-      <w:pPr>
-        <w:pStyle w:val="Heading2"/>
-      </w:pPr>
-      <w:r>
-        <w:t>2.1 Ejecucion en navegador (modo desarrollo)</w:t>
-      </w:r>
-    </w:p>
-    <w:p>
-      <w:r>
-        <w:t>Para ejecutar la plataforma en un navegador web:</w:t>
-      </w:r>
-    </w:p>
-    <w:p>
-      <w:pPr>
-        <w:pStyle w:val="ListNumber"/>
-      </w:pPr>
-      <w:r>
-        <w:t>1. Clonar el repositorio del proyecto.</w:t>
-      </w:r>
-    </w:p>
-    <w:p>
-      <w:pPr>
-        <w:pStyle w:val="ListNumber"/>
-      </w:pPr>
-      <w:r>
-        <w:t>2. Instalar dependencias: pip install -r requirements.txt</w:t>
-      </w:r>
-    </w:p>
-    <w:p>
-      <w:pPr>
-        <w:pStyle w:val="ListNumber"/>
-      </w:pPr>
-      <w:r>
-        <w:t>3. Instalar ripser: pip install ripser --no-deps</w:t>
-      </w:r>
-    </w:p>
-    <w:p>
-      <w:pPr>
-        <w:pStyle w:val="ListNumber"/>
-      </w:pPr>
-      <w:r>
-        <w:t>4. Ejecutar: streamlit run src/tda/app/plataforma_tda_simp.py</w:t>
-      </w:r>
-    </w:p>
-    <w:p>
-      <w:pPr>
-        <w:pStyle w:val="ListNumber"/>
-      </w:pPr>
-      <w:r>
-        <w:t>5. Abrir http://localhost:8501 en el navegador.</w:t>
-      </w:r>
-    </w:p>
-    <w:p>
-      <w:pPr>
-        <w:pStyle w:val="Heading2"/>
-      </w:pPr>
-      <w:r>
-        <w:t>2.2 Ejecucion como ejecutable (.exe Windows)</w:t>
-      </w:r>
-    </w:p>
-    <w:p>
-      <w:r>
-        <w:t>Para generar el ejecutable nativo de Windows, ejecutar build_exe.bat desde la raiz del proyecto. El script realiza automaticamente los siguientes pasos:</w:t>
-      </w:r>
-    </w:p>
-    <w:p>
-      <w:pPr>
-        <w:pStyle w:val="ListBullet"/>
-      </w:pPr>
-      <w:r>
-        <w:t>Crea un entorno virtual temporal utilizando el gestor de paquetes uv.</w:t>
-      </w:r>
-    </w:p>
-    <w:p>
-      <w:pPr>
-        <w:pStyle w:val="ListBullet"/>
-      </w:pPr>
-      <w:r>
-        <w:t>Instala todas las dependencias listadas en requirements.txt.</w:t>
-      </w:r>
-    </w:p>
-    <w:p>
-      <w:pPr>
-        <w:pStyle w:val="ListBullet"/>
-      </w:pPr>
-      <w:r>
-        <w:t>Genera el archivo EstructuraTopologica.exe mediante PyInstaller.</w:t>
-      </w:r>
-    </w:p>
-    <w:p>
-      <w:pPr>
-        <w:pStyle w:val="ListBullet"/>
-      </w:pPr>
-      <w:r>
-        <w:t>El ejecutable resultante es un archivo unico de aproximadamente 200-300 MB que no requiere Python instalado en la computadora destino.</w:t>
-      </w:r>
-    </w:p>
-    <w:p>
-      <w:pPr>
-        <w:spacing w:before="80" w:after="160"/>
-      </w:pPr>
-      <w:r>
-        <w:rPr>
-          <w:rFonts w:ascii="Times New Roman" w:hAnsi="Times New Roman"/>
-          <w:b/>
-          <w:sz w:val="20"/>
-        </w:rPr>
-        <w:t xml:space="preserve">Nota: </w:t>
-      </w:r>
-      <w:r>
-        <w:rPr>
-          <w:rFonts w:ascii="Times New Roman" w:hAnsi="Times New Roman"/>
-          <w:i/>
-          <w:sz w:val="20"/>
-        </w:rPr>
-        <w:t>Se requiere Microsoft Edge WebView2 Runtime instalado en el sistema destino. Compatible con Windows 10 y 11.</w:t>
-      </w:r>
-    </w:p>
-    <w:p>
-      <w:pPr>
-        <w:pStyle w:val="Heading2"/>
-      </w:pPr>
-      <w:r>
-        <w:t>2.3 Requisitos del sistema</w:t>
-      </w:r>
-    </w:p>
-    <w:tbl>
-      <w:tblPr>
-        <w:tblStyle w:val="TableGrid"/>
-        <w:tblW w:type="auto" w:w="0"/>
-        <w:jc w:val="center"/>
-        <w:tblLook w:firstColumn="1" w:firstRow="1" w:lastColumn="0" w:lastRow="0" w:noHBand="0" w:noVBand="1" w:val="04A0"/>
-      </w:tblPr>
-      <w:tblGrid>
-        <w:gridCol w:w="2946"/>
-        <w:gridCol w:w="2946"/>
-        <w:gridCol w:w="2946"/>
-      </w:tblGrid>
-      <w:tr>
-        <w:tc>
-          <w:tcPr>
-            <w:tcW w:type="dxa" w:w="2946"/>
-            <w:shd w:fill="D9E2F3"/>
-          </w:tcPr>
-          <w:p>
-            <w:pPr>
-              <w:jc w:val="center"/>
-            </w:pPr>
-            <w:r/>
-            <w:r>
-              <w:rPr>
-                <w:rFonts w:ascii="Times New Roman" w:hAnsi="Times New Roman"/>
-                <w:b/>
-                <w:sz w:val="20"/>
-              </w:rPr>
-              <w:t>Requisito</w:t>
-            </w:r>
-          </w:p>
-        </w:tc>
-        <w:tc>
-          <w:tcPr>
-            <w:tcW w:type="dxa" w:w="2946"/>
-            <w:shd w:fill="D9E2F3"/>
-          </w:tcPr>
-          <w:p>
-            <w:pPr>
-              <w:jc w:val="center"/>
-            </w:pPr>
-            <w:r/>
-            <w:r>
-              <w:rPr>
-                <w:rFonts w:ascii="Times New Roman" w:hAnsi="Times New Roman"/>
-                <w:b/>
-                <w:sz w:val="20"/>
-              </w:rPr>
-              <w:t>Minimo</w:t>
-            </w:r>
-          </w:p>
-        </w:tc>
-        <w:tc>
-          <w:tcPr>
-            <w:tcW w:type="dxa" w:w="2946"/>
-            <w:shd w:fill="D9E2F3"/>
-          </w:tcPr>
-          <w:p>
-            <w:pPr>
-              <w:jc w:val="center"/>
-            </w:pPr>
-            <w:r/>
-            <w:r>
-              <w:rPr>
-                <w:rFonts w:ascii="Times New Roman" w:hAnsi="Times New Roman"/>
-                <w:b/>
-                <w:sz w:val="20"/>
-              </w:rPr>
-              <w:t>Recomendado</w:t>
-            </w:r>
-          </w:p>
-        </w:tc>
-      </w:tr>
-      <w:tr>
-        <w:tc>
-          <w:tcPr>
-            <w:tcW w:type="dxa" w:w="2946"/>
-          </w:tcPr>
-          <w:p>
-            <w:r/>
-            <w:r>
-              <w:rPr>
-                <w:rFonts w:ascii="Times New Roman" w:hAnsi="Times New Roman"/>
-                <w:sz w:val="20"/>
-              </w:rPr>
-              <w:t>Sistema operativo</w:t>
-            </w:r>
-          </w:p>
-        </w:tc>
-        <w:tc>
-          <w:tcPr>
-            <w:tcW w:type="dxa" w:w="2946"/>
-          </w:tcPr>
-          <w:p>
-            <w:r/>
-            <w:r>
-              <w:rPr>
-                <w:rFonts w:ascii="Times New Roman" w:hAnsi="Times New Roman"/>
-                <w:sz w:val="20"/>
-              </w:rPr>
-              <w:t>Windows 10 / Linux / macOS</w:t>
-            </w:r>
-          </w:p>
-        </w:tc>
-        <w:tc>
-          <w:tcPr>
-            <w:tcW w:type="dxa" w:w="2946"/>
-          </w:tcPr>
-          <w:p>
-            <w:r/>
-            <w:r>
-              <w:rPr>
-                <w:rFonts w:ascii="Times New Roman" w:hAnsi="Times New Roman"/>
-                <w:sz w:val="20"/>
-              </w:rPr>
-              <w:t>Windows 11</w:t>
-            </w:r>
-          </w:p>
-        </w:tc>
-      </w:tr>
-      <w:tr>
-        <w:tc>
-          <w:tcPr>
-            <w:tcW w:type="dxa" w:w="2946"/>
-          </w:tcPr>
-          <w:p>
-            <w:r/>
-            <w:r>
-              <w:rPr>
-                <w:rFonts w:ascii="Times New Roman" w:hAnsi="Times New Roman"/>
-                <w:sz w:val="20"/>
-              </w:rPr>
-              <w:t>RAM</w:t>
-            </w:r>
-          </w:p>
-        </w:tc>
-        <w:tc>
-          <w:tcPr>
-            <w:tcW w:type="dxa" w:w="2946"/>
-          </w:tcPr>
-          <w:p>
-            <w:r/>
-            <w:r>
-              <w:rPr>
-                <w:rFonts w:ascii="Times New Roman" w:hAnsi="Times New Roman"/>
-                <w:sz w:val="20"/>
-              </w:rPr>
-              <w:t>4 GB</w:t>
-            </w:r>
-          </w:p>
-        </w:tc>
-        <w:tc>
-          <w:tcPr>
-            <w:tcW w:type="dxa" w:w="2946"/>
-          </w:tcPr>
-          <w:p>
-            <w:r/>
-            <w:r>
-              <w:rPr>
-                <w:rFonts w:ascii="Times New Roman" w:hAnsi="Times New Roman"/>
-                <w:sz w:val="20"/>
-              </w:rPr>
-              <w:t>8 GB o mas</w:t>
-            </w:r>
-          </w:p>
-        </w:tc>
-      </w:tr>
-      <w:tr>
-        <w:tc>
-          <w:tcPr>
-            <w:tcW w:type="dxa" w:w="2946"/>
-          </w:tcPr>
-          <w:p>
-            <w:r/>
-            <w:r>
-              <w:rPr>
-                <w:rFonts w:ascii="Times New Roman" w:hAnsi="Times New Roman"/>
-                <w:sz w:val="20"/>
-              </w:rPr>
-              <w:t>Espacio en disco</w:t>
-            </w:r>
-          </w:p>
-        </w:tc>
-        <w:tc>
-          <w:tcPr>
-            <w:tcW w:type="dxa" w:w="2946"/>
-          </w:tcPr>
-          <w:p>
-            <w:r/>
-            <w:r>
-              <w:rPr>
-                <w:rFonts w:ascii="Times New Roman" w:hAnsi="Times New Roman"/>
-                <w:sz w:val="20"/>
-              </w:rPr>
-              <w:t>500 MB libres</w:t>
-            </w:r>
-          </w:p>
-        </w:tc>
-        <w:tc>
-          <w:tcPr>
-            <w:tcW w:type="dxa" w:w="2946"/>
-          </w:tcPr>
-          <w:p>
-            <w:r/>
-            <w:r>
-              <w:rPr>
-                <w:rFonts w:ascii="Times New Roman" w:hAnsi="Times New Roman"/>
-                <w:sz w:val="20"/>
-              </w:rPr>
-              <w:t>1 GB o mas</w:t>
-            </w:r>
-          </w:p>
-        </w:tc>
-      </w:tr>
-      <w:tr>
-        <w:tc>
-          <w:tcPr>
-            <w:tcW w:type="dxa" w:w="2946"/>
-          </w:tcPr>
-          <w:p>
-            <w:r/>
-            <w:r>
-              <w:rPr>
-                <w:rFonts w:ascii="Times New Roman" w:hAnsi="Times New Roman"/>
-                <w:sz w:val="20"/>
-              </w:rPr>
-              <w:t>Python (solo desarrollo)</w:t>
-            </w:r>
-          </w:p>
-        </w:tc>
-        <w:tc>
-          <w:tcPr>
-            <w:tcW w:type="dxa" w:w="2946"/>
-          </w:tcPr>
-          <w:p>
-            <w:r/>
-            <w:r>
-              <w:rPr>
-                <w:rFonts w:ascii="Times New Roman" w:hAnsi="Times New Roman"/>
-                <w:sz w:val="20"/>
-              </w:rPr>
-              <w:t>3.10 o superior</w:t>
-            </w:r>
-          </w:p>
-        </w:tc>
-        <w:tc>
-          <w:tcPr>
-            <w:tcW w:type="dxa" w:w="2946"/>
-          </w:tcPr>
-          <w:p>
-            <w:r/>
-            <w:r>
-              <w:rPr>
-                <w:rFonts w:ascii="Times New Roman" w:hAnsi="Times New Roman"/>
-                <w:sz w:val="20"/>
-              </w:rPr>
-              <w:t>3.12 o superior</w:t>
-            </w:r>
-          </w:p>
-        </w:tc>
-      </w:tr>
-      <w:tr>
-        <w:tc>
-          <w:tcPr>
-            <w:tcW w:type="dxa" w:w="2946"/>
-          </w:tcPr>
-          <w:p>
-            <w:r/>
-            <w:r>
-              <w:rPr>
-                <w:rFonts w:ascii="Times New Roman" w:hAnsi="Times New Roman"/>
-                <w:sz w:val="20"/>
-              </w:rPr>
-              <w:t>WebView2 (solo .exe)</w:t>
-            </w:r>
-          </w:p>
-        </w:tc>
-        <w:tc>
-          <w:tcPr>
-            <w:tcW w:type="dxa" w:w="2946"/>
-          </w:tcPr>
-          <w:p>
-            <w:r/>
-            <w:r>
-              <w:rPr>
-                <w:rFonts w:ascii="Times New Roman" w:hAnsi="Times New Roman"/>
-                <w:sz w:val="20"/>
-              </w:rPr>
-              <w:t>Instalado</w:t>
-            </w:r>
-          </w:p>
-        </w:tc>
-        <w:tc>
-          <w:tcPr>
-            <w:tcW w:type="dxa" w:w="2946"/>
-          </w:tcPr>
-          <w:p>
-            <w:r/>
-            <w:r>
-              <w:rPr>
-                <w:rFonts w:ascii="Times New Roman" w:hAnsi="Times New Roman"/>
-                <w:sz w:val="20"/>
-              </w:rPr>
-              <w:t>Ultima version disponible</w:t>
-            </w:r>
-          </w:p>
-        </w:tc>
-      </w:tr>
-    </w:tbl>
-    <w:p/>
-    <w:p>
-      <w:r>
-        <w:br w:type="page"/>
-      </w:r>
-    </w:p>
-    <w:p>
-      <w:pPr>
-        <w:pStyle w:val="Heading1"/>
-      </w:pPr>
-      <w:r>
-        <w:t>3. Estructura de la Interfaz</w:t>
-      </w:r>
-    </w:p>
-    <w:p>
-      <w:r>
-        <w:t>La plataforma se compone de una pagina principal (landing) y cuatro modulos de analisis accesibles desde la barra lateral izquierda. Cada modulo corresponde a una hipotesis o experimento del documento de tesis.</w:t>
-      </w:r>
-    </w:p>
-    <w:p>
-      <w:pPr>
-        <w:spacing w:before="240" w:after="120"/>
-        <w:jc w:val="center"/>
-      </w:pPr>
-      <w:r>
-        <w:drawing>
-          <wp:inline xmlns:a="http://schemas.openxmlformats.org/drawingml/2006/main" xmlns:pic="http://schemas.openxmlformats.org/drawingml/2006/picture">
-            <wp:extent cx="5029200" cy="2827778"/>
-            <wp:docPr id="1" name="Picture 1"/>
-            <wp:cNvGraphicFramePr>
-              <a:graphicFrameLocks noChangeAspect="1"/>
-            </wp:cNvGraphicFramePr>
-            <a:graphic>
-              <a:graphicData uri="http://schemas.openxmlformats.org/drawingml/2006/picture">
-                <pic:pic>
-                  <pic:nvPicPr>
-                    <pic:cNvPr id="0" name="plataforma tda simp.png"/>
-                    <pic:cNvPicPr/>
-                  </pic:nvPicPr>
-                  <pic:blipFill>
-                    <a:blip r:embed="rId10"/>
-                    <a:stretch>
-                      <a:fillRect/>
-                    </a:stretch>
-                  </pic:blipFill>
-                  <pic:spPr>
-                    <a:xfrm>
-                      <a:off x="0" y="0"/>
-                      <a:ext cx="5029200" cy="2827778"/>
-                    </a:xfrm>
-                    <a:prstGeom prst="rect"/>
-                  </pic:spPr>
-                </pic:pic>
-              </a:graphicData>
-            </a:graphic>
-          </wp:inline>
-        </w:drawing>
-      </w:r>
-    </w:p>
-    <w:p>
-      <w:pPr>
-        <w:spacing w:after="240"/>
-        <w:jc w:val="center"/>
-      </w:pPr>
-      <w:r>
-        <w:rPr>
-          <w:rFonts w:ascii="Times New Roman" w:hAnsi="Times New Roman"/>
-          <w:i/>
-          <w:sz w:val="20"/>
-        </w:rPr>
-        <w:t>Figura 1. Pagina principal de la Plataforma TDA-SIMP.</w:t>
-      </w:r>
-    </w:p>
-    <w:p>
-      <w:pPr>
-        <w:pStyle w:val="Heading2"/>
-      </w:pPr>
-      <w:r>
-        <w:t>3.1 Modulos disponibles</w:t>
-      </w:r>
-    </w:p>
-    <w:tbl>
-      <w:tblPr>
-        <w:tblStyle w:val="TableGrid"/>
-        <w:tblW w:type="auto" w:w="0"/>
-        <w:jc w:val="center"/>
-        <w:tblLook w:firstColumn="1" w:firstRow="1" w:lastColumn="0" w:lastRow="0" w:noHBand="0" w:noVBand="1" w:val="04A0"/>
-      </w:tblPr>
-      <w:tblGrid>
-        <w:gridCol w:w="2209"/>
-        <w:gridCol w:w="2209"/>
-        <w:gridCol w:w="2209"/>
-        <w:gridCol w:w="2209"/>
-      </w:tblGrid>
-      <w:tr>
-        <w:tc>
-          <w:tcPr>
-            <w:tcW w:type="dxa" w:w="2209"/>
-            <w:shd w:fill="D9E2F3"/>
-          </w:tcPr>
-          <w:p>
-            <w:pPr>
-              <w:jc w:val="center"/>
-            </w:pPr>
-            <w:r/>
-            <w:r>
-              <w:rPr>
-                <w:rFonts w:ascii="Times New Roman" w:hAnsi="Times New Roman"/>
-                <w:b/>
-                <w:sz w:val="20"/>
-              </w:rPr>
-              <w:t>N.</w:t>
-            </w:r>
-          </w:p>
-        </w:tc>
-        <w:tc>
-          <w:tcPr>
-            <w:tcW w:type="dxa" w:w="2209"/>
-            <w:shd w:fill="D9E2F3"/>
-          </w:tcPr>
-          <w:p>
-            <w:pPr>
-              <w:jc w:val="center"/>
-            </w:pPr>
-            <w:r/>
-            <w:r>
-              <w:rPr>
-                <w:rFonts w:ascii="Times New Roman" w:hAnsi="Times New Roman"/>
-                <w:b/>
-                <w:sz w:val="20"/>
-              </w:rPr>
-              <w:t>Modulo</w:t>
-            </w:r>
-          </w:p>
-        </w:tc>
-        <w:tc>
-          <w:tcPr>
-            <w:tcW w:type="dxa" w:w="2209"/>
-            <w:shd w:fill="D9E2F3"/>
-          </w:tcPr>
-          <w:p>
-            <w:pPr>
-              <w:jc w:val="center"/>
-            </w:pPr>
-            <w:r/>
-            <w:r>
-              <w:rPr>
-                <w:rFonts w:ascii="Times New Roman" w:hAnsi="Times New Roman"/>
-                <w:b/>
-                <w:sz w:val="20"/>
-              </w:rPr>
-              <w:t>Hipotesis</w:t>
-            </w:r>
-          </w:p>
-        </w:tc>
-        <w:tc>
-          <w:tcPr>
-            <w:tcW w:type="dxa" w:w="2209"/>
-            <w:shd w:fill="D9E2F3"/>
-          </w:tcPr>
-          <w:p>
-            <w:pPr>
-              <w:jc w:val="center"/>
-            </w:pPr>
-            <w:r/>
-            <w:r>
-              <w:rPr>
-                <w:rFonts w:ascii="Times New Roman" w:hAnsi="Times New Roman"/>
-                <w:b/>
-                <w:sz w:val="20"/>
-              </w:rPr>
-              <w:t>Descripcion</w:t>
-            </w:r>
-          </w:p>
-        </w:tc>
-      </w:tr>
-      <w:tr>
-        <w:tc>
-          <w:tcPr>
-            <w:tcW w:type="dxa" w:w="2209"/>
-          </w:tcPr>
-          <w:p>
-            <w:r/>
-            <w:r>
-              <w:rPr>
-                <w:rFonts w:ascii="Times New Roman" w:hAnsi="Times New Roman"/>
-                <w:sz w:val="20"/>
-              </w:rPr>
-              <w:t>1</w:t>
-            </w:r>
-          </w:p>
-        </w:tc>
-        <w:tc>
-          <w:tcPr>
-            <w:tcW w:type="dxa" w:w="2209"/>
-          </w:tcPr>
-          <w:p>
-            <w:r/>
-            <w:r>
-              <w:rPr>
-                <w:rFonts w:ascii="Times New Roman" w:hAnsi="Times New Roman"/>
-                <w:sz w:val="20"/>
-              </w:rPr>
-              <w:t>H.E.1 Robustez TDA</w:t>
-            </w:r>
-          </w:p>
-        </w:tc>
-        <w:tc>
-          <w:tcPr>
-            <w:tcW w:type="dxa" w:w="2209"/>
-          </w:tcPr>
-          <w:p>
-            <w:r/>
-            <w:r>
-              <w:rPr>
-                <w:rFonts w:ascii="Times New Roman" w:hAnsi="Times New Roman"/>
-                <w:sz w:val="20"/>
-              </w:rPr>
-              <w:t>H.E.1a', H.E.1b, H.E.1c</w:t>
-            </w:r>
-          </w:p>
-        </w:tc>
-        <w:tc>
-          <w:tcPr>
-            <w:tcW w:type="dxa" w:w="2209"/>
-          </w:tcPr>
-          <w:p>
-            <w:r/>
-            <w:r>
-              <w:rPr>
-                <w:rFonts w:ascii="Times New Roman" w:hAnsi="Times New Roman"/>
-                <w:sz w:val="20"/>
-              </w:rPr>
-              <w:t>Validacion de invariantes topologicos bajo ruido gaussiano</w:t>
-            </w:r>
-          </w:p>
-        </w:tc>
-      </w:tr>
-      <w:tr>
-        <w:tc>
-          <w:tcPr>
-            <w:tcW w:type="dxa" w:w="2209"/>
-          </w:tcPr>
-          <w:p>
-            <w:r/>
-            <w:r>
-              <w:rPr>
-                <w:rFonts w:ascii="Times New Roman" w:hAnsi="Times New Roman"/>
-                <w:sz w:val="20"/>
-              </w:rPr>
-              <w:t>2</w:t>
-            </w:r>
-          </w:p>
-        </w:tc>
-        <w:tc>
-          <w:tcPr>
-            <w:tcW w:type="dxa" w:w="2209"/>
-          </w:tcPr>
-          <w:p>
-            <w:r/>
-            <w:r>
-              <w:rPr>
-                <w:rFonts w:ascii="Times New Roman" w:hAnsi="Times New Roman"/>
-                <w:sz w:val="20"/>
-              </w:rPr>
-              <w:t>H.E.2 Optimizacion SIMP</w:t>
-            </w:r>
-          </w:p>
-        </w:tc>
-        <w:tc>
-          <w:tcPr>
-            <w:tcW w:type="dxa" w:w="2209"/>
-          </w:tcPr>
-          <w:p>
-            <w:r/>
-            <w:r>
-              <w:rPr>
-                <w:rFonts w:ascii="Times New Roman" w:hAnsi="Times New Roman"/>
-                <w:sz w:val="20"/>
-              </w:rPr>
-              <w:t>H.E.2a', H.E.2b'</w:t>
-            </w:r>
-          </w:p>
-        </w:tc>
-        <w:tc>
-          <w:tcPr>
-            <w:tcW w:type="dxa" w:w="2209"/>
-          </w:tcPr>
-          <w:p>
-            <w:r/>
-            <w:r>
-              <w:rPr>
-                <w:rFonts w:ascii="Times New Roman" w:hAnsi="Times New Roman"/>
-                <w:sz w:val="20"/>
-              </w:rPr>
-              <w:t>Optimizacion con metrica compuesta mu_alpha</w:t>
-            </w:r>
-          </w:p>
-        </w:tc>
-      </w:tr>
-      <w:tr>
-        <w:tc>
-          <w:tcPr>
-            <w:tcW w:type="dxa" w:w="2209"/>
-          </w:tcPr>
-          <w:p>
-            <w:r/>
-            <w:r>
-              <w:rPr>
-                <w:rFonts w:ascii="Times New Roman" w:hAnsi="Times New Roman"/>
-                <w:sz w:val="20"/>
-              </w:rPr>
-              <w:t>3</w:t>
-            </w:r>
-          </w:p>
-        </w:tc>
-        <w:tc>
-          <w:tcPr>
-            <w:tcW w:type="dxa" w:w="2209"/>
-          </w:tcPr>
-          <w:p>
-            <w:r/>
-            <w:r>
-              <w:rPr>
-                <w:rFonts w:ascii="Times New Roman" w:hAnsi="Times New Roman"/>
-                <w:sz w:val="20"/>
-              </w:rPr>
-              <w:t>H.G. Comparacion Integrada</w:t>
-            </w:r>
-          </w:p>
-        </w:tc>
-        <w:tc>
-          <w:tcPr>
-            <w:tcW w:type="dxa" w:w="2209"/>
-          </w:tcPr>
-          <w:p>
-            <w:r/>
-            <w:r>
-              <w:rPr>
-                <w:rFonts w:ascii="Times New Roman" w:hAnsi="Times New Roman"/>
-                <w:sz w:val="20"/>
-              </w:rPr>
-              <w:t>Hipotesis General</w:t>
-            </w:r>
-          </w:p>
-        </w:tc>
-        <w:tc>
-          <w:tcPr>
-            <w:tcW w:type="dxa" w:w="2209"/>
-          </w:tcPr>
-          <w:p>
-            <w:r/>
-            <w:r>
-              <w:rPr>
-                <w:rFonts w:ascii="Times New Roman" w:hAnsi="Times New Roman"/>
-                <w:sz w:val="20"/>
-              </w:rPr>
-              <w:t>Sintesis integral y orden Pareto</w:t>
-            </w:r>
-          </w:p>
-        </w:tc>
-      </w:tr>
-      <w:tr>
-        <w:tc>
-          <w:tcPr>
-            <w:tcW w:type="dxa" w:w="2209"/>
-          </w:tcPr>
-          <w:p>
-            <w:r/>
-            <w:r>
-              <w:rPr>
-                <w:rFonts w:ascii="Times New Roman" w:hAnsi="Times New Roman"/>
-                <w:sz w:val="20"/>
-              </w:rPr>
-              <w:t>4</w:t>
-            </w:r>
-          </w:p>
-        </w:tc>
-        <w:tc>
-          <w:tcPr>
-            <w:tcW w:type="dxa" w:w="2209"/>
-          </w:tcPr>
-          <w:p>
-            <w:r/>
-            <w:r>
-              <w:rPr>
-                <w:rFonts w:ascii="Times New Roman" w:hAnsi="Times New Roman"/>
-                <w:sz w:val="20"/>
-              </w:rPr>
-              <w:t>Ejemplo Viga 1D vs 2D</w:t>
-            </w:r>
-          </w:p>
-        </w:tc>
-        <w:tc>
-          <w:tcPr>
-            <w:tcW w:type="dxa" w:w="2209"/>
-          </w:tcPr>
-          <w:p>
-            <w:r/>
-            <w:r>
-              <w:rPr>
-                <w:rFonts w:ascii="Times New Roman" w:hAnsi="Times New Roman"/>
-                <w:sz w:val="20"/>
-              </w:rPr>
-              <w:t>Ejemplo ilustrativo</w:t>
-            </w:r>
-          </w:p>
-        </w:tc>
-        <w:tc>
-          <w:tcPr>
-            <w:tcW w:type="dxa" w:w="2209"/>
-          </w:tcPr>
-          <w:p>
-            <w:r/>
-            <w:r>
-              <w:rPr>
-                <w:rFonts w:ascii="Times New Roman" w:hAnsi="Times New Roman"/>
-                <w:sz w:val="20"/>
-              </w:rPr>
-              <w:t>Comparacion de optimizacion analitica 1D vs SIMP 2D</w:t>
-            </w:r>
-          </w:p>
-        </w:tc>
-      </w:tr>
-    </w:tbl>
-    <w:p/>
-    <w:p>
-      <w:pPr>
-        <w:pStyle w:val="Heading2"/>
-      </w:pPr>
-      <w:r>
-        <w:t>3.2 Navegacion</w:t>
-      </w:r>
-    </w:p>
-    <w:p>
-      <w:r>
-        <w:t>La barra lateral izquierda contiene los enlaces a cada modulo. La pagina principal muestra tarjetas descriptivas con acceso rapido a cada experimento. Los parametros de cada modulo se configuran tambien desde la barra lateral.</w:t>
-      </w:r>
-    </w:p>
-    <w:p>
-      <w:r>
-        <w:br w:type="page"/>
-      </w:r>
-    </w:p>
-    <w:p>
-      <w:pPr>
-        <w:pStyle w:val="Heading1"/>
-      </w:pPr>
-      <w:r>
-        <w:t>4. Modulo H.E.1 — Robustez TDA vs Euclidianos</w:t>
-      </w:r>
-    </w:p>
-    <w:p>
-      <w:r>
-        <w:t>Este modulo valida la hipotesis H.E.1: los descriptores topologicos (numeros de Betti) son mas robustos que los descriptores euclidianos bajo ruido gaussiano. La validacion se realiza en tres partes: cota bottleneck (H.E.1a'), clasificacion (H.E.1b) y cota de estabilidad (H.E.1c).</w:t>
-      </w:r>
-    </w:p>
-    <w:p>
-      <w:pPr>
-        <w:spacing w:before="240" w:after="120"/>
-        <w:jc w:val="center"/>
-      </w:pPr>
-      <w:r>
-        <w:drawing>
-          <wp:inline xmlns:a="http://schemas.openxmlformats.org/drawingml/2006/main" xmlns:pic="http://schemas.openxmlformats.org/drawingml/2006/picture">
-            <wp:extent cx="5029200" cy="2815828"/>
-            <wp:docPr id="2" name="Picture 2"/>
-            <wp:cNvGraphicFramePr>
-              <a:graphicFrameLocks noChangeAspect="1"/>
-            </wp:cNvGraphicFramePr>
-            <a:graphic>
-              <a:graphicData uri="http://schemas.openxmlformats.org/drawingml/2006/picture">
-                <pic:pic>
-                  <pic:nvPicPr>
-                    <pic:cNvPr id="0" name="H_ E_1_1.png"/>
-                    <pic:cNvPicPr/>
-                  </pic:nvPicPr>
-                  <pic:blipFill>
-                    <a:blip r:embed="rId11"/>
-                    <a:stretch>
-                      <a:fillRect/>
-                    </a:stretch>
-                  </pic:blipFill>
-                  <pic:spPr>
-                    <a:xfrm>
-                      <a:off x="0" y="0"/>
-                      <a:ext cx="5029200" cy="2815828"/>
-                    </a:xfrm>
-                    <a:prstGeom prst="rect"/>
-                  </pic:spPr>
-                </pic:pic>
-              </a:graphicData>
-            </a:graphic>
-          </wp:inline>
-        </w:drawing>
-      </w:r>
-    </w:p>
-    <w:p>
-      <w:pPr>
-        <w:spacing w:after="240"/>
-        <w:jc w:val="center"/>
-      </w:pPr>
-      <w:r>
-        <w:rPr>
-          <w:rFonts w:ascii="Times New Roman" w:hAnsi="Times New Roman"/>
-          <w:i/>
-          <w:sz w:val="20"/>
-        </w:rPr>
-        <w:t>Figura 2. Modulo H.E.1 — Panel de configuracion y objetivos de validacion.</w:t>
-      </w:r>
-    </w:p>
-    <w:p>
-      <w:pPr>
-        <w:pStyle w:val="Heading2"/>
-      </w:pPr>
-      <w:r>
-        <w:t>4.1 Parametros configurables</w:t>
-      </w:r>
-    </w:p>
-    <w:tbl>
-      <w:tblPr>
-        <w:tblStyle w:val="TableGrid"/>
-        <w:tblW w:type="auto" w:w="0"/>
-        <w:jc w:val="center"/>
-        <w:tblLook w:firstColumn="1" w:firstRow="1" w:lastColumn="0" w:lastRow="0" w:noHBand="0" w:noVBand="1" w:val="04A0"/>
-      </w:tblPr>
-      <w:tblGrid>
-        <w:gridCol w:w="2209"/>
-        <w:gridCol w:w="2209"/>
-        <w:gridCol w:w="2209"/>
-        <w:gridCol w:w="2209"/>
-      </w:tblGrid>
-      <w:tr>
-        <w:tc>
-          <w:tcPr>
-            <w:tcW w:type="dxa" w:w="2209"/>
-            <w:shd w:fill="D9E2F3"/>
-          </w:tcPr>
-          <w:p>
-            <w:pPr>
-              <w:jc w:val="center"/>
-            </w:pPr>
-            <w:r/>
-            <w:r>
-              <w:rPr>
-                <w:rFonts w:ascii="Times New Roman" w:hAnsi="Times New Roman"/>
-                <w:b/>
-                <w:sz w:val="20"/>
-              </w:rPr>
-              <w:t>Parametro</w:t>
-            </w:r>
-          </w:p>
-        </w:tc>
-        <w:tc>
-          <w:tcPr>
-            <w:tcW w:type="dxa" w:w="2209"/>
-            <w:shd w:fill="D9E2F3"/>
-          </w:tcPr>
-          <w:p>
-            <w:pPr>
-              <w:jc w:val="center"/>
-            </w:pPr>
-            <w:r/>
-            <w:r>
-              <w:rPr>
-                <w:rFonts w:ascii="Times New Roman" w:hAnsi="Times New Roman"/>
-                <w:b/>
-                <w:sz w:val="20"/>
-              </w:rPr>
-              <w:t>Rango</w:t>
-            </w:r>
-          </w:p>
-        </w:tc>
-        <w:tc>
-          <w:tcPr>
-            <w:tcW w:type="dxa" w:w="2209"/>
-            <w:shd w:fill="D9E2F3"/>
-          </w:tcPr>
-          <w:p>
-            <w:pPr>
-              <w:jc w:val="center"/>
-            </w:pPr>
-            <w:r/>
-            <w:r>
-              <w:rPr>
-                <w:rFonts w:ascii="Times New Roman" w:hAnsi="Times New Roman"/>
-                <w:b/>
-                <w:sz w:val="20"/>
-              </w:rPr>
-              <w:t>Valor por defecto</w:t>
-            </w:r>
-          </w:p>
-        </w:tc>
-        <w:tc>
-          <w:tcPr>
-            <w:tcW w:type="dxa" w:w="2209"/>
-            <w:shd w:fill="D9E2F3"/>
-          </w:tcPr>
-          <w:p>
-            <w:pPr>
-              <w:jc w:val="center"/>
-            </w:pPr>
-            <w:r/>
-            <w:r>
-              <w:rPr>
-                <w:rFonts w:ascii="Times New Roman" w:hAnsi="Times New Roman"/>
-                <w:b/>
-                <w:sz w:val="20"/>
-              </w:rPr>
-              <w:t>Descripcion</w:t>
-            </w:r>
-          </w:p>
-        </w:tc>
-      </w:tr>
-      <w:tr>
-        <w:tc>
-          <w:tcPr>
-            <w:tcW w:type="dxa" w:w="2209"/>
-          </w:tcPr>
-          <w:p>
-            <w:r/>
-            <w:r>
-              <w:rPr>
-                <w:rFonts w:ascii="Times New Roman" w:hAnsi="Times New Roman"/>
-                <w:sz w:val="20"/>
-              </w:rPr>
-              <w:t>Puntos por forma</w:t>
-            </w:r>
-          </w:p>
-        </w:tc>
-        <w:tc>
-          <w:tcPr>
-            <w:tcW w:type="dxa" w:w="2209"/>
-          </w:tcPr>
-          <w:p>
-            <w:r/>
-            <w:r>
-              <w:rPr>
-                <w:rFonts w:ascii="Times New Roman" w:hAnsi="Times New Roman"/>
-                <w:sz w:val="20"/>
-              </w:rPr>
-              <w:t>100 — 1000</w:t>
-            </w:r>
-          </w:p>
-        </w:tc>
-        <w:tc>
-          <w:tcPr>
-            <w:tcW w:type="dxa" w:w="2209"/>
-          </w:tcPr>
-          <w:p>
-            <w:r/>
-            <w:r>
-              <w:rPr>
-                <w:rFonts w:ascii="Times New Roman" w:hAnsi="Times New Roman"/>
-                <w:sz w:val="20"/>
-              </w:rPr>
-              <w:t>400</w:t>
-            </w:r>
-          </w:p>
-        </w:tc>
-        <w:tc>
-          <w:tcPr>
-            <w:tcW w:type="dxa" w:w="2209"/>
-          </w:tcPr>
-          <w:p>
-            <w:r/>
-            <w:r>
-              <w:rPr>
-                <w:rFonts w:ascii="Times New Roman" w:hAnsi="Times New Roman"/>
-                <w:sz w:val="20"/>
-              </w:rPr>
-              <w:t>Numero de puntos en cada nube (esfera, toro)</w:t>
-            </w:r>
-          </w:p>
-        </w:tc>
-      </w:tr>
-      <w:tr>
-        <w:tc>
-          <w:tcPr>
-            <w:tcW w:type="dxa" w:w="2209"/>
-          </w:tcPr>
-          <w:p>
-            <w:r/>
-            <w:r>
-              <w:rPr>
-                <w:rFonts w:ascii="Times New Roman" w:hAnsi="Times New Roman"/>
-                <w:sz w:val="20"/>
-              </w:rPr>
-              <w:t>Ruido Gaussiano (%)</w:t>
-            </w:r>
-          </w:p>
-        </w:tc>
-        <w:tc>
-          <w:tcPr>
-            <w:tcW w:type="dxa" w:w="2209"/>
-          </w:tcPr>
-          <w:p>
-            <w:r/>
-            <w:r>
-              <w:rPr>
-                <w:rFonts w:ascii="Times New Roman" w:hAnsi="Times New Roman"/>
-                <w:sz w:val="20"/>
-              </w:rPr>
-              <w:t>0 — 0.30</w:t>
-            </w:r>
-          </w:p>
-        </w:tc>
-        <w:tc>
-          <w:tcPr>
-            <w:tcW w:type="dxa" w:w="2209"/>
-          </w:tcPr>
-          <w:p>
-            <w:r/>
-            <w:r>
-              <w:rPr>
-                <w:rFonts w:ascii="Times New Roman" w:hAnsi="Times New Roman"/>
-                <w:sz w:val="20"/>
-              </w:rPr>
-              <w:t>0.15</w:t>
-            </w:r>
-          </w:p>
-        </w:tc>
-        <w:tc>
-          <w:tcPr>
-            <w:tcW w:type="dxa" w:w="2209"/>
-          </w:tcPr>
-          <w:p>
-            <w:r/>
-            <w:r>
-              <w:rPr>
-                <w:rFonts w:ascii="Times New Roman" w:hAnsi="Times New Roman"/>
-                <w:sz w:val="20"/>
-              </w:rPr>
-              <w:t>Intensidad del ruido aditivo</w:t>
-            </w:r>
-          </w:p>
-        </w:tc>
-      </w:tr>
-      <w:tr>
-        <w:tc>
-          <w:tcPr>
-            <w:tcW w:type="dxa" w:w="2209"/>
-          </w:tcPr>
-          <w:p>
-            <w:r/>
-            <w:r>
-              <w:rPr>
-                <w:rFonts w:ascii="Times New Roman" w:hAnsi="Times New Roman"/>
-                <w:sz w:val="20"/>
-              </w:rPr>
-              <w:t>Clusteres (K-medias)</w:t>
-            </w:r>
-          </w:p>
-        </w:tc>
-        <w:tc>
-          <w:tcPr>
-            <w:tcW w:type="dxa" w:w="2209"/>
-          </w:tcPr>
-          <w:p>
-            <w:r/>
-            <w:r>
-              <w:rPr>
-                <w:rFonts w:ascii="Times New Roman" w:hAnsi="Times New Roman"/>
-                <w:sz w:val="20"/>
-              </w:rPr>
-              <w:t>2 — 10</w:t>
-            </w:r>
-          </w:p>
-        </w:tc>
-        <w:tc>
-          <w:tcPr>
-            <w:tcW w:type="dxa" w:w="2209"/>
-          </w:tcPr>
-          <w:p>
-            <w:r/>
-            <w:r>
-              <w:rPr>
-                <w:rFonts w:ascii="Times New Roman" w:hAnsi="Times New Roman"/>
-                <w:sz w:val="20"/>
-              </w:rPr>
-              <w:t>2</w:t>
-            </w:r>
-          </w:p>
-        </w:tc>
-        <w:tc>
-          <w:tcPr>
-            <w:tcW w:type="dxa" w:w="2209"/>
-          </w:tcPr>
-          <w:p>
-            <w:r/>
-            <w:r>
-              <w:rPr>
-                <w:rFonts w:ascii="Times New Roman" w:hAnsi="Times New Roman"/>
-                <w:sz w:val="20"/>
-              </w:rPr>
-              <w:t>Numero de clusteres para clasificacion euclidiana</w:t>
-            </w:r>
-          </w:p>
-        </w:tc>
-      </w:tr>
-      <w:tr>
-        <w:tc>
-          <w:tcPr>
-            <w:tcW w:type="dxa" w:w="2209"/>
-          </w:tcPr>
-          <w:p>
-            <w:r/>
-            <w:r>
-              <w:rPr>
-                <w:rFonts w:ascii="Times New Roman" w:hAnsi="Times New Roman"/>
-                <w:sz w:val="20"/>
-              </w:rPr>
-              <w:t>Repeticiones (n_rep)</w:t>
-            </w:r>
-          </w:p>
-        </w:tc>
-        <w:tc>
-          <w:tcPr>
-            <w:tcW w:type="dxa" w:w="2209"/>
-          </w:tcPr>
-          <w:p>
-            <w:r/>
-            <w:r>
-              <w:rPr>
-                <w:rFonts w:ascii="Times New Roman" w:hAnsi="Times New Roman"/>
-                <w:sz w:val="20"/>
-              </w:rPr>
-              <w:t>5 — 50</w:t>
-            </w:r>
-          </w:p>
-        </w:tc>
-        <w:tc>
-          <w:tcPr>
-            <w:tcW w:type="dxa" w:w="2209"/>
-          </w:tcPr>
-          <w:p>
-            <w:r/>
-            <w:r>
-              <w:rPr>
-                <w:rFonts w:ascii="Times New Roman" w:hAnsi="Times New Roman"/>
-                <w:sz w:val="20"/>
-              </w:rPr>
-              <w:t>10</w:t>
-            </w:r>
-          </w:p>
-        </w:tc>
-        <w:tc>
-          <w:tcPr>
-            <w:tcW w:type="dxa" w:w="2209"/>
-          </w:tcPr>
-          <w:p>
-            <w:r/>
-            <w:r>
-              <w:rPr>
-                <w:rFonts w:ascii="Times New Roman" w:hAnsi="Times New Roman"/>
-                <w:sz w:val="20"/>
-              </w:rPr>
-              <w:t>Numero de replicas por nivel de ruido</w:t>
-            </w:r>
-          </w:p>
-        </w:tc>
-      </w:tr>
-    </w:tbl>
-    <w:p/>
-    <w:p>
-      <w:pPr>
-        <w:pStyle w:val="Heading2"/>
-      </w:pPr>
-      <w:r>
-        <w:t>4.2 Procedimiento de ejecucion</w:t>
-      </w:r>
-    </w:p>
-    <w:p>
-      <w:r>
-        <w:t>1. Configurar los parametros en la barra lateral izquierda.</w:t>
-      </w:r>
-    </w:p>
-    <w:p>
-      <w:r>
-        <w:t>2. Presionar el boton 'Ejecutar H.E.1 Completo'.</w:t>
-      </w:r>
-    </w:p>
-    <w:p>
-      <w:r>
-        <w:t>3. Esperar a que se completen todas las iteraciones.</w:t>
-      </w:r>
-    </w:p>
-    <w:p>
-      <w:r>
-        <w:t>4. Revisar los resultados en las cuatro secciones:</w:t>
-      </w:r>
-    </w:p>
-    <w:p>
-      <w:pPr>
-        <w:pStyle w:val="ListBullet"/>
-      </w:pPr>
-      <w:r>
-        <w:t xml:space="preserve">     a) Evidencia del Hallazgo 1: estabilidad de Bk bajo ruido.</w:t>
-      </w:r>
-    </w:p>
-    <w:p>
-      <w:pPr>
-        <w:pStyle w:val="ListBullet"/>
-      </w:pPr>
-      <w:r>
-        <w:t xml:space="preserve">     b) Validacion H.E.1a': cota bottleneck (exitoso).</w:t>
-      </w:r>
-    </w:p>
-    <w:p>
-      <w:pPr>
-        <w:pStyle w:val="ListBullet"/>
-      </w:pPr>
-      <w:r>
-        <w:t xml:space="preserve">     c) Validacion H.E.1b: superioridad TDA vs euclidianos.</w:t>
-      </w:r>
-    </w:p>
-    <w:p>
-      <w:pPr>
-        <w:pStyle w:val="ListBullet"/>
-      </w:pPr>
-      <w:r>
-        <w:t xml:space="preserve">     d) Validacion H.E.1c: cota de estabilidad dB &lt;= 2*dH.</w:t>
-      </w:r>
-    </w:p>
-    <w:p>
-      <w:pPr>
-        <w:pStyle w:val="Heading2"/>
-      </w:pPr>
-      <w:r>
-        <w:t>4.3 Resultados esperados</w:t>
-      </w:r>
-    </w:p>
-    <w:p>
-      <w:pPr>
-        <w:spacing w:before="240" w:after="120"/>
-        <w:jc w:val="center"/>
-      </w:pPr>
-      <w:r>
-        <w:drawing>
-          <wp:inline xmlns:a="http://schemas.openxmlformats.org/drawingml/2006/main" xmlns:pic="http://schemas.openxmlformats.org/drawingml/2006/picture">
-            <wp:extent cx="5029200" cy="2673819"/>
-            <wp:docPr id="3" name="Picture 3"/>
-            <wp:cNvGraphicFramePr>
-              <a:graphicFrameLocks noChangeAspect="1"/>
-            </wp:cNvGraphicFramePr>
-            <a:graphic>
-              <a:graphicData uri="http://schemas.openxmlformats.org/drawingml/2006/picture">
-                <pic:pic>
-                  <pic:nvPicPr>
-                    <pic:cNvPr id="0" name="H_E_1_3.png"/>
-                    <pic:cNvPicPr/>
-                  </pic:nvPicPr>
-                  <pic:blipFill>
-                    <a:blip r:embed="rId12"/>
-                    <a:stretch>
-                      <a:fillRect/>
-                    </a:stretch>
-                  </pic:blipFill>
-                  <pic:spPr>
-                    <a:xfrm>
-                      <a:off x="0" y="0"/>
-                      <a:ext cx="5029200" cy="2673819"/>
-                    </a:xfrm>
-                    <a:prstGeom prst="rect"/>
-                  </pic:spPr>
-                </pic:pic>
-              </a:graphicData>
-            </a:graphic>
-          </wp:inline>
-        </w:drawing>
-      </w:r>
-    </w:p>
-    <w:p>
-      <w:pPr>
-        <w:spacing w:after="240"/>
-        <w:jc w:val="center"/>
-      </w:pPr>
-      <w:r>
-        <w:rPr>
-          <w:rFonts w:ascii="Times New Roman" w:hAnsi="Times New Roman"/>
-          <w:i/>
-          <w:sz w:val="20"/>
-        </w:rPr>
-        <w:t>Figura 3. Resultados H.E.1 — Cuadro 4 (tasa de acierto) y validacion H.E.1a'.</w:t>
-      </w:r>
-    </w:p>
-    <w:p>
-      <w:r>
-        <w:t>El Cuadro 4 muestra la tasa de acierto de Bk por nivel de ruido. La hipotesis original H.E.1 (Bk invariante bajo ruido) se falsifica: la tasa de acierto disminuye significativamente para niveles de ruido superiores a 0.03. Sin embargo, la version reformulada H.E.1a' (cota bottleneck) se valida exitosamente, verificando que la ratio dB/diam(X) se mantiene dentro del limite teorico.</w:t>
-      </w:r>
-    </w:p>
-    <w:p>
-      <w:pPr>
-        <w:spacing w:before="80" w:after="160"/>
-      </w:pPr>
-      <w:r>
-        <w:rPr>
-          <w:rFonts w:ascii="Times New Roman" w:hAnsi="Times New Roman"/>
-          <w:b/>
-          <w:sz w:val="20"/>
-        </w:rPr>
-        <w:t xml:space="preserve">Nota: </w:t>
-      </w:r>
-      <w:r>
-        <w:rPr>
-          <w:rFonts w:ascii="Times New Roman" w:hAnsi="Times New Roman"/>
-          <w:i/>
-          <w:sz w:val="20"/>
-        </w:rPr>
-        <w:t>Hallazgo clave: el teorema de estabilidad (Cohen-Steiner) no protege Bk directamente, pero la cota bottleneck si garantiza que disenos geometricamente similares tienen diagramas de persistencia similares.</w:t>
-      </w:r>
-    </w:p>
-    <w:p>
-      <w:r>
-        <w:br w:type="page"/>
-      </w:r>
-    </w:p>
-    <w:p>
-      <w:pPr>
-        <w:pStyle w:val="Heading1"/>
-      </w:pPr>
-      <w:r>
-        <w:t>5. Modulo H.E.2 — Optimizacion SIMP Metrica Compuesta</w:t>
-      </w:r>
-    </w:p>
-    <w:p>
-      <w:r>
-        <w:t>Este modulo implementa la optimizacion topologica SIMP y valida la hipotesis H.E.2a' (reduccion de compliance mayor o igual a 40% respecto al diseno uniforme) y H.E.2b' (invariancia de B1 bajo variacion de malla, radio de filtro y factor de penalizacion).</w:t>
-      </w:r>
-    </w:p>
-    <w:p>
-      <w:pPr>
-        <w:spacing w:before="240" w:after="120"/>
-        <w:jc w:val="center"/>
-      </w:pPr>
-      <w:r>
-        <w:drawing>
-          <wp:inline xmlns:a="http://schemas.openxmlformats.org/drawingml/2006/main" xmlns:pic="http://schemas.openxmlformats.org/drawingml/2006/picture">
-            <wp:extent cx="5029200" cy="2614136"/>
-            <wp:docPr id="4" name="Picture 4"/>
-            <wp:cNvGraphicFramePr>
-              <a:graphicFrameLocks noChangeAspect="1"/>
-            </wp:cNvGraphicFramePr>
-            <a:graphic>
-              <a:graphicData uri="http://schemas.openxmlformats.org/drawingml/2006/picture">
-                <pic:pic>
-                  <pic:nvPicPr>
-                    <pic:cNvPr id="0" name="H_E_2_0.png"/>
-                    <pic:cNvPicPr/>
-                  </pic:nvPicPr>
-                  <pic:blipFill>
-                    <a:blip r:embed="rId13"/>
-                    <a:stretch>
-                      <a:fillRect/>
-                    </a:stretch>
-                  </pic:blipFill>
-                  <pic:spPr>
-                    <a:xfrm>
-                      <a:off x="0" y="0"/>
-                      <a:ext cx="5029200" cy="2614136"/>
-                    </a:xfrm>
-                    <a:prstGeom prst="rect"/>
-                  </pic:spPr>
-                </pic:pic>
-              </a:graphicData>
-            </a:graphic>
-          </wp:inline>
-        </w:drawing>
-      </w:r>
-    </w:p>
-    <w:p>
-      <w:pPr>
-        <w:spacing w:after="240"/>
-        <w:jc w:val="center"/>
-      </w:pPr>
-      <w:r>
-        <w:rPr>
-          <w:rFonts w:ascii="Times New Roman" w:hAnsi="Times New Roman"/>
-          <w:i/>
-          <w:sz w:val="20"/>
-        </w:rPr>
-        <w:t>Figura 4. Modulo H.E.2 — Optimizacion SIMP en ejecucion.</w:t>
-      </w:r>
-    </w:p>
-    <w:p>
-      <w:pPr>
-        <w:pStyle w:val="Heading2"/>
-      </w:pPr>
-      <w:r>
-        <w:t>5.1 Parametros configurables</w:t>
-      </w:r>
-    </w:p>
-    <w:tbl>
-      <w:tblPr>
-        <w:tblStyle w:val="TableGrid"/>
-        <w:tblW w:type="auto" w:w="0"/>
-        <w:jc w:val="center"/>
-        <w:tblLook w:firstColumn="1" w:firstRow="1" w:lastColumn="0" w:lastRow="0" w:noHBand="0" w:noVBand="1" w:val="04A0"/>
-      </w:tblPr>
-      <w:tblGrid>
-        <w:gridCol w:w="2946"/>
-        <w:gridCol w:w="2946"/>
-        <w:gridCol w:w="2946"/>
-      </w:tblGrid>
-      <w:tr>
-        <w:tc>
-          <w:tcPr>
-            <w:tcW w:type="dxa" w:w="2946"/>
-            <w:shd w:fill="D9E2F3"/>
-          </w:tcPr>
-          <w:p>
-            <w:pPr>
-              <w:jc w:val="center"/>
-            </w:pPr>
-            <w:r/>
-            <w:r>
-              <w:rPr>
-                <w:rFonts w:ascii="Times New Roman" w:hAnsi="Times New Roman"/>
-                <w:b/>
-                <w:sz w:val="20"/>
-              </w:rPr>
-              <w:t>Parametro</w:t>
-            </w:r>
-          </w:p>
-        </w:tc>
-        <w:tc>
-          <w:tcPr>
-            <w:tcW w:type="dxa" w:w="2946"/>
-            <w:shd w:fill="D9E2F3"/>
-          </w:tcPr>
-          <w:p>
-            <w:pPr>
-              <w:jc w:val="center"/>
-            </w:pPr>
-            <w:r/>
-            <w:r>
-              <w:rPr>
-                <w:rFonts w:ascii="Times New Roman" w:hAnsi="Times New Roman"/>
-                <w:b/>
-                <w:sz w:val="20"/>
-              </w:rPr>
-              <w:t>Opciones</w:t>
-            </w:r>
-          </w:p>
-        </w:tc>
-        <w:tc>
-          <w:tcPr>
-            <w:tcW w:type="dxa" w:w="2946"/>
-            <w:shd w:fill="D9E2F3"/>
-          </w:tcPr>
-          <w:p>
-            <w:pPr>
-              <w:jc w:val="center"/>
-            </w:pPr>
-            <w:r/>
-            <w:r>
-              <w:rPr>
-                <w:rFonts w:ascii="Times New Roman" w:hAnsi="Times New Roman"/>
-                <w:b/>
-                <w:sz w:val="20"/>
-              </w:rPr>
-              <w:t>Descripcion</w:t>
-            </w:r>
-          </w:p>
-        </w:tc>
-      </w:tr>
-      <w:tr>
-        <w:tc>
-          <w:tcPr>
-            <w:tcW w:type="dxa" w:w="2946"/>
-          </w:tcPr>
-          <w:p>
-            <w:r/>
-            <w:r>
-              <w:rPr>
-                <w:rFonts w:ascii="Times New Roman" w:hAnsi="Times New Roman"/>
-                <w:sz w:val="20"/>
-              </w:rPr>
-              <w:t>Dominio</w:t>
-            </w:r>
-          </w:p>
-        </w:tc>
-        <w:tc>
-          <w:tcPr>
-            <w:tcW w:type="dxa" w:w="2946"/>
-          </w:tcPr>
-          <w:p>
-            <w:r/>
-            <w:r>
-              <w:rPr>
-                <w:rFonts w:ascii="Times New Roman" w:hAnsi="Times New Roman"/>
-                <w:sz w:val="20"/>
-              </w:rPr>
-              <w:t>Rectangular (2:1) / Cuadrado</w:t>
-            </w:r>
-          </w:p>
-        </w:tc>
-        <w:tc>
-          <w:tcPr>
-            <w:tcW w:type="dxa" w:w="2946"/>
-          </w:tcPr>
-          <w:p>
-            <w:r/>
-            <w:r>
-              <w:rPr>
-                <w:rFonts w:ascii="Times New Roman" w:hAnsi="Times New Roman"/>
-                <w:sz w:val="20"/>
-              </w:rPr>
-              <w:t>Geometria del dominio FEM</w:t>
-            </w:r>
-          </w:p>
-        </w:tc>
-      </w:tr>
-      <w:tr>
-        <w:tc>
-          <w:tcPr>
-            <w:tcW w:type="dxa" w:w="2946"/>
-          </w:tcPr>
-          <w:p>
-            <w:r/>
-            <w:r>
-              <w:rPr>
-                <w:rFonts w:ascii="Times New Roman" w:hAnsi="Times New Roman"/>
-                <w:sz w:val="20"/>
-              </w:rPr>
-              <w:t>Resolucion de Malla</w:t>
-            </w:r>
-          </w:p>
-        </w:tc>
-        <w:tc>
-          <w:tcPr>
-            <w:tcW w:type="dxa" w:w="2946"/>
-          </w:tcPr>
-          <w:p>
-            <w:r/>
-            <w:r>
-              <w:rPr>
-                <w:rFonts w:ascii="Times New Roman" w:hAnsi="Times New Roman"/>
-                <w:sz w:val="20"/>
-              </w:rPr>
-              <w:t>40x20 a 120x60</w:t>
-            </w:r>
-          </w:p>
-        </w:tc>
-        <w:tc>
-          <w:tcPr>
-            <w:tcW w:type="dxa" w:w="2946"/>
-          </w:tcPr>
-          <w:p>
-            <w:r/>
-            <w:r>
-              <w:rPr>
-                <w:rFonts w:ascii="Times New Roman" w:hAnsi="Times New Roman"/>
-                <w:sz w:val="20"/>
-              </w:rPr>
-              <w:t>Numero de elementos finitos</w:t>
-            </w:r>
-          </w:p>
-        </w:tc>
-      </w:tr>
-      <w:tr>
-        <w:tc>
-          <w:tcPr>
-            <w:tcW w:type="dxa" w:w="2946"/>
-          </w:tcPr>
-          <w:p>
-            <w:r/>
-            <w:r>
-              <w:rPr>
-                <w:rFonts w:ascii="Times New Roman" w:hAnsi="Times New Roman"/>
-                <w:sz w:val="20"/>
-              </w:rPr>
-              <w:t>fV (fraccion de volumen)</w:t>
-            </w:r>
-          </w:p>
-        </w:tc>
-        <w:tc>
-          <w:tcPr>
-            <w:tcW w:type="dxa" w:w="2946"/>
-          </w:tcPr>
-          <w:p>
-            <w:r/>
-            <w:r>
-              <w:rPr>
-                <w:rFonts w:ascii="Times New Roman" w:hAnsi="Times New Roman"/>
-                <w:sz w:val="20"/>
-              </w:rPr>
-              <w:t>0.5 (fijo)</w:t>
-            </w:r>
-          </w:p>
-        </w:tc>
-        <w:tc>
-          <w:tcPr>
-            <w:tcW w:type="dxa" w:w="2946"/>
-          </w:tcPr>
-          <w:p>
-            <w:r/>
-            <w:r>
-              <w:rPr>
-                <w:rFonts w:ascii="Times New Roman" w:hAnsi="Times New Roman"/>
-                <w:sz w:val="20"/>
-              </w:rPr>
-              <w:t>Fraccion de volumen objetivo</w:t>
-            </w:r>
-          </w:p>
-        </w:tc>
-      </w:tr>
-      <w:tr>
-        <w:tc>
-          <w:tcPr>
-            <w:tcW w:type="dxa" w:w="2946"/>
-          </w:tcPr>
-          <w:p>
-            <w:r/>
-            <w:r>
-              <w:rPr>
-                <w:rFonts w:ascii="Times New Roman" w:hAnsi="Times New Roman"/>
-                <w:sz w:val="20"/>
-              </w:rPr>
-              <w:t>Factor Penalizacion (p)</w:t>
-            </w:r>
-          </w:p>
-        </w:tc>
-        <w:tc>
-          <w:tcPr>
-            <w:tcW w:type="dxa" w:w="2946"/>
-          </w:tcPr>
-          <w:p>
-            <w:r/>
-            <w:r>
-              <w:rPr>
-                <w:rFonts w:ascii="Times New Roman" w:hAnsi="Times New Roman"/>
-                <w:sz w:val="20"/>
-              </w:rPr>
-              <w:t>1 — 4</w:t>
-            </w:r>
-          </w:p>
-        </w:tc>
-        <w:tc>
-          <w:tcPr>
-            <w:tcW w:type="dxa" w:w="2946"/>
-          </w:tcPr>
-          <w:p>
-            <w:r/>
-            <w:r>
-              <w:rPr>
-                <w:rFonts w:ascii="Times New Roman" w:hAnsi="Times New Roman"/>
-                <w:sz w:val="20"/>
-              </w:rPr>
-              <w:t>Exponente de penalizacion SIMP</w:t>
-            </w:r>
-          </w:p>
-        </w:tc>
-      </w:tr>
-      <w:tr>
-        <w:tc>
-          <w:tcPr>
-            <w:tcW w:type="dxa" w:w="2946"/>
-          </w:tcPr>
-          <w:p>
-            <w:r/>
-            <w:r>
-              <w:rPr>
-                <w:rFonts w:ascii="Times New Roman" w:hAnsi="Times New Roman"/>
-                <w:sz w:val="20"/>
-              </w:rPr>
-              <w:t>Radio Filtro (r_min)</w:t>
-            </w:r>
-          </w:p>
-        </w:tc>
-        <w:tc>
-          <w:tcPr>
-            <w:tcW w:type="dxa" w:w="2946"/>
-          </w:tcPr>
-          <w:p>
-            <w:r/>
-            <w:r>
-              <w:rPr>
-                <w:rFonts w:ascii="Times New Roman" w:hAnsi="Times New Roman"/>
-                <w:sz w:val="20"/>
-              </w:rPr>
-              <w:t>1.5 — 4.0 (elementos)</w:t>
-            </w:r>
-          </w:p>
-        </w:tc>
-        <w:tc>
-          <w:tcPr>
-            <w:tcW w:type="dxa" w:w="2946"/>
-          </w:tcPr>
-          <w:p>
-            <w:r/>
-            <w:r>
-              <w:rPr>
-                <w:rFonts w:ascii="Times New Roman" w:hAnsi="Times New Roman"/>
-                <w:sz w:val="20"/>
-              </w:rPr>
-              <w:t>Radio de filtrado de densidad</w:t>
-            </w:r>
-          </w:p>
-        </w:tc>
-      </w:tr>
-    </w:tbl>
-    <w:p/>
-    <w:p>
-      <w:pPr>
-        <w:pStyle w:val="Heading2"/>
-      </w:pPr>
-      <w:r>
-        <w:t>5.2 Procedimiento de ejecucion</w:t>
-      </w:r>
-    </w:p>
-    <w:p>
-      <w:r>
-        <w:t>1. Seleccionar el dominio y la resolucion de malla.</w:t>
-      </w:r>
-    </w:p>
-    <w:p>
-      <w:r>
-        <w:t>2. Ajustar el factor de penalizacion p y el radio de filtro r_min.</w:t>
-      </w:r>
-    </w:p>
-    <w:p>
-      <w:r>
-        <w:t>3. Presionar el boton 'Iniciar Optimizacion SIMP'.</w:t>
-      </w:r>
-    </w:p>
-    <w:p>
-      <w:r>
-        <w:t>4. Observar la evolucion del diseno en tiempo real.</w:t>
-      </w:r>
-    </w:p>
-    <w:p>
-      <w:r>
-        <w:t>5. Revisar las metricas: reduccion, B1, mu_alpha y convergencia.</w:t>
-      </w:r>
-    </w:p>
-    <w:p>
-      <w:pPr>
-        <w:pStyle w:val="Heading2"/>
-      </w:pPr>
-      <w:r>
-        <w:t>5.3 Resultados esperados</w:t>
-      </w:r>
-    </w:p>
-    <w:p>
-      <w:pPr>
-        <w:spacing w:before="240" w:after="120"/>
-        <w:jc w:val="center"/>
-      </w:pPr>
-      <w:r>
-        <w:drawing>
-          <wp:inline xmlns:a="http://schemas.openxmlformats.org/drawingml/2006/main" xmlns:pic="http://schemas.openxmlformats.org/drawingml/2006/picture">
-            <wp:extent cx="5029200" cy="2452495"/>
-            <wp:docPr id="5" name="Picture 5"/>
-            <wp:cNvGraphicFramePr>
-              <a:graphicFrameLocks noChangeAspect="1"/>
-            </wp:cNvGraphicFramePr>
-            <a:graphic>
-              <a:graphicData uri="http://schemas.openxmlformats.org/drawingml/2006/picture">
-                <pic:pic>
-                  <pic:nvPicPr>
-                    <pic:cNvPr id="0" name="H_E_2_1.png"/>
-                    <pic:cNvPicPr/>
-                  </pic:nvPicPr>
-                  <pic:blipFill>
-                    <a:blip r:embed="rId14"/>
-                    <a:stretch>
-                      <a:fillRect/>
-                    </a:stretch>
-                  </pic:blipFill>
-                  <pic:spPr>
-                    <a:xfrm>
-                      <a:off x="0" y="0"/>
-                      <a:ext cx="5029200" cy="2452495"/>
-                    </a:xfrm>
-                    <a:prstGeom prst="rect"/>
-                  </pic:spPr>
-                </pic:pic>
-              </a:graphicData>
-            </a:graphic>
-          </wp:inline>
-        </w:drawing>
-      </w:r>
-    </w:p>
-    <w:p>
-      <w:pPr>
-        <w:spacing w:after="240"/>
-        <w:jc w:val="center"/>
-      </w:pPr>
-      <w:r>
-        <w:rPr>
-          <w:rFonts w:ascii="Times New Roman" w:hAnsi="Times New Roman"/>
-          <w:i/>
-          <w:sz w:val="20"/>
-        </w:rPr>
-        <w:t>Figura 5. H.E.2 — Evolucion del diseno y metricas de control.</w:t>
-      </w:r>
-    </w:p>
-    <w:p>
-      <w:r>
-        <w:t>El Cuadro 1 muestra que la reduccion de compliance supera el 40% en todas las configuraciones evaluadas, validando la hipotesis H.E.2a'. El Cuadro 7 (barrido de penalizacion p) y el Cuadro 8 (barrido de malla) verifican la invariancia de B1, validando la hipotesis H.E.2b'.</w:t>
-      </w:r>
-    </w:p>
-    <w:p>
-      <w:r>
-        <w:br w:type="page"/>
-      </w:r>
-    </w:p>
-    <w:p>
-      <w:pPr>
-        <w:pStyle w:val="Heading1"/>
-      </w:pPr>
-      <w:r>
-        <w:t>6. Modulo H.G. — Comparacion Integrada TDA-SIMP</w:t>
-      </w:r>
-    </w:p>
-    <w:p>
-      <w:r>
-        <w:t>Este modulo ejecuta la sintesis integral de la Hipotesis General: la metrica compuesta mu_alpha = c + alpha * B1 resuelve el orden parcial entre configuraciones SIMP, identificando las soluciones mas robustas, eficientes y globalmente consistentes.</w:t>
-      </w:r>
-    </w:p>
-    <w:p>
-      <w:pPr>
-        <w:spacing w:before="240" w:after="120"/>
-        <w:jc w:val="center"/>
-      </w:pPr>
-      <w:r>
-        <w:drawing>
-          <wp:inline xmlns:a="http://schemas.openxmlformats.org/drawingml/2006/main" xmlns:pic="http://schemas.openxmlformats.org/drawingml/2006/picture">
-            <wp:extent cx="5029200" cy="2758202"/>
-            <wp:docPr id="6" name="Picture 6"/>
-            <wp:cNvGraphicFramePr>
-              <a:graphicFrameLocks noChangeAspect="1"/>
-            </wp:cNvGraphicFramePr>
-            <a:graphic>
-              <a:graphicData uri="http://schemas.openxmlformats.org/drawingml/2006/picture">
-                <pic:pic>
-                  <pic:nvPicPr>
-                    <pic:cNvPr id="0" name="H_E_3_1.png"/>
-                    <pic:cNvPicPr/>
-                  </pic:nvPicPr>
-                  <pic:blipFill>
-                    <a:blip r:embed="rId15"/>
-                    <a:stretch>
-                      <a:fillRect/>
-                    </a:stretch>
-                  </pic:blipFill>
-                  <pic:spPr>
-                    <a:xfrm>
-                      <a:off x="0" y="0"/>
-                      <a:ext cx="5029200" cy="2758202"/>
-                    </a:xfrm>
-                    <a:prstGeom prst="rect"/>
-                  </pic:spPr>
-                </pic:pic>
-              </a:graphicData>
-            </a:graphic>
-          </wp:inline>
-        </w:drawing>
-      </w:r>
-    </w:p>
-    <w:p>
-      <w:pPr>
-        <w:spacing w:after="240"/>
-        <w:jc w:val="center"/>
-      </w:pPr>
-      <w:r>
-        <w:rPr>
-          <w:rFonts w:ascii="Times New Roman" w:hAnsi="Times New Roman"/>
-          <w:i/>
-          <w:sz w:val="20"/>
-        </w:rPr>
-        <w:t>Figura 6. Modulo H.G. — Comparacion Integrada TDA-SIMP.</w:t>
-      </w:r>
-    </w:p>
-    <w:p>
-      <w:pPr>
-        <w:pStyle w:val="Heading2"/>
-      </w:pPr>
-      <w:r>
-        <w:t>6.1 Parametros configurables</w:t>
-      </w:r>
-    </w:p>
-    <w:tbl>
-      <w:tblPr>
-        <w:tblStyle w:val="TableGrid"/>
-        <w:tblW w:type="auto" w:w="0"/>
-        <w:jc w:val="center"/>
-        <w:tblLook w:firstColumn="1" w:firstRow="1" w:lastColumn="0" w:lastRow="0" w:noHBand="0" w:noVBand="1" w:val="04A0"/>
-      </w:tblPr>
-      <w:tblGrid>
-        <w:gridCol w:w="2946"/>
-        <w:gridCol w:w="2946"/>
-        <w:gridCol w:w="2946"/>
-      </w:tblGrid>
-      <w:tr>
-        <w:tc>
-          <w:tcPr>
-            <w:tcW w:type="dxa" w:w="2946"/>
-            <w:shd w:fill="D9E2F3"/>
-          </w:tcPr>
-          <w:p>
-            <w:pPr>
-              <w:jc w:val="center"/>
-            </w:pPr>
-            <w:r/>
-            <w:r>
-              <w:rPr>
-                <w:rFonts w:ascii="Times New Roman" w:hAnsi="Times New Roman"/>
-                <w:b/>
-                <w:sz w:val="20"/>
-              </w:rPr>
-              <w:t>Parametro</w:t>
-            </w:r>
-          </w:p>
-        </w:tc>
-        <w:tc>
-          <w:tcPr>
-            <w:tcW w:type="dxa" w:w="2946"/>
-            <w:shd w:fill="D9E2F3"/>
-          </w:tcPr>
-          <w:p>
-            <w:pPr>
-              <w:jc w:val="center"/>
-            </w:pPr>
-            <w:r/>
-            <w:r>
-              <w:rPr>
-                <w:rFonts w:ascii="Times New Roman" w:hAnsi="Times New Roman"/>
-                <w:b/>
-                <w:sz w:val="20"/>
-              </w:rPr>
-              <w:t>Rango</w:t>
-            </w:r>
-          </w:p>
-        </w:tc>
-        <w:tc>
-          <w:tcPr>
-            <w:tcW w:type="dxa" w:w="2946"/>
-            <w:shd w:fill="D9E2F3"/>
-          </w:tcPr>
-          <w:p>
-            <w:pPr>
-              <w:jc w:val="center"/>
-            </w:pPr>
-            <w:r/>
-            <w:r>
-              <w:rPr>
-                <w:rFonts w:ascii="Times New Roman" w:hAnsi="Times New Roman"/>
-                <w:b/>
-                <w:sz w:val="20"/>
-              </w:rPr>
-              <w:t>Descripcion</w:t>
-            </w:r>
-          </w:p>
-        </w:tc>
-      </w:tr>
-      <w:tr>
-        <w:tc>
-          <w:tcPr>
-            <w:tcW w:type="dxa" w:w="2946"/>
-          </w:tcPr>
-          <w:p>
-            <w:r/>
-            <w:r>
-              <w:rPr>
-                <w:rFonts w:ascii="Times New Roman" w:hAnsi="Times New Roman"/>
-                <w:sz w:val="20"/>
-              </w:rPr>
-              <w:t>Elementos en x/y</w:t>
-            </w:r>
-          </w:p>
-        </w:tc>
-        <w:tc>
-          <w:tcPr>
-            <w:tcW w:type="dxa" w:w="2946"/>
-          </w:tcPr>
-          <w:p>
-            <w:r/>
-            <w:r>
-              <w:rPr>
-                <w:rFonts w:ascii="Times New Roman" w:hAnsi="Times New Roman"/>
-                <w:sz w:val="20"/>
-              </w:rPr>
-              <w:t>30 — 120</w:t>
-            </w:r>
-          </w:p>
-        </w:tc>
-        <w:tc>
-          <w:tcPr>
-            <w:tcW w:type="dxa" w:w="2946"/>
-          </w:tcPr>
-          <w:p>
-            <w:r/>
-            <w:r>
-              <w:rPr>
-                <w:rFonts w:ascii="Times New Roman" w:hAnsi="Times New Roman"/>
-                <w:sz w:val="20"/>
-              </w:rPr>
-              <w:t>Resolucion de la malla FEM</w:t>
-            </w:r>
-          </w:p>
-        </w:tc>
-      </w:tr>
-      <w:tr>
-        <w:tc>
-          <w:tcPr>
-            <w:tcW w:type="dxa" w:w="2946"/>
-          </w:tcPr>
-          <w:p>
-            <w:r/>
-            <w:r>
-              <w:rPr>
-                <w:rFonts w:ascii="Times New Roman" w:hAnsi="Times New Roman"/>
-                <w:sz w:val="20"/>
-              </w:rPr>
-              <w:t>Fraccion de volumen (fV)</w:t>
-            </w:r>
-          </w:p>
-        </w:tc>
-        <w:tc>
-          <w:tcPr>
-            <w:tcW w:type="dxa" w:w="2946"/>
-          </w:tcPr>
-          <w:p>
-            <w:r/>
-            <w:r>
-              <w:rPr>
-                <w:rFonts w:ascii="Times New Roman" w:hAnsi="Times New Roman"/>
-                <w:sz w:val="20"/>
-              </w:rPr>
-              <w:t>0.30 — 0.70</w:t>
-            </w:r>
-          </w:p>
-        </w:tc>
-        <w:tc>
-          <w:tcPr>
-            <w:tcW w:type="dxa" w:w="2946"/>
-          </w:tcPr>
-          <w:p>
-            <w:r/>
-            <w:r>
-              <w:rPr>
-                <w:rFonts w:ascii="Times New Roman" w:hAnsi="Times New Roman"/>
-                <w:sz w:val="20"/>
-              </w:rPr>
-              <w:t>Fraccion de volumen objetivo</w:t>
-            </w:r>
-          </w:p>
-        </w:tc>
-      </w:tr>
-      <w:tr>
-        <w:tc>
-          <w:tcPr>
-            <w:tcW w:type="dxa" w:w="2946"/>
-          </w:tcPr>
-          <w:p>
-            <w:r/>
-            <w:r>
-              <w:rPr>
-                <w:rFonts w:ascii="Times New Roman" w:hAnsi="Times New Roman"/>
-                <w:sz w:val="20"/>
-              </w:rPr>
-              <w:t>Radio filtro (r_min)</w:t>
-            </w:r>
-          </w:p>
-        </w:tc>
-        <w:tc>
-          <w:tcPr>
-            <w:tcW w:type="dxa" w:w="2946"/>
-          </w:tcPr>
-          <w:p>
-            <w:r/>
-            <w:r>
-              <w:rPr>
-                <w:rFonts w:ascii="Times New Roman" w:hAnsi="Times New Roman"/>
-                <w:sz w:val="20"/>
-              </w:rPr>
-              <w:t>1.5 — 4.0</w:t>
-            </w:r>
-          </w:p>
-        </w:tc>
-        <w:tc>
-          <w:tcPr>
-            <w:tcW w:type="dxa" w:w="2946"/>
-          </w:tcPr>
-          <w:p>
-            <w:r/>
-            <w:r>
-              <w:rPr>
-                <w:rFonts w:ascii="Times New Roman" w:hAnsi="Times New Roman"/>
-                <w:sz w:val="20"/>
-              </w:rPr>
-              <w:t>Radio de filtrado de densidad</w:t>
-            </w:r>
-          </w:p>
-        </w:tc>
-      </w:tr>
-      <w:tr>
-        <w:tc>
-          <w:tcPr>
-            <w:tcW w:type="dxa" w:w="2946"/>
-          </w:tcPr>
-          <w:p>
-            <w:r/>
-            <w:r>
-              <w:rPr>
-                <w:rFonts w:ascii="Times New Roman" w:hAnsi="Times New Roman"/>
-                <w:sz w:val="20"/>
-              </w:rPr>
-              <w:t>Max. iteraciones SIMP</w:t>
-            </w:r>
-          </w:p>
-        </w:tc>
-        <w:tc>
-          <w:tcPr>
-            <w:tcW w:type="dxa" w:w="2946"/>
-          </w:tcPr>
-          <w:p>
-            <w:r/>
-            <w:r>
-              <w:rPr>
-                <w:rFonts w:ascii="Times New Roman" w:hAnsi="Times New Roman"/>
-                <w:sz w:val="20"/>
-              </w:rPr>
-              <w:t>50 — 300</w:t>
-            </w:r>
-          </w:p>
-        </w:tc>
-        <w:tc>
-          <w:tcPr>
-            <w:tcW w:type="dxa" w:w="2946"/>
-          </w:tcPr>
-          <w:p>
-            <w:r/>
-            <w:r>
-              <w:rPr>
-                <w:rFonts w:ascii="Times New Roman" w:hAnsi="Times New Roman"/>
-                <w:sz w:val="20"/>
-              </w:rPr>
-              <w:t>Limite de iteraciones del optimizador</w:t>
-            </w:r>
-          </w:p>
-        </w:tc>
-      </w:tr>
-      <w:tr>
-        <w:tc>
-          <w:tcPr>
-            <w:tcW w:type="dxa" w:w="2946"/>
-          </w:tcPr>
-          <w:p>
-            <w:r/>
-            <w:r>
-              <w:rPr>
-                <w:rFonts w:ascii="Times New Roman" w:hAnsi="Times New Roman"/>
-                <w:sz w:val="20"/>
-              </w:rPr>
-              <w:t>Modulo Young E0 (MPa)</w:t>
-            </w:r>
-          </w:p>
-        </w:tc>
-        <w:tc>
-          <w:tcPr>
-            <w:tcW w:type="dxa" w:w="2946"/>
-          </w:tcPr>
-          <w:p>
-            <w:r/>
-            <w:r>
-              <w:rPr>
-                <w:rFonts w:ascii="Times New Roman" w:hAnsi="Times New Roman"/>
-                <w:sz w:val="20"/>
-              </w:rPr>
-              <w:t>100000 — 400000</w:t>
-            </w:r>
-          </w:p>
-        </w:tc>
-        <w:tc>
-          <w:tcPr>
-            <w:tcW w:type="dxa" w:w="2946"/>
-          </w:tcPr>
-          <w:p>
-            <w:r/>
-            <w:r>
-              <w:rPr>
-                <w:rFonts w:ascii="Times New Roman" w:hAnsi="Times New Roman"/>
-                <w:sz w:val="20"/>
-              </w:rPr>
-              <w:t>Modulo de elasticidad del material</w:t>
-            </w:r>
-          </w:p>
-        </w:tc>
-      </w:tr>
-      <w:tr>
-        <w:tc>
-          <w:tcPr>
-            <w:tcW w:type="dxa" w:w="2946"/>
-          </w:tcPr>
-          <w:p>
-            <w:r/>
-            <w:r>
-              <w:rPr>
-                <w:rFonts w:ascii="Times New Roman" w:hAnsi="Times New Roman"/>
-                <w:sz w:val="20"/>
-              </w:rPr>
-              <w:t>Carga F (N)</w:t>
-            </w:r>
-          </w:p>
-        </w:tc>
-        <w:tc>
-          <w:tcPr>
-            <w:tcW w:type="dxa" w:w="2946"/>
-          </w:tcPr>
-          <w:p>
-            <w:r/>
-            <w:r>
-              <w:rPr>
-                <w:rFonts w:ascii="Times New Roman" w:hAnsi="Times New Roman"/>
-                <w:sz w:val="20"/>
-              </w:rPr>
-              <w:t>100 — 10000</w:t>
-            </w:r>
-          </w:p>
-        </w:tc>
-        <w:tc>
-          <w:tcPr>
-            <w:tcW w:type="dxa" w:w="2946"/>
-          </w:tcPr>
-          <w:p>
-            <w:r/>
-            <w:r>
-              <w:rPr>
-                <w:rFonts w:ascii="Times New Roman" w:hAnsi="Times New Roman"/>
-                <w:sz w:val="20"/>
-              </w:rPr>
-              <w:t>Fuerza aplicada en el dominio</w:t>
-            </w:r>
-          </w:p>
-        </w:tc>
-      </w:tr>
-    </w:tbl>
-    <w:p/>
-    <w:p>
-      <w:pPr>
-        <w:pStyle w:val="Heading2"/>
-      </w:pPr>
-      <w:r>
-        <w:t>6.2 Procedimiento de ejecucion</w:t>
-      </w:r>
-    </w:p>
-    <w:p>
-      <w:r>
-        <w:t>1. Configurar los parametros FEM y fisicos en la barra lateral.</w:t>
-      </w:r>
-    </w:p>
-    <w:p>
-      <w:r>
-        <w:t>2. Presionar el boton 'Ejecutar Comparacion Integrada'.</w:t>
-      </w:r>
-    </w:p>
-    <w:p>
-      <w:r>
-        <w:t>3. Revisar los resultados: distribucion de material, metricas y ranking Pareto.</w:t>
-      </w:r>
-    </w:p>
-    <w:p>
-      <w:pPr>
-        <w:pStyle w:val="Heading2"/>
-      </w:pPr>
-      <w:r>
-        <w:t>6.3 Resultados esperados</w:t>
-      </w:r>
-    </w:p>
-    <w:p>
-      <w:pPr>
-        <w:spacing w:before="240" w:after="120"/>
-        <w:jc w:val="center"/>
-      </w:pPr>
-      <w:r>
-        <w:drawing>
-          <wp:inline xmlns:a="http://schemas.openxmlformats.org/drawingml/2006/main" xmlns:pic="http://schemas.openxmlformats.org/drawingml/2006/picture">
-            <wp:extent cx="5029200" cy="1330642"/>
-            <wp:docPr id="7" name="Picture 7"/>
-            <wp:cNvGraphicFramePr>
-              <a:graphicFrameLocks noChangeAspect="1"/>
-            </wp:cNvGraphicFramePr>
-            <a:graphic>
-              <a:graphicData uri="http://schemas.openxmlformats.org/drawingml/2006/picture">
-                <pic:pic>
-                  <pic:nvPicPr>
-                    <pic:cNvPr id="0" name="H_E_3_2.png"/>
-                    <pic:cNvPicPr/>
-                  </pic:nvPicPr>
-                  <pic:blipFill>
-                    <a:blip r:embed="rId16"/>
-                    <a:stretch>
-                      <a:fillRect/>
-                    </a:stretch>
-                  </pic:blipFill>
-                  <pic:spPr>
-                    <a:xfrm>
-                      <a:off x="0" y="0"/>
-                      <a:ext cx="5029200" cy="1330642"/>
-                    </a:xfrm>
-                    <a:prstGeom prst="rect"/>
-                  </pic:spPr>
-                </pic:pic>
-              </a:graphicData>
-            </a:graphic>
-          </wp:inline>
-        </w:drawing>
-      </w:r>
-    </w:p>
-    <w:p>
-      <w:pPr>
-        <w:spacing w:after="240"/>
-        <w:jc w:val="center"/>
-      </w:pPr>
-      <w:r>
-        <w:rPr>
-          <w:rFonts w:ascii="Times New Roman" w:hAnsi="Times New Roman"/>
-          <w:i/>
-          <w:sz w:val="20"/>
-        </w:rPr>
-        <w:t>Figura 7. H.G. — Distribucion de material por configuracion (p=2, p=3, p=4).</w:t>
-      </w:r>
-    </w:p>
-    <w:p>
-      <w:r>
-        <w:t>El modulo compara configuraciones con p=2, p=3 y p=4. Los resultados muestran que p=3 es Pareto-optimo: minimiza compliance manteniendo B1=2 (topologia robusta). La metrica mu_alpha identifica correctamente la mejor configuracion entre las alternatives evaluadas.</w:t>
-      </w:r>
-    </w:p>
-    <w:p>
-      <w:r>
-        <w:br w:type="page"/>
-      </w:r>
-    </w:p>
-    <w:p>
-      <w:pPr>
-        <w:pStyle w:val="Heading1"/>
-      </w:pPr>
-      <w:r>
-        <w:t>7. Modulo Ejemplo Viga 1D vs 2D</w:t>
-      </w:r>
-    </w:p>
-    <w:p>
-      <w:r>
-        <w:t>Este modulo es un laboratorio interactivo que compara la optimizacion analitica 1D (perfil de altura) con la optimizacion topologica SIMP 2D. Permite al usuario experimentar con diferentes casos de carga y observar las diferencias entre ambos enfoques de optimizacion.</w:t>
-      </w:r>
-    </w:p>
-    <w:p>
-      <w:pPr>
-        <w:spacing w:before="240" w:after="120"/>
-        <w:jc w:val="center"/>
-      </w:pPr>
-      <w:r>
-        <w:drawing>
-          <wp:inline xmlns:a="http://schemas.openxmlformats.org/drawingml/2006/main" xmlns:pic="http://schemas.openxmlformats.org/drawingml/2006/picture">
-            <wp:extent cx="5029200" cy="2627233"/>
-            <wp:docPr id="8" name="Picture 8"/>
-            <wp:cNvGraphicFramePr>
-              <a:graphicFrameLocks noChangeAspect="1"/>
-            </wp:cNvGraphicFramePr>
-            <a:graphic>
-              <a:graphicData uri="http://schemas.openxmlformats.org/drawingml/2006/picture">
-                <pic:pic>
-                  <pic:nvPicPr>
-                    <pic:cNvPr id="0" name="H_E_4_0.png"/>
-                    <pic:cNvPicPr/>
-                  </pic:nvPicPr>
-                  <pic:blipFill>
-                    <a:blip r:embed="rId17"/>
-                    <a:stretch>
-                      <a:fillRect/>
-                    </a:stretch>
-                  </pic:blipFill>
-                  <pic:spPr>
-                    <a:xfrm>
-                      <a:off x="0" y="0"/>
-                      <a:ext cx="5029200" cy="2627233"/>
-                    </a:xfrm>
-                    <a:prstGeom prst="rect"/>
-                  </pic:spPr>
-                </pic:pic>
-              </a:graphicData>
-            </a:graphic>
-          </wp:inline>
-        </w:drawing>
-      </w:r>
-    </w:p>
-    <w:p>
-      <w:pPr>
-        <w:spacing w:after="240"/>
-        <w:jc w:val="center"/>
-      </w:pPr>
-      <w:r>
-        <w:rPr>
-          <w:rFonts w:ascii="Times New Roman" w:hAnsi="Times New Roman"/>
-          <w:i/>
-          <w:sz w:val="20"/>
-        </w:rPr>
-        <w:t>Figura 8. Modulo Ejemplo Viga — Modo de optimizacion 1D.</w:t>
-      </w:r>
-    </w:p>
-    <w:p>
-      <w:pPr>
-        <w:pStyle w:val="Heading2"/>
-      </w:pPr>
-      <w:r>
-        <w:t>7.1 Modos de experimentacion</w:t>
+        <w:t>9. Glosario</w:t>
       </w:r>
     </w:p>
     <w:tbl>
@@ -3179,7 +3197,7 @@
                 <w:b/>
                 <w:sz w:val="20"/>
               </w:rPr>
-              <w:t>Modo</w:t>
+              <w:t>Término</w:t>
             </w:r>
           </w:p>
         </w:tc>
@@ -3199,7 +3217,7 @@
                 <w:b/>
                 <w:sz w:val="20"/>
               </w:rPr>
-              <w:t>Descripcion</w:t>
+              <w:t>Significado</w:t>
             </w:r>
           </w:p>
         </w:tc>
@@ -3216,7 +3234,7 @@
                 <w:rFonts w:ascii="Times New Roman" w:hAnsi="Times New Roman"/>
                 <w:sz w:val="20"/>
               </w:rPr>
-              <w:t>1D — Perfil de Altura</w:t>
+              <w:t>β₀ / β₁</w:t>
             </w:r>
           </w:p>
         </w:tc>
@@ -3231,7 +3249,7 @@
                 <w:rFonts w:ascii="Times New Roman" w:hAnsi="Times New Roman"/>
                 <w:sz w:val="20"/>
               </w:rPr>
-              <w:t>Optimizacion analitica: ajusta h(x) para minimizar volumen</w:t>
+              <w:t>Componentes conexas / agujeros (números de Betti)</w:t>
             </w:r>
           </w:p>
         </w:tc>
@@ -3248,7 +3266,7 @@
                 <w:rFonts w:ascii="Times New Roman" w:hAnsi="Times New Roman"/>
                 <w:sz w:val="20"/>
               </w:rPr>
-              <w:t>2D — SIMP Topologico</w:t>
+              <w:t>μ(α)</w:t>
             </w:r>
           </w:p>
         </w:tc>
@@ -3263,7 +3281,7 @@
                 <w:rFonts w:ascii="Times New Roman" w:hAnsi="Times New Roman"/>
                 <w:sz w:val="20"/>
               </w:rPr>
-              <w:t>Optimizacion topologica 2D con densidades de material</w:t>
+              <w:t>Métrica compuesta c + α·β₁</w:t>
             </w:r>
           </w:p>
         </w:tc>
@@ -3280,7 +3298,7 @@
                 <w:rFonts w:ascii="Times New Roman" w:hAnsi="Times New Roman"/>
                 <w:sz w:val="20"/>
               </w:rPr>
-              <w:t>Barrido p (2, 3, 4)</w:t>
+              <w:t>τ</w:t>
             </w:r>
           </w:p>
         </w:tc>
@@ -3295,7 +3313,7 @@
                 <w:rFonts w:ascii="Times New Roman" w:hAnsi="Times New Roman"/>
                 <w:sz w:val="20"/>
               </w:rPr>
-              <w:t>Compara configuraciones con diferentes factores de penalizacion</w:t>
+              <w:t>Umbral relativo de persistencia</w:t>
             </w:r>
           </w:p>
         </w:tc>
@@ -3312,7 +3330,7 @@
                 <w:rFonts w:ascii="Times New Roman" w:hAnsi="Times New Roman"/>
                 <w:sz w:val="20"/>
               </w:rPr>
-              <w:t>Comparacion 1D vs 2D</w:t>
+              <w:t>q*</w:t>
             </w:r>
           </w:p>
         </w:tc>
@@ -3327,742 +3345,7 @@
                 <w:rFonts w:ascii="Times New Roman" w:hAnsi="Times New Roman"/>
                 <w:sz w:val="20"/>
               </w:rPr>
-              <w:t>Vista lado a lado: perfil analitico vs diseno topologico</w:t>
-            </w:r>
-          </w:p>
-        </w:tc>
-      </w:tr>
-    </w:tbl>
-    <w:p/>
-    <w:p>
-      <w:pPr>
-        <w:pStyle w:val="Heading2"/>
-      </w:pPr>
-      <w:r>
-        <w:t>7.2 Casos de carga</w:t>
-      </w:r>
-    </w:p>
-    <w:tbl>
-      <w:tblPr>
-        <w:tblStyle w:val="TableGrid"/>
-        <w:tblW w:type="auto" w:w="0"/>
-        <w:jc w:val="center"/>
-        <w:tblLook w:firstColumn="1" w:firstRow="1" w:lastColumn="0" w:lastRow="0" w:noHBand="0" w:noVBand="1" w:val="04A0"/>
-      </w:tblPr>
-      <w:tblGrid>
-        <w:gridCol w:w="2946"/>
-        <w:gridCol w:w="2946"/>
-        <w:gridCol w:w="2946"/>
-      </w:tblGrid>
-      <w:tr>
-        <w:tc>
-          <w:tcPr>
-            <w:tcW w:type="dxa" w:w="2946"/>
-            <w:shd w:fill="D9E2F3"/>
-          </w:tcPr>
-          <w:p>
-            <w:pPr>
-              <w:jc w:val="center"/>
-            </w:pPr>
-            <w:r/>
-            <w:r>
-              <w:rPr>
-                <w:rFonts w:ascii="Times New Roman" w:hAnsi="Times New Roman"/>
-                <w:b/>
-                <w:sz w:val="20"/>
-              </w:rPr>
-              <w:t>Caso</w:t>
-            </w:r>
-          </w:p>
-        </w:tc>
-        <w:tc>
-          <w:tcPr>
-            <w:tcW w:type="dxa" w:w="2946"/>
-            <w:shd w:fill="D9E2F3"/>
-          </w:tcPr>
-          <w:p>
-            <w:pPr>
-              <w:jc w:val="center"/>
-            </w:pPr>
-            <w:r/>
-            <w:r>
-              <w:rPr>
-                <w:rFonts w:ascii="Times New Roman" w:hAnsi="Times New Roman"/>
-                <w:b/>
-                <w:sz w:val="20"/>
-              </w:rPr>
-              <w:t>Tipo de viga</w:t>
-            </w:r>
-          </w:p>
-        </w:tc>
-        <w:tc>
-          <w:tcPr>
-            <w:tcW w:type="dxa" w:w="2946"/>
-            <w:shd w:fill="D9E2F3"/>
-          </w:tcPr>
-          <w:p>
-            <w:pPr>
-              <w:jc w:val="center"/>
-            </w:pPr>
-            <w:r/>
-            <w:r>
-              <w:rPr>
-                <w:rFonts w:ascii="Times New Roman" w:hAnsi="Times New Roman"/>
-                <w:b/>
-                <w:sz w:val="20"/>
-              </w:rPr>
-              <w:t>Descripcion</w:t>
-            </w:r>
-          </w:p>
-        </w:tc>
-      </w:tr>
-      <w:tr>
-        <w:tc>
-          <w:tcPr>
-            <w:tcW w:type="dxa" w:w="2946"/>
-          </w:tcPr>
-          <w:p>
-            <w:r/>
-            <w:r>
-              <w:rPr>
-                <w:rFonts w:ascii="Times New Roman" w:hAnsi="Times New Roman"/>
-                <w:sz w:val="20"/>
-              </w:rPr>
-              <w:t>Voladizo-Puntual</w:t>
-            </w:r>
-          </w:p>
-        </w:tc>
-        <w:tc>
-          <w:tcPr>
-            <w:tcW w:type="dxa" w:w="2946"/>
-          </w:tcPr>
-          <w:p>
-            <w:r/>
-            <w:r>
-              <w:rPr>
-                <w:rFonts w:ascii="Times New Roman" w:hAnsi="Times New Roman"/>
-                <w:sz w:val="20"/>
-              </w:rPr>
-              <w:t>Viga en voladizo</w:t>
-            </w:r>
-          </w:p>
-        </w:tc>
-        <w:tc>
-          <w:tcPr>
-            <w:tcW w:type="dxa" w:w="2946"/>
-          </w:tcPr>
-          <w:p>
-            <w:r/>
-            <w:r>
-              <w:rPr>
-                <w:rFonts w:ascii="Times New Roman" w:hAnsi="Times New Roman"/>
-                <w:sz w:val="20"/>
-              </w:rPr>
-              <w:t>Carga puntual aplicada en el extremo libre</w:t>
-            </w:r>
-          </w:p>
-        </w:tc>
-      </w:tr>
-      <w:tr>
-        <w:tc>
-          <w:tcPr>
-            <w:tcW w:type="dxa" w:w="2946"/>
-          </w:tcPr>
-          <w:p>
-            <w:r/>
-            <w:r>
-              <w:rPr>
-                <w:rFonts w:ascii="Times New Roman" w:hAnsi="Times New Roman"/>
-                <w:sz w:val="20"/>
-              </w:rPr>
-              <w:t>Articulado-Central</w:t>
-            </w:r>
-          </w:p>
-        </w:tc>
-        <w:tc>
-          <w:tcPr>
-            <w:tcW w:type="dxa" w:w="2946"/>
-          </w:tcPr>
-          <w:p>
-            <w:r/>
-            <w:r>
-              <w:rPr>
-                <w:rFonts w:ascii="Times New Roman" w:hAnsi="Times New Roman"/>
-                <w:sz w:val="20"/>
-              </w:rPr>
-              <w:t>Viga articulada</w:t>
-            </w:r>
-          </w:p>
-        </w:tc>
-        <w:tc>
-          <w:tcPr>
-            <w:tcW w:type="dxa" w:w="2946"/>
-          </w:tcPr>
-          <w:p>
-            <w:r/>
-            <w:r>
-              <w:rPr>
-                <w:rFonts w:ascii="Times New Roman" w:hAnsi="Times New Roman"/>
-                <w:sz w:val="20"/>
-              </w:rPr>
-              <w:t>Carga puntual en el centro de la viga</w:t>
-            </w:r>
-          </w:p>
-        </w:tc>
-      </w:tr>
-      <w:tr>
-        <w:tc>
-          <w:tcPr>
-            <w:tcW w:type="dxa" w:w="2946"/>
-          </w:tcPr>
-          <w:p>
-            <w:r/>
-            <w:r>
-              <w:rPr>
-                <w:rFonts w:ascii="Times New Roman" w:hAnsi="Times New Roman"/>
-                <w:sz w:val="20"/>
-              </w:rPr>
-              <w:t>Voladizo-Distribuida</w:t>
-            </w:r>
-          </w:p>
-        </w:tc>
-        <w:tc>
-          <w:tcPr>
-            <w:tcW w:type="dxa" w:w="2946"/>
-          </w:tcPr>
-          <w:p>
-            <w:r/>
-            <w:r>
-              <w:rPr>
-                <w:rFonts w:ascii="Times New Roman" w:hAnsi="Times New Roman"/>
-                <w:sz w:val="20"/>
-              </w:rPr>
-              <w:t>Viga en voladizo</w:t>
-            </w:r>
-          </w:p>
-        </w:tc>
-        <w:tc>
-          <w:tcPr>
-            <w:tcW w:type="dxa" w:w="2946"/>
-          </w:tcPr>
-          <w:p>
-            <w:r/>
-            <w:r>
-              <w:rPr>
-                <w:rFonts w:ascii="Times New Roman" w:hAnsi="Times New Roman"/>
-                <w:sz w:val="20"/>
-              </w:rPr>
-              <w:t>Carga distribuida a lo largo de toda la viga</w:t>
-            </w:r>
-          </w:p>
-        </w:tc>
-      </w:tr>
-    </w:tbl>
-    <w:p/>
-    <w:p>
-      <w:pPr>
-        <w:pStyle w:val="Heading2"/>
-      </w:pPr>
-      <w:r>
-        <w:t>7.3 Metricas disponibles</w:t>
-      </w:r>
-    </w:p>
-    <w:p>
-      <w:r>
-        <w:t>Cada modo de experimentacion muestra las siguientes metricas en tiempo real:</w:t>
-      </w:r>
-    </w:p>
-    <w:p>
-      <w:pPr>
-        <w:pStyle w:val="ListBullet"/>
-      </w:pPr>
-      <w:r>
-        <w:t>Compliance: rigidez global del diseno estructural.</w:t>
-      </w:r>
-    </w:p>
-    <w:p>
-      <w:pPr>
-        <w:pStyle w:val="ListBullet"/>
-      </w:pPr>
-      <w:r>
-        <w:t>mu_alpha: metrica compuesta que combina compliance y topologia.</w:t>
-      </w:r>
-    </w:p>
-    <w:p>
-      <w:pPr>
-        <w:pStyle w:val="ListBullet"/>
-      </w:pPr>
-      <w:r>
-        <w:t>B0 y B1: numeros de Betti que describen la topologia del diseno.</w:t>
-      </w:r>
-    </w:p>
-    <w:p>
-      <w:pPr>
-        <w:pStyle w:val="ListBullet"/>
-      </w:pPr>
-      <w:r>
-        <w:t>Iteraciones y convergencia: progreso del algoritmo de optimizacion.</w:t>
-      </w:r>
-    </w:p>
-    <w:p>
-      <w:pPr>
-        <w:pStyle w:val="ListBullet"/>
-      </w:pPr>
-      <w:r>
-        <w:t>Factor de seguridad: estimacion post-hoc de la seguridad estructural.</w:t>
-      </w:r>
-    </w:p>
-    <w:p>
-      <w:pPr>
-        <w:pStyle w:val="ListBullet"/>
-      </w:pPr>
-      <w:r>
-        <w:t>Exportacion STL: generacion de archivo 3D para impresion (modo Comparacion).</w:t>
-      </w:r>
-    </w:p>
-    <w:p>
-      <w:r>
-        <w:br w:type="page"/>
-      </w:r>
-    </w:p>
-    <w:p>
-      <w:pPr>
-        <w:pStyle w:val="Heading1"/>
-      </w:pPr>
-      <w:r>
-        <w:t>8. Solucion de Problemas</w:t>
-      </w:r>
-    </w:p>
-    <w:p>
-      <w:r>
-        <w:t>A continuacion se describen los problemas mas comunes y sus soluciones.</w:t>
-      </w:r>
-    </w:p>
-    <w:tbl>
-      <w:tblPr>
-        <w:tblStyle w:val="TableGrid"/>
-        <w:tblW w:type="auto" w:w="0"/>
-        <w:jc w:val="center"/>
-        <w:tblLook w:firstColumn="1" w:firstRow="1" w:lastColumn="0" w:lastRow="0" w:noHBand="0" w:noVBand="1" w:val="04A0"/>
-      </w:tblPr>
-      <w:tblGrid>
-        <w:gridCol w:w="2946"/>
-        <w:gridCol w:w="2946"/>
-        <w:gridCol w:w="2946"/>
-      </w:tblGrid>
-      <w:tr>
-        <w:tc>
-          <w:tcPr>
-            <w:tcW w:type="dxa" w:w="2946"/>
-            <w:shd w:fill="D9E2F3"/>
-          </w:tcPr>
-          <w:p>
-            <w:pPr>
-              <w:jc w:val="center"/>
-            </w:pPr>
-            <w:r/>
-            <w:r>
-              <w:rPr>
-                <w:rFonts w:ascii="Times New Roman" w:hAnsi="Times New Roman"/>
-                <w:b/>
-                <w:sz w:val="20"/>
-              </w:rPr>
-              <w:t>Problema</w:t>
-            </w:r>
-          </w:p>
-        </w:tc>
-        <w:tc>
-          <w:tcPr>
-            <w:tcW w:type="dxa" w:w="2946"/>
-            <w:shd w:fill="D9E2F3"/>
-          </w:tcPr>
-          <w:p>
-            <w:pPr>
-              <w:jc w:val="center"/>
-            </w:pPr>
-            <w:r/>
-            <w:r>
-              <w:rPr>
-                <w:rFonts w:ascii="Times New Roman" w:hAnsi="Times New Roman"/>
-                <w:b/>
-                <w:sz w:val="20"/>
-              </w:rPr>
-              <w:t>Causa probable</w:t>
-            </w:r>
-          </w:p>
-        </w:tc>
-        <w:tc>
-          <w:tcPr>
-            <w:tcW w:type="dxa" w:w="2946"/>
-            <w:shd w:fill="D9E2F3"/>
-          </w:tcPr>
-          <w:p>
-            <w:pPr>
-              <w:jc w:val="center"/>
-            </w:pPr>
-            <w:r/>
-            <w:r>
-              <w:rPr>
-                <w:rFonts w:ascii="Times New Roman" w:hAnsi="Times New Roman"/>
-                <w:b/>
-                <w:sz w:val="20"/>
-              </w:rPr>
-              <w:t>Solucion</w:t>
-            </w:r>
-          </w:p>
-        </w:tc>
-      </w:tr>
-      <w:tr>
-        <w:tc>
-          <w:tcPr>
-            <w:tcW w:type="dxa" w:w="2946"/>
-          </w:tcPr>
-          <w:p>
-            <w:r/>
-            <w:r>
-              <w:rPr>
-                <w:rFonts w:ascii="Times New Roman" w:hAnsi="Times New Roman"/>
-                <w:sz w:val="20"/>
-              </w:rPr>
-              <w:t>La aplicacion no inicia</w:t>
-            </w:r>
-          </w:p>
-        </w:tc>
-        <w:tc>
-          <w:tcPr>
-            <w:tcW w:type="dxa" w:w="2946"/>
-          </w:tcPr>
-          <w:p>
-            <w:r/>
-            <w:r>
-              <w:rPr>
-                <w:rFonts w:ascii="Times New Roman" w:hAnsi="Times New Roman"/>
-                <w:sz w:val="20"/>
-              </w:rPr>
-              <w:t>Puerto 8501 ocupado</w:t>
-            </w:r>
-          </w:p>
-        </w:tc>
-        <w:tc>
-          <w:tcPr>
-            <w:tcW w:type="dxa" w:w="2946"/>
-          </w:tcPr>
-          <w:p>
-            <w:r/>
-            <w:r>
-              <w:rPr>
-                <w:rFonts w:ascii="Times New Roman" w:hAnsi="Times New Roman"/>
-                <w:sz w:val="20"/>
-              </w:rPr>
-              <w:t>Cerrar otros procesos de Streamlit o usar --server.port 8502</w:t>
-            </w:r>
-          </w:p>
-        </w:tc>
-      </w:tr>
-      <w:tr>
-        <w:tc>
-          <w:tcPr>
-            <w:tcW w:type="dxa" w:w="2946"/>
-          </w:tcPr>
-          <w:p>
-            <w:r/>
-            <w:r>
-              <w:rPr>
-                <w:rFonts w:ascii="Times New Roman" w:hAnsi="Times New Roman"/>
-                <w:sz w:val="20"/>
-              </w:rPr>
-              <w:t>Las graficas no aparecen</w:t>
-            </w:r>
-          </w:p>
-        </w:tc>
-        <w:tc>
-          <w:tcPr>
-            <w:tcW w:type="dxa" w:w="2946"/>
-          </w:tcPr>
-          <w:p>
-            <w:r/>
-            <w:r>
-              <w:rPr>
-                <w:rFonts w:ascii="Times New Roman" w:hAnsi="Times New Roman"/>
-                <w:sz w:val="20"/>
-              </w:rPr>
-              <w:t>Dependencia faltante</w:t>
-            </w:r>
-          </w:p>
-        </w:tc>
-        <w:tc>
-          <w:tcPr>
-            <w:tcW w:type="dxa" w:w="2946"/>
-          </w:tcPr>
-          <w:p>
-            <w:r/>
-            <w:r>
-              <w:rPr>
-                <w:rFonts w:ascii="Times New Roman" w:hAnsi="Times New Roman"/>
-                <w:sz w:val="20"/>
-              </w:rPr>
-              <w:t>Verificar instalacion: pip install plotly matplotlib</w:t>
-            </w:r>
-          </w:p>
-        </w:tc>
-      </w:tr>
-      <w:tr>
-        <w:tc>
-          <w:tcPr>
-            <w:tcW w:type="dxa" w:w="2946"/>
-          </w:tcPr>
-          <w:p>
-            <w:r/>
-            <w:r>
-              <w:rPr>
-                <w:rFonts w:ascii="Times New Roman" w:hAnsi="Times New Roman"/>
-                <w:sz w:val="20"/>
-              </w:rPr>
-              <w:t>Error en calculos TDA</w:t>
-            </w:r>
-          </w:p>
-        </w:tc>
-        <w:tc>
-          <w:tcPr>
-            <w:tcW w:type="dxa" w:w="2946"/>
-          </w:tcPr>
-          <w:p>
-            <w:r/>
-            <w:r>
-              <w:rPr>
-                <w:rFonts w:ascii="Times New Roman" w:hAnsi="Times New Roman"/>
-                <w:sz w:val="20"/>
-              </w:rPr>
-              <w:t>Ripser no instalado</w:t>
-            </w:r>
-          </w:p>
-        </w:tc>
-        <w:tc>
-          <w:tcPr>
-            <w:tcW w:type="dxa" w:w="2946"/>
-          </w:tcPr>
-          <w:p>
-            <w:r/>
-            <w:r>
-              <w:rPr>
-                <w:rFonts w:ascii="Times New Roman" w:hAnsi="Times New Roman"/>
-                <w:sz w:val="20"/>
-              </w:rPr>
-              <w:t>Ejecutar: pip install ripser --no-deps</w:t>
-            </w:r>
-          </w:p>
-        </w:tc>
-      </w:tr>
-      <w:tr>
-        <w:tc>
-          <w:tcPr>
-            <w:tcW w:type="dxa" w:w="2946"/>
-          </w:tcPr>
-          <w:p>
-            <w:r/>
-            <w:r>
-              <w:rPr>
-                <w:rFonts w:ascii="Times New Roman" w:hAnsi="Times New Roman"/>
-                <w:sz w:val="20"/>
-              </w:rPr>
-              <w:t>.exe no encuentra logos</w:t>
-            </w:r>
-          </w:p>
-        </w:tc>
-        <w:tc>
-          <w:tcPr>
-            <w:tcW w:type="dxa" w:w="2946"/>
-          </w:tcPr>
-          <w:p>
-            <w:r/>
-            <w:r>
-              <w:rPr>
-                <w:rFonts w:ascii="Times New Roman" w:hAnsi="Times New Roman"/>
-                <w:sz w:val="20"/>
-              </w:rPr>
-              <w:t>PyInstaller no incluyo img/</w:t>
-            </w:r>
-          </w:p>
-        </w:tc>
-        <w:tc>
-          <w:tcPr>
-            <w:tcW w:type="dxa" w:w="2946"/>
-          </w:tcPr>
-          <w:p>
-            <w:r/>
-            <w:r>
-              <w:rPr>
-                <w:rFonts w:ascii="Times New Roman" w:hAnsi="Times New Roman"/>
-                <w:sz w:val="20"/>
-              </w:rPr>
-              <w:t>Re-ejecutar build_exe.bat con las correcciones aplicadas</w:t>
-            </w:r>
-          </w:p>
-        </w:tc>
-      </w:tr>
-      <w:tr>
-        <w:tc>
-          <w:tcPr>
-            <w:tcW w:type="dxa" w:w="2946"/>
-          </w:tcPr>
-          <w:p>
-            <w:r/>
-            <w:r>
-              <w:rPr>
-                <w:rFonts w:ascii="Times New Roman" w:hAnsi="Times New Roman"/>
-                <w:sz w:val="20"/>
-              </w:rPr>
-              <w:t>Columnas desbordadas en movil</w:t>
-            </w:r>
-          </w:p>
-        </w:tc>
-        <w:tc>
-          <w:tcPr>
-            <w:tcW w:type="dxa" w:w="2946"/>
-          </w:tcPr>
-          <w:p>
-            <w:r/>
-            <w:r>
-              <w:rPr>
-                <w:rFonts w:ascii="Times New Roman" w:hAnsi="Times New Roman"/>
-                <w:sz w:val="20"/>
-              </w:rPr>
-              <w:t>Limitaciones de CSS responsive</w:t>
-            </w:r>
-          </w:p>
-        </w:tc>
-        <w:tc>
-          <w:tcPr>
-            <w:tcW w:type="dxa" w:w="2946"/>
-          </w:tcPr>
-          <w:p>
-            <w:r/>
-            <w:r>
-              <w:rPr>
-                <w:rFonts w:ascii="Times New Roman" w:hAnsi="Times New Roman"/>
-                <w:sz w:val="20"/>
-              </w:rPr>
-              <w:t>Utilizar en pantalla con ancho mayor a 768px</w:t>
-            </w:r>
-          </w:p>
-        </w:tc>
-      </w:tr>
-      <w:tr>
-        <w:tc>
-          <w:tcPr>
-            <w:tcW w:type="dxa" w:w="2946"/>
-          </w:tcPr>
-          <w:p>
-            <w:r/>
-            <w:r>
-              <w:rPr>
-                <w:rFonts w:ascii="Times New Roman" w:hAnsi="Times New Roman"/>
-                <w:sz w:val="20"/>
-              </w:rPr>
-              <w:t>Formula LaTeX no renderiza</w:t>
-            </w:r>
-          </w:p>
-        </w:tc>
-        <w:tc>
-          <w:tcPr>
-            <w:tcW w:type="dxa" w:w="2946"/>
-          </w:tcPr>
-          <w:p>
-            <w:r/>
-            <w:r>
-              <w:rPr>
-                <w:rFonts w:ascii="Times New Roman" w:hAnsi="Times New Roman"/>
-                <w:sz w:val="20"/>
-              </w:rPr>
-              <w:t>Escape incorrecto en codigo</w:t>
-            </w:r>
-          </w:p>
-        </w:tc>
-        <w:tc>
-          <w:tcPr>
-            <w:tcW w:type="dxa" w:w="2946"/>
-          </w:tcPr>
-          <w:p>
-            <w:r/>
-            <w:r>
-              <w:rPr>
-                <w:rFonts w:ascii="Times New Roman" w:hAnsi="Times New Roman"/>
-                <w:sz w:val="20"/>
-              </w:rPr>
-              <w:t>Verificar que las formulas utilizan raw strings (r-strings)</w:t>
-            </w:r>
-          </w:p>
-        </w:tc>
-      </w:tr>
-    </w:tbl>
-    <w:p/>
-    <w:p>
-      <w:r>
-        <w:br w:type="page"/>
-      </w:r>
-    </w:p>
-    <w:p>
-      <w:pPr>
-        <w:pStyle w:val="Heading1"/>
-      </w:pPr>
-      <w:r>
-        <w:t>9. Glosario</w:t>
-      </w:r>
-    </w:p>
-    <w:p>
-      <w:r>
-        <w:t>A continuacion se definen los terminos tecnicos utilizados en esta plataforma.</w:t>
-      </w:r>
-    </w:p>
-    <w:tbl>
-      <w:tblPr>
-        <w:tblStyle w:val="TableGrid"/>
-        <w:tblW w:type="auto" w:w="0"/>
-        <w:jc w:val="center"/>
-        <w:tblLook w:firstColumn="1" w:firstRow="1" w:lastColumn="0" w:lastRow="0" w:noHBand="0" w:noVBand="1" w:val="04A0"/>
-      </w:tblPr>
-      <w:tblGrid>
-        <w:gridCol w:w="4419"/>
-        <w:gridCol w:w="4419"/>
-      </w:tblGrid>
-      <w:tr>
-        <w:tc>
-          <w:tcPr>
-            <w:tcW w:type="dxa" w:w="4419"/>
-            <w:shd w:fill="D9E2F3"/>
-          </w:tcPr>
-          <w:p>
-            <w:pPr>
-              <w:jc w:val="center"/>
-            </w:pPr>
-            <w:r/>
-            <w:r>
-              <w:rPr>
-                <w:rFonts w:ascii="Times New Roman" w:hAnsi="Times New Roman"/>
-                <w:b/>
-                <w:sz w:val="20"/>
-              </w:rPr>
-              <w:t>Termino</w:t>
-            </w:r>
-          </w:p>
-        </w:tc>
-        <w:tc>
-          <w:tcPr>
-            <w:tcW w:type="dxa" w:w="4419"/>
-            <w:shd w:fill="D9E2F3"/>
-          </w:tcPr>
-          <w:p>
-            <w:pPr>
-              <w:jc w:val="center"/>
-            </w:pPr>
-            <w:r/>
-            <w:r>
-              <w:rPr>
-                <w:rFonts w:ascii="Times New Roman" w:hAnsi="Times New Roman"/>
-                <w:b/>
-                <w:sz w:val="20"/>
-              </w:rPr>
-              <w:t>Definicion</w:t>
+              <w:t>Nivel crítico de ruido</w:t>
             </w:r>
           </w:p>
         </w:tc>
@@ -4079,7 +3362,7 @@
                 <w:rFonts w:ascii="Times New Roman" w:hAnsi="Times New Roman"/>
                 <w:sz w:val="20"/>
               </w:rPr>
-              <w:t>TDA</w:t>
+              <w:t>χ</w:t>
             </w:r>
           </w:p>
         </w:tc>
@@ -4094,359 +3377,7 @@
                 <w:rFonts w:ascii="Times New Roman" w:hAnsi="Times New Roman"/>
                 <w:sz w:val="20"/>
               </w:rPr>
-              <w:t>Topological Data Analysis — analisis de forma via homologia persistente</w:t>
-            </w:r>
-          </w:p>
-        </w:tc>
-      </w:tr>
-      <w:tr>
-        <w:tc>
-          <w:tcPr>
-            <w:tcW w:type="dxa" w:w="4419"/>
-          </w:tcPr>
-          <w:p>
-            <w:r/>
-            <w:r>
-              <w:rPr>
-                <w:rFonts w:ascii="Times New Roman" w:hAnsi="Times New Roman"/>
-                <w:sz w:val="20"/>
-              </w:rPr>
-              <w:t>SIMP</w:t>
-            </w:r>
-          </w:p>
-        </w:tc>
-        <w:tc>
-          <w:tcPr>
-            <w:tcW w:type="dxa" w:w="4419"/>
-          </w:tcPr>
-          <w:p>
-            <w:r/>
-            <w:r>
-              <w:rPr>
-                <w:rFonts w:ascii="Times New Roman" w:hAnsi="Times New Roman"/>
-                <w:sz w:val="20"/>
-              </w:rPr>
-              <w:t>Solid Isotropic Material with Penalization — metodo de optimizacion topologica</w:t>
-            </w:r>
-          </w:p>
-        </w:tc>
-      </w:tr>
-      <w:tr>
-        <w:tc>
-          <w:tcPr>
-            <w:tcW w:type="dxa" w:w="4419"/>
-          </w:tcPr>
-          <w:p>
-            <w:r/>
-            <w:r>
-              <w:rPr>
-                <w:rFonts w:ascii="Times New Roman" w:hAnsi="Times New Roman"/>
-                <w:sz w:val="20"/>
-              </w:rPr>
-              <w:t>Bk (numero de Betti)</w:t>
-            </w:r>
-          </w:p>
-        </w:tc>
-        <w:tc>
-          <w:tcPr>
-            <w:tcW w:type="dxa" w:w="4419"/>
-          </w:tcPr>
-          <w:p>
-            <w:r/>
-            <w:r>
-              <w:rPr>
-                <w:rFonts w:ascii="Times New Roman" w:hAnsi="Times New Roman"/>
-                <w:sz w:val="20"/>
-              </w:rPr>
-              <w:t>Invariantes topologicos: componentes conexas (k=0), agujeros (k=1), cavidades (k=2)</w:t>
-            </w:r>
-          </w:p>
-        </w:tc>
-      </w:tr>
-      <w:tr>
-        <w:tc>
-          <w:tcPr>
-            <w:tcW w:type="dxa" w:w="4419"/>
-          </w:tcPr>
-          <w:p>
-            <w:r/>
-            <w:r>
-              <w:rPr>
-                <w:rFonts w:ascii="Times New Roman" w:hAnsi="Times New Roman"/>
-                <w:sz w:val="20"/>
-              </w:rPr>
-              <w:t>dB (distancia bottleneck)</w:t>
-            </w:r>
-          </w:p>
-        </w:tc>
-        <w:tc>
-          <w:tcPr>
-            <w:tcW w:type="dxa" w:w="4419"/>
-          </w:tcPr>
-          <w:p>
-            <w:r/>
-            <w:r>
-              <w:rPr>
-                <w:rFonts w:ascii="Times New Roman" w:hAnsi="Times New Roman"/>
-                <w:sz w:val="20"/>
-              </w:rPr>
-              <w:t>Distancia bottleneck entre diagramas de persistencia</w:t>
-            </w:r>
-          </w:p>
-        </w:tc>
-      </w:tr>
-      <w:tr>
-        <w:tc>
-          <w:tcPr>
-            <w:tcW w:type="dxa" w:w="4419"/>
-          </w:tcPr>
-          <w:p>
-            <w:r/>
-            <w:r>
-              <w:rPr>
-                <w:rFonts w:ascii="Times New Roman" w:hAnsi="Times New Roman"/>
-                <w:sz w:val="20"/>
-              </w:rPr>
-              <w:t>dH (distancia Hausdorff)</w:t>
-            </w:r>
-          </w:p>
-        </w:tc>
-        <w:tc>
-          <w:tcPr>
-            <w:tcW w:type="dxa" w:w="4419"/>
-          </w:tcPr>
-          <w:p>
-            <w:r/>
-            <w:r>
-              <w:rPr>
-                <w:rFonts w:ascii="Times New Roman" w:hAnsi="Times New Roman"/>
-                <w:sz w:val="20"/>
-              </w:rPr>
-              <w:t>Distancia Hausdorff entre nubes de puntos</w:t>
-            </w:r>
-          </w:p>
-        </w:tc>
-      </w:tr>
-      <w:tr>
-        <w:tc>
-          <w:tcPr>
-            <w:tcW w:type="dxa" w:w="4419"/>
-          </w:tcPr>
-          <w:p>
-            <w:r/>
-            <w:r>
-              <w:rPr>
-                <w:rFonts w:ascii="Times New Roman" w:hAnsi="Times New Roman"/>
-                <w:sz w:val="20"/>
-              </w:rPr>
-              <w:t>mu_alpha</w:t>
-            </w:r>
-          </w:p>
-        </w:tc>
-        <w:tc>
-          <w:tcPr>
-            <w:tcW w:type="dxa" w:w="4419"/>
-          </w:tcPr>
-          <w:p>
-            <w:r/>
-            <w:r>
-              <w:rPr>
-                <w:rFonts w:ascii="Times New Roman" w:hAnsi="Times New Roman"/>
-                <w:sz w:val="20"/>
-              </w:rPr>
-              <w:t>Metrica compuesta: mu = c + alpha * B1</w:t>
-            </w:r>
-          </w:p>
-        </w:tc>
-      </w:tr>
-      <w:tr>
-        <w:tc>
-          <w:tcPr>
-            <w:tcW w:type="dxa" w:w="4419"/>
-          </w:tcPr>
-          <w:p>
-            <w:r/>
-            <w:r>
-              <w:rPr>
-                <w:rFonts w:ascii="Times New Roman" w:hAnsi="Times New Roman"/>
-                <w:sz w:val="20"/>
-              </w:rPr>
-              <w:t>FEM</w:t>
-            </w:r>
-          </w:p>
-        </w:tc>
-        <w:tc>
-          <w:tcPr>
-            <w:tcW w:type="dxa" w:w="4419"/>
-          </w:tcPr>
-          <w:p>
-            <w:r/>
-            <w:r>
-              <w:rPr>
-                <w:rFonts w:ascii="Times New Roman" w:hAnsi="Times New Roman"/>
-                <w:sz w:val="20"/>
-              </w:rPr>
-              <w:t>Finite Element Method — metodo de elementos finitos</w:t>
-            </w:r>
-          </w:p>
-        </w:tc>
-      </w:tr>
-      <w:tr>
-        <w:tc>
-          <w:tcPr>
-            <w:tcW w:type="dxa" w:w="4419"/>
-          </w:tcPr>
-          <w:p>
-            <w:r/>
-            <w:r>
-              <w:rPr>
-                <w:rFonts w:ascii="Times New Roman" w:hAnsi="Times New Roman"/>
-                <w:sz w:val="20"/>
-              </w:rPr>
-              <w:t>Pareto-optimo</w:t>
-            </w:r>
-          </w:p>
-        </w:tc>
-        <w:tc>
-          <w:tcPr>
-            <w:tcW w:type="dxa" w:w="4419"/>
-          </w:tcPr>
-          <w:p>
-            <w:r/>
-            <w:r>
-              <w:rPr>
-                <w:rFonts w:ascii="Times New Roman" w:hAnsi="Times New Roman"/>
-                <w:sz w:val="20"/>
-              </w:rPr>
-              <w:t>Diseno que minimiza un objetivo sin empeorar el otro</w:t>
-            </w:r>
-          </w:p>
-        </w:tc>
-      </w:tr>
-      <w:tr>
-        <w:tc>
-          <w:tcPr>
-            <w:tcW w:type="dxa" w:w="4419"/>
-          </w:tcPr>
-          <w:p>
-            <w:r/>
-            <w:r>
-              <w:rPr>
-                <w:rFonts w:ascii="Times New Roman" w:hAnsi="Times New Roman"/>
-                <w:sz w:val="20"/>
-              </w:rPr>
-              <w:t>Compliance</w:t>
-            </w:r>
-          </w:p>
-        </w:tc>
-        <w:tc>
-          <w:tcPr>
-            <w:tcW w:type="dxa" w:w="4419"/>
-          </w:tcPr>
-          <w:p>
-            <w:r/>
-            <w:r>
-              <w:rPr>
-                <w:rFonts w:ascii="Times New Roman" w:hAnsi="Times New Roman"/>
-                <w:sz w:val="20"/>
-              </w:rPr>
-              <w:t>Trabajo de la fuerza externa; inverso de la rigidez estructural</w:t>
-            </w:r>
-          </w:p>
-        </w:tc>
-      </w:tr>
-      <w:tr>
-        <w:tc>
-          <w:tcPr>
-            <w:tcW w:type="dxa" w:w="4419"/>
-          </w:tcPr>
-          <w:p>
-            <w:r/>
-            <w:r>
-              <w:rPr>
-                <w:rFonts w:ascii="Times New Roman" w:hAnsi="Times New Roman"/>
-                <w:sz w:val="20"/>
-              </w:rPr>
-              <w:t>fV</w:t>
-            </w:r>
-          </w:p>
-        </w:tc>
-        <w:tc>
-          <w:tcPr>
-            <w:tcW w:type="dxa" w:w="4419"/>
-          </w:tcPr>
-          <w:p>
-            <w:r/>
-            <w:r>
-              <w:rPr>
-                <w:rFonts w:ascii="Times New Roman" w:hAnsi="Times New Roman"/>
-                <w:sz w:val="20"/>
-              </w:rPr>
-              <w:t>Fraccion de volumen de material solido en el dominio</w:t>
-            </w:r>
-          </w:p>
-        </w:tc>
-      </w:tr>
-      <w:tr>
-        <w:tc>
-          <w:tcPr>
-            <w:tcW w:type="dxa" w:w="4419"/>
-          </w:tcPr>
-          <w:p>
-            <w:r/>
-            <w:r>
-              <w:rPr>
-                <w:rFonts w:ascii="Times New Roman" w:hAnsi="Times New Roman"/>
-                <w:sz w:val="20"/>
-              </w:rPr>
-              <w:t>MMA</w:t>
-            </w:r>
-          </w:p>
-        </w:tc>
-        <w:tc>
-          <w:tcPr>
-            <w:tcW w:type="dxa" w:w="4419"/>
-          </w:tcPr>
-          <w:p>
-            <w:r/>
-            <w:r>
-              <w:rPr>
-                <w:rFonts w:ascii="Times New Roman" w:hAnsi="Times New Roman"/>
-                <w:sz w:val="20"/>
-              </w:rPr>
-              <w:t>Method of Moving Asymptotes — algoritmo de optimizacion utilizado</w:t>
-            </w:r>
-          </w:p>
-        </w:tc>
-      </w:tr>
-      <w:tr>
-        <w:tc>
-          <w:tcPr>
-            <w:tcW w:type="dxa" w:w="4419"/>
-          </w:tcPr>
-          <w:p>
-            <w:r/>
-            <w:r>
-              <w:rPr>
-                <w:rFonts w:ascii="Times New Roman" w:hAnsi="Times New Roman"/>
-                <w:sz w:val="20"/>
-              </w:rPr>
-              <w:t>r_min</w:t>
-            </w:r>
-          </w:p>
-        </w:tc>
-        <w:tc>
-          <w:tcPr>
-            <w:tcW w:type="dxa" w:w="4419"/>
-          </w:tcPr>
-          <w:p>
-            <w:r/>
-            <w:r>
-              <w:rPr>
-                <w:rFonts w:ascii="Times New Roman" w:hAnsi="Times New Roman"/>
-                <w:sz w:val="20"/>
-              </w:rPr>
-              <w:t>Radio de filtrado de densidad para evitar checkerboarding</w:t>
+              <w:t>Característica de Euler (V−E+F)</w:t>
             </w:r>
           </w:p>
         </w:tc>

--- a/docs/Manual_de_Usuario.docx
+++ b/docs/Manual_de_Usuario.docx
@@ -116,7 +116,7 @@
     </w:p>
     <w:p>
       <w:r>
-        <w:t>Este manual describe el uso de la Plataforma TDA-SIMP: una aplicación interactiva (Streamlit) que valida hipótesis sobre robustez topológica (H.E.1), optimización estructural SIMP (H.E.2), su comparación integrada (H.G.) y un laboratorio de viga 1D vs 2D. Cada módulo ejecuta simulaciones reales, muestra las Figuras 5.1 a 5.7 del Capítulo 5 y permite descargar todos los gráficos como PNG dentro de un ZIP.</w:t>
+        <w:t>Este manual describe el uso de la Plataforma TDA-SIMP: una aplicación interactiva (Streamlit) que valida hipótesis sobre robustez topológica (H.E.1), optimización estructural SIMP (H.E.2) y un laboratorio de viga 1D vs 2D. Cada módulo ejecuta simulaciones reales, muestra las Figuras 5.1 a 5.7 del Capítulo 5 y permite descargar todos los gráficos como PNG en un ZIP.</w:t>
       </w:r>
     </w:p>
     <w:p>
@@ -416,7 +416,7 @@
     </w:p>
     <w:p>
       <w:r>
-        <w:t>Capítulo 2: instalación y ejecución. Capítulo 3: pantalla principal. Capítulos 4 a 7: un capítulo por módulo, en el orden de la pantalla (H.E.1, H.E.2, H.G., Ejemplo Viga). Capítulo 8: exportación y problemas.</w:t>
+        <w:t>Capítulo 2: instalación y ejecución. Capítulo 3: pantalla principal. Capítulos 4 a 6: un capítulo por módulo, en el orden de la pantalla (H.E.1, H.E.2, Ejemplo Viga). Capítulo 7: exportación y problemas.</w:t>
       </w:r>
     </w:p>
     <w:p>
@@ -486,7 +486,7 @@
     </w:p>
     <w:p>
       <w:r>
-        <w:t>La pantalla principal (plataforma tda simp) presenta los cuatro módulos con tarjetas de navegación: H.E.1 (robustez TDA), H.E.2 (optimización SIMP), H.G. (comparación integrada) y Ejemplo Viga 1D vs 2D.</w:t>
+        <w:t>La pantalla principal (plataforma tda simp) presenta los tres módulos con tarjetas de navegación: H.E.1 (robustez TDA), H.E.2 (optimización SIMP) y Ejemplo Viga 1D vs 2D.</w:t>
       </w:r>
     </w:p>
     <w:p>
@@ -908,7 +908,7 @@
           <w:i/>
           <w:sz w:val="20"/>
         </w:rPr>
-        <w:t>Figura 7. Veredicto H.E.1a' y datos de la Figura 5.3.</w:t>
+        <w:t>Figura 7. Veredicto H.E.1a y datos de la Figura 5.3.</w:t>
       </w:r>
     </w:p>
     <w:p>
@@ -1096,12 +1096,12 @@
         <w:pStyle w:val="Heading1"/>
       </w:pPr>
       <w:r>
-        <w:t>5. Módulo H.E.2 — Optimización SIMP + Métrica Compuesta</w:t>
+        <w:t>5. Módulo H.E.2 — Optimización SIMP</w:t>
       </w:r>
     </w:p>
     <w:p>
       <w:r>
-        <w:t>Optimización topológica 2D con SIMP y métrica compuesta μ(α). Valida H.E.2a' (reducción ≥ 40 % vs diseño uniforme) y H.E.2b' (β₁ invariante, descriptivo). Incluye Figuras 5.4 a 5.7 con epígrafes del documento, Tabla 5.6 dinámica y doble cómputo de Betti: característica de Euler del complejo cúbico (χ = V−E+F, β₁ = β₀−χ) vs homología cúbica persistente (GUDHI).</w:t>
+        <w:t>Optimización topológica 2D con SIMP y evaluación topológica post hoc. Valida H.E.2a (reducción ≥ 40 % vs diseño uniforme) y H.E.2b (β₁ invariante). Incluye Figuras 5.4 a 5.7 con epígrafes del documento, Tabla 5.6 dinámica y doble cómputo de Betti: característica de Euler del complejo cúbico (χ = V−E+F, β₁ = β₀−χ) vs homología cúbica persistente (GUDHI).</w:t>
       </w:r>
     </w:p>
     <w:p>
@@ -1222,7 +1222,7 @@
           <w:i/>
           <w:sz w:val="20"/>
         </w:rPr>
-        <w:t>Figura 12. H.E.2a' cumplida y Tabla 5.6 — Compliance vs referentes.</w:t>
+        <w:t>Figura 12. H.E.2a cumplida y Tabla 5.6 — Compliance vs referentes.</w:t>
       </w:r>
     </w:p>
     <w:p>
@@ -1384,7 +1384,7 @@
           <w:i/>
           <w:sz w:val="20"/>
         </w:rPr>
-        <w:t>Figura 15. H.E.2b' — Métricas, concordancia χ-GUDHI y persistencia H₁.</w:t>
+        <w:t>Figura 15. H.E.2b — Métricas, concordancia χ-GUDHI y persistencia H₁.</w:t>
       </w:r>
     </w:p>
     <w:p>
@@ -1451,7 +1451,7 @@
     </w:p>
     <w:p>
       <w:r>
-        <w:t>El barrido corre 12–13 configuraciones (malla, p, rmin). Las Figuras 5.5 y 5.6 verifican invariancia: compliance y grisura vs p (con β₁ anotado por punto), compliance y β₁ vs número de elementos. El veredicto final combina H.E.2a' y H.E.2b'.</w:t>
+        <w:t>El barrido corre 12–13 configuraciones (malla, p, rmin). Las Figuras 5.5 y 5.6 verifican invariancia: compliance y grisura vs p (con β₁ anotado por punto), compliance y β₁ vs número de elementos. El veredicto final combina H.E.2a y H.E.2b.</w:t>
       </w:r>
     </w:p>
     <w:p>
@@ -1734,511 +1734,7 @@
         <w:pStyle w:val="Heading1"/>
       </w:pPr>
       <w:r>
-        <w:t>6. Módulo H.G. — Comparación Integrada TDA-SIMP</w:t>
-      </w:r>
-    </w:p>
-    <w:p>
-      <w:r>
-        <w:t>Síntesis integral: corre SIMP con p = 2, 3, 4, valida H.G. (μ(α) identifica p = 3 como Pareto-óptimo), analiza sensibilidad a α, compara ambos casos lado a lado (5.2), muestra diagramas de persistencia por configuración y consolida la Tabla 5.9 de veredictos con su evidencia (sección 5.8 del documento).</w:t>
-      </w:r>
-    </w:p>
-    <w:p>
-      <w:pPr>
-        <w:spacing w:before="240" w:after="120"/>
-        <w:jc w:val="center"/>
-      </w:pPr>
-      <w:r>
-        <w:drawing>
-          <wp:inline xmlns:a="http://schemas.openxmlformats.org/drawingml/2006/main" xmlns:pic="http://schemas.openxmlformats.org/drawingml/2006/picture">
-            <wp:extent cx="5303520" cy="1420431"/>
-            <wp:docPr id="22" name="Picture 22"/>
-            <wp:cNvGraphicFramePr>
-              <a:graphicFrameLocks noChangeAspect="1"/>
-            </wp:cNvGraphicFramePr>
-            <a:graphic>
-              <a:graphicData uri="http://schemas.openxmlformats.org/drawingml/2006/picture">
-                <pic:pic>
-                  <pic:nvPicPr>
-                    <pic:cNvPr id="0" name="H_G_0.png"/>
-                    <pic:cNvPicPr/>
-                  </pic:nvPicPr>
-                  <pic:blipFill>
-                    <a:blip r:embed="rId31"/>
-                    <a:stretch>
-                      <a:fillRect/>
-                    </a:stretch>
-                  </pic:blipFill>
-                  <pic:spPr>
-                    <a:xfrm>
-                      <a:off x="0" y="0"/>
-                      <a:ext cx="5303520" cy="1420431"/>
-                    </a:xfrm>
-                    <a:prstGeom prst="rect"/>
-                  </pic:spPr>
-                </pic:pic>
-              </a:graphicData>
-            </a:graphic>
-          </wp:inline>
-        </w:drawing>
-      </w:r>
-    </w:p>
-    <w:p>
-      <w:pPr>
-        <w:spacing w:after="240"/>
-        <w:jc w:val="center"/>
-      </w:pPr>
-      <w:r>
-        <w:rPr>
-          <w:rFonts w:ascii="Times New Roman" w:hAnsi="Times New Roman"/>
-          <w:i/>
-          <w:sz w:val="20"/>
-        </w:rPr>
-        <w:t>Figura 22. H.G. — Encabezado y parámetros FEM.</w:t>
-      </w:r>
-    </w:p>
-    <w:p>
-      <w:pPr>
-        <w:spacing w:before="240" w:after="120"/>
-        <w:jc w:val="center"/>
-      </w:pPr>
-      <w:r>
-        <w:drawing>
-          <wp:inline xmlns:a="http://schemas.openxmlformats.org/drawingml/2006/main" xmlns:pic="http://schemas.openxmlformats.org/drawingml/2006/picture">
-            <wp:extent cx="5303520" cy="1616522"/>
-            <wp:docPr id="23" name="Picture 23"/>
-            <wp:cNvGraphicFramePr>
-              <a:graphicFrameLocks noChangeAspect="1"/>
-            </wp:cNvGraphicFramePr>
-            <a:graphic>
-              <a:graphicData uri="http://schemas.openxmlformats.org/drawingml/2006/picture">
-                <pic:pic>
-                  <pic:nvPicPr>
-                    <pic:cNvPr id="0" name="H_G_1.png"/>
-                    <pic:cNvPicPr/>
-                  </pic:nvPicPr>
-                  <pic:blipFill>
-                    <a:blip r:embed="rId32"/>
-                    <a:stretch>
-                      <a:fillRect/>
-                    </a:stretch>
-                  </pic:blipFill>
-                  <pic:spPr>
-                    <a:xfrm>
-                      <a:off x="0" y="0"/>
-                      <a:ext cx="5303520" cy="1616522"/>
-                    </a:xfrm>
-                    <a:prstGeom prst="rect"/>
-                  </pic:spPr>
-                </pic:pic>
-              </a:graphicData>
-            </a:graphic>
-          </wp:inline>
-        </w:drawing>
-      </w:r>
-    </w:p>
-    <w:p>
-      <w:pPr>
-        <w:spacing w:after="240"/>
-        <w:jc w:val="center"/>
-      </w:pPr>
-      <w:r>
-        <w:rPr>
-          <w:rFonts w:ascii="Times New Roman" w:hAnsi="Times New Roman"/>
-          <w:i/>
-          <w:sz w:val="20"/>
-        </w:rPr>
-        <w:t>Figura 23. Diseño convergido (5.5.1) y validación Pareto H.G.</w:t>
-      </w:r>
-    </w:p>
-    <w:p>
-      <w:pPr>
-        <w:spacing w:before="240" w:after="120"/>
-        <w:jc w:val="center"/>
-      </w:pPr>
-      <w:r>
-        <w:drawing>
-          <wp:inline xmlns:a="http://schemas.openxmlformats.org/drawingml/2006/main" xmlns:pic="http://schemas.openxmlformats.org/drawingml/2006/picture">
-            <wp:extent cx="5303520" cy="1998481"/>
-            <wp:docPr id="24" name="Picture 24"/>
-            <wp:cNvGraphicFramePr>
-              <a:graphicFrameLocks noChangeAspect="1"/>
-            </wp:cNvGraphicFramePr>
-            <a:graphic>
-              <a:graphicData uri="http://schemas.openxmlformats.org/drawingml/2006/picture">
-                <pic:pic>
-                  <pic:nvPicPr>
-                    <pic:cNvPr id="0" name="H_G_2.png"/>
-                    <pic:cNvPicPr/>
-                  </pic:nvPicPr>
-                  <pic:blipFill>
-                    <a:blip r:embed="rId33"/>
-                    <a:stretch>
-                      <a:fillRect/>
-                    </a:stretch>
-                  </pic:blipFill>
-                  <pic:spPr>
-                    <a:xfrm>
-                      <a:off x="0" y="0"/>
-                      <a:ext cx="5303520" cy="1998481"/>
-                    </a:xfrm>
-                    <a:prstGeom prst="rect"/>
-                  </pic:spPr>
-                </pic:pic>
-              </a:graphicData>
-            </a:graphic>
-          </wp:inline>
-        </w:drawing>
-      </w:r>
-    </w:p>
-    <w:p>
-      <w:pPr>
-        <w:spacing w:after="240"/>
-        <w:jc w:val="center"/>
-      </w:pPr>
-      <w:r>
-        <w:rPr>
-          <w:rFonts w:ascii="Times New Roman" w:hAnsi="Times New Roman"/>
-          <w:i/>
-          <w:sz w:val="20"/>
-        </w:rPr>
-        <w:t>Figura 24. Sensibilidad de μ(α) al peso α.</w:t>
-      </w:r>
-    </w:p>
-    <w:p>
-      <w:pPr>
-        <w:spacing w:before="240" w:after="120"/>
-        <w:jc w:val="center"/>
-      </w:pPr>
-      <w:r>
-        <w:drawing>
-          <wp:inline xmlns:a="http://schemas.openxmlformats.org/drawingml/2006/main" xmlns:pic="http://schemas.openxmlformats.org/drawingml/2006/picture">
-            <wp:extent cx="5303520" cy="2978439"/>
-            <wp:docPr id="25" name="Picture 25"/>
-            <wp:cNvGraphicFramePr>
-              <a:graphicFrameLocks noChangeAspect="1"/>
-            </wp:cNvGraphicFramePr>
-            <a:graphic>
-              <a:graphicData uri="http://schemas.openxmlformats.org/drawingml/2006/picture">
-                <pic:pic>
-                  <pic:nvPicPr>
-                    <pic:cNvPr id="0" name="H_G_3.png"/>
-                    <pic:cNvPicPr/>
-                  </pic:nvPicPr>
-                  <pic:blipFill>
-                    <a:blip r:embed="rId34"/>
-                    <a:stretch>
-                      <a:fillRect/>
-                    </a:stretch>
-                  </pic:blipFill>
-                  <pic:spPr>
-                    <a:xfrm>
-                      <a:off x="0" y="0"/>
-                      <a:ext cx="5303520" cy="2978439"/>
-                    </a:xfrm>
-                    <a:prstGeom prst="rect"/>
-                  </pic:spPr>
-                </pic:pic>
-              </a:graphicData>
-            </a:graphic>
-          </wp:inline>
-        </w:drawing>
-      </w:r>
-    </w:p>
-    <w:p>
-      <w:pPr>
-        <w:spacing w:after="240"/>
-        <w:jc w:val="center"/>
-      </w:pPr>
-      <w:r>
-        <w:rPr>
-          <w:rFonts w:ascii="Times New Roman" w:hAnsi="Times New Roman"/>
-          <w:i/>
-          <w:sz w:val="20"/>
-        </w:rPr>
-        <w:t>Figura 25. Efecto del factor de penalización (5.5.2).</w:t>
-      </w:r>
-    </w:p>
-    <w:p>
-      <w:pPr>
-        <w:spacing w:before="240" w:after="120"/>
-        <w:jc w:val="center"/>
-      </w:pPr>
-      <w:r>
-        <w:drawing>
-          <wp:inline xmlns:a="http://schemas.openxmlformats.org/drawingml/2006/main" xmlns:pic="http://schemas.openxmlformats.org/drawingml/2006/picture">
-            <wp:extent cx="5303520" cy="3273641"/>
-            <wp:docPr id="26" name="Picture 26"/>
-            <wp:cNvGraphicFramePr>
-              <a:graphicFrameLocks noChangeAspect="1"/>
-            </wp:cNvGraphicFramePr>
-            <a:graphic>
-              <a:graphicData uri="http://schemas.openxmlformats.org/drawingml/2006/picture">
-                <pic:pic>
-                  <pic:nvPicPr>
-                    <pic:cNvPr id="0" name="H_G_4.png"/>
-                    <pic:cNvPicPr/>
-                  </pic:nvPicPr>
-                  <pic:blipFill>
-                    <a:blip r:embed="rId35"/>
-                    <a:stretch>
-                      <a:fillRect/>
-                    </a:stretch>
-                  </pic:blipFill>
-                  <pic:spPr>
-                    <a:xfrm>
-                      <a:off x="0" y="0"/>
-                      <a:ext cx="5303520" cy="3273641"/>
-                    </a:xfrm>
-                    <a:prstGeom prst="rect"/>
-                  </pic:spPr>
-                </pic:pic>
-              </a:graphicData>
-            </a:graphic>
-          </wp:inline>
-        </w:drawing>
-      </w:r>
-    </w:p>
-    <w:p>
-      <w:pPr>
-        <w:spacing w:after="240"/>
-        <w:jc w:val="center"/>
-      </w:pPr>
-      <w:r>
-        <w:rPr>
-          <w:rFonts w:ascii="Times New Roman" w:hAnsi="Times New Roman"/>
-          <w:i/>
-          <w:sz w:val="20"/>
-        </w:rPr>
-        <w:t>Figura 26. Convergencia del diseño y comparativa de casos (5.2).</w:t>
-      </w:r>
-    </w:p>
-    <w:p>
-      <w:pPr>
-        <w:spacing w:before="240" w:after="120"/>
-        <w:jc w:val="center"/>
-      </w:pPr>
-      <w:r>
-        <w:drawing>
-          <wp:inline xmlns:a="http://schemas.openxmlformats.org/drawingml/2006/main" xmlns:pic="http://schemas.openxmlformats.org/drawingml/2006/picture">
-            <wp:extent cx="5303520" cy="3050989"/>
-            <wp:docPr id="27" name="Picture 27"/>
-            <wp:cNvGraphicFramePr>
-              <a:graphicFrameLocks noChangeAspect="1"/>
-            </wp:cNvGraphicFramePr>
-            <a:graphic>
-              <a:graphicData uri="http://schemas.openxmlformats.org/drawingml/2006/picture">
-                <pic:pic>
-                  <pic:nvPicPr>
-                    <pic:cNvPr id="0" name="H_G_5.png"/>
-                    <pic:cNvPicPr/>
-                  </pic:nvPicPr>
-                  <pic:blipFill>
-                    <a:blip r:embed="rId36"/>
-                    <a:stretch>
-                      <a:fillRect/>
-                    </a:stretch>
-                  </pic:blipFill>
-                  <pic:spPr>
-                    <a:xfrm>
-                      <a:off x="0" y="0"/>
-                      <a:ext cx="5303520" cy="3050989"/>
-                    </a:xfrm>
-                    <a:prstGeom prst="rect"/>
-                  </pic:spPr>
-                </pic:pic>
-              </a:graphicData>
-            </a:graphic>
-          </wp:inline>
-        </w:drawing>
-      </w:r>
-    </w:p>
-    <w:p>
-      <w:pPr>
-        <w:spacing w:after="240"/>
-        <w:jc w:val="center"/>
-      </w:pPr>
-      <w:r>
-        <w:rPr>
-          <w:rFonts w:ascii="Times New Roman" w:hAnsi="Times New Roman"/>
-          <w:i/>
-          <w:sz w:val="20"/>
-        </w:rPr>
-        <w:t>Figura 27. Diagramas de persistencia por configuración.</w:t>
-      </w:r>
-    </w:p>
-    <w:p>
-      <w:pPr>
-        <w:spacing w:before="240" w:after="120"/>
-        <w:jc w:val="center"/>
-      </w:pPr>
-      <w:r>
-        <w:drawing>
-          <wp:inline xmlns:a="http://schemas.openxmlformats.org/drawingml/2006/main" xmlns:pic="http://schemas.openxmlformats.org/drawingml/2006/picture">
-            <wp:extent cx="5303520" cy="1656888"/>
-            <wp:docPr id="28" name="Picture 28"/>
-            <wp:cNvGraphicFramePr>
-              <a:graphicFrameLocks noChangeAspect="1"/>
-            </wp:cNvGraphicFramePr>
-            <a:graphic>
-              <a:graphicData uri="http://schemas.openxmlformats.org/drawingml/2006/picture">
-                <pic:pic>
-                  <pic:nvPicPr>
-                    <pic:cNvPr id="0" name="H_G_6.png"/>
-                    <pic:cNvPicPr/>
-                  </pic:nvPicPr>
-                  <pic:blipFill>
-                    <a:blip r:embed="rId37"/>
-                    <a:stretch>
-                      <a:fillRect/>
-                    </a:stretch>
-                  </pic:blipFill>
-                  <pic:spPr>
-                    <a:xfrm>
-                      <a:off x="0" y="0"/>
-                      <a:ext cx="5303520" cy="1656888"/>
-                    </a:xfrm>
-                    <a:prstGeom prst="rect"/>
-                  </pic:spPr>
-                </pic:pic>
-              </a:graphicData>
-            </a:graphic>
-          </wp:inline>
-        </w:drawing>
-      </w:r>
-    </w:p>
-    <w:p>
-      <w:pPr>
-        <w:spacing w:after="240"/>
-        <w:jc w:val="center"/>
-      </w:pPr>
-      <w:r>
-        <w:rPr>
-          <w:rFonts w:ascii="Times New Roman" w:hAnsi="Times New Roman"/>
-          <w:i/>
-          <w:sz w:val="20"/>
-        </w:rPr>
-        <w:t>Figura 28. Tabla 5.9 — Veredicto sobre cada hipótesis.</w:t>
-      </w:r>
-    </w:p>
-    <w:p>
-      <w:pPr>
-        <w:spacing w:before="240" w:after="120"/>
-        <w:jc w:val="center"/>
-      </w:pPr>
-      <w:r>
-        <w:drawing>
-          <wp:inline xmlns:a="http://schemas.openxmlformats.org/drawingml/2006/main" xmlns:pic="http://schemas.openxmlformats.org/drawingml/2006/picture">
-            <wp:extent cx="5303520" cy="1316660"/>
-            <wp:docPr id="29" name="Picture 29"/>
-            <wp:cNvGraphicFramePr>
-              <a:graphicFrameLocks noChangeAspect="1"/>
-            </wp:cNvGraphicFramePr>
-            <a:graphic>
-              <a:graphicData uri="http://schemas.openxmlformats.org/drawingml/2006/picture">
-                <pic:pic>
-                  <pic:nvPicPr>
-                    <pic:cNvPr id="0" name="H_G_7.png"/>
-                    <pic:cNvPicPr/>
-                  </pic:nvPicPr>
-                  <pic:blipFill>
-                    <a:blip r:embed="rId38"/>
-                    <a:stretch>
-                      <a:fillRect/>
-                    </a:stretch>
-                  </pic:blipFill>
-                  <pic:spPr>
-                    <a:xfrm>
-                      <a:off x="0" y="0"/>
-                      <a:ext cx="5303520" cy="1316660"/>
-                    </a:xfrm>
-                    <a:prstGeom prst="rect"/>
-                  </pic:spPr>
-                </pic:pic>
-              </a:graphicData>
-            </a:graphic>
-          </wp:inline>
-        </w:drawing>
-      </w:r>
-    </w:p>
-    <w:p>
-      <w:pPr>
-        <w:spacing w:after="240"/>
-        <w:jc w:val="center"/>
-      </w:pPr>
-      <w:r>
-        <w:rPr>
-          <w:rFonts w:ascii="Times New Roman" w:hAnsi="Times New Roman"/>
-          <w:i/>
-          <w:sz w:val="20"/>
-        </w:rPr>
-        <w:t>Figura 29. Síntesis de veredictos (5.8) y exportación.</w:t>
-      </w:r>
-    </w:p>
-    <w:p>
-      <w:pPr>
-        <w:spacing w:before="240" w:after="120"/>
-        <w:jc w:val="center"/>
-      </w:pPr>
-      <w:r>
-        <w:drawing>
-          <wp:inline xmlns:a="http://schemas.openxmlformats.org/drawingml/2006/main" xmlns:pic="http://schemas.openxmlformats.org/drawingml/2006/picture">
-            <wp:extent cx="5303520" cy="2498352"/>
-            <wp:docPr id="30" name="Picture 30"/>
-            <wp:cNvGraphicFramePr>
-              <a:graphicFrameLocks noChangeAspect="1"/>
-            </wp:cNvGraphicFramePr>
-            <a:graphic>
-              <a:graphicData uri="http://schemas.openxmlformats.org/drawingml/2006/picture">
-                <pic:pic>
-                  <pic:nvPicPr>
-                    <pic:cNvPr id="0" name="H_G_8.png"/>
-                    <pic:cNvPicPr/>
-                  </pic:nvPicPr>
-                  <pic:blipFill>
-                    <a:blip r:embed="rId39"/>
-                    <a:stretch>
-                      <a:fillRect/>
-                    </a:stretch>
-                  </pic:blipFill>
-                  <pic:spPr>
-                    <a:xfrm>
-                      <a:off x="0" y="0"/>
-                      <a:ext cx="5303520" cy="2498352"/>
-                    </a:xfrm>
-                    <a:prstGeom prst="rect"/>
-                  </pic:spPr>
-                </pic:pic>
-              </a:graphicData>
-            </a:graphic>
-          </wp:inline>
-        </w:drawing>
-      </w:r>
-    </w:p>
-    <w:p>
-      <w:pPr>
-        <w:spacing w:after="240"/>
-        <w:jc w:val="center"/>
-      </w:pPr>
-      <w:r>
-        <w:rPr>
-          <w:rFonts w:ascii="Times New Roman" w:hAnsi="Times New Roman"/>
-          <w:i/>
-          <w:sz w:val="20"/>
-        </w:rPr>
-        <w:t>Figura 30. Plan de acción del módulo H.G.</w:t>
-      </w:r>
-    </w:p>
-    <w:p>
-      <w:r>
-        <w:br w:type="page"/>
-      </w:r>
-    </w:p>
-    <w:p>
-      <w:pPr>
-        <w:pStyle w:val="Heading1"/>
-      </w:pPr>
-      <w:r>
-        <w:t>7. Módulo Ejemplo Viga 1D vs 2D</w:t>
+        <w:t>6. Módulo Ejemplo Viga 1D vs 2D</w:t>
       </w:r>
     </w:p>
     <w:p>
@@ -2251,7 +1747,7 @@
         <w:pStyle w:val="Heading2"/>
       </w:pPr>
       <w:r>
-        <w:t>7.1 Modo 1D — Perfil de altura</w:t>
+        <w:t>6.1 Modo 1D — Perfil de altura</w:t>
       </w:r>
     </w:p>
     <w:p>
@@ -2263,7 +1759,7 @@
         <w:drawing>
           <wp:inline xmlns:a="http://schemas.openxmlformats.org/drawingml/2006/main" xmlns:pic="http://schemas.openxmlformats.org/drawingml/2006/picture">
             <wp:extent cx="5303520" cy="2646224"/>
-            <wp:docPr id="31" name="Picture 31"/>
+            <wp:docPr id="22" name="Picture 22"/>
             <wp:cNvGraphicFramePr>
               <a:graphicFrameLocks noChangeAspect="1"/>
             </wp:cNvGraphicFramePr>
@@ -2275,7 +1771,7 @@
                     <pic:cNvPicPr/>
                   </pic:nvPicPr>
                   <pic:blipFill>
-                    <a:blip r:embed="rId40"/>
+                    <a:blip r:embed="rId31"/>
                     <a:stretch>
                       <a:fillRect/>
                     </a:stretch>
@@ -2317,7 +1813,7 @@
         <w:drawing>
           <wp:inline xmlns:a="http://schemas.openxmlformats.org/drawingml/2006/main" xmlns:pic="http://schemas.openxmlformats.org/drawingml/2006/picture">
             <wp:extent cx="5303520" cy="2985522"/>
-            <wp:docPr id="32" name="Picture 32"/>
+            <wp:docPr id="23" name="Picture 23"/>
             <wp:cNvGraphicFramePr>
               <a:graphicFrameLocks noChangeAspect="1"/>
             </wp:cNvGraphicFramePr>
@@ -2329,7 +1825,7 @@
                     <pic:cNvPicPr/>
                   </pic:nvPicPr>
                   <pic:blipFill>
-                    <a:blip r:embed="rId41"/>
+                    <a:blip r:embed="rId32"/>
                     <a:stretch>
                       <a:fillRect/>
                     </a:stretch>
@@ -2371,7 +1867,7 @@
         <w:drawing>
           <wp:inline xmlns:a="http://schemas.openxmlformats.org/drawingml/2006/main" xmlns:pic="http://schemas.openxmlformats.org/drawingml/2006/picture">
             <wp:extent cx="5303520" cy="1567965"/>
-            <wp:docPr id="33" name="Picture 33"/>
+            <wp:docPr id="24" name="Picture 24"/>
             <wp:cNvGraphicFramePr>
               <a:graphicFrameLocks noChangeAspect="1"/>
             </wp:cNvGraphicFramePr>
@@ -2383,7 +1879,7 @@
                     <pic:cNvPicPr/>
                   </pic:nvPicPr>
                   <pic:blipFill>
-                    <a:blip r:embed="rId42"/>
+                    <a:blip r:embed="rId33"/>
                     <a:stretch>
                       <a:fillRect/>
                     </a:stretch>
@@ -2421,7 +1917,7 @@
         <w:pStyle w:val="Heading2"/>
       </w:pPr>
       <w:r>
-        <w:t>7.2 Modo 2D — SIMP topológico</w:t>
+        <w:t>6.2 Modo 2D — SIMP topológico</w:t>
       </w:r>
     </w:p>
     <w:p>
@@ -2433,7 +1929,7 @@
         <w:drawing>
           <wp:inline xmlns:a="http://schemas.openxmlformats.org/drawingml/2006/main" xmlns:pic="http://schemas.openxmlformats.org/drawingml/2006/picture">
             <wp:extent cx="5303520" cy="1946825"/>
-            <wp:docPr id="34" name="Picture 34"/>
+            <wp:docPr id="25" name="Picture 25"/>
             <wp:cNvGraphicFramePr>
               <a:graphicFrameLocks noChangeAspect="1"/>
             </wp:cNvGraphicFramePr>
@@ -2445,7 +1941,7 @@
                     <pic:cNvPicPr/>
                   </pic:nvPicPr>
                   <pic:blipFill>
-                    <a:blip r:embed="rId43"/>
+                    <a:blip r:embed="rId34"/>
                     <a:stretch>
                       <a:fillRect/>
                     </a:stretch>
@@ -2487,7 +1983,7 @@
         <w:drawing>
           <wp:inline xmlns:a="http://schemas.openxmlformats.org/drawingml/2006/main" xmlns:pic="http://schemas.openxmlformats.org/drawingml/2006/picture">
             <wp:extent cx="5303520" cy="2845156"/>
-            <wp:docPr id="35" name="Picture 35"/>
+            <wp:docPr id="26" name="Picture 26"/>
             <wp:cNvGraphicFramePr>
               <a:graphicFrameLocks noChangeAspect="1"/>
             </wp:cNvGraphicFramePr>
@@ -2499,7 +1995,7 @@
                     <pic:cNvPicPr/>
                   </pic:nvPicPr>
                   <pic:blipFill>
-                    <a:blip r:embed="rId44"/>
+                    <a:blip r:embed="rId35"/>
                     <a:stretch>
                       <a:fillRect/>
                     </a:stretch>
@@ -2541,7 +2037,7 @@
         <w:drawing>
           <wp:inline xmlns:a="http://schemas.openxmlformats.org/drawingml/2006/main" xmlns:pic="http://schemas.openxmlformats.org/drawingml/2006/picture">
             <wp:extent cx="5303520" cy="3699618"/>
-            <wp:docPr id="36" name="Picture 36"/>
+            <wp:docPr id="27" name="Picture 27"/>
             <wp:cNvGraphicFramePr>
               <a:graphicFrameLocks noChangeAspect="1"/>
             </wp:cNvGraphicFramePr>
@@ -2553,7 +2049,7 @@
                     <pic:cNvPicPr/>
                   </pic:nvPicPr>
                   <pic:blipFill>
-                    <a:blip r:embed="rId45"/>
+                    <a:blip r:embed="rId36"/>
                     <a:stretch>
                       <a:fillRect/>
                     </a:stretch>
@@ -2595,7 +2091,7 @@
         <w:drawing>
           <wp:inline xmlns:a="http://schemas.openxmlformats.org/drawingml/2006/main" xmlns:pic="http://schemas.openxmlformats.org/drawingml/2006/picture">
             <wp:extent cx="5303520" cy="2274499"/>
-            <wp:docPr id="37" name="Picture 37"/>
+            <wp:docPr id="28" name="Picture 28"/>
             <wp:cNvGraphicFramePr>
               <a:graphicFrameLocks noChangeAspect="1"/>
             </wp:cNvGraphicFramePr>
@@ -2607,7 +2103,7 @@
                     <pic:cNvPicPr/>
                   </pic:nvPicPr>
                   <pic:blipFill>
-                    <a:blip r:embed="rId46"/>
+                    <a:blip r:embed="rId37"/>
                     <a:stretch>
                       <a:fillRect/>
                     </a:stretch>
@@ -2645,7 +2141,7 @@
         <w:pStyle w:val="Heading2"/>
       </w:pPr>
       <w:r>
-        <w:t>7.3 Barrido y comparación</w:t>
+        <w:t>6.3 Barrido y comparación</w:t>
       </w:r>
     </w:p>
     <w:p>
@@ -2657,7 +2153,7 @@
         <w:drawing>
           <wp:inline xmlns:a="http://schemas.openxmlformats.org/drawingml/2006/main" xmlns:pic="http://schemas.openxmlformats.org/drawingml/2006/picture">
             <wp:extent cx="5303520" cy="1453493"/>
-            <wp:docPr id="38" name="Picture 38"/>
+            <wp:docPr id="29" name="Picture 29"/>
             <wp:cNvGraphicFramePr>
               <a:graphicFrameLocks noChangeAspect="1"/>
             </wp:cNvGraphicFramePr>
@@ -2669,7 +2165,7 @@
                     <pic:cNvPicPr/>
                   </pic:nvPicPr>
                   <pic:blipFill>
-                    <a:blip r:embed="rId47"/>
+                    <a:blip r:embed="rId38"/>
                     <a:stretch>
                       <a:fillRect/>
                     </a:stretch>
@@ -2711,7 +2207,7 @@
         <w:drawing>
           <wp:inline xmlns:a="http://schemas.openxmlformats.org/drawingml/2006/main" xmlns:pic="http://schemas.openxmlformats.org/drawingml/2006/picture">
             <wp:extent cx="5303520" cy="3490601"/>
-            <wp:docPr id="39" name="Picture 39"/>
+            <wp:docPr id="30" name="Picture 30"/>
             <wp:cNvGraphicFramePr>
               <a:graphicFrameLocks noChangeAspect="1"/>
             </wp:cNvGraphicFramePr>
@@ -2723,7 +2219,7 @@
                     <pic:cNvPicPr/>
                   </pic:nvPicPr>
                   <pic:blipFill>
-                    <a:blip r:embed="rId48"/>
+                    <a:blip r:embed="rId39"/>
                     <a:stretch>
                       <a:fillRect/>
                     </a:stretch>
@@ -2765,7 +2261,7 @@
         <w:drawing>
           <wp:inline xmlns:a="http://schemas.openxmlformats.org/drawingml/2006/main" xmlns:pic="http://schemas.openxmlformats.org/drawingml/2006/picture">
             <wp:extent cx="5303520" cy="1428762"/>
-            <wp:docPr id="40" name="Picture 40"/>
+            <wp:docPr id="31" name="Picture 31"/>
             <wp:cNvGraphicFramePr>
               <a:graphicFrameLocks noChangeAspect="1"/>
             </wp:cNvGraphicFramePr>
@@ -2777,7 +2273,7 @@
                     <pic:cNvPicPr/>
                   </pic:nvPicPr>
                   <pic:blipFill>
-                    <a:blip r:embed="rId49"/>
+                    <a:blip r:embed="rId40"/>
                     <a:stretch>
                       <a:fillRect/>
                     </a:stretch>
@@ -2819,7 +2315,7 @@
         <w:drawing>
           <wp:inline xmlns:a="http://schemas.openxmlformats.org/drawingml/2006/main" xmlns:pic="http://schemas.openxmlformats.org/drawingml/2006/picture">
             <wp:extent cx="5303520" cy="2363904"/>
-            <wp:docPr id="41" name="Picture 41"/>
+            <wp:docPr id="32" name="Picture 32"/>
             <wp:cNvGraphicFramePr>
               <a:graphicFrameLocks noChangeAspect="1"/>
             </wp:cNvGraphicFramePr>
@@ -2831,7 +2327,7 @@
                     <pic:cNvPicPr/>
                   </pic:nvPicPr>
                   <pic:blipFill>
-                    <a:blip r:embed="rId50"/>
+                    <a:blip r:embed="rId41"/>
                     <a:stretch>
                       <a:fillRect/>
                     </a:stretch>
@@ -2873,7 +2369,7 @@
         <w:drawing>
           <wp:inline xmlns:a="http://schemas.openxmlformats.org/drawingml/2006/main" xmlns:pic="http://schemas.openxmlformats.org/drawingml/2006/picture">
             <wp:extent cx="5303520" cy="3112936"/>
-            <wp:docPr id="42" name="Picture 42"/>
+            <wp:docPr id="33" name="Picture 33"/>
             <wp:cNvGraphicFramePr>
               <a:graphicFrameLocks noChangeAspect="1"/>
             </wp:cNvGraphicFramePr>
@@ -2885,7 +2381,7 @@
                     <pic:cNvPicPr/>
                   </pic:nvPicPr>
                   <pic:blipFill>
-                    <a:blip r:embed="rId51"/>
+                    <a:blip r:embed="rId42"/>
                     <a:stretch>
                       <a:fillRect/>
                     </a:stretch>
@@ -2928,7 +2424,7 @@
         <w:pStyle w:val="Heading1"/>
       </w:pPr>
       <w:r>
-        <w:t>8. Exportación y Solución de Problemas</w:t>
+        <w:t>7. Exportación y Solución de Problemas</w:t>
       </w:r>
     </w:p>
     <w:p>
@@ -2941,7 +2437,7 @@
         <w:pStyle w:val="Heading2"/>
       </w:pPr>
       <w:r>
-        <w:t>8.1 Problemas frecuentes</w:t>
+        <w:t>7.1 Problemas frecuentes</w:t>
       </w:r>
     </w:p>
     <w:tbl>
@@ -3166,7 +2662,7 @@
         <w:pStyle w:val="Heading1"/>
       </w:pPr>
       <w:r>
-        <w:t>9. Glosario</w:t>
+        <w:t>8. Glosario</w:t>
       </w:r>
     </w:p>
     <w:tbl>
@@ -3250,38 +2746,6 @@
                 <w:sz w:val="20"/>
               </w:rPr>
               <w:t>Componentes conexas / agujeros (números de Betti)</w:t>
-            </w:r>
-          </w:p>
-        </w:tc>
-      </w:tr>
-      <w:tr>
-        <w:tc>
-          <w:tcPr>
-            <w:tcW w:type="dxa" w:w="4419"/>
-          </w:tcPr>
-          <w:p>
-            <w:r/>
-            <w:r>
-              <w:rPr>
-                <w:rFonts w:ascii="Times New Roman" w:hAnsi="Times New Roman"/>
-                <w:sz w:val="20"/>
-              </w:rPr>
-              <w:t>μ(α)</w:t>
-            </w:r>
-          </w:p>
-        </w:tc>
-        <w:tc>
-          <w:tcPr>
-            <w:tcW w:type="dxa" w:w="4419"/>
-          </w:tcPr>
-          <w:p>
-            <w:r/>
-            <w:r>
-              <w:rPr>
-                <w:rFonts w:ascii="Times New Roman" w:hAnsi="Times New Roman"/>
-                <w:sz w:val="20"/>
-              </w:rPr>
-              <w:t>Métrica compuesta c + α·β₁</w:t>
             </w:r>
           </w:p>
         </w:tc>
